--- a/5-人员管理/流程制度规范类文件/050101-人员储备管理制度.docx
+++ b/5-人员管理/流程制度规范类文件/050101-人员储备管理制度.docx
@@ -1,7 +1,6 @@
 
 <file path=word/document.xml><?xml version="1.0" encoding="utf-8"?>
-<w:document xmlns:wpc="http://schemas.microsoft.com/office/word/2010/wordprocessingCanvas" xmlns:mc="http://schemas.openxmlformats.org/markup-compatibility/2006" xmlns:o="urn:schemas-microsoft-com:office:office" xmlns:r="http://schemas.openxmlformats.org/officeDocument/2006/relationships" xmlns:m="http://schemas.openxmlformats.org/officeDocument/2006/math" xmlns:v="urn:schemas-microsoft-com:vml" xmlns:wp14="http://schemas.microsoft.com/office/word/2010/wordprocessingDrawing" xmlns:wp="http://schemas.openxmlformats.org/drawingml/2006/wordprocessingDrawing" xmlns:w10="urn:schemas-microsoft-com:office:word" xmlns:w="http://schemas.openxmlformats.org/wordprocessingml/2006/main" xmlns:w14="http://schemas.microsoft.com/office/word/2010/wordml" xmlns:w15="http://schemas.microsoft.com/office/word/2012/wordml" xmlns:wne="http://schemas.microsoft.com/office/word/2006/wordml" xmlns:wpg="http://schemas.microsoft.com/office/word/2010/wordprocessingGroup" xmlns:wpi="http://schemas.microsoft.com/office/word/2010/wordprocessingInk" xmlns:wps="http://schemas.microsoft.com/office/word/2010/wordprocessingShape" mc:Ignorable="w14 w15 wp14">
-  <!-- Generated by Aspose.Words for .NET 13.3.0.1 -->
+<w:document xmlns:wpc="http://schemas.microsoft.com/office/word/2010/wordprocessingCanvas" xmlns:mc="http://schemas.openxmlformats.org/markup-compatibility/2006" xmlns:o="urn:schemas-microsoft-com:office:office" xmlns:r="http://schemas.openxmlformats.org/officeDocument/2006/relationships" xmlns:m="http://schemas.openxmlformats.org/officeDocument/2006/math" xmlns:v="urn:schemas-microsoft-com:vml" xmlns:wp14="http://schemas.microsoft.com/office/word/2010/wordprocessingDrawing" xmlns:wp="http://schemas.openxmlformats.org/drawingml/2006/wordprocessingDrawing" xmlns:w="http://schemas.openxmlformats.org/wordprocessingml/2006/main" xmlns:w14="http://schemas.microsoft.com/office/word/2010/wordml" xmlns:w10="urn:schemas-microsoft-com:office:word" xmlns:w15="http://schemas.microsoft.com/office/word/2012/wordml" xmlns:wpg="http://schemas.microsoft.com/office/word/2010/wordprocessingGroup" xmlns:wpi="http://schemas.microsoft.com/office/word/2010/wordprocessingInk" xmlns:wne="http://schemas.microsoft.com/office/word/2006/wordml" xmlns:wps="http://schemas.microsoft.com/office/word/2010/wordprocessingShape" xmlns:wpsCustomData="http://www.wps.cn/officeDocument/2013/wpsCustomData" mc:Ignorable="w14 w15 wp14">
   <w:body>
     <w:p>
       <w:pPr>
@@ -14,7 +13,7 @@
         <w:spacing w:before="78" w:line="219" w:lineRule="auto"/>
         <w:ind w:left="25"/>
         <w:rPr>
-          <w:rFonts w:ascii="宋体" w:eastAsia="宋体" w:hAnsi="宋体" w:cs="宋体" w:hint="default"/>
+          <w:rFonts w:hint="default" w:ascii="宋体" w:hAnsi="宋体" w:eastAsia="宋体" w:cs="宋体"/>
           <w:sz w:val="24"/>
           <w:szCs w:val="24"/>
           <w:lang w:val="en-US" w:eastAsia="zh-CN"/>
@@ -22,7 +21,7 @@
       </w:pPr>
       <w:r>
         <w:rPr>
-          <w:rFonts w:ascii="宋体" w:eastAsia="宋体" w:hAnsi="宋体" w:cs="宋体"/>
+          <w:rFonts w:ascii="宋体" w:hAnsi="宋体" w:eastAsia="宋体" w:cs="宋体"/>
           <w:b/>
           <w:bCs/>
           <w:spacing w:val="-3"/>
@@ -33,7 +32,7 @@
       </w:r>
       <w:r>
         <w:rPr>
-          <w:rFonts w:ascii="宋体" w:eastAsia="宋体" w:hAnsi="宋体" w:cs="宋体" w:hint="eastAsia"/>
+          <w:rFonts w:hint="eastAsia" w:ascii="宋体" w:hAnsi="宋体" w:eastAsia="宋体" w:cs="宋体"/>
           <w:b/>
           <w:bCs/>
           <w:spacing w:val="-3"/>
@@ -45,7 +44,7 @@
       </w:r>
       <w:r>
         <w:rPr>
-          <w:rFonts w:ascii="宋体" w:eastAsia="宋体" w:hAnsi="宋体" w:cs="宋体"/>
+          <w:rFonts w:ascii="宋体" w:hAnsi="宋体" w:eastAsia="宋体" w:cs="宋体"/>
           <w:b/>
           <w:bCs/>
           <w:spacing w:val="-3"/>
@@ -56,7 +55,7 @@
       </w:r>
       <w:r>
         <w:rPr>
-          <w:rFonts w:ascii="宋体" w:eastAsia="宋体" w:hAnsi="宋体" w:cs="宋体" w:hint="eastAsia"/>
+          <w:rFonts w:hint="eastAsia" w:ascii="宋体" w:hAnsi="宋体" w:eastAsia="宋体" w:cs="宋体"/>
           <w:b/>
           <w:bCs/>
           <w:spacing w:val="-3"/>
@@ -86,14 +85,14 @@
         <w:ind w:left="23"/>
         <w:textAlignment w:val="auto"/>
         <w:rPr>
-          <w:rFonts w:ascii="宋体" w:eastAsia="宋体" w:hAnsi="宋体" w:cs="宋体"/>
-          <w:sz w:val="24"/>
-          <w:szCs w:val="24"/>
-        </w:rPr>
-      </w:pPr>
-      <w:r>
-        <w:rPr>
-          <w:rFonts w:ascii="宋体" w:eastAsia="宋体" w:hAnsi="宋体" w:cs="宋体"/>
+          <w:rFonts w:ascii="宋体" w:hAnsi="宋体" w:eastAsia="宋体" w:cs="宋体"/>
+          <w:sz w:val="24"/>
+          <w:szCs w:val="24"/>
+        </w:rPr>
+      </w:pPr>
+      <w:r>
+        <w:rPr>
+          <w:rFonts w:ascii="宋体" w:hAnsi="宋体" w:eastAsia="宋体" w:cs="宋体"/>
           <w:b/>
           <w:bCs/>
           <w:spacing w:val="240"/>
@@ -105,7 +104,7 @@
       </w:r>
       <w:r>
         <w:rPr>
-          <w:rFonts w:ascii="宋体" w:eastAsia="宋体" w:hAnsi="宋体" w:cs="宋体"/>
+          <w:rFonts w:ascii="宋体" w:hAnsi="宋体" w:eastAsia="宋体" w:cs="宋体"/>
           <w:b/>
           <w:bCs/>
           <w:spacing w:val="0"/>
@@ -117,7 +116,7 @@
       </w:r>
       <w:r>
         <w:rPr>
-          <w:rFonts w:ascii="宋体" w:eastAsia="宋体" w:hAnsi="宋体" w:cs="宋体"/>
+          <w:rFonts w:ascii="宋体" w:hAnsi="宋体" w:eastAsia="宋体" w:cs="宋体"/>
           <w:b/>
           <w:bCs/>
           <w:spacing w:val="-5"/>
@@ -129,7 +128,7 @@
     </w:p>
     <w:p>
       <w:pPr>
-        <w:pStyle w:val="a"/>
+        <w:pStyle w:val="26"/>
         <w:keepLines w:val="0"/>
         <w:pageBreakBefore w:val="0"/>
         <w:widowControl w:val="0"/>
@@ -137,7 +136,7 @@
         <w:overflowPunct/>
         <w:bidi w:val="0"/>
       </w:pPr>
-      <w:bookmarkStart w:id="0" w:name="_Toc18123"/>
+      <w:bookmarkStart w:id="0" w:name="_Toc31489"/>
       <w:r>
         <w:rPr>
           <w:rFonts w:hint="eastAsia"/>
@@ -149,7 +148,7 @@
     </w:p>
     <w:p>
       <w:pPr>
-        <w:pStyle w:val="a0"/>
+        <w:pStyle w:val="27"/>
         <w:keepLines w:val="0"/>
         <w:pageBreakBefore w:val="0"/>
         <w:widowControl w:val="0"/>
@@ -161,7 +160,7 @@
           <w:lang w:val="en-US"/>
         </w:rPr>
       </w:pPr>
-      <w:bookmarkStart w:id="1" w:name="_Toc8830"/>
+      <w:bookmarkStart w:id="1" w:name="_Toc32357"/>
       <w:r>
         <w:rPr>
           <w:rFonts w:hint="eastAsia"/>
@@ -173,17 +172,18 @@
     </w:p>
     <w:tbl>
       <w:tblPr>
-        <w:tblStyle w:val="TableGrid"/>
+        <w:tblStyle w:val="22"/>
         <w:tblW w:w="0" w:type="auto"/>
         <w:tblInd w:w="2443" w:type="dxa"/>
         <w:tblBorders>
-          <w:top w:val="nil"/>
-          <w:left w:val="nil"/>
-          <w:bottom w:val="nil"/>
-          <w:right w:val="nil"/>
-          <w:insideH w:val="nil"/>
-          <w:insideV w:val="nil"/>
+          <w:top w:val="none" w:color="auto" w:sz="0" w:space="0"/>
+          <w:left w:val="none" w:color="auto" w:sz="0" w:space="0"/>
+          <w:bottom w:val="none" w:color="auto" w:sz="0" w:space="0"/>
+          <w:right w:val="none" w:color="auto" w:sz="0" w:space="0"/>
+          <w:insideH w:val="none" w:color="auto" w:sz="0" w:space="0"/>
+          <w:insideV w:val="none" w:color="auto" w:sz="0" w:space="0"/>
         </w:tblBorders>
+        <w:tblLayout w:type="autofit"/>
         <w:tblCellMar>
           <w:top w:w="0" w:type="dxa"/>
           <w:left w:w="108" w:type="dxa"/>
@@ -197,15 +197,13 @@
       </w:tblGrid>
       <w:tr>
         <w:tblPrEx>
-          <w:tblW w:w="0" w:type="auto"/>
-          <w:tblInd w:w="2443" w:type="dxa"/>
           <w:tblBorders>
-            <w:top w:val="nil"/>
-            <w:left w:val="nil"/>
-            <w:bottom w:val="nil"/>
-            <w:right w:val="nil"/>
-            <w:insideH w:val="nil"/>
-            <w:insideV w:val="nil"/>
+            <w:top w:val="none" w:color="auto" w:sz="0" w:space="0"/>
+            <w:left w:val="none" w:color="auto" w:sz="0" w:space="0"/>
+            <w:bottom w:val="none" w:color="auto" w:sz="0" w:space="0"/>
+            <w:right w:val="none" w:color="auto" w:sz="0" w:space="0"/>
+            <w:insideH w:val="none" w:color="auto" w:sz="0" w:space="0"/>
+            <w:insideV w:val="none" w:color="auto" w:sz="0" w:space="0"/>
           </w:tblBorders>
           <w:tblCellMar>
             <w:top w:w="0" w:type="dxa"/>
@@ -215,7 +213,7 @@
           </w:tblCellMar>
         </w:tblPrEx>
         <w:trPr>
-          <w:trHeight w:val="810"/>
+          <w:trHeight w:val="810" w:hRule="atLeast"/>
         </w:trPr>
         <w:tc>
           <w:tcPr>
@@ -245,7 +243,7 @@
             </w:r>
             <w:r>
               <w:rPr>
-                <w:rFonts w:asciiTheme="minorAscii" w:eastAsiaTheme="minorEastAsia" w:hAnsiTheme="minorAscii" w:hint="default"/>
+                <w:rFonts w:hint="default" w:asciiTheme="minorAscii" w:hAnsiTheme="minorAscii" w:eastAsiaTheme="minorEastAsia"/>
                 <w:spacing w:val="227"/>
                 <w:sz w:val="21"/>
                 <w:vertAlign w:val="baseline"/>
@@ -295,7 +293,7 @@
             </w:r>
             <w:r>
               <w:rPr>
-                <w:rFonts w:asciiTheme="minorAscii" w:eastAsiaTheme="minorEastAsia" w:hAnsiTheme="minorAscii" w:hint="eastAsia"/>
+                <w:rFonts w:hint="eastAsia" w:asciiTheme="minorAscii" w:hAnsiTheme="minorAscii" w:eastAsiaTheme="minorEastAsia"/>
                 <w:spacing w:val="227"/>
                 <w:sz w:val="21"/>
                 <w:vertAlign w:val="baseline"/>
@@ -317,8 +315,14 @@
       </w:tr>
       <w:tr>
         <w:tblPrEx>
-          <w:tblW w:w="0" w:type="auto"/>
-          <w:tblInd w:w="2443" w:type="dxa"/>
+          <w:tblBorders>
+            <w:top w:val="none" w:color="auto" w:sz="0" w:space="0"/>
+            <w:left w:val="none" w:color="auto" w:sz="0" w:space="0"/>
+            <w:bottom w:val="none" w:color="auto" w:sz="0" w:space="0"/>
+            <w:right w:val="none" w:color="auto" w:sz="0" w:space="0"/>
+            <w:insideH w:val="none" w:color="auto" w:sz="0" w:space="0"/>
+            <w:insideV w:val="none" w:color="auto" w:sz="0" w:space="0"/>
+          </w:tblBorders>
           <w:tblCellMar>
             <w:top w:w="0" w:type="dxa"/>
             <w:left w:w="108" w:type="dxa"/>
@@ -327,7 +331,7 @@
           </w:tblCellMar>
         </w:tblPrEx>
         <w:trPr>
-          <w:trHeight w:val="810"/>
+          <w:trHeight w:val="810" w:hRule="atLeast"/>
         </w:trPr>
         <w:tc>
           <w:tcPr>
@@ -343,7 +347,7 @@
               <w:overflowPunct/>
               <w:bidi w:val="0"/>
               <w:rPr>
-                <w:rFonts w:ascii="Arial" w:eastAsia="Arial" w:hAnsi="Arial" w:cs="Arial" w:hint="eastAsia"/>
+                <w:rFonts w:hint="eastAsia" w:ascii="Arial" w:hAnsi="Arial" w:eastAsia="Arial" w:cs="Arial"/>
                 <w:snapToGrid w:val="0"/>
                 <w:color w:val="000000"/>
                 <w:kern w:val="0"/>
@@ -363,7 +367,7 @@
             </w:r>
             <w:r>
               <w:rPr>
-                <w:rFonts w:asciiTheme="minorAscii" w:eastAsiaTheme="minorEastAsia" w:hAnsiTheme="minorAscii" w:hint="default"/>
+                <w:rFonts w:hint="default" w:asciiTheme="minorAscii" w:hAnsiTheme="minorAscii" w:eastAsiaTheme="minorEastAsia"/>
                 <w:spacing w:val="227"/>
                 <w:sz w:val="21"/>
                 <w:vertAlign w:val="baseline"/>
@@ -374,13 +378,10 @@
             <w:r>
               <w:rPr>
                 <w:rFonts w:hint="eastAsia"/>
-                <w:spacing w:val="90"/>
-                <w:kern w:val="0"/>
                 <w:u w:val="single"/>
-                <w:vertAlign w:val="baseline"/>
                 <w:lang w:val="en-US" w:eastAsia="zh-CN"/>
               </w:rPr>
-              <w:t>严长运</w:t>
+              <w:t>刘钢要</w:t>
             </w:r>
           </w:p>
         </w:tc>
@@ -398,7 +399,7 @@
               <w:overflowPunct/>
               <w:bidi w:val="0"/>
               <w:rPr>
-                <w:rFonts w:ascii="Arial" w:eastAsia="Arial" w:hAnsi="Arial" w:cs="Arial" w:hint="eastAsia"/>
+                <w:rFonts w:hint="eastAsia" w:ascii="Arial" w:hAnsi="Arial" w:eastAsia="Arial" w:cs="Arial"/>
                 <w:snapToGrid w:val="0"/>
                 <w:color w:val="000000"/>
                 <w:kern w:val="0"/>
@@ -418,7 +419,7 @@
             </w:r>
             <w:r>
               <w:rPr>
-                <w:rFonts w:asciiTheme="minorAscii" w:eastAsiaTheme="minorEastAsia" w:hAnsiTheme="minorAscii" w:hint="eastAsia"/>
+                <w:rFonts w:hint="eastAsia" w:asciiTheme="minorAscii" w:hAnsiTheme="minorAscii" w:eastAsiaTheme="minorEastAsia"/>
                 <w:spacing w:val="227"/>
                 <w:sz w:val="21"/>
                 <w:vertAlign w:val="baseline"/>
@@ -440,8 +441,14 @@
       </w:tr>
       <w:tr>
         <w:tblPrEx>
-          <w:tblW w:w="0" w:type="auto"/>
-          <w:tblInd w:w="2443" w:type="dxa"/>
+          <w:tblBorders>
+            <w:top w:val="none" w:color="auto" w:sz="0" w:space="0"/>
+            <w:left w:val="none" w:color="auto" w:sz="0" w:space="0"/>
+            <w:bottom w:val="none" w:color="auto" w:sz="0" w:space="0"/>
+            <w:right w:val="none" w:color="auto" w:sz="0" w:space="0"/>
+            <w:insideH w:val="none" w:color="auto" w:sz="0" w:space="0"/>
+            <w:insideV w:val="none" w:color="auto" w:sz="0" w:space="0"/>
+          </w:tblBorders>
           <w:tblCellMar>
             <w:top w:w="0" w:type="dxa"/>
             <w:left w:w="108" w:type="dxa"/>
@@ -450,7 +457,7 @@
           </w:tblCellMar>
         </w:tblPrEx>
         <w:trPr>
-          <w:trHeight w:val="635"/>
+          <w:trHeight w:val="635" w:hRule="atLeast"/>
         </w:trPr>
         <w:tc>
           <w:tcPr>
@@ -480,7 +487,7 @@
             </w:r>
             <w:r>
               <w:rPr>
-                <w:rFonts w:asciiTheme="minorAscii" w:eastAsiaTheme="minorEastAsia" w:hAnsiTheme="minorAscii" w:hint="eastAsia"/>
+                <w:rFonts w:hint="eastAsia" w:asciiTheme="minorAscii" w:hAnsiTheme="minorAscii" w:eastAsiaTheme="minorEastAsia"/>
                 <w:spacing w:val="227"/>
                 <w:sz w:val="21"/>
                 <w:vertAlign w:val="baseline"/>
@@ -526,7 +533,7 @@
             </w:r>
             <w:r>
               <w:rPr>
-                <w:rFonts w:asciiTheme="minorAscii" w:eastAsiaTheme="minorEastAsia" w:hAnsiTheme="minorAscii" w:hint="eastAsia"/>
+                <w:rFonts w:hint="eastAsia" w:asciiTheme="minorAscii" w:hAnsiTheme="minorAscii" w:eastAsiaTheme="minorEastAsia"/>
                 <w:spacing w:val="227"/>
                 <w:sz w:val="21"/>
                 <w:vertAlign w:val="baseline"/>
@@ -571,14 +578,14 @@
         <w:spacing w:before="153" w:line="225" w:lineRule="auto"/>
         <w:ind w:left="3634"/>
         <w:rPr>
-          <w:rFonts w:ascii="宋体" w:eastAsia="宋体" w:hAnsi="宋体" w:cs="宋体"/>
+          <w:rFonts w:ascii="宋体" w:hAnsi="宋体" w:eastAsia="宋体" w:cs="宋体"/>
           <w:sz w:val="31"/>
           <w:szCs w:val="31"/>
         </w:rPr>
       </w:pPr>
       <w:r>
         <w:rPr>
-          <w:rFonts w:ascii="宋体" w:eastAsia="宋体" w:hAnsi="宋体" w:cs="宋体"/>
+          <w:rFonts w:ascii="宋体" w:hAnsi="宋体" w:eastAsia="宋体" w:cs="宋体"/>
           <w:b/>
           <w:bCs/>
           <w:spacing w:val="4"/>
@@ -590,16 +597,16 @@
     </w:p>
     <w:tbl>
       <w:tblPr>
-        <w:tblStyle w:val="TableNormal0"/>
+        <w:tblStyle w:val="28"/>
         <w:tblW w:w="8301" w:type="dxa"/>
         <w:tblInd w:w="2" w:type="dxa"/>
         <w:tblBorders>
-          <w:top w:val="single" w:sz="2" w:space="0" w:color="000000"/>
-          <w:left w:val="single" w:sz="2" w:space="0" w:color="000000"/>
-          <w:bottom w:val="single" w:sz="2" w:space="0" w:color="000000"/>
-          <w:right w:val="single" w:sz="2" w:space="0" w:color="000000"/>
-          <w:insideH w:val="single" w:sz="2" w:space="0" w:color="000000"/>
-          <w:insideV w:val="single" w:sz="2" w:space="0" w:color="000000"/>
+          <w:top w:val="single" w:color="000000" w:sz="2" w:space="0"/>
+          <w:left w:val="single" w:color="000000" w:sz="2" w:space="0"/>
+          <w:bottom w:val="single" w:color="000000" w:sz="2" w:space="0"/>
+          <w:right w:val="single" w:color="000000" w:sz="2" w:space="0"/>
+          <w:insideH w:val="single" w:color="000000" w:sz="2" w:space="0"/>
+          <w:insideV w:val="single" w:color="000000" w:sz="2" w:space="0"/>
         </w:tblBorders>
         <w:tblLayout w:type="fixed"/>
         <w:tblCellMar>
@@ -619,17 +626,14 @@
       </w:tblGrid>
       <w:tr>
         <w:tblPrEx>
-          <w:tblW w:w="8301" w:type="dxa"/>
-          <w:tblInd w:w="2" w:type="dxa"/>
           <w:tblBorders>
-            <w:top w:val="single" w:sz="2" w:space="0" w:color="000000"/>
-            <w:left w:val="single" w:sz="2" w:space="0" w:color="000000"/>
-            <w:bottom w:val="single" w:sz="2" w:space="0" w:color="000000"/>
-            <w:right w:val="single" w:sz="2" w:space="0" w:color="000000"/>
-            <w:insideH w:val="single" w:sz="2" w:space="0" w:color="000000"/>
-            <w:insideV w:val="single" w:sz="2" w:space="0" w:color="000000"/>
+            <w:top w:val="single" w:color="000000" w:sz="2" w:space="0"/>
+            <w:left w:val="single" w:color="000000" w:sz="2" w:space="0"/>
+            <w:bottom w:val="single" w:color="000000" w:sz="2" w:space="0"/>
+            <w:right w:val="single" w:color="000000" w:sz="2" w:space="0"/>
+            <w:insideH w:val="single" w:color="000000" w:sz="2" w:space="0"/>
+            <w:insideV w:val="single" w:color="000000" w:sz="2" w:space="0"/>
           </w:tblBorders>
-          <w:tblLayout w:type="fixed"/>
           <w:tblCellMar>
             <w:top w:w="0" w:type="dxa"/>
             <w:left w:w="0" w:type="dxa"/>
@@ -638,7 +642,7 @@
           </w:tblCellMar>
         </w:tblPrEx>
         <w:trPr>
-          <w:trHeight w:val="593"/>
+          <w:trHeight w:val="593" w:hRule="atLeast"/>
         </w:trPr>
         <w:tc>
           <w:tcPr>
@@ -655,14 +659,14 @@
               <w:spacing w:before="176" w:line="228" w:lineRule="auto"/>
               <w:ind w:left="607"/>
               <w:rPr>
-                <w:rFonts w:ascii="宋体" w:eastAsia="宋体" w:hAnsi="宋体" w:cs="宋体"/>
+                <w:rFonts w:ascii="宋体" w:hAnsi="宋体" w:eastAsia="宋体" w:cs="宋体"/>
                 <w:sz w:val="20"/>
                 <w:szCs w:val="20"/>
               </w:rPr>
             </w:pPr>
             <w:r>
               <w:rPr>
-                <w:rFonts w:ascii="宋体" w:eastAsia="宋体" w:hAnsi="宋体" w:cs="宋体"/>
+                <w:rFonts w:ascii="宋体" w:hAnsi="宋体" w:eastAsia="宋体" w:cs="宋体"/>
                 <w:spacing w:val="-14"/>
                 <w:sz w:val="20"/>
                 <w:szCs w:val="20"/>
@@ -686,14 +690,14 @@
               <w:spacing w:before="175" w:line="227" w:lineRule="auto"/>
               <w:ind w:left="253"/>
               <w:rPr>
-                <w:rFonts w:ascii="宋体" w:eastAsia="宋体" w:hAnsi="宋体" w:cs="宋体"/>
+                <w:rFonts w:ascii="宋体" w:hAnsi="宋体" w:eastAsia="宋体" w:cs="宋体"/>
                 <w:sz w:val="20"/>
                 <w:szCs w:val="20"/>
               </w:rPr>
             </w:pPr>
             <w:r>
               <w:rPr>
-                <w:rFonts w:ascii="宋体" w:eastAsia="宋体" w:hAnsi="宋体" w:cs="宋体"/>
+                <w:rFonts w:ascii="宋体" w:hAnsi="宋体" w:eastAsia="宋体" w:cs="宋体"/>
                 <w:spacing w:val="4"/>
                 <w:sz w:val="20"/>
                 <w:szCs w:val="20"/>
@@ -717,14 +721,14 @@
               <w:spacing w:before="175" w:line="228" w:lineRule="auto"/>
               <w:ind w:left="730"/>
               <w:rPr>
-                <w:rFonts w:ascii="宋体" w:eastAsia="宋体" w:hAnsi="宋体" w:cs="宋体"/>
+                <w:rFonts w:ascii="宋体" w:hAnsi="宋体" w:eastAsia="宋体" w:cs="宋体"/>
                 <w:sz w:val="20"/>
                 <w:szCs w:val="20"/>
               </w:rPr>
             </w:pPr>
             <w:r>
               <w:rPr>
-                <w:rFonts w:ascii="宋体" w:eastAsia="宋体" w:hAnsi="宋体" w:cs="宋体"/>
+                <w:rFonts w:ascii="宋体" w:hAnsi="宋体" w:eastAsia="宋体" w:cs="宋体"/>
                 <w:spacing w:val="7"/>
                 <w:sz w:val="20"/>
                 <w:szCs w:val="20"/>
@@ -748,14 +752,14 @@
               <w:spacing w:before="175" w:line="228" w:lineRule="auto"/>
               <w:ind w:left="310"/>
               <w:rPr>
-                <w:rFonts w:ascii="宋体" w:eastAsia="宋体" w:hAnsi="宋体" w:cs="宋体"/>
+                <w:rFonts w:ascii="宋体" w:hAnsi="宋体" w:eastAsia="宋体" w:cs="宋体"/>
                 <w:sz w:val="20"/>
                 <w:szCs w:val="20"/>
               </w:rPr>
             </w:pPr>
             <w:r>
               <w:rPr>
-                <w:rFonts w:ascii="宋体" w:eastAsia="宋体" w:hAnsi="宋体" w:cs="宋体"/>
+                <w:rFonts w:ascii="宋体" w:hAnsi="宋体" w:eastAsia="宋体" w:cs="宋体"/>
                 <w:spacing w:val="6"/>
                 <w:sz w:val="20"/>
                 <w:szCs w:val="20"/>
@@ -779,7 +783,7 @@
               <w:spacing w:before="175" w:line="228" w:lineRule="auto"/>
               <w:ind w:left="310"/>
               <w:rPr>
-                <w:rFonts w:ascii="宋体" w:eastAsia="宋体" w:hAnsi="宋体" w:cs="宋体" w:hint="eastAsia"/>
+                <w:rFonts w:hint="eastAsia" w:ascii="宋体" w:hAnsi="宋体" w:eastAsia="宋体" w:cs="宋体"/>
                 <w:spacing w:val="6"/>
                 <w:sz w:val="20"/>
                 <w:szCs w:val="20"/>
@@ -788,7 +792,7 @@
             </w:pPr>
             <w:r>
               <w:rPr>
-                <w:rFonts w:ascii="宋体" w:eastAsia="宋体" w:hAnsi="宋体" w:cs="宋体" w:hint="eastAsia"/>
+                <w:rFonts w:hint="eastAsia" w:ascii="宋体" w:hAnsi="宋体" w:eastAsia="宋体" w:cs="宋体"/>
                 <w:spacing w:val="6"/>
                 <w:sz w:val="20"/>
                 <w:szCs w:val="20"/>
@@ -813,14 +817,14 @@
               <w:spacing w:before="176" w:line="229" w:lineRule="auto"/>
               <w:ind w:left="311"/>
               <w:rPr>
-                <w:rFonts w:ascii="宋体" w:eastAsia="宋体" w:hAnsi="宋体" w:cs="宋体"/>
+                <w:rFonts w:ascii="宋体" w:hAnsi="宋体" w:eastAsia="宋体" w:cs="宋体"/>
                 <w:sz w:val="20"/>
                 <w:szCs w:val="20"/>
               </w:rPr>
             </w:pPr>
             <w:r>
               <w:rPr>
-                <w:rFonts w:ascii="宋体" w:eastAsia="宋体" w:hAnsi="宋体" w:cs="宋体"/>
+                <w:rFonts w:ascii="宋体" w:hAnsi="宋体" w:eastAsia="宋体" w:cs="宋体"/>
                 <w:spacing w:val="7"/>
                 <w:sz w:val="20"/>
                 <w:szCs w:val="20"/>
@@ -832,9 +836,14 @@
       </w:tr>
       <w:tr>
         <w:tblPrEx>
-          <w:tblW w:w="8301" w:type="dxa"/>
-          <w:tblInd w:w="2" w:type="dxa"/>
-          <w:tblLayout w:type="fixed"/>
+          <w:tblBorders>
+            <w:top w:val="single" w:color="000000" w:sz="2" w:space="0"/>
+            <w:left w:val="single" w:color="000000" w:sz="2" w:space="0"/>
+            <w:bottom w:val="single" w:color="000000" w:sz="2" w:space="0"/>
+            <w:right w:val="single" w:color="000000" w:sz="2" w:space="0"/>
+            <w:insideH w:val="single" w:color="000000" w:sz="2" w:space="0"/>
+            <w:insideV w:val="single" w:color="000000" w:sz="2" w:space="0"/>
+          </w:tblBorders>
           <w:tblCellMar>
             <w:top w:w="0" w:type="dxa"/>
             <w:left w:w="0" w:type="dxa"/>
@@ -843,7 +852,7 @@
           </w:tblCellMar>
         </w:tblPrEx>
         <w:trPr>
-          <w:trHeight w:val="556"/>
+          <w:trHeight w:val="556" w:hRule="atLeast"/>
         </w:trPr>
         <w:tc>
           <w:tcPr>
@@ -860,14 +869,14 @@
               <w:spacing w:before="173" w:line="267" w:lineRule="exact"/>
               <w:ind w:left="260"/>
               <w:rPr>
-                <w:rFonts w:ascii="宋体" w:eastAsia="宋体" w:hAnsi="宋体" w:cs="宋体"/>
+                <w:rFonts w:ascii="宋体" w:hAnsi="宋体" w:eastAsia="宋体" w:cs="宋体"/>
                 <w:sz w:val="20"/>
                 <w:szCs w:val="20"/>
               </w:rPr>
             </w:pPr>
             <w:r>
               <w:rPr>
-                <w:rFonts w:ascii="宋体" w:eastAsia="宋体" w:hAnsi="宋体" w:cs="宋体"/>
+                <w:rFonts w:ascii="宋体" w:hAnsi="宋体" w:eastAsia="宋体" w:cs="宋体"/>
                 <w:spacing w:val="3"/>
                 <w:position w:val="1"/>
                 <w:sz w:val="20"/>
@@ -892,14 +901,14 @@
               <w:spacing w:before="173" w:line="267" w:lineRule="exact"/>
               <w:ind w:left="248"/>
               <w:rPr>
-                <w:rFonts w:ascii="宋体" w:eastAsia="宋体" w:hAnsi="宋体" w:cs="宋体"/>
+                <w:rFonts w:ascii="宋体" w:hAnsi="宋体" w:eastAsia="宋体" w:cs="宋体"/>
                 <w:sz w:val="20"/>
                 <w:szCs w:val="20"/>
               </w:rPr>
             </w:pPr>
             <w:r>
               <w:rPr>
-                <w:rFonts w:ascii="宋体" w:eastAsia="宋体" w:hAnsi="宋体" w:cs="宋体"/>
+                <w:rFonts w:ascii="宋体" w:hAnsi="宋体" w:eastAsia="宋体" w:cs="宋体"/>
                 <w:spacing w:val="4"/>
                 <w:position w:val="1"/>
                 <w:sz w:val="20"/>
@@ -925,14 +934,14 @@
               <w:ind w:left="114"/>
               <w:jc w:val="center"/>
               <w:rPr>
-                <w:rFonts w:ascii="宋体" w:eastAsia="宋体" w:hAnsi="宋体" w:cs="宋体"/>
+                <w:rFonts w:ascii="宋体" w:hAnsi="宋体" w:eastAsia="宋体" w:cs="宋体"/>
                 <w:sz w:val="20"/>
                 <w:szCs w:val="20"/>
               </w:rPr>
             </w:pPr>
             <w:r>
               <w:rPr>
-                <w:rFonts w:ascii="宋体" w:eastAsia="宋体" w:hAnsi="宋体" w:cs="宋体"/>
+                <w:rFonts w:ascii="宋体" w:hAnsi="宋体" w:eastAsia="宋体" w:cs="宋体"/>
                 <w:spacing w:val="7"/>
                 <w:sz w:val="20"/>
                 <w:szCs w:val="20"/>
@@ -956,14 +965,14 @@
               <w:spacing w:before="172" w:line="228" w:lineRule="auto"/>
               <w:ind w:left="313"/>
               <w:rPr>
-                <w:rFonts w:ascii="宋体" w:eastAsia="宋体" w:hAnsi="宋体" w:cs="宋体"/>
+                <w:rFonts w:ascii="宋体" w:hAnsi="宋体" w:eastAsia="宋体" w:cs="宋体"/>
                 <w:sz w:val="20"/>
                 <w:szCs w:val="20"/>
               </w:rPr>
             </w:pPr>
             <w:r>
               <w:rPr>
-                <w:rFonts w:ascii="宋体" w:eastAsia="宋体" w:hAnsi="宋体" w:cs="宋体" w:hint="eastAsia"/>
+                <w:rFonts w:hint="eastAsia" w:ascii="宋体" w:hAnsi="宋体" w:eastAsia="宋体" w:cs="宋体"/>
                 <w:spacing w:val="0"/>
                 <w:kern w:val="0"/>
                 <w:sz w:val="20"/>
@@ -989,7 +998,7 @@
               <w:spacing w:before="172" w:line="228" w:lineRule="auto"/>
               <w:ind w:left="313"/>
               <w:rPr>
-                <w:rFonts w:ascii="宋体" w:eastAsia="宋体" w:hAnsi="宋体" w:cs="宋体" w:hint="eastAsia"/>
+                <w:rFonts w:hint="eastAsia" w:ascii="宋体" w:hAnsi="宋体" w:eastAsia="宋体" w:cs="宋体"/>
                 <w:spacing w:val="5"/>
                 <w:sz w:val="20"/>
                 <w:szCs w:val="20"/>
@@ -997,14 +1006,10 @@
             </w:pPr>
             <w:r>
               <w:rPr>
-                <w:rFonts w:ascii="宋体" w:eastAsia="宋体" w:hAnsi="宋体" w:cs="宋体" w:hint="eastAsia"/>
-                <w:spacing w:val="100"/>
-                <w:kern w:val="0"/>
-                <w:sz w:val="20"/>
-                <w:szCs w:val="20"/>
+                <w:rFonts w:hint="eastAsia"/>
                 <w:lang w:val="en-US" w:eastAsia="zh-CN"/>
               </w:rPr>
-              <w:t>严长运</w:t>
+              <w:t>刘钢要</w:t>
             </w:r>
           </w:p>
         </w:tc>
@@ -1023,14 +1028,14 @@
               <w:spacing w:before="173" w:line="229" w:lineRule="auto"/>
               <w:ind w:left="314"/>
               <w:rPr>
-                <w:rFonts w:ascii="宋体" w:eastAsia="宋体" w:hAnsi="宋体" w:cs="宋体"/>
+                <w:rFonts w:ascii="宋体" w:hAnsi="宋体" w:eastAsia="宋体" w:cs="宋体"/>
                 <w:sz w:val="20"/>
                 <w:szCs w:val="20"/>
               </w:rPr>
             </w:pPr>
             <w:r>
               <w:rPr>
-                <w:rFonts w:ascii="宋体" w:eastAsia="宋体" w:hAnsi="宋体" w:cs="宋体" w:hint="eastAsia"/>
+                <w:rFonts w:hint="eastAsia" w:ascii="宋体" w:hAnsi="宋体" w:eastAsia="宋体" w:cs="宋体"/>
                 <w:spacing w:val="6"/>
                 <w:sz w:val="20"/>
                 <w:szCs w:val="20"/>
@@ -1043,9 +1048,14 @@
       </w:tr>
       <w:tr>
         <w:tblPrEx>
-          <w:tblW w:w="8301" w:type="dxa"/>
-          <w:tblInd w:w="2" w:type="dxa"/>
-          <w:tblLayout w:type="fixed"/>
+          <w:tblBorders>
+            <w:top w:val="single" w:color="000000" w:sz="2" w:space="0"/>
+            <w:left w:val="single" w:color="000000" w:sz="2" w:space="0"/>
+            <w:bottom w:val="single" w:color="000000" w:sz="2" w:space="0"/>
+            <w:right w:val="single" w:color="000000" w:sz="2" w:space="0"/>
+            <w:insideH w:val="single" w:color="000000" w:sz="2" w:space="0"/>
+            <w:insideV w:val="single" w:color="000000" w:sz="2" w:space="0"/>
+          </w:tblBorders>
           <w:tblCellMar>
             <w:top w:w="0" w:type="dxa"/>
             <w:left w:w="0" w:type="dxa"/>
@@ -1054,7 +1064,7 @@
           </w:tblCellMar>
         </w:tblPrEx>
         <w:trPr>
-          <w:trHeight w:val="556"/>
+          <w:trHeight w:val="556" w:hRule="atLeast"/>
         </w:trPr>
         <w:tc>
           <w:tcPr>
@@ -1062,7 +1072,7 @@
           </w:tcPr>
           <w:p>
             <w:pPr>
-              <w:pStyle w:val="TableText"/>
+              <w:pStyle w:val="29"/>
               <w:keepLines w:val="0"/>
               <w:pageBreakBefore w:val="0"/>
               <w:widowControl w:val="0"/>
@@ -1078,7 +1088,7 @@
           </w:tcPr>
           <w:p>
             <w:pPr>
-              <w:pStyle w:val="TableText"/>
+              <w:pStyle w:val="29"/>
               <w:keepLines w:val="0"/>
               <w:pageBreakBefore w:val="0"/>
               <w:widowControl w:val="0"/>
@@ -1094,7 +1104,7 @@
           </w:tcPr>
           <w:p>
             <w:pPr>
-              <w:pStyle w:val="TableText"/>
+              <w:pStyle w:val="29"/>
               <w:keepLines w:val="0"/>
               <w:pageBreakBefore w:val="0"/>
               <w:widowControl w:val="0"/>
@@ -1144,7 +1154,7 @@
           </w:tcPr>
           <w:p>
             <w:pPr>
-              <w:pStyle w:val="TableText"/>
+              <w:pStyle w:val="29"/>
               <w:keepLines w:val="0"/>
               <w:pageBreakBefore w:val="0"/>
               <w:widowControl w:val="0"/>
@@ -1157,9 +1167,14 @@
       </w:tr>
       <w:tr>
         <w:tblPrEx>
-          <w:tblW w:w="8301" w:type="dxa"/>
-          <w:tblInd w:w="2" w:type="dxa"/>
-          <w:tblLayout w:type="fixed"/>
+          <w:tblBorders>
+            <w:top w:val="single" w:color="000000" w:sz="2" w:space="0"/>
+            <w:left w:val="single" w:color="000000" w:sz="2" w:space="0"/>
+            <w:bottom w:val="single" w:color="000000" w:sz="2" w:space="0"/>
+            <w:right w:val="single" w:color="000000" w:sz="2" w:space="0"/>
+            <w:insideH w:val="single" w:color="000000" w:sz="2" w:space="0"/>
+            <w:insideV w:val="single" w:color="000000" w:sz="2" w:space="0"/>
+          </w:tblBorders>
           <w:tblCellMar>
             <w:top w:w="0" w:type="dxa"/>
             <w:left w:w="0" w:type="dxa"/>
@@ -1168,7 +1183,7 @@
           </w:tblCellMar>
         </w:tblPrEx>
         <w:trPr>
-          <w:trHeight w:val="556"/>
+          <w:trHeight w:val="556" w:hRule="atLeast"/>
         </w:trPr>
         <w:tc>
           <w:tcPr>
@@ -1176,7 +1191,7 @@
           </w:tcPr>
           <w:p>
             <w:pPr>
-              <w:pStyle w:val="TableText"/>
+              <w:pStyle w:val="29"/>
               <w:keepLines w:val="0"/>
               <w:pageBreakBefore w:val="0"/>
               <w:widowControl w:val="0"/>
@@ -1192,7 +1207,7 @@
           </w:tcPr>
           <w:p>
             <w:pPr>
-              <w:pStyle w:val="TableText"/>
+              <w:pStyle w:val="29"/>
               <w:keepLines w:val="0"/>
               <w:pageBreakBefore w:val="0"/>
               <w:widowControl w:val="0"/>
@@ -1208,7 +1223,7 @@
           </w:tcPr>
           <w:p>
             <w:pPr>
-              <w:pStyle w:val="TableText"/>
+              <w:pStyle w:val="29"/>
               <w:keepLines w:val="0"/>
               <w:pageBreakBefore w:val="0"/>
               <w:widowControl w:val="0"/>
@@ -1258,7 +1273,7 @@
           </w:tcPr>
           <w:p>
             <w:pPr>
-              <w:pStyle w:val="TableText"/>
+              <w:pStyle w:val="29"/>
               <w:keepLines w:val="0"/>
               <w:pageBreakBefore w:val="0"/>
               <w:widowControl w:val="0"/>
@@ -1271,9 +1286,14 @@
       </w:tr>
       <w:tr>
         <w:tblPrEx>
-          <w:tblW w:w="8301" w:type="dxa"/>
-          <w:tblInd w:w="2" w:type="dxa"/>
-          <w:tblLayout w:type="fixed"/>
+          <w:tblBorders>
+            <w:top w:val="single" w:color="000000" w:sz="2" w:space="0"/>
+            <w:left w:val="single" w:color="000000" w:sz="2" w:space="0"/>
+            <w:bottom w:val="single" w:color="000000" w:sz="2" w:space="0"/>
+            <w:right w:val="single" w:color="000000" w:sz="2" w:space="0"/>
+            <w:insideH w:val="single" w:color="000000" w:sz="2" w:space="0"/>
+            <w:insideV w:val="single" w:color="000000" w:sz="2" w:space="0"/>
+          </w:tblBorders>
           <w:tblCellMar>
             <w:top w:w="0" w:type="dxa"/>
             <w:left w:w="0" w:type="dxa"/>
@@ -1282,7 +1302,7 @@
           </w:tblCellMar>
         </w:tblPrEx>
         <w:trPr>
-          <w:trHeight w:val="557"/>
+          <w:trHeight w:val="557" w:hRule="atLeast"/>
         </w:trPr>
         <w:tc>
           <w:tcPr>
@@ -1290,7 +1310,7 @@
           </w:tcPr>
           <w:p>
             <w:pPr>
-              <w:pStyle w:val="TableText"/>
+              <w:pStyle w:val="29"/>
               <w:keepLines w:val="0"/>
               <w:pageBreakBefore w:val="0"/>
               <w:widowControl w:val="0"/>
@@ -1306,7 +1326,7 @@
           </w:tcPr>
           <w:p>
             <w:pPr>
-              <w:pStyle w:val="TableText"/>
+              <w:pStyle w:val="29"/>
               <w:keepLines w:val="0"/>
               <w:pageBreakBefore w:val="0"/>
               <w:widowControl w:val="0"/>
@@ -1322,7 +1342,7 @@
           </w:tcPr>
           <w:p>
             <w:pPr>
-              <w:pStyle w:val="TableText"/>
+              <w:pStyle w:val="29"/>
               <w:keepLines w:val="0"/>
               <w:pageBreakBefore w:val="0"/>
               <w:widowControl w:val="0"/>
@@ -1338,7 +1358,7 @@
           </w:tcPr>
           <w:p>
             <w:pPr>
-              <w:pStyle w:val="TableText"/>
+              <w:pStyle w:val="29"/>
               <w:keepLines w:val="0"/>
               <w:pageBreakBefore w:val="0"/>
               <w:widowControl w:val="0"/>
@@ -1354,7 +1374,7 @@
           </w:tcPr>
           <w:p>
             <w:pPr>
-              <w:pStyle w:val="TableText"/>
+              <w:pStyle w:val="29"/>
               <w:keepLines w:val="0"/>
               <w:pageBreakBefore w:val="0"/>
               <w:widowControl w:val="0"/>
@@ -1370,7 +1390,7 @@
           </w:tcPr>
           <w:p>
             <w:pPr>
-              <w:pStyle w:val="TableText"/>
+              <w:pStyle w:val="29"/>
               <w:keepLines w:val="0"/>
               <w:pageBreakBefore w:val="0"/>
               <w:widowControl w:val="0"/>
@@ -1383,9 +1403,14 @@
       </w:tr>
       <w:tr>
         <w:tblPrEx>
-          <w:tblW w:w="8301" w:type="dxa"/>
-          <w:tblInd w:w="2" w:type="dxa"/>
-          <w:tblLayout w:type="fixed"/>
+          <w:tblBorders>
+            <w:top w:val="single" w:color="000000" w:sz="2" w:space="0"/>
+            <w:left w:val="single" w:color="000000" w:sz="2" w:space="0"/>
+            <w:bottom w:val="single" w:color="000000" w:sz="2" w:space="0"/>
+            <w:right w:val="single" w:color="000000" w:sz="2" w:space="0"/>
+            <w:insideH w:val="single" w:color="000000" w:sz="2" w:space="0"/>
+            <w:insideV w:val="single" w:color="000000" w:sz="2" w:space="0"/>
+          </w:tblBorders>
           <w:tblCellMar>
             <w:top w:w="0" w:type="dxa"/>
             <w:left w:w="0" w:type="dxa"/>
@@ -1394,7 +1419,7 @@
           </w:tblCellMar>
         </w:tblPrEx>
         <w:trPr>
-          <w:trHeight w:val="556"/>
+          <w:trHeight w:val="556" w:hRule="atLeast"/>
         </w:trPr>
         <w:tc>
           <w:tcPr>
@@ -1402,7 +1427,7 @@
           </w:tcPr>
           <w:p>
             <w:pPr>
-              <w:pStyle w:val="TableText"/>
+              <w:pStyle w:val="29"/>
               <w:keepLines w:val="0"/>
               <w:pageBreakBefore w:val="0"/>
               <w:widowControl w:val="0"/>
@@ -1418,7 +1443,7 @@
           </w:tcPr>
           <w:p>
             <w:pPr>
-              <w:pStyle w:val="TableText"/>
+              <w:pStyle w:val="29"/>
               <w:keepLines w:val="0"/>
               <w:pageBreakBefore w:val="0"/>
               <w:widowControl w:val="0"/>
@@ -1434,7 +1459,7 @@
           </w:tcPr>
           <w:p>
             <w:pPr>
-              <w:pStyle w:val="TableText"/>
+              <w:pStyle w:val="29"/>
               <w:keepLines w:val="0"/>
               <w:pageBreakBefore w:val="0"/>
               <w:widowControl w:val="0"/>
@@ -1450,7 +1475,7 @@
           </w:tcPr>
           <w:p>
             <w:pPr>
-              <w:pStyle w:val="TableText"/>
+              <w:pStyle w:val="29"/>
               <w:keepLines w:val="0"/>
               <w:pageBreakBefore w:val="0"/>
               <w:widowControl w:val="0"/>
@@ -1466,7 +1491,7 @@
           </w:tcPr>
           <w:p>
             <w:pPr>
-              <w:pStyle w:val="TableText"/>
+              <w:pStyle w:val="29"/>
               <w:keepLines w:val="0"/>
               <w:pageBreakBefore w:val="0"/>
               <w:widowControl w:val="0"/>
@@ -1482,7 +1507,7 @@
           </w:tcPr>
           <w:p>
             <w:pPr>
-              <w:pStyle w:val="TableText"/>
+              <w:pStyle w:val="29"/>
               <w:keepLines w:val="0"/>
               <w:pageBreakBefore w:val="0"/>
               <w:widowControl w:val="0"/>
@@ -1495,9 +1520,14 @@
       </w:tr>
       <w:tr>
         <w:tblPrEx>
-          <w:tblW w:w="8301" w:type="dxa"/>
-          <w:tblInd w:w="2" w:type="dxa"/>
-          <w:tblLayout w:type="fixed"/>
+          <w:tblBorders>
+            <w:top w:val="single" w:color="000000" w:sz="2" w:space="0"/>
+            <w:left w:val="single" w:color="000000" w:sz="2" w:space="0"/>
+            <w:bottom w:val="single" w:color="000000" w:sz="2" w:space="0"/>
+            <w:right w:val="single" w:color="000000" w:sz="2" w:space="0"/>
+            <w:insideH w:val="single" w:color="000000" w:sz="2" w:space="0"/>
+            <w:insideV w:val="single" w:color="000000" w:sz="2" w:space="0"/>
+          </w:tblBorders>
           <w:tblCellMar>
             <w:top w:w="0" w:type="dxa"/>
             <w:left w:w="0" w:type="dxa"/>
@@ -1506,7 +1536,7 @@
           </w:tblCellMar>
         </w:tblPrEx>
         <w:trPr>
-          <w:trHeight w:val="561"/>
+          <w:trHeight w:val="561" w:hRule="atLeast"/>
         </w:trPr>
         <w:tc>
           <w:tcPr>
@@ -1514,7 +1544,7 @@
           </w:tcPr>
           <w:p>
             <w:pPr>
-              <w:pStyle w:val="TableText"/>
+              <w:pStyle w:val="29"/>
               <w:keepLines w:val="0"/>
               <w:pageBreakBefore w:val="0"/>
               <w:widowControl w:val="0"/>
@@ -1530,7 +1560,7 @@
           </w:tcPr>
           <w:p>
             <w:pPr>
-              <w:pStyle w:val="TableText"/>
+              <w:pStyle w:val="29"/>
               <w:keepLines w:val="0"/>
               <w:pageBreakBefore w:val="0"/>
               <w:widowControl w:val="0"/>
@@ -1546,7 +1576,7 @@
           </w:tcPr>
           <w:p>
             <w:pPr>
-              <w:pStyle w:val="TableText"/>
+              <w:pStyle w:val="29"/>
               <w:keepLines w:val="0"/>
               <w:pageBreakBefore w:val="0"/>
               <w:widowControl w:val="0"/>
@@ -1562,7 +1592,7 @@
           </w:tcPr>
           <w:p>
             <w:pPr>
-              <w:pStyle w:val="TableText"/>
+              <w:pStyle w:val="29"/>
               <w:keepLines w:val="0"/>
               <w:pageBreakBefore w:val="0"/>
               <w:widowControl w:val="0"/>
@@ -1578,7 +1608,7 @@
           </w:tcPr>
           <w:p>
             <w:pPr>
-              <w:pStyle w:val="TableText"/>
+              <w:pStyle w:val="29"/>
               <w:keepLines w:val="0"/>
               <w:pageBreakBefore w:val="0"/>
               <w:widowControl w:val="0"/>
@@ -1594,7 +1624,7 @@
           </w:tcPr>
           <w:p>
             <w:pPr>
-              <w:pStyle w:val="TableText"/>
+              <w:pStyle w:val="29"/>
               <w:keepLines w:val="0"/>
               <w:pageBreakBefore w:val="0"/>
               <w:widowControl w:val="0"/>
@@ -1622,7 +1652,7 @@
     <w:sdt>
       <w:sdtPr>
         <w:rPr>
-          <w:rFonts w:ascii="宋体" w:eastAsia="宋体" w:hAnsi="宋体" w:cs="Arial"/>
+          <w:rFonts w:ascii="宋体" w:hAnsi="宋体" w:eastAsia="宋体" w:cs="Arial"/>
           <w:snapToGrid w:val="0"/>
           <w:color w:val="000000"/>
           <w:kern w:val="0"/>
@@ -1638,7 +1668,7 @@
       </w:sdtPr>
       <w:sdtEndPr>
         <w:rPr>
-          <w:rFonts w:ascii="Arial" w:eastAsia="Arial" w:hAnsi="Arial" w:cs="Arial"/>
+          <w:rFonts w:ascii="Arial" w:hAnsi="Arial" w:eastAsia="Arial" w:cs="Arial"/>
           <w:snapToGrid w:val="0"/>
           <w:color w:val="000000"/>
           <w:kern w:val="0"/>
@@ -1658,14 +1688,14 @@
             <w:bidi w:val="0"/>
             <w:jc w:val="center"/>
             <w:rPr>
-              <w:rFonts w:ascii="宋体" w:eastAsia="宋体" w:hAnsi="宋体" w:cs="宋体" w:hint="eastAsia"/>
+              <w:rFonts w:hint="eastAsia" w:ascii="宋体" w:hAnsi="宋体" w:eastAsia="宋体" w:cs="宋体"/>
               <w:sz w:val="24"/>
               <w:szCs w:val="24"/>
             </w:rPr>
           </w:pPr>
           <w:r>
             <w:rPr>
-              <w:rFonts w:ascii="宋体" w:eastAsia="宋体" w:hAnsi="宋体" w:cs="宋体" w:hint="eastAsia"/>
+              <w:rFonts w:hint="eastAsia" w:ascii="宋体" w:hAnsi="宋体" w:eastAsia="宋体" w:cs="宋体"/>
               <w:sz w:val="24"/>
               <w:szCs w:val="24"/>
             </w:rPr>
@@ -1674,14 +1704,14 @@
         </w:p>
         <w:p>
           <w:pPr>
-            <w:pStyle w:val="TOC1"/>
+            <w:pStyle w:val="16"/>
             <w:tabs>
               <w:tab w:val="right" w:leader="dot" w:pos="8306"/>
             </w:tabs>
           </w:pPr>
           <w:r>
             <w:rPr>
-              <w:rFonts w:ascii="宋体" w:eastAsia="宋体" w:hAnsi="宋体" w:cs="宋体" w:hint="eastAsia"/>
+              <w:rFonts w:hint="eastAsia" w:ascii="宋体" w:hAnsi="宋体" w:eastAsia="宋体" w:cs="宋体"/>
               <w:sz w:val="24"/>
               <w:szCs w:val="24"/>
             </w:rPr>
@@ -1689,7 +1719,7 @@
           </w:r>
           <w:r>
             <w:rPr>
-              <w:rFonts w:ascii="宋体" w:eastAsia="宋体" w:hAnsi="宋体" w:cs="宋体" w:hint="eastAsia"/>
+              <w:rFonts w:hint="eastAsia" w:ascii="宋体" w:hAnsi="宋体" w:eastAsia="宋体" w:cs="宋体"/>
               <w:sz w:val="24"/>
               <w:szCs w:val="24"/>
             </w:rPr>
@@ -1697,7 +1727,7 @@
           </w:r>
           <w:r>
             <w:rPr>
-              <w:rFonts w:ascii="宋体" w:eastAsia="宋体" w:hAnsi="宋体" w:cs="宋体" w:hint="eastAsia"/>
+              <w:rFonts w:hint="eastAsia" w:ascii="宋体" w:hAnsi="宋体" w:eastAsia="宋体" w:cs="宋体"/>
               <w:sz w:val="24"/>
               <w:szCs w:val="24"/>
             </w:rPr>
@@ -1705,21 +1735,21 @@
           </w:r>
           <w:r>
             <w:rPr>
-              <w:rFonts w:ascii="宋体" w:eastAsia="宋体" w:hAnsi="宋体" w:cs="宋体" w:hint="eastAsia"/>
+              <w:rFonts w:hint="eastAsia" w:ascii="宋体" w:hAnsi="宋体" w:eastAsia="宋体" w:cs="宋体"/>
               <w:szCs w:val="24"/>
             </w:rPr>
             <w:fldChar w:fldCharType="begin"/>
           </w:r>
           <w:r>
             <w:rPr>
-              <w:rFonts w:ascii="宋体" w:eastAsia="宋体" w:hAnsi="宋体" w:cs="宋体" w:hint="eastAsia"/>
-              <w:szCs w:val="24"/>
-            </w:rPr>
-            <w:instrText xml:space="preserve"> HYPERLINK \l _Toc18123 </w:instrText>
-          </w:r>
-          <w:r>
-            <w:rPr>
-              <w:rFonts w:ascii="宋体" w:eastAsia="宋体" w:hAnsi="宋体" w:cs="宋体" w:hint="eastAsia"/>
+              <w:rFonts w:hint="eastAsia" w:ascii="宋体" w:hAnsi="宋体" w:eastAsia="宋体" w:cs="宋体"/>
+              <w:szCs w:val="24"/>
+            </w:rPr>
+            <w:instrText xml:space="preserve"> HYPERLINK \l _Toc31489 </w:instrText>
+          </w:r>
+          <w:r>
+            <w:rPr>
+              <w:rFonts w:hint="eastAsia" w:ascii="宋体" w:hAnsi="宋体" w:eastAsia="宋体" w:cs="宋体"/>
               <w:szCs w:val="24"/>
             </w:rPr>
             <w:fldChar w:fldCharType="separate"/>
@@ -1738,7 +1768,7 @@
             <w:fldChar w:fldCharType="begin"/>
           </w:r>
           <w:r>
-            <w:instrText xml:space="preserve"> PAGEREF _Toc18123 \h </w:instrText>
+            <w:instrText xml:space="preserve"> PAGEREF _Toc31489 \h </w:instrText>
           </w:r>
           <w:r>
             <w:fldChar w:fldCharType="separate"/>
@@ -1751,7 +1781,7 @@
           </w:r>
           <w:r>
             <w:rPr>
-              <w:rFonts w:ascii="宋体" w:eastAsia="宋体" w:hAnsi="宋体" w:cs="宋体" w:hint="eastAsia"/>
+              <w:rFonts w:hint="eastAsia" w:ascii="宋体" w:hAnsi="宋体" w:eastAsia="宋体" w:cs="宋体"/>
               <w:szCs w:val="24"/>
             </w:rPr>
             <w:fldChar w:fldCharType="end"/>
@@ -1759,28 +1789,28 @@
         </w:p>
         <w:p>
           <w:pPr>
-            <w:pStyle w:val="TOC1"/>
+            <w:pStyle w:val="16"/>
             <w:tabs>
               <w:tab w:val="right" w:leader="dot" w:pos="8306"/>
             </w:tabs>
           </w:pPr>
           <w:r>
             <w:rPr>
-              <w:rFonts w:ascii="宋体" w:eastAsia="宋体" w:hAnsi="宋体" w:cs="宋体" w:hint="eastAsia"/>
+              <w:rFonts w:hint="eastAsia" w:ascii="宋体" w:hAnsi="宋体" w:eastAsia="宋体" w:cs="宋体"/>
               <w:szCs w:val="24"/>
             </w:rPr>
             <w:fldChar w:fldCharType="begin"/>
           </w:r>
           <w:r>
             <w:rPr>
-              <w:rFonts w:ascii="宋体" w:eastAsia="宋体" w:hAnsi="宋体" w:cs="宋体" w:hint="eastAsia"/>
-              <w:szCs w:val="24"/>
-            </w:rPr>
-            <w:instrText xml:space="preserve"> HYPERLINK \l _Toc8830 </w:instrText>
-          </w:r>
-          <w:r>
-            <w:rPr>
-              <w:rFonts w:ascii="宋体" w:eastAsia="宋体" w:hAnsi="宋体" w:cs="宋体" w:hint="eastAsia"/>
+              <w:rFonts w:hint="eastAsia" w:ascii="宋体" w:hAnsi="宋体" w:eastAsia="宋体" w:cs="宋体"/>
+              <w:szCs w:val="24"/>
+            </w:rPr>
+            <w:instrText xml:space="preserve"> HYPERLINK \l _Toc32357 </w:instrText>
+          </w:r>
+          <w:r>
+            <w:rPr>
+              <w:rFonts w:hint="eastAsia" w:ascii="宋体" w:hAnsi="宋体" w:eastAsia="宋体" w:cs="宋体"/>
               <w:szCs w:val="24"/>
             </w:rPr>
             <w:fldChar w:fldCharType="separate"/>
@@ -1799,7 +1829,7 @@
             <w:fldChar w:fldCharType="begin"/>
           </w:r>
           <w:r>
-            <w:instrText xml:space="preserve"> PAGEREF _Toc8830 \h </w:instrText>
+            <w:instrText xml:space="preserve"> PAGEREF _Toc32357 \h </w:instrText>
           </w:r>
           <w:r>
             <w:fldChar w:fldCharType="separate"/>
@@ -1812,7 +1842,7 @@
           </w:r>
           <w:r>
             <w:rPr>
-              <w:rFonts w:ascii="宋体" w:eastAsia="宋体" w:hAnsi="宋体" w:cs="宋体" w:hint="eastAsia"/>
+              <w:rFonts w:hint="eastAsia" w:ascii="宋体" w:hAnsi="宋体" w:eastAsia="宋体" w:cs="宋体"/>
               <w:szCs w:val="24"/>
             </w:rPr>
             <w:fldChar w:fldCharType="end"/>
@@ -1820,28 +1850,28 @@
         </w:p>
         <w:p>
           <w:pPr>
-            <w:pStyle w:val="TOC1"/>
+            <w:pStyle w:val="16"/>
             <w:tabs>
               <w:tab w:val="right" w:leader="dot" w:pos="8306"/>
             </w:tabs>
           </w:pPr>
           <w:r>
             <w:rPr>
-              <w:rFonts w:ascii="宋体" w:eastAsia="宋体" w:hAnsi="宋体" w:cs="宋体" w:hint="eastAsia"/>
+              <w:rFonts w:hint="eastAsia" w:ascii="宋体" w:hAnsi="宋体" w:eastAsia="宋体" w:cs="宋体"/>
               <w:szCs w:val="24"/>
             </w:rPr>
             <w:fldChar w:fldCharType="begin"/>
           </w:r>
           <w:r>
             <w:rPr>
-              <w:rFonts w:ascii="宋体" w:eastAsia="宋体" w:hAnsi="宋体" w:cs="宋体" w:hint="eastAsia"/>
-              <w:szCs w:val="24"/>
-            </w:rPr>
-            <w:instrText xml:space="preserve"> HYPERLINK \l _Toc18447 </w:instrText>
-          </w:r>
-          <w:r>
-            <w:rPr>
-              <w:rFonts w:ascii="宋体" w:eastAsia="宋体" w:hAnsi="宋体" w:cs="宋体" w:hint="eastAsia"/>
+              <w:rFonts w:hint="eastAsia" w:ascii="宋体" w:hAnsi="宋体" w:eastAsia="宋体" w:cs="宋体"/>
+              <w:szCs w:val="24"/>
+            </w:rPr>
+            <w:instrText xml:space="preserve"> HYPERLINK \l _Toc32662 </w:instrText>
+          </w:r>
+          <w:r>
+            <w:rPr>
+              <w:rFonts w:hint="eastAsia" w:ascii="宋体" w:hAnsi="宋体" w:eastAsia="宋体" w:cs="宋体"/>
               <w:szCs w:val="24"/>
             </w:rPr>
             <w:fldChar w:fldCharType="separate"/>
@@ -1862,7 +1892,7 @@
             <w:fldChar w:fldCharType="begin"/>
           </w:r>
           <w:r>
-            <w:instrText xml:space="preserve"> PAGEREF _Toc18447 \h </w:instrText>
+            <w:instrText xml:space="preserve"> PAGEREF _Toc32662 \h </w:instrText>
           </w:r>
           <w:r>
             <w:fldChar w:fldCharType="separate"/>
@@ -1875,7 +1905,7 @@
           </w:r>
           <w:r>
             <w:rPr>
-              <w:rFonts w:ascii="宋体" w:eastAsia="宋体" w:hAnsi="宋体" w:cs="宋体" w:hint="eastAsia"/>
+              <w:rFonts w:hint="eastAsia" w:ascii="宋体" w:hAnsi="宋体" w:eastAsia="宋体" w:cs="宋体"/>
               <w:szCs w:val="24"/>
             </w:rPr>
             <w:fldChar w:fldCharType="end"/>
@@ -1883,28 +1913,28 @@
         </w:p>
         <w:p>
           <w:pPr>
-            <w:pStyle w:val="TOC1"/>
+            <w:pStyle w:val="16"/>
             <w:tabs>
               <w:tab w:val="right" w:leader="dot" w:pos="8306"/>
             </w:tabs>
           </w:pPr>
           <w:r>
             <w:rPr>
-              <w:rFonts w:ascii="宋体" w:eastAsia="宋体" w:hAnsi="宋体" w:cs="宋体" w:hint="eastAsia"/>
+              <w:rFonts w:hint="eastAsia" w:ascii="宋体" w:hAnsi="宋体" w:eastAsia="宋体" w:cs="宋体"/>
               <w:szCs w:val="24"/>
             </w:rPr>
             <w:fldChar w:fldCharType="begin"/>
           </w:r>
           <w:r>
             <w:rPr>
-              <w:rFonts w:ascii="宋体" w:eastAsia="宋体" w:hAnsi="宋体" w:cs="宋体" w:hint="eastAsia"/>
-              <w:szCs w:val="24"/>
-            </w:rPr>
-            <w:instrText xml:space="preserve"> HYPERLINK \l _Toc17167 </w:instrText>
-          </w:r>
-          <w:r>
-            <w:rPr>
-              <w:rFonts w:ascii="宋体" w:eastAsia="宋体" w:hAnsi="宋体" w:cs="宋体" w:hint="eastAsia"/>
+              <w:rFonts w:hint="eastAsia" w:ascii="宋体" w:hAnsi="宋体" w:eastAsia="宋体" w:cs="宋体"/>
+              <w:szCs w:val="24"/>
+            </w:rPr>
+            <w:instrText xml:space="preserve"> HYPERLINK \l _Toc23640 </w:instrText>
+          </w:r>
+          <w:r>
+            <w:rPr>
+              <w:rFonts w:hint="eastAsia" w:ascii="宋体" w:hAnsi="宋体" w:eastAsia="宋体" w:cs="宋体"/>
               <w:szCs w:val="24"/>
             </w:rPr>
             <w:fldChar w:fldCharType="separate"/>
@@ -1925,7 +1955,7 @@
             <w:fldChar w:fldCharType="begin"/>
           </w:r>
           <w:r>
-            <w:instrText xml:space="preserve"> PAGEREF _Toc17167 \h </w:instrText>
+            <w:instrText xml:space="preserve"> PAGEREF _Toc23640 \h </w:instrText>
           </w:r>
           <w:r>
             <w:fldChar w:fldCharType="separate"/>
@@ -1938,7 +1968,7 @@
           </w:r>
           <w:r>
             <w:rPr>
-              <w:rFonts w:ascii="宋体" w:eastAsia="宋体" w:hAnsi="宋体" w:cs="宋体" w:hint="eastAsia"/>
+              <w:rFonts w:hint="eastAsia" w:ascii="宋体" w:hAnsi="宋体" w:eastAsia="宋体" w:cs="宋体"/>
               <w:szCs w:val="24"/>
             </w:rPr>
             <w:fldChar w:fldCharType="end"/>
@@ -1946,28 +1976,28 @@
         </w:p>
         <w:p>
           <w:pPr>
-            <w:pStyle w:val="TOC1"/>
+            <w:pStyle w:val="16"/>
             <w:tabs>
               <w:tab w:val="right" w:leader="dot" w:pos="8306"/>
             </w:tabs>
           </w:pPr>
           <w:r>
             <w:rPr>
-              <w:rFonts w:ascii="宋体" w:eastAsia="宋体" w:hAnsi="宋体" w:cs="宋体" w:hint="eastAsia"/>
+              <w:rFonts w:hint="eastAsia" w:ascii="宋体" w:hAnsi="宋体" w:eastAsia="宋体" w:cs="宋体"/>
               <w:szCs w:val="24"/>
             </w:rPr>
             <w:fldChar w:fldCharType="begin"/>
           </w:r>
           <w:r>
             <w:rPr>
-              <w:rFonts w:ascii="宋体" w:eastAsia="宋体" w:hAnsi="宋体" w:cs="宋体" w:hint="eastAsia"/>
-              <w:szCs w:val="24"/>
-            </w:rPr>
-            <w:instrText xml:space="preserve"> HYPERLINK \l _Toc3558 </w:instrText>
-          </w:r>
-          <w:r>
-            <w:rPr>
-              <w:rFonts w:ascii="宋体" w:eastAsia="宋体" w:hAnsi="宋体" w:cs="宋体" w:hint="eastAsia"/>
+              <w:rFonts w:hint="eastAsia" w:ascii="宋体" w:hAnsi="宋体" w:eastAsia="宋体" w:cs="宋体"/>
+              <w:szCs w:val="24"/>
+            </w:rPr>
+            <w:instrText xml:space="preserve"> HYPERLINK \l _Toc23999 </w:instrText>
+          </w:r>
+          <w:r>
+            <w:rPr>
+              <w:rFonts w:hint="eastAsia" w:ascii="宋体" w:hAnsi="宋体" w:eastAsia="宋体" w:cs="宋体"/>
               <w:szCs w:val="24"/>
             </w:rPr>
             <w:fldChar w:fldCharType="separate"/>
@@ -1988,7 +2018,7 @@
             <w:fldChar w:fldCharType="begin"/>
           </w:r>
           <w:r>
-            <w:instrText xml:space="preserve"> PAGEREF _Toc3558 \h </w:instrText>
+            <w:instrText xml:space="preserve"> PAGEREF _Toc23999 \h </w:instrText>
           </w:r>
           <w:r>
             <w:fldChar w:fldCharType="separate"/>
@@ -2001,7 +2031,7 @@
           </w:r>
           <w:r>
             <w:rPr>
-              <w:rFonts w:ascii="宋体" w:eastAsia="宋体" w:hAnsi="宋体" w:cs="宋体" w:hint="eastAsia"/>
+              <w:rFonts w:hint="eastAsia" w:ascii="宋体" w:hAnsi="宋体" w:eastAsia="宋体" w:cs="宋体"/>
               <w:szCs w:val="24"/>
             </w:rPr>
             <w:fldChar w:fldCharType="end"/>
@@ -2009,28 +2039,28 @@
         </w:p>
         <w:p>
           <w:pPr>
-            <w:pStyle w:val="TOC1"/>
+            <w:pStyle w:val="16"/>
             <w:tabs>
               <w:tab w:val="right" w:leader="dot" w:pos="8306"/>
             </w:tabs>
           </w:pPr>
           <w:r>
             <w:rPr>
-              <w:rFonts w:ascii="宋体" w:eastAsia="宋体" w:hAnsi="宋体" w:cs="宋体" w:hint="eastAsia"/>
+              <w:rFonts w:hint="eastAsia" w:ascii="宋体" w:hAnsi="宋体" w:eastAsia="宋体" w:cs="宋体"/>
               <w:szCs w:val="24"/>
             </w:rPr>
             <w:fldChar w:fldCharType="begin"/>
           </w:r>
           <w:r>
             <w:rPr>
-              <w:rFonts w:ascii="宋体" w:eastAsia="宋体" w:hAnsi="宋体" w:cs="宋体" w:hint="eastAsia"/>
-              <w:szCs w:val="24"/>
-            </w:rPr>
-            <w:instrText xml:space="preserve"> HYPERLINK \l _Toc15628 </w:instrText>
-          </w:r>
-          <w:r>
-            <w:rPr>
-              <w:rFonts w:ascii="宋体" w:eastAsia="宋体" w:hAnsi="宋体" w:cs="宋体" w:hint="eastAsia"/>
+              <w:rFonts w:hint="eastAsia" w:ascii="宋体" w:hAnsi="宋体" w:eastAsia="宋体" w:cs="宋体"/>
+              <w:szCs w:val="24"/>
+            </w:rPr>
+            <w:instrText xml:space="preserve"> HYPERLINK \l _Toc10358 </w:instrText>
+          </w:r>
+          <w:r>
+            <w:rPr>
+              <w:rFonts w:hint="eastAsia" w:ascii="宋体" w:hAnsi="宋体" w:eastAsia="宋体" w:cs="宋体"/>
               <w:szCs w:val="24"/>
             </w:rPr>
             <w:fldChar w:fldCharType="separate"/>
@@ -2055,7 +2085,7 @@
             <w:fldChar w:fldCharType="begin"/>
           </w:r>
           <w:r>
-            <w:instrText xml:space="preserve"> PAGEREF _Toc15628 \h </w:instrText>
+            <w:instrText xml:space="preserve"> PAGEREF _Toc10358 \h </w:instrText>
           </w:r>
           <w:r>
             <w:fldChar w:fldCharType="separate"/>
@@ -2068,7 +2098,7 @@
           </w:r>
           <w:r>
             <w:rPr>
-              <w:rFonts w:ascii="宋体" w:eastAsia="宋体" w:hAnsi="宋体" w:cs="宋体" w:hint="eastAsia"/>
+              <w:rFonts w:hint="eastAsia" w:ascii="宋体" w:hAnsi="宋体" w:eastAsia="宋体" w:cs="宋体"/>
               <w:szCs w:val="24"/>
             </w:rPr>
             <w:fldChar w:fldCharType="end"/>
@@ -2076,28 +2106,28 @@
         </w:p>
         <w:p>
           <w:pPr>
-            <w:pStyle w:val="TOC2"/>
+            <w:pStyle w:val="18"/>
             <w:tabs>
               <w:tab w:val="right" w:leader="dot" w:pos="8306"/>
             </w:tabs>
           </w:pPr>
           <w:r>
             <w:rPr>
-              <w:rFonts w:ascii="宋体" w:eastAsia="宋体" w:hAnsi="宋体" w:cs="宋体" w:hint="eastAsia"/>
+              <w:rFonts w:hint="eastAsia" w:ascii="宋体" w:hAnsi="宋体" w:eastAsia="宋体" w:cs="宋体"/>
               <w:szCs w:val="24"/>
             </w:rPr>
             <w:fldChar w:fldCharType="begin"/>
           </w:r>
           <w:r>
             <w:rPr>
-              <w:rFonts w:ascii="宋体" w:eastAsia="宋体" w:hAnsi="宋体" w:cs="宋体" w:hint="eastAsia"/>
-              <w:szCs w:val="24"/>
-            </w:rPr>
-            <w:instrText xml:space="preserve"> HYPERLINK \l _Toc30473 </w:instrText>
-          </w:r>
-          <w:r>
-            <w:rPr>
-              <w:rFonts w:ascii="宋体" w:eastAsia="宋体" w:hAnsi="宋体" w:cs="宋体" w:hint="eastAsia"/>
+              <w:rFonts w:hint="eastAsia" w:ascii="宋体" w:hAnsi="宋体" w:eastAsia="宋体" w:cs="宋体"/>
+              <w:szCs w:val="24"/>
+            </w:rPr>
+            <w:instrText xml:space="preserve"> HYPERLINK \l _Toc22979 </w:instrText>
+          </w:r>
+          <w:r>
+            <w:rPr>
+              <w:rFonts w:hint="eastAsia" w:ascii="宋体" w:hAnsi="宋体" w:eastAsia="宋体" w:cs="宋体"/>
               <w:szCs w:val="24"/>
             </w:rPr>
             <w:fldChar w:fldCharType="separate"/>
@@ -2123,7 +2153,7 @@
             <w:fldChar w:fldCharType="begin"/>
           </w:r>
           <w:r>
-            <w:instrText xml:space="preserve"> PAGEREF _Toc30473 \h </w:instrText>
+            <w:instrText xml:space="preserve"> PAGEREF _Toc22979 \h </w:instrText>
           </w:r>
           <w:r>
             <w:fldChar w:fldCharType="separate"/>
@@ -2136,7 +2166,7 @@
           </w:r>
           <w:r>
             <w:rPr>
-              <w:rFonts w:ascii="宋体" w:eastAsia="宋体" w:hAnsi="宋体" w:cs="宋体" w:hint="eastAsia"/>
+              <w:rFonts w:hint="eastAsia" w:ascii="宋体" w:hAnsi="宋体" w:eastAsia="宋体" w:cs="宋体"/>
               <w:szCs w:val="24"/>
             </w:rPr>
             <w:fldChar w:fldCharType="end"/>
@@ -2144,28 +2174,28 @@
         </w:p>
         <w:p>
           <w:pPr>
-            <w:pStyle w:val="TOC2"/>
+            <w:pStyle w:val="18"/>
             <w:tabs>
               <w:tab w:val="right" w:leader="dot" w:pos="8306"/>
             </w:tabs>
           </w:pPr>
           <w:r>
             <w:rPr>
-              <w:rFonts w:ascii="宋体" w:eastAsia="宋体" w:hAnsi="宋体" w:cs="宋体" w:hint="eastAsia"/>
+              <w:rFonts w:hint="eastAsia" w:ascii="宋体" w:hAnsi="宋体" w:eastAsia="宋体" w:cs="宋体"/>
               <w:szCs w:val="24"/>
             </w:rPr>
             <w:fldChar w:fldCharType="begin"/>
           </w:r>
           <w:r>
             <w:rPr>
-              <w:rFonts w:ascii="宋体" w:eastAsia="宋体" w:hAnsi="宋体" w:cs="宋体" w:hint="eastAsia"/>
-              <w:szCs w:val="24"/>
-            </w:rPr>
-            <w:instrText xml:space="preserve"> HYPERLINK \l _Toc20341 </w:instrText>
-          </w:r>
-          <w:r>
-            <w:rPr>
-              <w:rFonts w:ascii="宋体" w:eastAsia="宋体" w:hAnsi="宋体" w:cs="宋体" w:hint="eastAsia"/>
+              <w:rFonts w:hint="eastAsia" w:ascii="宋体" w:hAnsi="宋体" w:eastAsia="宋体" w:cs="宋体"/>
+              <w:szCs w:val="24"/>
+            </w:rPr>
+            <w:instrText xml:space="preserve"> HYPERLINK \l _Toc22259 </w:instrText>
+          </w:r>
+          <w:r>
+            <w:rPr>
+              <w:rFonts w:hint="eastAsia" w:ascii="宋体" w:hAnsi="宋体" w:eastAsia="宋体" w:cs="宋体"/>
               <w:szCs w:val="24"/>
             </w:rPr>
             <w:fldChar w:fldCharType="separate"/>
@@ -2191,7 +2221,7 @@
             <w:fldChar w:fldCharType="begin"/>
           </w:r>
           <w:r>
-            <w:instrText xml:space="preserve"> PAGEREF _Toc20341 \h </w:instrText>
+            <w:instrText xml:space="preserve"> PAGEREF _Toc22259 \h </w:instrText>
           </w:r>
           <w:r>
             <w:fldChar w:fldCharType="separate"/>
@@ -2204,7 +2234,7 @@
           </w:r>
           <w:r>
             <w:rPr>
-              <w:rFonts w:ascii="宋体" w:eastAsia="宋体" w:hAnsi="宋体" w:cs="宋体" w:hint="eastAsia"/>
+              <w:rFonts w:hint="eastAsia" w:ascii="宋体" w:hAnsi="宋体" w:eastAsia="宋体" w:cs="宋体"/>
               <w:szCs w:val="24"/>
             </w:rPr>
             <w:fldChar w:fldCharType="end"/>
@@ -2212,28 +2242,28 @@
         </w:p>
         <w:p>
           <w:pPr>
-            <w:pStyle w:val="TOC1"/>
+            <w:pStyle w:val="16"/>
             <w:tabs>
               <w:tab w:val="right" w:leader="dot" w:pos="8306"/>
             </w:tabs>
           </w:pPr>
           <w:r>
             <w:rPr>
-              <w:rFonts w:ascii="宋体" w:eastAsia="宋体" w:hAnsi="宋体" w:cs="宋体" w:hint="eastAsia"/>
+              <w:rFonts w:hint="eastAsia" w:ascii="宋体" w:hAnsi="宋体" w:eastAsia="宋体" w:cs="宋体"/>
               <w:szCs w:val="24"/>
             </w:rPr>
             <w:fldChar w:fldCharType="begin"/>
           </w:r>
           <w:r>
             <w:rPr>
-              <w:rFonts w:ascii="宋体" w:eastAsia="宋体" w:hAnsi="宋体" w:cs="宋体" w:hint="eastAsia"/>
-              <w:szCs w:val="24"/>
-            </w:rPr>
-            <w:instrText xml:space="preserve"> HYPERLINK \l _Toc23802 </w:instrText>
-          </w:r>
-          <w:r>
-            <w:rPr>
-              <w:rFonts w:ascii="宋体" w:eastAsia="宋体" w:hAnsi="宋体" w:cs="宋体" w:hint="eastAsia"/>
+              <w:rFonts w:hint="eastAsia" w:ascii="宋体" w:hAnsi="宋体" w:eastAsia="宋体" w:cs="宋体"/>
+              <w:szCs w:val="24"/>
+            </w:rPr>
+            <w:instrText xml:space="preserve"> HYPERLINK \l _Toc7113 </w:instrText>
+          </w:r>
+          <w:r>
+            <w:rPr>
+              <w:rFonts w:hint="eastAsia" w:ascii="宋体" w:hAnsi="宋体" w:eastAsia="宋体" w:cs="宋体"/>
               <w:szCs w:val="24"/>
             </w:rPr>
             <w:fldChar w:fldCharType="separate"/>
@@ -2258,7 +2288,7 @@
             <w:fldChar w:fldCharType="begin"/>
           </w:r>
           <w:r>
-            <w:instrText xml:space="preserve"> PAGEREF _Toc23802 \h </w:instrText>
+            <w:instrText xml:space="preserve"> PAGEREF _Toc7113 \h </w:instrText>
           </w:r>
           <w:r>
             <w:fldChar w:fldCharType="separate"/>
@@ -2271,7 +2301,7 @@
           </w:r>
           <w:r>
             <w:rPr>
-              <w:rFonts w:ascii="宋体" w:eastAsia="宋体" w:hAnsi="宋体" w:cs="宋体" w:hint="eastAsia"/>
+              <w:rFonts w:hint="eastAsia" w:ascii="宋体" w:hAnsi="宋体" w:eastAsia="宋体" w:cs="宋体"/>
               <w:szCs w:val="24"/>
             </w:rPr>
             <w:fldChar w:fldCharType="end"/>
@@ -2279,28 +2309,28 @@
         </w:p>
         <w:p>
           <w:pPr>
-            <w:pStyle w:val="TOC2"/>
+            <w:pStyle w:val="18"/>
             <w:tabs>
               <w:tab w:val="right" w:leader="dot" w:pos="8306"/>
             </w:tabs>
           </w:pPr>
           <w:r>
             <w:rPr>
-              <w:rFonts w:ascii="宋体" w:eastAsia="宋体" w:hAnsi="宋体" w:cs="宋体" w:hint="eastAsia"/>
+              <w:rFonts w:hint="eastAsia" w:ascii="宋体" w:hAnsi="宋体" w:eastAsia="宋体" w:cs="宋体"/>
               <w:szCs w:val="24"/>
             </w:rPr>
             <w:fldChar w:fldCharType="begin"/>
           </w:r>
           <w:r>
             <w:rPr>
-              <w:rFonts w:ascii="宋体" w:eastAsia="宋体" w:hAnsi="宋体" w:cs="宋体" w:hint="eastAsia"/>
-              <w:szCs w:val="24"/>
-            </w:rPr>
-            <w:instrText xml:space="preserve"> HYPERLINK \l _Toc12860 </w:instrText>
-          </w:r>
-          <w:r>
-            <w:rPr>
-              <w:rFonts w:ascii="宋体" w:eastAsia="宋体" w:hAnsi="宋体" w:cs="宋体" w:hint="eastAsia"/>
+              <w:rFonts w:hint="eastAsia" w:ascii="宋体" w:hAnsi="宋体" w:eastAsia="宋体" w:cs="宋体"/>
+              <w:szCs w:val="24"/>
+            </w:rPr>
+            <w:instrText xml:space="preserve"> HYPERLINK \l _Toc2306 </w:instrText>
+          </w:r>
+          <w:r>
+            <w:rPr>
+              <w:rFonts w:hint="eastAsia" w:ascii="宋体" w:hAnsi="宋体" w:eastAsia="宋体" w:cs="宋体"/>
               <w:szCs w:val="24"/>
             </w:rPr>
             <w:fldChar w:fldCharType="separate"/>
@@ -2321,7 +2351,7 @@
             <w:fldChar w:fldCharType="begin"/>
           </w:r>
           <w:r>
-            <w:instrText xml:space="preserve"> PAGEREF _Toc12860 \h </w:instrText>
+            <w:instrText xml:space="preserve"> PAGEREF _Toc2306 \h </w:instrText>
           </w:r>
           <w:r>
             <w:fldChar w:fldCharType="separate"/>
@@ -2334,7 +2364,7 @@
           </w:r>
           <w:r>
             <w:rPr>
-              <w:rFonts w:ascii="宋体" w:eastAsia="宋体" w:hAnsi="宋体" w:cs="宋体" w:hint="eastAsia"/>
+              <w:rFonts w:hint="eastAsia" w:ascii="宋体" w:hAnsi="宋体" w:eastAsia="宋体" w:cs="宋体"/>
               <w:szCs w:val="24"/>
             </w:rPr>
             <w:fldChar w:fldCharType="end"/>
@@ -2342,28 +2372,28 @@
         </w:p>
         <w:p>
           <w:pPr>
-            <w:pStyle w:val="TOC3"/>
+            <w:pStyle w:val="13"/>
             <w:tabs>
               <w:tab w:val="right" w:leader="dot" w:pos="8306"/>
             </w:tabs>
           </w:pPr>
           <w:r>
             <w:rPr>
-              <w:rFonts w:ascii="宋体" w:eastAsia="宋体" w:hAnsi="宋体" w:cs="宋体" w:hint="eastAsia"/>
+              <w:rFonts w:hint="eastAsia" w:ascii="宋体" w:hAnsi="宋体" w:eastAsia="宋体" w:cs="宋体"/>
               <w:szCs w:val="24"/>
             </w:rPr>
             <w:fldChar w:fldCharType="begin"/>
           </w:r>
           <w:r>
             <w:rPr>
-              <w:rFonts w:ascii="宋体" w:eastAsia="宋体" w:hAnsi="宋体" w:cs="宋体" w:hint="eastAsia"/>
-              <w:szCs w:val="24"/>
-            </w:rPr>
-            <w:instrText xml:space="preserve"> HYPERLINK \l _Toc12919 </w:instrText>
-          </w:r>
-          <w:r>
-            <w:rPr>
-              <w:rFonts w:ascii="宋体" w:eastAsia="宋体" w:hAnsi="宋体" w:cs="宋体" w:hint="eastAsia"/>
+              <w:rFonts w:hint="eastAsia" w:ascii="宋体" w:hAnsi="宋体" w:eastAsia="宋体" w:cs="宋体"/>
+              <w:szCs w:val="24"/>
+            </w:rPr>
+            <w:instrText xml:space="preserve"> HYPERLINK \l _Toc31579 </w:instrText>
+          </w:r>
+          <w:r>
+            <w:rPr>
+              <w:rFonts w:hint="eastAsia" w:ascii="宋体" w:hAnsi="宋体" w:eastAsia="宋体" w:cs="宋体"/>
               <w:szCs w:val="24"/>
             </w:rPr>
             <w:fldChar w:fldCharType="separate"/>
@@ -2389,7 +2419,7 @@
             <w:fldChar w:fldCharType="begin"/>
           </w:r>
           <w:r>
-            <w:instrText xml:space="preserve"> PAGEREF _Toc12919 \h </w:instrText>
+            <w:instrText xml:space="preserve"> PAGEREF _Toc31579 \h </w:instrText>
           </w:r>
           <w:r>
             <w:fldChar w:fldCharType="separate"/>
@@ -2402,7 +2432,7 @@
           </w:r>
           <w:r>
             <w:rPr>
-              <w:rFonts w:ascii="宋体" w:eastAsia="宋体" w:hAnsi="宋体" w:cs="宋体" w:hint="eastAsia"/>
+              <w:rFonts w:hint="eastAsia" w:ascii="宋体" w:hAnsi="宋体" w:eastAsia="宋体" w:cs="宋体"/>
               <w:szCs w:val="24"/>
             </w:rPr>
             <w:fldChar w:fldCharType="end"/>
@@ -2410,28 +2440,28 @@
         </w:p>
         <w:p>
           <w:pPr>
-            <w:pStyle w:val="TOC3"/>
+            <w:pStyle w:val="13"/>
             <w:tabs>
               <w:tab w:val="right" w:leader="dot" w:pos="8306"/>
             </w:tabs>
           </w:pPr>
           <w:r>
             <w:rPr>
-              <w:rFonts w:ascii="宋体" w:eastAsia="宋体" w:hAnsi="宋体" w:cs="宋体" w:hint="eastAsia"/>
+              <w:rFonts w:hint="eastAsia" w:ascii="宋体" w:hAnsi="宋体" w:eastAsia="宋体" w:cs="宋体"/>
               <w:szCs w:val="24"/>
             </w:rPr>
             <w:fldChar w:fldCharType="begin"/>
           </w:r>
           <w:r>
             <w:rPr>
-              <w:rFonts w:ascii="宋体" w:eastAsia="宋体" w:hAnsi="宋体" w:cs="宋体" w:hint="eastAsia"/>
-              <w:szCs w:val="24"/>
-            </w:rPr>
-            <w:instrText xml:space="preserve"> HYPERLINK \l _Toc1393 </w:instrText>
-          </w:r>
-          <w:r>
-            <w:rPr>
-              <w:rFonts w:ascii="宋体" w:eastAsia="宋体" w:hAnsi="宋体" w:cs="宋体" w:hint="eastAsia"/>
+              <w:rFonts w:hint="eastAsia" w:ascii="宋体" w:hAnsi="宋体" w:eastAsia="宋体" w:cs="宋体"/>
+              <w:szCs w:val="24"/>
+            </w:rPr>
+            <w:instrText xml:space="preserve"> HYPERLINK \l _Toc28340 </w:instrText>
+          </w:r>
+          <w:r>
+            <w:rPr>
+              <w:rFonts w:hint="eastAsia" w:ascii="宋体" w:hAnsi="宋体" w:eastAsia="宋体" w:cs="宋体"/>
               <w:szCs w:val="24"/>
             </w:rPr>
             <w:fldChar w:fldCharType="separate"/>
@@ -2457,7 +2487,7 @@
             <w:fldChar w:fldCharType="begin"/>
           </w:r>
           <w:r>
-            <w:instrText xml:space="preserve"> PAGEREF _Toc1393 \h </w:instrText>
+            <w:instrText xml:space="preserve"> PAGEREF _Toc28340 \h </w:instrText>
           </w:r>
           <w:r>
             <w:fldChar w:fldCharType="separate"/>
@@ -2470,7 +2500,7 @@
           </w:r>
           <w:r>
             <w:rPr>
-              <w:rFonts w:ascii="宋体" w:eastAsia="宋体" w:hAnsi="宋体" w:cs="宋体" w:hint="eastAsia"/>
+              <w:rFonts w:hint="eastAsia" w:ascii="宋体" w:hAnsi="宋体" w:eastAsia="宋体" w:cs="宋体"/>
               <w:szCs w:val="24"/>
             </w:rPr>
             <w:fldChar w:fldCharType="end"/>
@@ -2478,28 +2508,28 @@
         </w:p>
         <w:p>
           <w:pPr>
-            <w:pStyle w:val="TOC3"/>
+            <w:pStyle w:val="13"/>
             <w:tabs>
               <w:tab w:val="right" w:leader="dot" w:pos="8306"/>
             </w:tabs>
           </w:pPr>
           <w:r>
             <w:rPr>
-              <w:rFonts w:ascii="宋体" w:eastAsia="宋体" w:hAnsi="宋体" w:cs="宋体" w:hint="eastAsia"/>
+              <w:rFonts w:hint="eastAsia" w:ascii="宋体" w:hAnsi="宋体" w:eastAsia="宋体" w:cs="宋体"/>
               <w:szCs w:val="24"/>
             </w:rPr>
             <w:fldChar w:fldCharType="begin"/>
           </w:r>
           <w:r>
             <w:rPr>
-              <w:rFonts w:ascii="宋体" w:eastAsia="宋体" w:hAnsi="宋体" w:cs="宋体" w:hint="eastAsia"/>
-              <w:szCs w:val="24"/>
-            </w:rPr>
-            <w:instrText xml:space="preserve"> HYPERLINK \l _Toc22127 </w:instrText>
-          </w:r>
-          <w:r>
-            <w:rPr>
-              <w:rFonts w:ascii="宋体" w:eastAsia="宋体" w:hAnsi="宋体" w:cs="宋体" w:hint="eastAsia"/>
+              <w:rFonts w:hint="eastAsia" w:ascii="宋体" w:hAnsi="宋体" w:eastAsia="宋体" w:cs="宋体"/>
+              <w:szCs w:val="24"/>
+            </w:rPr>
+            <w:instrText xml:space="preserve"> HYPERLINK \l _Toc3112 </w:instrText>
+          </w:r>
+          <w:r>
+            <w:rPr>
+              <w:rFonts w:hint="eastAsia" w:ascii="宋体" w:hAnsi="宋体" w:eastAsia="宋体" w:cs="宋体"/>
               <w:szCs w:val="24"/>
             </w:rPr>
             <w:fldChar w:fldCharType="separate"/>
@@ -2525,7 +2555,7 @@
             <w:fldChar w:fldCharType="begin"/>
           </w:r>
           <w:r>
-            <w:instrText xml:space="preserve"> PAGEREF _Toc22127 \h </w:instrText>
+            <w:instrText xml:space="preserve"> PAGEREF _Toc3112 \h </w:instrText>
           </w:r>
           <w:r>
             <w:fldChar w:fldCharType="separate"/>
@@ -2538,7 +2568,7 @@
           </w:r>
           <w:r>
             <w:rPr>
-              <w:rFonts w:ascii="宋体" w:eastAsia="宋体" w:hAnsi="宋体" w:cs="宋体" w:hint="eastAsia"/>
+              <w:rFonts w:hint="eastAsia" w:ascii="宋体" w:hAnsi="宋体" w:eastAsia="宋体" w:cs="宋体"/>
               <w:szCs w:val="24"/>
             </w:rPr>
             <w:fldChar w:fldCharType="end"/>
@@ -2546,28 +2576,28 @@
         </w:p>
         <w:p>
           <w:pPr>
-            <w:pStyle w:val="TOC2"/>
+            <w:pStyle w:val="18"/>
             <w:tabs>
               <w:tab w:val="right" w:leader="dot" w:pos="8306"/>
             </w:tabs>
           </w:pPr>
           <w:r>
             <w:rPr>
-              <w:rFonts w:ascii="宋体" w:eastAsia="宋体" w:hAnsi="宋体" w:cs="宋体" w:hint="eastAsia"/>
+              <w:rFonts w:hint="eastAsia" w:ascii="宋体" w:hAnsi="宋体" w:eastAsia="宋体" w:cs="宋体"/>
               <w:szCs w:val="24"/>
             </w:rPr>
             <w:fldChar w:fldCharType="begin"/>
           </w:r>
           <w:r>
             <w:rPr>
-              <w:rFonts w:ascii="宋体" w:eastAsia="宋体" w:hAnsi="宋体" w:cs="宋体" w:hint="eastAsia"/>
-              <w:szCs w:val="24"/>
-            </w:rPr>
-            <w:instrText xml:space="preserve"> HYPERLINK \l _Toc30437 </w:instrText>
-          </w:r>
-          <w:r>
-            <w:rPr>
-              <w:rFonts w:ascii="宋体" w:eastAsia="宋体" w:hAnsi="宋体" w:cs="宋体" w:hint="eastAsia"/>
+              <w:rFonts w:hint="eastAsia" w:ascii="宋体" w:hAnsi="宋体" w:eastAsia="宋体" w:cs="宋体"/>
+              <w:szCs w:val="24"/>
+            </w:rPr>
+            <w:instrText xml:space="preserve"> HYPERLINK \l _Toc2371 </w:instrText>
+          </w:r>
+          <w:r>
+            <w:rPr>
+              <w:rFonts w:hint="eastAsia" w:ascii="宋体" w:hAnsi="宋体" w:eastAsia="宋体" w:cs="宋体"/>
               <w:szCs w:val="24"/>
             </w:rPr>
             <w:fldChar w:fldCharType="separate"/>
@@ -2588,7 +2618,7 @@
             <w:fldChar w:fldCharType="begin"/>
           </w:r>
           <w:r>
-            <w:instrText xml:space="preserve"> PAGEREF _Toc30437 \h </w:instrText>
+            <w:instrText xml:space="preserve"> PAGEREF _Toc2371 \h </w:instrText>
           </w:r>
           <w:r>
             <w:fldChar w:fldCharType="separate"/>
@@ -2601,7 +2631,7 @@
           </w:r>
           <w:r>
             <w:rPr>
-              <w:rFonts w:ascii="宋体" w:eastAsia="宋体" w:hAnsi="宋体" w:cs="宋体" w:hint="eastAsia"/>
+              <w:rFonts w:hint="eastAsia" w:ascii="宋体" w:hAnsi="宋体" w:eastAsia="宋体" w:cs="宋体"/>
               <w:szCs w:val="24"/>
             </w:rPr>
             <w:fldChar w:fldCharType="end"/>
@@ -2609,28 +2639,28 @@
         </w:p>
         <w:p>
           <w:pPr>
-            <w:pStyle w:val="TOC2"/>
+            <w:pStyle w:val="18"/>
             <w:tabs>
               <w:tab w:val="right" w:leader="dot" w:pos="8306"/>
             </w:tabs>
           </w:pPr>
           <w:r>
             <w:rPr>
-              <w:rFonts w:ascii="宋体" w:eastAsia="宋体" w:hAnsi="宋体" w:cs="宋体" w:hint="eastAsia"/>
+              <w:rFonts w:hint="eastAsia" w:ascii="宋体" w:hAnsi="宋体" w:eastAsia="宋体" w:cs="宋体"/>
               <w:szCs w:val="24"/>
             </w:rPr>
             <w:fldChar w:fldCharType="begin"/>
           </w:r>
           <w:r>
             <w:rPr>
-              <w:rFonts w:ascii="宋体" w:eastAsia="宋体" w:hAnsi="宋体" w:cs="宋体" w:hint="eastAsia"/>
-              <w:szCs w:val="24"/>
-            </w:rPr>
-            <w:instrText xml:space="preserve"> HYPERLINK \l _Toc18337 </w:instrText>
-          </w:r>
-          <w:r>
-            <w:rPr>
-              <w:rFonts w:ascii="宋体" w:eastAsia="宋体" w:hAnsi="宋体" w:cs="宋体" w:hint="eastAsia"/>
+              <w:rFonts w:hint="eastAsia" w:ascii="宋体" w:hAnsi="宋体" w:eastAsia="宋体" w:cs="宋体"/>
+              <w:szCs w:val="24"/>
+            </w:rPr>
+            <w:instrText xml:space="preserve"> HYPERLINK \l _Toc7618 </w:instrText>
+          </w:r>
+          <w:r>
+            <w:rPr>
+              <w:rFonts w:hint="eastAsia" w:ascii="宋体" w:hAnsi="宋体" w:eastAsia="宋体" w:cs="宋体"/>
               <w:szCs w:val="24"/>
             </w:rPr>
             <w:fldChar w:fldCharType="separate"/>
@@ -2655,7 +2685,7 @@
             <w:fldChar w:fldCharType="begin"/>
           </w:r>
           <w:r>
-            <w:instrText xml:space="preserve"> PAGEREF _Toc18337 \h </w:instrText>
+            <w:instrText xml:space="preserve"> PAGEREF _Toc7618 \h </w:instrText>
           </w:r>
           <w:r>
             <w:fldChar w:fldCharType="separate"/>
@@ -2668,7 +2698,7 @@
           </w:r>
           <w:r>
             <w:rPr>
-              <w:rFonts w:ascii="宋体" w:eastAsia="宋体" w:hAnsi="宋体" w:cs="宋体" w:hint="eastAsia"/>
+              <w:rFonts w:hint="eastAsia" w:ascii="宋体" w:hAnsi="宋体" w:eastAsia="宋体" w:cs="宋体"/>
               <w:szCs w:val="24"/>
             </w:rPr>
             <w:fldChar w:fldCharType="end"/>
@@ -2676,28 +2706,28 @@
         </w:p>
         <w:p>
           <w:pPr>
-            <w:pStyle w:val="TOC1"/>
+            <w:pStyle w:val="16"/>
             <w:tabs>
               <w:tab w:val="right" w:leader="dot" w:pos="8306"/>
             </w:tabs>
           </w:pPr>
           <w:r>
             <w:rPr>
-              <w:rFonts w:ascii="宋体" w:eastAsia="宋体" w:hAnsi="宋体" w:cs="宋体" w:hint="eastAsia"/>
+              <w:rFonts w:hint="eastAsia" w:ascii="宋体" w:hAnsi="宋体" w:eastAsia="宋体" w:cs="宋体"/>
               <w:szCs w:val="24"/>
             </w:rPr>
             <w:fldChar w:fldCharType="begin"/>
           </w:r>
           <w:r>
             <w:rPr>
-              <w:rFonts w:ascii="宋体" w:eastAsia="宋体" w:hAnsi="宋体" w:cs="宋体" w:hint="eastAsia"/>
-              <w:szCs w:val="24"/>
-            </w:rPr>
-            <w:instrText xml:space="preserve"> HYPERLINK \l _Toc14784 </w:instrText>
-          </w:r>
-          <w:r>
-            <w:rPr>
-              <w:rFonts w:ascii="宋体" w:eastAsia="宋体" w:hAnsi="宋体" w:cs="宋体" w:hint="eastAsia"/>
+              <w:rFonts w:hint="eastAsia" w:ascii="宋体" w:hAnsi="宋体" w:eastAsia="宋体" w:cs="宋体"/>
+              <w:szCs w:val="24"/>
+            </w:rPr>
+            <w:instrText xml:space="preserve"> HYPERLINK \l _Toc22597 </w:instrText>
+          </w:r>
+          <w:r>
+            <w:rPr>
+              <w:rFonts w:hint="eastAsia" w:ascii="宋体" w:hAnsi="宋体" w:eastAsia="宋体" w:cs="宋体"/>
               <w:szCs w:val="24"/>
             </w:rPr>
             <w:fldChar w:fldCharType="separate"/>
@@ -2718,7 +2748,7 @@
             <w:fldChar w:fldCharType="begin"/>
           </w:r>
           <w:r>
-            <w:instrText xml:space="preserve"> PAGEREF _Toc14784 \h </w:instrText>
+            <w:instrText xml:space="preserve"> PAGEREF _Toc22597 \h </w:instrText>
           </w:r>
           <w:r>
             <w:fldChar w:fldCharType="separate"/>
@@ -2731,7 +2761,7 @@
           </w:r>
           <w:r>
             <w:rPr>
-              <w:rFonts w:ascii="宋体" w:eastAsia="宋体" w:hAnsi="宋体" w:cs="宋体" w:hint="eastAsia"/>
+              <w:rFonts w:hint="eastAsia" w:ascii="宋体" w:hAnsi="宋体" w:eastAsia="宋体" w:cs="宋体"/>
               <w:szCs w:val="24"/>
             </w:rPr>
             <w:fldChar w:fldCharType="end"/>
@@ -2739,28 +2769,28 @@
         </w:p>
         <w:p>
           <w:pPr>
-            <w:pStyle w:val="TOC1"/>
+            <w:pStyle w:val="16"/>
             <w:tabs>
               <w:tab w:val="right" w:leader="dot" w:pos="8306"/>
             </w:tabs>
           </w:pPr>
           <w:r>
             <w:rPr>
-              <w:rFonts w:ascii="宋体" w:eastAsia="宋体" w:hAnsi="宋体" w:cs="宋体" w:hint="eastAsia"/>
+              <w:rFonts w:hint="eastAsia" w:ascii="宋体" w:hAnsi="宋体" w:eastAsia="宋体" w:cs="宋体"/>
               <w:szCs w:val="24"/>
             </w:rPr>
             <w:fldChar w:fldCharType="begin"/>
           </w:r>
           <w:r>
             <w:rPr>
-              <w:rFonts w:ascii="宋体" w:eastAsia="宋体" w:hAnsi="宋体" w:cs="宋体" w:hint="eastAsia"/>
-              <w:szCs w:val="24"/>
-            </w:rPr>
-            <w:instrText xml:space="preserve"> HYPERLINK \l _Toc1626 </w:instrText>
-          </w:r>
-          <w:r>
-            <w:rPr>
-              <w:rFonts w:ascii="宋体" w:eastAsia="宋体" w:hAnsi="宋体" w:cs="宋体" w:hint="eastAsia"/>
+              <w:rFonts w:hint="eastAsia" w:ascii="宋体" w:hAnsi="宋体" w:eastAsia="宋体" w:cs="宋体"/>
+              <w:szCs w:val="24"/>
+            </w:rPr>
+            <w:instrText xml:space="preserve"> HYPERLINK \l _Toc11884 </w:instrText>
+          </w:r>
+          <w:r>
+            <w:rPr>
+              <w:rFonts w:hint="eastAsia" w:ascii="宋体" w:hAnsi="宋体" w:eastAsia="宋体" w:cs="宋体"/>
               <w:szCs w:val="24"/>
             </w:rPr>
             <w:fldChar w:fldCharType="separate"/>
@@ -2785,7 +2815,7 @@
             <w:fldChar w:fldCharType="begin"/>
           </w:r>
           <w:r>
-            <w:instrText xml:space="preserve"> PAGEREF _Toc1626 \h </w:instrText>
+            <w:instrText xml:space="preserve"> PAGEREF _Toc11884 \h </w:instrText>
           </w:r>
           <w:r>
             <w:fldChar w:fldCharType="separate"/>
@@ -2798,7 +2828,7 @@
           </w:r>
           <w:r>
             <w:rPr>
-              <w:rFonts w:ascii="宋体" w:eastAsia="宋体" w:hAnsi="宋体" w:cs="宋体" w:hint="eastAsia"/>
+              <w:rFonts w:hint="eastAsia" w:ascii="宋体" w:hAnsi="宋体" w:eastAsia="宋体" w:cs="宋体"/>
               <w:szCs w:val="24"/>
             </w:rPr>
             <w:fldChar w:fldCharType="end"/>
@@ -2806,28 +2836,28 @@
         </w:p>
         <w:p>
           <w:pPr>
-            <w:pStyle w:val="TOC1"/>
+            <w:pStyle w:val="16"/>
             <w:tabs>
               <w:tab w:val="right" w:leader="dot" w:pos="8306"/>
             </w:tabs>
           </w:pPr>
           <w:r>
             <w:rPr>
-              <w:rFonts w:ascii="宋体" w:eastAsia="宋体" w:hAnsi="宋体" w:cs="宋体" w:hint="eastAsia"/>
+              <w:rFonts w:hint="eastAsia" w:ascii="宋体" w:hAnsi="宋体" w:eastAsia="宋体" w:cs="宋体"/>
               <w:szCs w:val="24"/>
             </w:rPr>
             <w:fldChar w:fldCharType="begin"/>
           </w:r>
           <w:r>
             <w:rPr>
-              <w:rFonts w:ascii="宋体" w:eastAsia="宋体" w:hAnsi="宋体" w:cs="宋体" w:hint="eastAsia"/>
-              <w:szCs w:val="24"/>
-            </w:rPr>
-            <w:instrText xml:space="preserve"> HYPERLINK \l _Toc2010 </w:instrText>
-          </w:r>
-          <w:r>
-            <w:rPr>
-              <w:rFonts w:ascii="宋体" w:eastAsia="宋体" w:hAnsi="宋体" w:cs="宋体" w:hint="eastAsia"/>
+              <w:rFonts w:hint="eastAsia" w:ascii="宋体" w:hAnsi="宋体" w:eastAsia="宋体" w:cs="宋体"/>
+              <w:szCs w:val="24"/>
+            </w:rPr>
+            <w:instrText xml:space="preserve"> HYPERLINK \l _Toc4564 </w:instrText>
+          </w:r>
+          <w:r>
+            <w:rPr>
+              <w:rFonts w:hint="eastAsia" w:ascii="宋体" w:hAnsi="宋体" w:eastAsia="宋体" w:cs="宋体"/>
               <w:szCs w:val="24"/>
             </w:rPr>
             <w:fldChar w:fldCharType="separate"/>
@@ -2848,7 +2878,7 @@
             <w:fldChar w:fldCharType="begin"/>
           </w:r>
           <w:r>
-            <w:instrText xml:space="preserve"> PAGEREF _Toc2010 \h </w:instrText>
+            <w:instrText xml:space="preserve"> PAGEREF _Toc4564 \h </w:instrText>
           </w:r>
           <w:r>
             <w:fldChar w:fldCharType="separate"/>
@@ -2861,7 +2891,7 @@
           </w:r>
           <w:r>
             <w:rPr>
-              <w:rFonts w:ascii="宋体" w:eastAsia="宋体" w:hAnsi="宋体" w:cs="宋体" w:hint="eastAsia"/>
+              <w:rFonts w:hint="eastAsia" w:ascii="宋体" w:hAnsi="宋体" w:eastAsia="宋体" w:cs="宋体"/>
               <w:szCs w:val="24"/>
             </w:rPr>
             <w:fldChar w:fldCharType="end"/>
@@ -2878,7 +2908,7 @@
           </w:pPr>
           <w:r>
             <w:rPr>
-              <w:rFonts w:ascii="宋体" w:eastAsia="宋体" w:hAnsi="宋体" w:cs="宋体" w:hint="eastAsia"/>
+              <w:rFonts w:hint="eastAsia" w:ascii="宋体" w:hAnsi="宋体" w:eastAsia="宋体" w:cs="宋体"/>
               <w:szCs w:val="24"/>
             </w:rPr>
             <w:fldChar w:fldCharType="end"/>
@@ -2901,6 +2931,7 @@
     </w:p>
     <w:p>
       <w:pPr>
+        <w:pStyle w:val="30"/>
         <w:keepLines w:val="0"/>
         <w:pageBreakBefore w:val="0"/>
         <w:widowControl w:val="0"/>
@@ -2908,18 +2939,7 @@
         <w:overflowPunct/>
         <w:bidi w:val="0"/>
       </w:pPr>
-    </w:p>
-    <w:p>
-      <w:pPr>
-        <w:pStyle w:val="1"/>
-        <w:keepLines w:val="0"/>
-        <w:pageBreakBefore w:val="0"/>
-        <w:widowControl w:val="0"/>
-        <w:wordWrap/>
-        <w:overflowPunct/>
-        <w:bidi w:val="0"/>
-      </w:pPr>
-      <w:bookmarkStart w:id="2" w:name="_Toc18447"/>
+      <w:bookmarkStart w:id="2" w:name="_Toc32662"/>
       <w:r>
         <w:t>目的</w:t>
       </w:r>
@@ -2941,17 +2961,17 @@
         <w:adjustRightInd w:val="0"/>
         <w:snapToGrid w:val="0"/>
         <w:spacing w:line="360" w:lineRule="auto"/>
-        <w:ind w:left="0" w:right="0" w:firstLine="420" w:firstLineChars="200"/>
+        <w:ind w:left="0" w:right="0" w:firstLine="480" w:firstLineChars="200"/>
         <w:textAlignment w:val="baseline"/>
         <w:rPr>
-          <w:rFonts w:ascii="宋体" w:eastAsia="宋体" w:hAnsi="宋体" w:cs="宋体"/>
-          <w:sz w:val="24"/>
-          <w:szCs w:val="24"/>
-        </w:rPr>
-      </w:pPr>
-      <w:r>
-        <w:rPr>
-          <w:rFonts w:ascii="宋体" w:eastAsia="宋体" w:hAnsi="宋体" w:cs="宋体"/>
+          <w:rFonts w:ascii="宋体" w:hAnsi="宋体" w:eastAsia="宋体" w:cs="宋体"/>
+          <w:sz w:val="24"/>
+          <w:szCs w:val="24"/>
+        </w:rPr>
+      </w:pPr>
+      <w:r>
+        <w:rPr>
+          <w:rFonts w:ascii="宋体" w:hAnsi="宋体" w:eastAsia="宋体" w:cs="宋体"/>
           <w:sz w:val="24"/>
           <w:szCs w:val="24"/>
         </w:rPr>
@@ -2959,7 +2979,7 @@
       </w:r>
       <w:r>
         <w:rPr>
-          <w:rFonts w:ascii="宋体" w:eastAsia="宋体" w:hAnsi="宋体" w:cs="宋体"/>
+          <w:rFonts w:ascii="宋体" w:hAnsi="宋体" w:eastAsia="宋体" w:cs="宋体"/>
           <w:spacing w:val="-1"/>
           <w:sz w:val="24"/>
           <w:szCs w:val="24"/>
@@ -2968,7 +2988,7 @@
       </w:r>
       <w:r>
         <w:rPr>
-          <w:rFonts w:ascii="宋体" w:eastAsia="宋体" w:hAnsi="宋体" w:cs="宋体"/>
+          <w:rFonts w:ascii="宋体" w:hAnsi="宋体" w:eastAsia="宋体" w:cs="宋体"/>
           <w:spacing w:val="-4"/>
           <w:sz w:val="24"/>
           <w:szCs w:val="24"/>
@@ -2977,7 +2997,7 @@
       </w:r>
       <w:r>
         <w:rPr>
-          <w:rFonts w:ascii="宋体" w:eastAsia="宋体" w:hAnsi="宋体" w:cs="宋体" w:hint="eastAsia"/>
+          <w:rFonts w:hint="eastAsia" w:ascii="宋体" w:hAnsi="宋体" w:eastAsia="宋体" w:cs="宋体"/>
           <w:spacing w:val="-4"/>
           <w:sz w:val="24"/>
           <w:szCs w:val="24"/>
@@ -2987,7 +3007,7 @@
       </w:r>
       <w:r>
         <w:rPr>
-          <w:rFonts w:ascii="宋体" w:eastAsia="宋体" w:hAnsi="宋体" w:cs="宋体"/>
+          <w:rFonts w:ascii="宋体" w:hAnsi="宋体" w:eastAsia="宋体" w:cs="宋体"/>
           <w:spacing w:val="-4"/>
           <w:sz w:val="24"/>
           <w:szCs w:val="24"/>
@@ -2997,7 +3017,7 @@
     </w:p>
     <w:p>
       <w:pPr>
-        <w:pStyle w:val="1"/>
+        <w:pStyle w:val="30"/>
         <w:keepLines w:val="0"/>
         <w:pageBreakBefore w:val="0"/>
         <w:widowControl w:val="0"/>
@@ -3007,7 +3027,7 @@
       </w:pPr>
       <w:bookmarkStart w:id="3" w:name="bookmark2"/>
       <w:bookmarkEnd w:id="3"/>
-      <w:bookmarkStart w:id="4" w:name="_Toc17167"/>
+      <w:bookmarkStart w:id="4" w:name="_Toc23640"/>
       <w:r>
         <w:t>原则</w:t>
       </w:r>
@@ -3029,10 +3049,10 @@
         <w:adjustRightInd w:val="0"/>
         <w:snapToGrid w:val="0"/>
         <w:spacing w:line="360" w:lineRule="auto"/>
-        <w:ind w:left="0" w:right="0" w:firstLine="420" w:firstLineChars="200"/>
+        <w:ind w:left="0" w:right="0" w:firstLine="480" w:firstLineChars="200"/>
         <w:textAlignment w:val="baseline"/>
         <w:rPr>
-          <w:rFonts w:ascii="宋体" w:eastAsia="宋体" w:hAnsi="宋体" w:cs="宋体" w:hint="eastAsia"/>
+          <w:rFonts w:hint="eastAsia" w:ascii="宋体" w:hAnsi="宋体" w:eastAsia="宋体" w:cs="宋体"/>
           <w:sz w:val="24"/>
           <w:szCs w:val="24"/>
           <w:lang w:val="en-US" w:eastAsia="zh-CN"/>
@@ -3040,7 +3060,7 @@
       </w:pPr>
       <w:r>
         <w:rPr>
-          <w:rFonts w:ascii="宋体" w:eastAsia="宋体" w:hAnsi="宋体" w:cs="宋体"/>
+          <w:rFonts w:ascii="宋体" w:hAnsi="宋体" w:eastAsia="宋体" w:cs="宋体"/>
           <w:sz w:val="24"/>
           <w:szCs w:val="24"/>
         </w:rPr>
@@ -3048,19 +3068,17 @@
       </w:r>
       <w:r>
         <w:rPr>
-          <w:rFonts w:ascii="宋体" w:eastAsia="宋体" w:hAnsi="宋体" w:cs="宋体" w:hint="eastAsia"/>
+          <w:rFonts w:hint="eastAsia" w:ascii="宋体" w:hAnsi="宋体" w:eastAsia="宋体" w:cs="宋体"/>
           <w:sz w:val="24"/>
           <w:szCs w:val="24"/>
           <w:lang w:eastAsia="zh-CN"/>
         </w:rPr>
         <w:t>。</w:t>
       </w:r>
-      <w:bookmarkStart w:id="5" w:name="_GoBack"/>
-      <w:bookmarkEnd w:id="5"/>
     </w:p>
     <w:p>
       <w:pPr>
-        <w:pStyle w:val="1"/>
+        <w:pStyle w:val="30"/>
         <w:keepLines w:val="0"/>
         <w:pageBreakBefore w:val="0"/>
         <w:widowControl w:val="0"/>
@@ -3068,13 +3086,13 @@
         <w:overflowPunct/>
         <w:bidi w:val="0"/>
       </w:pPr>
-      <w:bookmarkStart w:id="6" w:name="bookmark3"/>
+      <w:bookmarkStart w:id="5" w:name="bookmark3"/>
+      <w:bookmarkEnd w:id="5"/>
+      <w:bookmarkStart w:id="6" w:name="_Toc23999"/>
+      <w:r>
+        <w:t>适用范围</w:t>
+      </w:r>
       <w:bookmarkEnd w:id="6"/>
-      <w:bookmarkStart w:id="7" w:name="_Toc3558"/>
-      <w:r>
-        <w:t>适用范围</w:t>
-      </w:r>
-      <w:bookmarkEnd w:id="7"/>
     </w:p>
     <w:p>
       <w:pPr>
@@ -3092,17 +3110,17 @@
         <w:adjustRightInd w:val="0"/>
         <w:snapToGrid w:val="0"/>
         <w:spacing w:line="360" w:lineRule="auto"/>
-        <w:ind w:left="0" w:right="0" w:firstLine="420" w:firstLineChars="200"/>
+        <w:ind w:left="0" w:right="0" w:firstLine="480" w:firstLineChars="200"/>
         <w:textAlignment w:val="baseline"/>
         <w:rPr>
-          <w:rFonts w:ascii="宋体" w:eastAsia="宋体" w:hAnsi="宋体" w:cs="宋体"/>
-          <w:sz w:val="24"/>
-          <w:szCs w:val="24"/>
-        </w:rPr>
-      </w:pPr>
-      <w:r>
-        <w:rPr>
-          <w:rFonts w:ascii="宋体" w:eastAsia="宋体" w:hAnsi="宋体" w:cs="宋体"/>
+          <w:rFonts w:ascii="宋体" w:hAnsi="宋体" w:eastAsia="宋体" w:cs="宋体"/>
+          <w:sz w:val="24"/>
+          <w:szCs w:val="24"/>
+        </w:rPr>
+      </w:pPr>
+      <w:r>
+        <w:rPr>
+          <w:rFonts w:ascii="宋体" w:hAnsi="宋体" w:eastAsia="宋体" w:cs="宋体"/>
           <w:sz w:val="24"/>
           <w:szCs w:val="24"/>
         </w:rPr>
@@ -3111,7 +3129,7 @@
     </w:p>
     <w:p>
       <w:pPr>
-        <w:pStyle w:val="1"/>
+        <w:pStyle w:val="30"/>
         <w:keepLines w:val="0"/>
         <w:pageBreakBefore w:val="0"/>
         <w:widowControl w:val="0"/>
@@ -3119,7 +3137,7 @@
         <w:overflowPunct/>
         <w:bidi w:val="0"/>
       </w:pPr>
-      <w:bookmarkStart w:id="8" w:name="_Toc15628"/>
+      <w:bookmarkStart w:id="7" w:name="_Toc10358"/>
       <w:r>
         <w:rPr>
           <w:rFonts w:hint="eastAsia"/>
@@ -3127,11 +3145,11 @@
         </w:rPr>
         <w:t>岗位职责</w:t>
       </w:r>
-      <w:bookmarkEnd w:id="8"/>
+      <w:bookmarkEnd w:id="7"/>
     </w:p>
     <w:p>
       <w:pPr>
-        <w:pStyle w:val="2"/>
+        <w:pStyle w:val="32"/>
         <w:keepLines w:val="0"/>
         <w:pageBreakBefore w:val="0"/>
         <w:widowControl w:val="0"/>
@@ -3143,7 +3161,7 @@
           <w:lang w:val="en-US" w:eastAsia="zh-CN"/>
         </w:rPr>
       </w:pPr>
-      <w:bookmarkStart w:id="9" w:name="_Toc30473"/>
+      <w:bookmarkStart w:id="8" w:name="_Toc22979"/>
       <w:r>
         <w:rPr>
           <w:rFonts w:hint="eastAsia"/>
@@ -3151,7 +3169,7 @@
         </w:rPr>
         <w:t>综合部</w:t>
       </w:r>
-      <w:bookmarkEnd w:id="9"/>
+      <w:bookmarkEnd w:id="8"/>
     </w:p>
     <w:p>
       <w:pPr>
@@ -3173,17 +3191,17 @@
         <w:adjustRightInd w:val="0"/>
         <w:snapToGrid w:val="0"/>
         <w:spacing w:line="360" w:lineRule="auto"/>
-        <w:ind w:left="425" w:hanging="425" w:leftChars="0" w:firstLineChars="0"/>
+        <w:ind w:left="425" w:leftChars="0" w:hanging="425" w:firstLineChars="0"/>
         <w:textAlignment w:val="baseline"/>
         <w:rPr>
-          <w:rFonts w:ascii="宋体" w:eastAsia="宋体" w:hAnsi="宋体" w:cs="宋体"/>
-          <w:sz w:val="24"/>
-          <w:szCs w:val="24"/>
-        </w:rPr>
-      </w:pPr>
-      <w:r>
-        <w:rPr>
-          <w:rFonts w:ascii="宋体" w:eastAsia="宋体" w:hAnsi="宋体" w:cs="宋体"/>
+          <w:rFonts w:ascii="宋体" w:hAnsi="宋体" w:eastAsia="宋体" w:cs="宋体"/>
+          <w:sz w:val="24"/>
+          <w:szCs w:val="24"/>
+        </w:rPr>
+      </w:pPr>
+      <w:r>
+        <w:rPr>
+          <w:rFonts w:ascii="宋体" w:hAnsi="宋体" w:eastAsia="宋体" w:cs="宋体"/>
           <w:spacing w:val="-2"/>
           <w:sz w:val="24"/>
           <w:szCs w:val="24"/>
@@ -3211,17 +3229,17 @@
         <w:adjustRightInd w:val="0"/>
         <w:snapToGrid w:val="0"/>
         <w:spacing w:line="360" w:lineRule="auto"/>
-        <w:ind w:left="425" w:hanging="425" w:leftChars="0" w:firstLineChars="0"/>
+        <w:ind w:left="425" w:leftChars="0" w:hanging="425" w:firstLineChars="0"/>
         <w:textAlignment w:val="baseline"/>
         <w:rPr>
-          <w:rFonts w:ascii="宋体" w:eastAsia="宋体" w:hAnsi="宋体" w:cs="宋体"/>
-          <w:sz w:val="24"/>
-          <w:szCs w:val="24"/>
-        </w:rPr>
-      </w:pPr>
-      <w:r>
-        <w:rPr>
-          <w:rFonts w:ascii="宋体" w:eastAsia="宋体" w:hAnsi="宋体" w:cs="宋体" w:hint="eastAsia"/>
+          <w:rFonts w:ascii="宋体" w:hAnsi="宋体" w:eastAsia="宋体" w:cs="宋体"/>
+          <w:sz w:val="24"/>
+          <w:szCs w:val="24"/>
+        </w:rPr>
+      </w:pPr>
+      <w:r>
+        <w:rPr>
+          <w:rFonts w:hint="eastAsia" w:ascii="宋体" w:hAnsi="宋体" w:eastAsia="宋体" w:cs="宋体"/>
           <w:spacing w:val="-2"/>
           <w:sz w:val="24"/>
           <w:szCs w:val="24"/>
@@ -3231,7 +3249,7 @@
       </w:r>
       <w:r>
         <w:rPr>
-          <w:rFonts w:ascii="宋体" w:eastAsia="宋体" w:hAnsi="宋体" w:cs="宋体"/>
+          <w:rFonts w:ascii="宋体" w:hAnsi="宋体" w:eastAsia="宋体" w:cs="宋体"/>
           <w:spacing w:val="-2"/>
           <w:sz w:val="24"/>
           <w:szCs w:val="24"/>
@@ -3259,17 +3277,17 @@
         <w:adjustRightInd w:val="0"/>
         <w:snapToGrid w:val="0"/>
         <w:spacing w:line="360" w:lineRule="auto"/>
-        <w:ind w:left="425" w:hanging="425" w:leftChars="0" w:firstLineChars="0"/>
+        <w:ind w:left="425" w:leftChars="0" w:hanging="425" w:firstLineChars="0"/>
         <w:textAlignment w:val="baseline"/>
         <w:rPr>
-          <w:rFonts w:ascii="宋体" w:eastAsia="宋体" w:hAnsi="宋体" w:cs="宋体"/>
-          <w:sz w:val="24"/>
-          <w:szCs w:val="24"/>
-        </w:rPr>
-      </w:pPr>
-      <w:r>
-        <w:rPr>
-          <w:rFonts w:ascii="宋体" w:eastAsia="宋体" w:hAnsi="宋体" w:cs="宋体" w:hint="eastAsia"/>
+          <w:rFonts w:ascii="宋体" w:hAnsi="宋体" w:eastAsia="宋体" w:cs="宋体"/>
+          <w:sz w:val="24"/>
+          <w:szCs w:val="24"/>
+        </w:rPr>
+      </w:pPr>
+      <w:r>
+        <w:rPr>
+          <w:rFonts w:hint="eastAsia" w:ascii="宋体" w:hAnsi="宋体" w:eastAsia="宋体" w:cs="宋体"/>
           <w:sz w:val="24"/>
           <w:szCs w:val="24"/>
           <w:lang w:val="en-US" w:eastAsia="zh-CN"/>
@@ -3297,17 +3315,17 @@
         <w:adjustRightInd w:val="0"/>
         <w:snapToGrid w:val="0"/>
         <w:spacing w:line="360" w:lineRule="auto"/>
-        <w:ind w:left="425" w:hanging="425" w:leftChars="0" w:firstLineChars="0"/>
+        <w:ind w:left="425" w:leftChars="0" w:hanging="425" w:firstLineChars="0"/>
         <w:textAlignment w:val="baseline"/>
         <w:rPr>
-          <w:rFonts w:ascii="宋体" w:eastAsia="宋体" w:hAnsi="宋体" w:cs="宋体"/>
-          <w:sz w:val="24"/>
-          <w:szCs w:val="24"/>
-        </w:rPr>
-      </w:pPr>
-      <w:r>
-        <w:rPr>
-          <w:rFonts w:ascii="宋体" w:eastAsia="宋体" w:hAnsi="宋体" w:cs="宋体" w:hint="eastAsia"/>
+          <w:rFonts w:ascii="宋体" w:hAnsi="宋体" w:eastAsia="宋体" w:cs="宋体"/>
+          <w:sz w:val="24"/>
+          <w:szCs w:val="24"/>
+        </w:rPr>
+      </w:pPr>
+      <w:r>
+        <w:rPr>
+          <w:rFonts w:hint="eastAsia" w:ascii="宋体" w:hAnsi="宋体" w:eastAsia="宋体" w:cs="宋体"/>
           <w:sz w:val="24"/>
           <w:szCs w:val="24"/>
           <w:lang w:val="en-US" w:eastAsia="zh-CN"/>
@@ -3317,7 +3335,7 @@
     </w:p>
     <w:p>
       <w:pPr>
-        <w:pStyle w:val="2"/>
+        <w:pStyle w:val="32"/>
         <w:keepLines w:val="0"/>
         <w:pageBreakBefore w:val="0"/>
         <w:widowControl w:val="0"/>
@@ -3329,7 +3347,7 @@
           <w:lang w:val="en-US" w:eastAsia="zh-CN"/>
         </w:rPr>
       </w:pPr>
-      <w:bookmarkStart w:id="10" w:name="_Toc20341"/>
+      <w:bookmarkStart w:id="9" w:name="_Toc22259"/>
       <w:r>
         <w:rPr>
           <w:rFonts w:hint="eastAsia"/>
@@ -3337,11 +3355,11 @@
         </w:rPr>
         <w:t>其他运维相关部门</w:t>
       </w:r>
-      <w:bookmarkEnd w:id="10"/>
+      <w:bookmarkEnd w:id="9"/>
     </w:p>
     <w:p>
       <w:pPr>
-        <w:pStyle w:val="a1"/>
+        <w:pStyle w:val="31"/>
         <w:keepLines w:val="0"/>
         <w:pageBreakBefore w:val="0"/>
         <w:widowControl w:val="0"/>
@@ -3352,7 +3370,7 @@
         <w:wordWrap/>
         <w:overflowPunct/>
         <w:bidi w:val="0"/>
-        <w:ind w:left="425" w:hanging="425" w:leftChars="0" w:firstLineChars="0"/>
+        <w:ind w:left="425" w:leftChars="0" w:hanging="425" w:firstLineChars="0"/>
         <w:rPr>
           <w:rFonts w:hint="eastAsia"/>
           <w:lang w:val="en-US" w:eastAsia="zh-CN"/>
@@ -3368,7 +3386,7 @@
     </w:p>
     <w:p>
       <w:pPr>
-        <w:pStyle w:val="a1"/>
+        <w:pStyle w:val="31"/>
         <w:keepLines w:val="0"/>
         <w:pageBreakBefore w:val="0"/>
         <w:widowControl w:val="0"/>
@@ -3379,7 +3397,7 @@
         <w:wordWrap/>
         <w:overflowPunct/>
         <w:bidi w:val="0"/>
-        <w:ind w:left="425" w:hanging="425" w:leftChars="0" w:firstLineChars="0"/>
+        <w:ind w:left="425" w:leftChars="0" w:hanging="425" w:firstLineChars="0"/>
       </w:pPr>
       <w:r>
         <w:rPr>
@@ -3388,8 +3406,8 @@
         </w:rPr>
         <w:t>负责按制度对人员进行考核，并及时向综合部汇报。</w:t>
       </w:r>
-      <w:bookmarkStart w:id="11" w:name="bookmark4"/>
-      <w:bookmarkEnd w:id="11"/>
+      <w:bookmarkStart w:id="10" w:name="bookmark4"/>
+      <w:bookmarkEnd w:id="10"/>
       <w:r>
         <w:rPr>
           <w:rFonts w:hint="eastAsia"/>
@@ -3400,7 +3418,7 @@
     </w:p>
     <w:p>
       <w:pPr>
-        <w:pStyle w:val="1"/>
+        <w:pStyle w:val="30"/>
         <w:keepLines w:val="0"/>
         <w:pageBreakBefore w:val="0"/>
         <w:widowControl w:val="0"/>
@@ -3415,9 +3433,9 @@
         <w:snapToGrid w:val="0"/>
         <w:textAlignment w:val="baseline"/>
       </w:pPr>
-      <w:bookmarkStart w:id="12" w:name="bookmark5"/>
-      <w:bookmarkEnd w:id="12"/>
-      <w:bookmarkStart w:id="13" w:name="_Toc23802"/>
+      <w:bookmarkStart w:id="11" w:name="bookmark5"/>
+      <w:bookmarkEnd w:id="11"/>
+      <w:bookmarkStart w:id="12" w:name="_Toc7113"/>
       <w:r>
         <w:rPr>
           <w:rFonts w:hint="eastAsia"/>
@@ -3425,11 +3443,11 @@
         </w:rPr>
         <w:t>人才储备实施</w:t>
       </w:r>
-      <w:bookmarkEnd w:id="13"/>
+      <w:bookmarkEnd w:id="12"/>
     </w:p>
     <w:p>
       <w:pPr>
-        <w:pStyle w:val="2"/>
+        <w:pStyle w:val="32"/>
         <w:keepLines w:val="0"/>
         <w:pageBreakBefore w:val="0"/>
         <w:widowControl w:val="0"/>
@@ -3444,15 +3462,15 @@
         <w:snapToGrid w:val="0"/>
         <w:textAlignment w:val="baseline"/>
       </w:pPr>
-      <w:bookmarkStart w:id="14" w:name="_Toc12860"/>
+      <w:bookmarkStart w:id="13" w:name="_Toc2306"/>
       <w:r>
         <w:t>内部人才储备</w:t>
       </w:r>
-      <w:bookmarkEnd w:id="14"/>
+      <w:bookmarkEnd w:id="13"/>
     </w:p>
     <w:p>
       <w:pPr>
-        <w:pStyle w:val="3"/>
+        <w:pStyle w:val="33"/>
         <w:keepLines w:val="0"/>
         <w:pageBreakBefore w:val="0"/>
         <w:widowControl w:val="0"/>
@@ -3471,7 +3489,7 @@
           <w:lang w:val="en-US" w:eastAsia="zh-CN"/>
         </w:rPr>
       </w:pPr>
-      <w:bookmarkStart w:id="15" w:name="_Toc12919"/>
+      <w:bookmarkStart w:id="14" w:name="_Toc31579"/>
       <w:r>
         <w:rPr>
           <w:rFonts w:hint="eastAsia"/>
@@ -3479,7 +3497,7 @@
         </w:rPr>
         <w:t>人才盘点</w:t>
       </w:r>
-      <w:bookmarkEnd w:id="15"/>
+      <w:bookmarkEnd w:id="14"/>
     </w:p>
     <w:p>
       <w:pPr>
@@ -3497,10 +3515,10 @@
         <w:adjustRightInd w:val="0"/>
         <w:snapToGrid w:val="0"/>
         <w:spacing w:line="360" w:lineRule="auto"/>
-        <w:ind w:left="0" w:right="0" w:firstLine="420" w:firstLineChars="200"/>
+        <w:ind w:left="0" w:right="0" w:firstLine="488" w:firstLineChars="200"/>
         <w:textAlignment w:val="baseline"/>
         <w:rPr>
-          <w:rFonts w:ascii="宋体" w:eastAsia="宋体" w:hAnsi="宋体" w:cs="宋体"/>
+          <w:rFonts w:ascii="宋体" w:hAnsi="宋体" w:eastAsia="宋体" w:cs="宋体"/>
           <w:spacing w:val="-1"/>
           <w:sz w:val="24"/>
           <w:szCs w:val="24"/>
@@ -3508,7 +3526,7 @@
       </w:pPr>
       <w:r>
         <w:rPr>
-          <w:rFonts w:ascii="宋体" w:eastAsia="宋体" w:hAnsi="宋体" w:cs="宋体"/>
+          <w:rFonts w:ascii="宋体" w:hAnsi="宋体" w:eastAsia="宋体" w:cs="宋体"/>
           <w:spacing w:val="2"/>
           <w:sz w:val="24"/>
           <w:szCs w:val="24"/>
@@ -3517,7 +3535,7 @@
       </w:r>
       <w:r>
         <w:rPr>
-          <w:rFonts w:ascii="宋体" w:eastAsia="宋体" w:hAnsi="宋体" w:cs="宋体"/>
+          <w:rFonts w:ascii="宋体" w:hAnsi="宋体" w:eastAsia="宋体" w:cs="宋体"/>
           <w:spacing w:val="1"/>
           <w:sz w:val="24"/>
           <w:szCs w:val="24"/>
@@ -3526,7 +3544,7 @@
       </w:r>
       <w:r>
         <w:rPr>
-          <w:rFonts w:ascii="宋体" w:eastAsia="宋体" w:hAnsi="宋体" w:cs="宋体"/>
+          <w:rFonts w:ascii="宋体" w:hAnsi="宋体" w:eastAsia="宋体" w:cs="宋体"/>
           <w:spacing w:val="-6"/>
           <w:sz w:val="24"/>
           <w:szCs w:val="24"/>
@@ -3535,17 +3553,17 @@
       </w:r>
       <w:r>
         <w:rPr>
-          <w:rStyle w:val="FootnoteReference"/>
-          <w:rFonts w:ascii="宋体" w:eastAsia="宋体" w:hAnsi="宋体" w:cs="宋体"/>
+          <w:rStyle w:val="25"/>
+          <w:rFonts w:ascii="宋体" w:hAnsi="宋体" w:eastAsia="宋体" w:cs="宋体"/>
           <w:spacing w:val="-6"/>
           <w:sz w:val="24"/>
           <w:szCs w:val="24"/>
         </w:rPr>
-        <w:footnoteReference w:id="2"/>
-      </w:r>
-      <w:r>
-        <w:rPr>
-          <w:rFonts w:ascii="宋体" w:eastAsia="宋体" w:hAnsi="宋体" w:cs="宋体"/>
+        <w:footnoteReference w:id="0"/>
+      </w:r>
+      <w:r>
+        <w:rPr>
+          <w:rFonts w:ascii="宋体" w:hAnsi="宋体" w:eastAsia="宋体" w:cs="宋体"/>
           <w:spacing w:val="-6"/>
           <w:sz w:val="24"/>
           <w:szCs w:val="24"/>
@@ -3554,7 +3572,7 @@
       </w:r>
       <w:r>
         <w:rPr>
-          <w:rFonts w:ascii="宋体" w:eastAsia="宋体" w:hAnsi="宋体" w:cs="宋体"/>
+          <w:rFonts w:ascii="宋体" w:hAnsi="宋体" w:eastAsia="宋体" w:cs="宋体"/>
           <w:spacing w:val="1"/>
           <w:sz w:val="24"/>
           <w:szCs w:val="24"/>
@@ -3563,7 +3581,7 @@
       </w:r>
       <w:r>
         <w:rPr>
-          <w:rFonts w:ascii="宋体" w:eastAsia="宋体" w:hAnsi="宋体" w:cs="宋体"/>
+          <w:rFonts w:ascii="宋体" w:hAnsi="宋体" w:eastAsia="宋体" w:cs="宋体"/>
           <w:sz w:val="24"/>
           <w:szCs w:val="24"/>
         </w:rPr>
@@ -3571,7 +3589,7 @@
       </w:r>
       <w:r>
         <w:rPr>
-          <w:rFonts w:ascii="宋体" w:eastAsia="宋体" w:hAnsi="宋体" w:cs="宋体"/>
+          <w:rFonts w:ascii="宋体" w:hAnsi="宋体" w:eastAsia="宋体" w:cs="宋体"/>
           <w:spacing w:val="-1"/>
           <w:sz w:val="24"/>
           <w:szCs w:val="24"/>
@@ -3581,7 +3599,7 @@
     </w:p>
     <w:p>
       <w:pPr>
-        <w:pStyle w:val="3"/>
+        <w:pStyle w:val="33"/>
         <w:keepLines w:val="0"/>
         <w:pageBreakBefore w:val="0"/>
         <w:widowControl w:val="0"/>
@@ -3593,7 +3611,7 @@
           <w:lang w:val="en-US" w:eastAsia="zh-CN"/>
         </w:rPr>
       </w:pPr>
-      <w:bookmarkStart w:id="16" w:name="_Toc1393"/>
+      <w:bookmarkStart w:id="15" w:name="_Toc28340"/>
       <w:r>
         <w:rPr>
           <w:rFonts w:hint="eastAsia"/>
@@ -3601,7 +3619,7 @@
         </w:rPr>
         <w:t>人才归档</w:t>
       </w:r>
-      <w:bookmarkEnd w:id="16"/>
+      <w:bookmarkEnd w:id="15"/>
     </w:p>
     <w:p>
       <w:pPr>
@@ -3619,10 +3637,10 @@
         <w:adjustRightInd w:val="0"/>
         <w:snapToGrid w:val="0"/>
         <w:spacing w:line="360" w:lineRule="auto"/>
-        <w:ind w:left="0" w:right="0" w:firstLine="420" w:firstLineChars="200"/>
+        <w:ind w:left="0" w:right="0" w:firstLine="488" w:firstLineChars="200"/>
         <w:textAlignment w:val="baseline"/>
         <w:rPr>
-          <w:rFonts w:ascii="宋体" w:eastAsia="宋体" w:hAnsi="宋体" w:cs="宋体" w:hint="eastAsia"/>
+          <w:rFonts w:hint="eastAsia" w:ascii="宋体" w:hAnsi="宋体" w:eastAsia="宋体" w:cs="宋体"/>
           <w:spacing w:val="-6"/>
           <w:sz w:val="24"/>
           <w:szCs w:val="24"/>
@@ -3631,7 +3649,7 @@
       </w:pPr>
       <w:r>
         <w:rPr>
-          <w:rFonts w:ascii="宋体" w:eastAsia="宋体" w:hAnsi="宋体" w:cs="宋体"/>
+          <w:rFonts w:ascii="宋体" w:hAnsi="宋体" w:eastAsia="宋体" w:cs="宋体"/>
           <w:spacing w:val="2"/>
           <w:sz w:val="24"/>
           <w:szCs w:val="24"/>
@@ -3640,7 +3658,7 @@
       </w:r>
       <w:r>
         <w:rPr>
-          <w:rFonts w:ascii="宋体" w:eastAsia="宋体" w:hAnsi="宋体" w:cs="宋体" w:hint="eastAsia"/>
+          <w:rFonts w:hint="eastAsia" w:ascii="宋体" w:hAnsi="宋体" w:eastAsia="宋体" w:cs="宋体"/>
           <w:spacing w:val="2"/>
           <w:sz w:val="24"/>
           <w:szCs w:val="24"/>
@@ -3650,7 +3668,7 @@
       </w:r>
       <w:r>
         <w:rPr>
-          <w:rFonts w:ascii="宋体" w:eastAsia="宋体" w:hAnsi="宋体" w:cs="宋体"/>
+          <w:rFonts w:ascii="宋体" w:hAnsi="宋体" w:eastAsia="宋体" w:cs="宋体"/>
           <w:spacing w:val="2"/>
           <w:sz w:val="24"/>
           <w:szCs w:val="24"/>
@@ -3659,7 +3677,7 @@
       </w:r>
       <w:r>
         <w:rPr>
-          <w:rFonts w:ascii="宋体" w:eastAsia="宋体" w:hAnsi="宋体" w:cs="宋体"/>
+          <w:rFonts w:ascii="宋体" w:hAnsi="宋体" w:eastAsia="宋体" w:cs="宋体"/>
           <w:spacing w:val="1"/>
           <w:sz w:val="24"/>
           <w:szCs w:val="24"/>
@@ -3668,7 +3686,7 @@
       </w:r>
       <w:r>
         <w:rPr>
-          <w:rFonts w:ascii="宋体" w:eastAsia="宋体" w:hAnsi="宋体" w:cs="宋体"/>
+          <w:rFonts w:ascii="宋体" w:hAnsi="宋体" w:eastAsia="宋体" w:cs="宋体"/>
           <w:spacing w:val="-3"/>
           <w:sz w:val="24"/>
           <w:szCs w:val="24"/>
@@ -3677,7 +3695,7 @@
       </w:r>
       <w:r>
         <w:rPr>
-          <w:rFonts w:ascii="宋体" w:eastAsia="宋体" w:hAnsi="宋体" w:cs="宋体" w:hint="eastAsia"/>
+          <w:rFonts w:hint="eastAsia" w:ascii="宋体" w:hAnsi="宋体" w:eastAsia="宋体" w:cs="宋体"/>
           <w:spacing w:val="-3"/>
           <w:sz w:val="24"/>
           <w:szCs w:val="24"/>
@@ -3687,7 +3705,7 @@
       </w:r>
       <w:r>
         <w:rPr>
-          <w:rFonts w:ascii="宋体" w:eastAsia="宋体" w:hAnsi="宋体" w:cs="宋体"/>
+          <w:rFonts w:ascii="宋体" w:hAnsi="宋体" w:eastAsia="宋体" w:cs="宋体"/>
           <w:spacing w:val="-3"/>
           <w:sz w:val="24"/>
           <w:szCs w:val="24"/>
@@ -3696,7 +3714,7 @@
       </w:r>
       <w:r>
         <w:rPr>
-          <w:rFonts w:ascii="宋体" w:eastAsia="宋体" w:hAnsi="宋体" w:cs="宋体"/>
+          <w:rFonts w:ascii="宋体" w:hAnsi="宋体" w:eastAsia="宋体" w:cs="宋体"/>
           <w:spacing w:val="-6"/>
           <w:sz w:val="24"/>
           <w:szCs w:val="24"/>
@@ -3705,7 +3723,7 @@
       </w:r>
       <w:r>
         <w:rPr>
-          <w:rFonts w:ascii="宋体" w:eastAsia="宋体" w:hAnsi="宋体" w:cs="宋体" w:hint="eastAsia"/>
+          <w:rFonts w:hint="eastAsia" w:ascii="宋体" w:hAnsi="宋体" w:eastAsia="宋体" w:cs="宋体"/>
           <w:spacing w:val="-6"/>
           <w:sz w:val="24"/>
           <w:szCs w:val="24"/>
@@ -3716,7 +3734,7 @@
     </w:p>
     <w:p>
       <w:pPr>
-        <w:pStyle w:val="3"/>
+        <w:pStyle w:val="33"/>
         <w:keepLines w:val="0"/>
         <w:pageBreakBefore w:val="0"/>
         <w:widowControl w:val="0"/>
@@ -3728,8 +3746,8 @@
           <w:lang w:val="en-US" w:eastAsia="zh-CN"/>
         </w:rPr>
       </w:pPr>
-      <w:bookmarkStart w:id="17" w:name="_Toc17080"/>
-      <w:bookmarkStart w:id="18" w:name="_Toc22127"/>
+      <w:bookmarkStart w:id="16" w:name="_Toc17080"/>
+      <w:bookmarkStart w:id="17" w:name="_Toc3112"/>
       <w:r>
         <w:rPr>
           <w:rFonts w:hint="eastAsia"/>
@@ -3737,8 +3755,8 @@
         </w:rPr>
         <w:t>人才选拔</w:t>
       </w:r>
+      <w:bookmarkEnd w:id="16"/>
       <w:bookmarkEnd w:id="17"/>
-      <w:bookmarkEnd w:id="18"/>
     </w:p>
     <w:p>
       <w:pPr>
@@ -3756,17 +3774,17 @@
         <w:adjustRightInd w:val="0"/>
         <w:snapToGrid w:val="0"/>
         <w:spacing w:line="360" w:lineRule="auto"/>
-        <w:ind w:left="0" w:right="0" w:firstLine="420" w:firstLineChars="200"/>
+        <w:ind w:left="0" w:right="0" w:firstLine="464" w:firstLineChars="200"/>
         <w:textAlignment w:val="baseline"/>
         <w:rPr>
-          <w:rFonts w:ascii="宋体" w:eastAsia="宋体" w:hAnsi="宋体" w:cs="宋体"/>
-          <w:sz w:val="24"/>
-          <w:szCs w:val="24"/>
-        </w:rPr>
-      </w:pPr>
-      <w:r>
-        <w:rPr>
-          <w:rFonts w:ascii="宋体" w:eastAsia="宋体" w:hAnsi="宋体" w:cs="宋体"/>
+          <w:rFonts w:ascii="宋体" w:hAnsi="宋体" w:eastAsia="宋体" w:cs="宋体"/>
+          <w:sz w:val="24"/>
+          <w:szCs w:val="24"/>
+        </w:rPr>
+      </w:pPr>
+      <w:r>
+        <w:rPr>
+          <w:rFonts w:ascii="宋体" w:hAnsi="宋体" w:eastAsia="宋体" w:cs="宋体"/>
           <w:spacing w:val="-4"/>
           <w:sz w:val="24"/>
           <w:szCs w:val="24"/>
@@ -3775,7 +3793,7 @@
       </w:r>
       <w:r>
         <w:rPr>
-          <w:rFonts w:ascii="宋体" w:eastAsia="宋体" w:hAnsi="宋体" w:cs="宋体"/>
+          <w:rFonts w:ascii="宋体" w:hAnsi="宋体" w:eastAsia="宋体" w:cs="宋体"/>
           <w:spacing w:val="1"/>
           <w:sz w:val="24"/>
           <w:szCs w:val="24"/>
@@ -3784,7 +3802,7 @@
       </w:r>
       <w:r>
         <w:rPr>
-          <w:rFonts w:ascii="宋体" w:eastAsia="宋体" w:hAnsi="宋体" w:cs="宋体"/>
+          <w:rFonts w:ascii="宋体" w:hAnsi="宋体" w:eastAsia="宋体" w:cs="宋体"/>
           <w:sz w:val="24"/>
           <w:szCs w:val="24"/>
         </w:rPr>
@@ -3792,7 +3810,7 @@
       </w:r>
       <w:r>
         <w:rPr>
-          <w:rFonts w:ascii="宋体" w:eastAsia="宋体" w:hAnsi="宋体" w:cs="宋体"/>
+          <w:rFonts w:ascii="宋体" w:hAnsi="宋体" w:eastAsia="宋体" w:cs="宋体"/>
           <w:spacing w:val="1"/>
           <w:sz w:val="24"/>
           <w:szCs w:val="24"/>
@@ -3801,7 +3819,7 @@
       </w:r>
       <w:r>
         <w:rPr>
-          <w:rFonts w:ascii="宋体" w:eastAsia="宋体" w:hAnsi="宋体" w:cs="宋体" w:hint="eastAsia"/>
+          <w:rFonts w:hint="eastAsia" w:ascii="宋体" w:hAnsi="宋体" w:eastAsia="宋体" w:cs="宋体"/>
           <w:spacing w:val="1"/>
           <w:sz w:val="24"/>
           <w:szCs w:val="24"/>
@@ -3811,7 +3829,7 @@
       </w:r>
       <w:r>
         <w:rPr>
-          <w:rFonts w:ascii="宋体" w:eastAsia="宋体" w:hAnsi="宋体" w:cs="宋体"/>
+          <w:rFonts w:ascii="宋体" w:hAnsi="宋体" w:eastAsia="宋体" w:cs="宋体"/>
           <w:sz w:val="24"/>
           <w:szCs w:val="24"/>
         </w:rPr>
@@ -3819,7 +3837,7 @@
       </w:r>
       <w:r>
         <w:rPr>
-          <w:rFonts w:ascii="宋体" w:eastAsia="宋体" w:hAnsi="宋体" w:cs="宋体"/>
+          <w:rFonts w:ascii="宋体" w:hAnsi="宋体" w:eastAsia="宋体" w:cs="宋体"/>
           <w:spacing w:val="1"/>
           <w:sz w:val="24"/>
           <w:szCs w:val="24"/>
@@ -3828,7 +3846,7 @@
       </w:r>
       <w:r>
         <w:rPr>
-          <w:rFonts w:ascii="宋体" w:eastAsia="宋体" w:hAnsi="宋体" w:cs="宋体" w:hint="eastAsia"/>
+          <w:rFonts w:hint="eastAsia" w:ascii="宋体" w:hAnsi="宋体" w:eastAsia="宋体" w:cs="宋体"/>
           <w:spacing w:val="1"/>
           <w:sz w:val="24"/>
           <w:szCs w:val="24"/>
@@ -3838,7 +3856,7 @@
       </w:r>
       <w:r>
         <w:rPr>
-          <w:rFonts w:ascii="宋体" w:eastAsia="宋体" w:hAnsi="宋体" w:cs="宋体"/>
+          <w:rFonts w:ascii="宋体" w:hAnsi="宋体" w:eastAsia="宋体" w:cs="宋体"/>
           <w:spacing w:val="1"/>
           <w:sz w:val="24"/>
           <w:szCs w:val="24"/>
@@ -3847,7 +3865,7 @@
       </w:r>
       <w:r>
         <w:rPr>
-          <w:rFonts w:ascii="宋体" w:eastAsia="宋体" w:hAnsi="宋体" w:cs="宋体"/>
+          <w:rFonts w:ascii="宋体" w:hAnsi="宋体" w:eastAsia="宋体" w:cs="宋体"/>
           <w:sz w:val="24"/>
           <w:szCs w:val="24"/>
         </w:rPr>
@@ -3855,7 +3873,7 @@
       </w:r>
       <w:r>
         <w:rPr>
-          <w:rFonts w:ascii="宋体" w:eastAsia="宋体" w:hAnsi="宋体" w:cs="宋体"/>
+          <w:rFonts w:ascii="宋体" w:hAnsi="宋体" w:eastAsia="宋体" w:cs="宋体"/>
           <w:spacing w:val="-5"/>
           <w:sz w:val="24"/>
           <w:szCs w:val="24"/>
@@ -3879,17 +3897,17 @@
         <w:adjustRightInd w:val="0"/>
         <w:snapToGrid w:val="0"/>
         <w:spacing w:line="360" w:lineRule="auto"/>
-        <w:ind w:left="0" w:right="0" w:firstLine="420" w:firstLineChars="200"/>
+        <w:ind w:left="0" w:right="0" w:firstLine="488" w:firstLineChars="200"/>
         <w:textAlignment w:val="baseline"/>
         <w:rPr>
-          <w:rFonts w:ascii="宋体" w:eastAsia="宋体" w:hAnsi="宋体" w:cs="宋体"/>
-          <w:sz w:val="24"/>
-          <w:szCs w:val="24"/>
-        </w:rPr>
-      </w:pPr>
-      <w:r>
-        <w:rPr>
-          <w:rFonts w:ascii="宋体" w:eastAsia="宋体" w:hAnsi="宋体" w:cs="宋体"/>
+          <w:rFonts w:ascii="宋体" w:hAnsi="宋体" w:eastAsia="宋体" w:cs="宋体"/>
+          <w:sz w:val="24"/>
+          <w:szCs w:val="24"/>
+        </w:rPr>
+      </w:pPr>
+      <w:r>
+        <w:rPr>
+          <w:rFonts w:ascii="宋体" w:hAnsi="宋体" w:eastAsia="宋体" w:cs="宋体"/>
           <w:spacing w:val="2"/>
           <w:sz w:val="24"/>
           <w:szCs w:val="24"/>
@@ -3898,7 +3916,7 @@
       </w:r>
       <w:r>
         <w:rPr>
-          <w:rFonts w:ascii="宋体" w:eastAsia="宋体" w:hAnsi="宋体" w:cs="宋体"/>
+          <w:rFonts w:ascii="宋体" w:hAnsi="宋体" w:eastAsia="宋体" w:cs="宋体"/>
           <w:spacing w:val="1"/>
           <w:sz w:val="24"/>
           <w:szCs w:val="24"/>
@@ -3907,7 +3925,7 @@
       </w:r>
       <w:r>
         <w:rPr>
-          <w:rFonts w:ascii="宋体" w:eastAsia="宋体" w:hAnsi="宋体" w:cs="宋体"/>
+          <w:rFonts w:ascii="宋体" w:hAnsi="宋体" w:eastAsia="宋体" w:cs="宋体"/>
           <w:spacing w:val="-3"/>
           <w:sz w:val="24"/>
           <w:szCs w:val="24"/>
@@ -3916,7 +3934,7 @@
       </w:r>
       <w:r>
         <w:rPr>
-          <w:rFonts w:ascii="宋体" w:eastAsia="宋体" w:hAnsi="宋体" w:cs="宋体" w:hint="eastAsia"/>
+          <w:rFonts w:hint="eastAsia" w:ascii="宋体" w:hAnsi="宋体" w:eastAsia="宋体" w:cs="宋体"/>
           <w:spacing w:val="-3"/>
           <w:sz w:val="24"/>
           <w:szCs w:val="24"/>
@@ -3926,7 +3944,7 @@
       </w:r>
       <w:r>
         <w:rPr>
-          <w:rFonts w:ascii="宋体" w:eastAsia="宋体" w:hAnsi="宋体" w:cs="宋体"/>
+          <w:rFonts w:ascii="宋体" w:hAnsi="宋体" w:eastAsia="宋体" w:cs="宋体"/>
           <w:spacing w:val="-3"/>
           <w:sz w:val="24"/>
           <w:szCs w:val="24"/>
@@ -3935,7 +3953,7 @@
       </w:r>
       <w:r>
         <w:rPr>
-          <w:rFonts w:ascii="宋体" w:eastAsia="宋体" w:hAnsi="宋体" w:cs="宋体"/>
+          <w:rFonts w:ascii="宋体" w:hAnsi="宋体" w:eastAsia="宋体" w:cs="宋体"/>
           <w:spacing w:val="-4"/>
           <w:sz w:val="24"/>
           <w:szCs w:val="24"/>
@@ -3944,7 +3962,7 @@
       </w:r>
       <w:r>
         <w:rPr>
-          <w:rFonts w:ascii="宋体" w:eastAsia="宋体" w:hAnsi="宋体" w:cs="宋体"/>
+          <w:rFonts w:ascii="宋体" w:hAnsi="宋体" w:eastAsia="宋体" w:cs="宋体"/>
           <w:spacing w:val="-1"/>
           <w:sz w:val="24"/>
           <w:szCs w:val="24"/>
@@ -3954,7 +3972,7 @@
     </w:p>
     <w:p>
       <w:pPr>
-        <w:pStyle w:val="2"/>
+        <w:pStyle w:val="32"/>
         <w:keepLines w:val="0"/>
         <w:pageBreakBefore w:val="0"/>
         <w:widowControl w:val="0"/>
@@ -3962,15 +3980,15 @@
         <w:overflowPunct/>
         <w:bidi w:val="0"/>
       </w:pPr>
-      <w:bookmarkStart w:id="19" w:name="bookmark6"/>
+      <w:bookmarkStart w:id="18" w:name="bookmark6"/>
+      <w:bookmarkEnd w:id="18"/>
+      <w:bookmarkStart w:id="19" w:name="_Toc10958"/>
+      <w:bookmarkStart w:id="20" w:name="_Toc2371"/>
+      <w:r>
+        <w:t>外部人才储备</w:t>
+      </w:r>
       <w:bookmarkEnd w:id="19"/>
-      <w:bookmarkStart w:id="20" w:name="_Toc10958"/>
-      <w:bookmarkStart w:id="21" w:name="_Toc30437"/>
-      <w:r>
-        <w:t>外部人才储备</w:t>
-      </w:r>
       <w:bookmarkEnd w:id="20"/>
-      <w:bookmarkEnd w:id="21"/>
     </w:p>
     <w:p>
       <w:pPr>
@@ -3988,10 +4006,10 @@
         <w:adjustRightInd w:val="0"/>
         <w:snapToGrid w:val="0"/>
         <w:spacing w:line="360" w:lineRule="auto"/>
-        <w:ind w:left="0" w:right="0" w:firstLine="420" w:firstLineChars="200"/>
+        <w:ind w:left="0" w:right="0" w:firstLine="488" w:firstLineChars="200"/>
         <w:textAlignment w:val="baseline"/>
         <w:rPr>
-          <w:rFonts w:ascii="宋体" w:eastAsia="宋体" w:hAnsi="宋体" w:cs="宋体"/>
+          <w:rFonts w:ascii="宋体" w:hAnsi="宋体" w:eastAsia="宋体" w:cs="宋体"/>
           <w:spacing w:val="2"/>
           <w:sz w:val="24"/>
           <w:szCs w:val="24"/>
@@ -3999,7 +4017,7 @@
       </w:pPr>
       <w:r>
         <w:rPr>
-          <w:rFonts w:ascii="宋体" w:eastAsia="宋体" w:hAnsi="宋体" w:cs="宋体"/>
+          <w:rFonts w:ascii="宋体" w:hAnsi="宋体" w:eastAsia="宋体" w:cs="宋体"/>
           <w:spacing w:val="2"/>
           <w:sz w:val="24"/>
           <w:szCs w:val="24"/>
@@ -4027,10 +4045,10 @@
         <w:adjustRightInd w:val="0"/>
         <w:snapToGrid w:val="0"/>
         <w:spacing w:line="360" w:lineRule="auto"/>
-        <w:ind w:left="425" w:right="0" w:hanging="425" w:leftChars="0" w:firstLineChars="0"/>
+        <w:ind w:left="425" w:leftChars="0" w:right="0" w:hanging="425" w:firstLineChars="0"/>
         <w:textAlignment w:val="baseline"/>
         <w:rPr>
-          <w:rFonts w:ascii="宋体" w:eastAsia="宋体" w:hAnsi="宋体" w:cs="宋体"/>
+          <w:rFonts w:ascii="宋体" w:hAnsi="宋体" w:eastAsia="宋体" w:cs="宋体"/>
           <w:spacing w:val="2"/>
           <w:sz w:val="24"/>
           <w:szCs w:val="24"/>
@@ -4038,7 +4056,7 @@
       </w:pPr>
       <w:r>
         <w:rPr>
-          <w:rFonts w:ascii="宋体" w:eastAsia="宋体" w:hAnsi="宋体" w:cs="宋体"/>
+          <w:rFonts w:ascii="宋体" w:hAnsi="宋体" w:eastAsia="宋体" w:cs="宋体"/>
           <w:spacing w:val="2"/>
           <w:sz w:val="24"/>
           <w:szCs w:val="24"/>
@@ -4066,10 +4084,10 @@
         <w:adjustRightInd w:val="0"/>
         <w:snapToGrid w:val="0"/>
         <w:spacing w:line="360" w:lineRule="auto"/>
-        <w:ind w:left="425" w:right="0" w:hanging="425" w:leftChars="0" w:firstLineChars="0"/>
+        <w:ind w:left="425" w:leftChars="0" w:right="0" w:hanging="425" w:firstLineChars="0"/>
         <w:textAlignment w:val="baseline"/>
         <w:rPr>
-          <w:rFonts w:ascii="宋体" w:eastAsia="宋体" w:hAnsi="宋体" w:cs="宋体"/>
+          <w:rFonts w:ascii="宋体" w:hAnsi="宋体" w:eastAsia="宋体" w:cs="宋体"/>
           <w:spacing w:val="2"/>
           <w:sz w:val="24"/>
           <w:szCs w:val="24"/>
@@ -4077,7 +4095,7 @@
       </w:pPr>
       <w:r>
         <w:rPr>
-          <w:rFonts w:ascii="宋体" w:eastAsia="宋体" w:hAnsi="宋体" w:cs="宋体"/>
+          <w:rFonts w:ascii="宋体" w:hAnsi="宋体" w:eastAsia="宋体" w:cs="宋体"/>
           <w:spacing w:val="2"/>
           <w:sz w:val="24"/>
           <w:szCs w:val="24"/>
@@ -4105,10 +4123,10 @@
         <w:adjustRightInd w:val="0"/>
         <w:snapToGrid w:val="0"/>
         <w:spacing w:line="360" w:lineRule="auto"/>
-        <w:ind w:left="425" w:right="0" w:hanging="425" w:leftChars="0" w:firstLineChars="0"/>
+        <w:ind w:left="425" w:leftChars="0" w:right="0" w:hanging="425" w:firstLineChars="0"/>
         <w:textAlignment w:val="baseline"/>
         <w:rPr>
-          <w:rFonts w:ascii="宋体" w:eastAsia="宋体" w:hAnsi="宋体" w:cs="宋体"/>
+          <w:rFonts w:ascii="宋体" w:hAnsi="宋体" w:eastAsia="宋体" w:cs="宋体"/>
           <w:spacing w:val="2"/>
           <w:sz w:val="24"/>
           <w:szCs w:val="24"/>
@@ -4116,26 +4134,37 @@
       </w:pPr>
       <w:r>
         <w:rPr>
-          <w:rFonts w:ascii="宋体" w:eastAsia="宋体" w:hAnsi="宋体" w:cs="宋体"/>
+          <w:rFonts w:ascii="宋体" w:hAnsi="宋体" w:eastAsia="宋体" w:cs="宋体"/>
           <w:spacing w:val="2"/>
           <w:sz w:val="24"/>
           <w:szCs w:val="24"/>
         </w:rPr>
-        <w:t>在各人才市场或人才招聘网站收集到的有效信息</w:t>
-      </w:r>
-      <w:r>
-        <w:rPr>
-          <w:rStyle w:val="FootnoteReference"/>
-          <w:rFonts w:ascii="宋体" w:eastAsia="宋体" w:hAnsi="宋体" w:cs="宋体"/>
+        <w:t>在各人才市场或人才招聘网站收集到的</w:t>
+      </w:r>
+      <w:bookmarkStart w:id="27" w:name="_GoBack"/>
+      <w:r>
+        <w:rPr>
+          <w:rFonts w:ascii="宋体" w:hAnsi="宋体" w:eastAsia="宋体" w:cs="宋体"/>
           <w:spacing w:val="2"/>
           <w:sz w:val="24"/>
           <w:szCs w:val="24"/>
         </w:rPr>
-        <w:footnoteReference w:id="3"/>
-      </w:r>
-      <w:r>
-        <w:rPr>
-          <w:rFonts w:ascii="宋体" w:eastAsia="宋体" w:hAnsi="宋体" w:cs="宋体"/>
+        <w:t>有效信息</w:t>
+      </w:r>
+      <w:bookmarkEnd w:id="27"/>
+      <w:r>
+        <w:rPr>
+          <w:rStyle w:val="25"/>
+          <w:rFonts w:ascii="宋体" w:hAnsi="宋体" w:eastAsia="宋体" w:cs="宋体"/>
+          <w:spacing w:val="2"/>
+          <w:sz w:val="24"/>
+          <w:szCs w:val="24"/>
+        </w:rPr>
+        <w:footnoteReference w:id="1"/>
+      </w:r>
+      <w:r>
+        <w:rPr>
+          <w:rFonts w:ascii="宋体" w:hAnsi="宋体" w:eastAsia="宋体" w:cs="宋体"/>
           <w:spacing w:val="2"/>
           <w:sz w:val="24"/>
           <w:szCs w:val="24"/>
@@ -4159,10 +4188,10 @@
         <w:adjustRightInd w:val="0"/>
         <w:snapToGrid w:val="0"/>
         <w:spacing w:line="360" w:lineRule="auto"/>
-        <w:ind w:left="0" w:right="0" w:firstLine="420" w:firstLineChars="200"/>
+        <w:ind w:left="0" w:right="0" w:firstLine="488" w:firstLineChars="200"/>
         <w:textAlignment w:val="baseline"/>
         <w:rPr>
-          <w:rFonts w:ascii="宋体" w:eastAsia="宋体" w:hAnsi="宋体" w:cs="宋体"/>
+          <w:rFonts w:ascii="宋体" w:hAnsi="宋体" w:eastAsia="宋体" w:cs="宋体"/>
           <w:spacing w:val="2"/>
           <w:sz w:val="24"/>
           <w:szCs w:val="24"/>
@@ -4170,7 +4199,7 @@
       </w:pPr>
       <w:r>
         <w:rPr>
-          <w:rFonts w:ascii="宋体" w:eastAsia="宋体" w:hAnsi="宋体" w:cs="宋体"/>
+          <w:rFonts w:ascii="宋体" w:hAnsi="宋体" w:eastAsia="宋体" w:cs="宋体"/>
           <w:spacing w:val="2"/>
           <w:sz w:val="24"/>
           <w:szCs w:val="24"/>
@@ -4179,7 +4208,7 @@
       </w:r>
       <w:r>
         <w:rPr>
-          <w:rFonts w:ascii="宋体" w:eastAsia="宋体" w:hAnsi="宋体" w:cs="宋体" w:hint="eastAsia"/>
+          <w:rFonts w:hint="eastAsia" w:ascii="宋体" w:hAnsi="宋体" w:eastAsia="宋体" w:cs="宋体"/>
           <w:spacing w:val="2"/>
           <w:sz w:val="24"/>
           <w:szCs w:val="24"/>
@@ -4189,7 +4218,7 @@
       </w:r>
       <w:r>
         <w:rPr>
-          <w:rFonts w:ascii="宋体" w:eastAsia="宋体" w:hAnsi="宋体" w:cs="宋体"/>
+          <w:rFonts w:ascii="宋体" w:hAnsi="宋体" w:eastAsia="宋体" w:cs="宋体"/>
           <w:spacing w:val="2"/>
           <w:sz w:val="24"/>
           <w:szCs w:val="24"/>
@@ -4213,10 +4242,10 @@
         <w:adjustRightInd w:val="0"/>
         <w:snapToGrid w:val="0"/>
         <w:spacing w:line="360" w:lineRule="auto"/>
-        <w:ind w:left="0" w:right="0" w:firstLine="420" w:firstLineChars="200"/>
+        <w:ind w:left="0" w:right="0" w:firstLine="488" w:firstLineChars="200"/>
         <w:textAlignment w:val="baseline"/>
         <w:rPr>
-          <w:rFonts w:ascii="宋体" w:eastAsia="宋体" w:hAnsi="宋体" w:cs="宋体"/>
+          <w:rFonts w:ascii="宋体" w:hAnsi="宋体" w:eastAsia="宋体" w:cs="宋体"/>
           <w:spacing w:val="2"/>
           <w:sz w:val="24"/>
           <w:szCs w:val="24"/>
@@ -4224,7 +4253,7 @@
       </w:pPr>
       <w:r>
         <w:rPr>
-          <w:rFonts w:ascii="宋体" w:eastAsia="宋体" w:hAnsi="宋体" w:cs="宋体"/>
+          <w:rFonts w:ascii="宋体" w:hAnsi="宋体" w:eastAsia="宋体" w:cs="宋体"/>
           <w:spacing w:val="2"/>
           <w:sz w:val="24"/>
           <w:szCs w:val="24"/>
@@ -4233,7 +4262,7 @@
       </w:r>
       <w:r>
         <w:rPr>
-          <w:rFonts w:ascii="宋体" w:eastAsia="宋体" w:hAnsi="宋体" w:cs="宋体" w:hint="eastAsia"/>
+          <w:rFonts w:hint="eastAsia" w:ascii="宋体" w:hAnsi="宋体" w:eastAsia="宋体" w:cs="宋体"/>
           <w:spacing w:val="2"/>
           <w:sz w:val="24"/>
           <w:szCs w:val="24"/>
@@ -4243,7 +4272,7 @@
       </w:r>
       <w:r>
         <w:rPr>
-          <w:rFonts w:ascii="宋体" w:eastAsia="宋体" w:hAnsi="宋体" w:cs="宋体"/>
+          <w:rFonts w:ascii="宋体" w:hAnsi="宋体" w:eastAsia="宋体" w:cs="宋体"/>
           <w:spacing w:val="2"/>
           <w:sz w:val="24"/>
           <w:szCs w:val="24"/>
@@ -4253,7 +4282,7 @@
     </w:p>
     <w:p>
       <w:pPr>
-        <w:pStyle w:val="2"/>
+        <w:pStyle w:val="32"/>
         <w:keepLines w:val="0"/>
         <w:pageBreakBefore w:val="0"/>
         <w:widowControl w:val="0"/>
@@ -4261,7 +4290,7 @@
         <w:overflowPunct/>
         <w:bidi w:val="0"/>
       </w:pPr>
-      <w:bookmarkStart w:id="22" w:name="_Toc18337"/>
+      <w:bookmarkStart w:id="21" w:name="_Toc7618"/>
       <w:r>
         <w:rPr>
           <w:rFonts w:hint="eastAsia"/>
@@ -4269,21 +4298,22 @@
         </w:rPr>
         <w:t>考核指标</w:t>
       </w:r>
-      <w:bookmarkEnd w:id="22"/>
+      <w:bookmarkEnd w:id="21"/>
     </w:p>
     <w:tbl>
       <w:tblPr>
-        <w:tblStyle w:val="TableGrid"/>
+        <w:tblStyle w:val="22"/>
         <w:tblW w:w="0" w:type="auto"/>
         <w:jc w:val="center"/>
         <w:tblBorders>
-          <w:top w:val="single" w:sz="4" w:space="0" w:color="auto"/>
-          <w:left w:val="single" w:sz="4" w:space="0" w:color="auto"/>
-          <w:bottom w:val="single" w:sz="4" w:space="0" w:color="auto"/>
-          <w:right w:val="single" w:sz="4" w:space="0" w:color="auto"/>
-          <w:insideH w:val="single" w:sz="4" w:space="0" w:color="auto"/>
-          <w:insideV w:val="single" w:sz="4" w:space="0" w:color="auto"/>
+          <w:top w:val="single" w:color="auto" w:sz="4" w:space="0"/>
+          <w:left w:val="single" w:color="auto" w:sz="4" w:space="0"/>
+          <w:bottom w:val="single" w:color="auto" w:sz="4" w:space="0"/>
+          <w:right w:val="single" w:color="auto" w:sz="4" w:space="0"/>
+          <w:insideH w:val="single" w:color="auto" w:sz="4" w:space="0"/>
+          <w:insideV w:val="single" w:color="auto" w:sz="4" w:space="0"/>
         </w:tblBorders>
+        <w:tblLayout w:type="autofit"/>
         <w:tblCellMar>
           <w:top w:w="0" w:type="dxa"/>
           <w:left w:w="108" w:type="dxa"/>
@@ -4299,15 +4329,13 @@
       </w:tblGrid>
       <w:tr>
         <w:tblPrEx>
-          <w:tblW w:w="0" w:type="auto"/>
-          <w:jc w:val="center"/>
           <w:tblBorders>
-            <w:top w:val="single" w:sz="4" w:space="0" w:color="auto"/>
-            <w:left w:val="single" w:sz="4" w:space="0" w:color="auto"/>
-            <w:bottom w:val="single" w:sz="4" w:space="0" w:color="auto"/>
-            <w:right w:val="single" w:sz="4" w:space="0" w:color="auto"/>
-            <w:insideH w:val="single" w:sz="4" w:space="0" w:color="auto"/>
-            <w:insideV w:val="single" w:sz="4" w:space="0" w:color="auto"/>
+            <w:top w:val="single" w:color="auto" w:sz="4" w:space="0"/>
+            <w:left w:val="single" w:color="auto" w:sz="4" w:space="0"/>
+            <w:bottom w:val="single" w:color="auto" w:sz="4" w:space="0"/>
+            <w:right w:val="single" w:color="auto" w:sz="4" w:space="0"/>
+            <w:insideH w:val="single" w:color="auto" w:sz="4" w:space="0"/>
+            <w:insideV w:val="single" w:color="auto" w:sz="4" w:space="0"/>
           </w:tblBorders>
           <w:tblCellMar>
             <w:top w:w="0" w:type="dxa"/>
@@ -4334,7 +4362,7 @@
               <w:bidi w:val="0"/>
               <w:jc w:val="center"/>
               <w:rPr>
-                <w:rFonts w:eastAsia="宋体" w:hint="default"/>
+                <w:rFonts w:hint="default" w:eastAsia="宋体"/>
                 <w:b/>
                 <w:bCs/>
                 <w:vertAlign w:val="baseline"/>
@@ -4343,7 +4371,7 @@
             </w:pPr>
             <w:r>
               <w:rPr>
-                <w:rFonts w:eastAsia="宋体" w:hint="eastAsia"/>
+                <w:rFonts w:hint="eastAsia" w:eastAsia="宋体"/>
                 <w:b/>
                 <w:bCs/>
                 <w:vertAlign w:val="baseline"/>
@@ -4368,7 +4396,7 @@
               <w:bidi w:val="0"/>
               <w:jc w:val="center"/>
               <w:rPr>
-                <w:rFonts w:eastAsia="宋体" w:hint="default"/>
+                <w:rFonts w:hint="default" w:eastAsia="宋体"/>
                 <w:b/>
                 <w:bCs/>
                 <w:vertAlign w:val="baseline"/>
@@ -4377,7 +4405,7 @@
             </w:pPr>
             <w:r>
               <w:rPr>
-                <w:rFonts w:eastAsia="宋体" w:hint="eastAsia"/>
+                <w:rFonts w:hint="eastAsia" w:eastAsia="宋体"/>
                 <w:b/>
                 <w:bCs/>
                 <w:vertAlign w:val="baseline"/>
@@ -4402,7 +4430,7 @@
               <w:bidi w:val="0"/>
               <w:jc w:val="center"/>
               <w:rPr>
-                <w:rFonts w:eastAsia="宋体" w:hint="default"/>
+                <w:rFonts w:hint="default" w:eastAsia="宋体"/>
                 <w:b/>
                 <w:bCs/>
                 <w:vertAlign w:val="baseline"/>
@@ -4411,7 +4439,7 @@
             </w:pPr>
             <w:r>
               <w:rPr>
-                <w:rFonts w:eastAsia="宋体" w:hint="eastAsia"/>
+                <w:rFonts w:hint="eastAsia" w:eastAsia="宋体"/>
                 <w:b/>
                 <w:bCs/>
                 <w:vertAlign w:val="baseline"/>
@@ -4437,7 +4465,7 @@
               <w:bidi w:val="0"/>
               <w:jc w:val="center"/>
               <w:rPr>
-                <w:rFonts w:ascii="宋体" w:eastAsia="宋体" w:hAnsi="宋体" w:cs="宋体" w:hint="eastAsia"/>
+                <w:rFonts w:hint="eastAsia" w:ascii="宋体" w:hAnsi="宋体" w:eastAsia="宋体" w:cs="宋体"/>
                 <w:b/>
                 <w:bCs/>
                 <w:snapToGrid w:val="0"/>
@@ -4450,7 +4478,7 @@
             </w:pPr>
             <w:r>
               <w:rPr>
-                <w:rFonts w:ascii="宋体" w:eastAsia="宋体" w:hAnsi="宋体" w:cs="宋体" w:hint="eastAsia"/>
+                <w:rFonts w:hint="eastAsia" w:ascii="宋体" w:hAnsi="宋体" w:eastAsia="宋体" w:cs="宋体"/>
                 <w:b/>
                 <w:bCs/>
                 <w:sz w:val="18"/>
@@ -4463,8 +4491,14 @@
       </w:tr>
       <w:tr>
         <w:tblPrEx>
-          <w:tblW w:w="0" w:type="auto"/>
-          <w:jc w:val="center"/>
+          <w:tblBorders>
+            <w:top w:val="single" w:color="auto" w:sz="4" w:space="0"/>
+            <w:left w:val="single" w:color="auto" w:sz="4" w:space="0"/>
+            <w:bottom w:val="single" w:color="auto" w:sz="4" w:space="0"/>
+            <w:right w:val="single" w:color="auto" w:sz="4" w:space="0"/>
+            <w:insideH w:val="single" w:color="auto" w:sz="4" w:space="0"/>
+            <w:insideV w:val="single" w:color="auto" w:sz="4" w:space="0"/>
+          </w:tblBorders>
           <w:tblCellMar>
             <w:top w:w="0" w:type="dxa"/>
             <w:left w:w="108" w:type="dxa"/>
@@ -4473,7 +4507,7 @@
           </w:tblCellMar>
         </w:tblPrEx>
         <w:trPr>
-          <w:trHeight w:val="238"/>
+          <w:trHeight w:val="238" w:hRule="atLeast"/>
           <w:jc w:val="center"/>
         </w:trPr>
         <w:tc>
@@ -4495,7 +4529,7 @@
             </w:pPr>
             <w:r>
               <w:rPr>
-                <w:rFonts w:eastAsia="宋体" w:hint="eastAsia"/>
+                <w:rFonts w:hint="eastAsia" w:eastAsia="宋体"/>
                 <w:vertAlign w:val="baseline"/>
                 <w:lang w:val="en-US" w:eastAsia="zh-CN"/>
               </w:rPr>
@@ -4522,7 +4556,7 @@
             </w:pPr>
             <w:r>
               <w:rPr>
-                <w:rFonts w:ascii="宋体" w:eastAsia="宋体" w:hAnsi="宋体" w:cs="宋体" w:hint="eastAsia"/>
+                <w:rFonts w:hint="eastAsia" w:ascii="宋体" w:hAnsi="宋体" w:eastAsia="宋体" w:cs="宋体"/>
                 <w:sz w:val="18"/>
                 <w:szCs w:val="18"/>
               </w:rPr>
@@ -4530,7 +4564,7 @@
             </w:r>
             <w:r>
               <w:rPr>
-                <w:rFonts w:ascii="宋体" w:eastAsia="宋体" w:hAnsi="宋体" w:cs="宋体" w:hint="eastAsia"/>
+                <w:rFonts w:hint="eastAsia" w:ascii="宋体" w:hAnsi="宋体" w:eastAsia="宋体" w:cs="宋体"/>
                 <w:sz w:val="18"/>
                 <w:szCs w:val="18"/>
                 <w:lang w:val="en-US" w:eastAsia="zh-CN"/>
@@ -4559,7 +4593,7 @@
             </w:pPr>
             <w:r>
               <w:rPr>
-                <w:rFonts w:ascii="宋体" w:eastAsia="宋体" w:hAnsi="宋体" w:cs="宋体" w:hint="eastAsia"/>
+                <w:rFonts w:hint="eastAsia" w:ascii="宋体" w:hAnsi="宋体" w:eastAsia="宋体" w:cs="宋体"/>
                 <w:sz w:val="18"/>
                 <w:szCs w:val="18"/>
               </w:rPr>
@@ -4583,7 +4617,7 @@
               <w:bidi w:val="0"/>
               <w:jc w:val="center"/>
               <w:rPr>
-                <w:rFonts w:ascii="宋体" w:eastAsia="宋体" w:hAnsi="宋体" w:cs="宋体" w:hint="eastAsia"/>
+                <w:rFonts w:hint="eastAsia" w:ascii="宋体" w:hAnsi="宋体" w:eastAsia="宋体" w:cs="宋体"/>
                 <w:snapToGrid w:val="0"/>
                 <w:color w:val="000000"/>
                 <w:kern w:val="0"/>
@@ -4594,7 +4628,7 @@
             </w:pPr>
             <w:r>
               <w:rPr>
-                <w:rFonts w:ascii="宋体" w:eastAsia="宋体" w:hAnsi="宋体" w:cs="宋体" w:hint="eastAsia"/>
+                <w:rFonts w:hint="eastAsia" w:ascii="宋体" w:hAnsi="宋体" w:eastAsia="宋体" w:cs="宋体"/>
                 <w:sz w:val="18"/>
                 <w:szCs w:val="18"/>
               </w:rPr>
@@ -4606,7 +4640,7 @@
     </w:tbl>
     <w:p>
       <w:pPr>
-        <w:pStyle w:val="1"/>
+        <w:pStyle w:val="30"/>
         <w:keepLines w:val="0"/>
         <w:pageBreakBefore w:val="0"/>
         <w:widowControl w:val="0"/>
@@ -4614,13 +4648,13 @@
         <w:overflowPunct/>
         <w:bidi w:val="0"/>
       </w:pPr>
-      <w:bookmarkStart w:id="23" w:name="bookmark7"/>
+      <w:bookmarkStart w:id="22" w:name="bookmark7"/>
+      <w:bookmarkEnd w:id="22"/>
+      <w:bookmarkStart w:id="23" w:name="_Toc22597"/>
+      <w:r>
+        <w:t>附则</w:t>
+      </w:r>
       <w:bookmarkEnd w:id="23"/>
-      <w:bookmarkStart w:id="24" w:name="_Toc14784"/>
-      <w:r>
-        <w:t>附则</w:t>
-      </w:r>
-      <w:bookmarkEnd w:id="24"/>
     </w:p>
     <w:p>
       <w:pPr>
@@ -4642,10 +4676,10 @@
         <w:adjustRightInd w:val="0"/>
         <w:snapToGrid w:val="0"/>
         <w:spacing w:line="360" w:lineRule="auto"/>
-        <w:ind w:left="425" w:right="0" w:hanging="425" w:leftChars="0" w:firstLineChars="0"/>
+        <w:ind w:left="425" w:leftChars="0" w:right="0" w:hanging="425" w:firstLineChars="0"/>
         <w:textAlignment w:val="baseline"/>
         <w:rPr>
-          <w:rFonts w:ascii="宋体" w:eastAsia="宋体" w:hAnsi="宋体" w:cs="宋体"/>
+          <w:rFonts w:ascii="宋体" w:hAnsi="宋体" w:eastAsia="宋体" w:cs="宋体"/>
           <w:spacing w:val="2"/>
           <w:sz w:val="24"/>
           <w:szCs w:val="24"/>
@@ -4653,7 +4687,7 @@
       </w:pPr>
       <w:r>
         <w:rPr>
-          <w:rFonts w:ascii="宋体" w:eastAsia="宋体" w:hAnsi="宋体" w:cs="宋体"/>
+          <w:rFonts w:ascii="宋体" w:hAnsi="宋体" w:eastAsia="宋体" w:cs="宋体"/>
           <w:spacing w:val="2"/>
           <w:sz w:val="24"/>
           <w:szCs w:val="24"/>
@@ -4662,7 +4696,7 @@
       </w:r>
       <w:r>
         <w:rPr>
-          <w:rFonts w:ascii="宋体" w:eastAsia="宋体" w:hAnsi="宋体" w:cs="宋体" w:hint="eastAsia"/>
+          <w:rFonts w:hint="eastAsia" w:ascii="宋体" w:hAnsi="宋体" w:eastAsia="宋体" w:cs="宋体"/>
           <w:spacing w:val="2"/>
           <w:sz w:val="24"/>
           <w:szCs w:val="24"/>
@@ -4672,7 +4706,7 @@
       </w:r>
       <w:r>
         <w:rPr>
-          <w:rFonts w:ascii="宋体" w:eastAsia="宋体" w:hAnsi="宋体" w:cs="宋体"/>
+          <w:rFonts w:ascii="宋体" w:hAnsi="宋体" w:eastAsia="宋体" w:cs="宋体"/>
           <w:spacing w:val="2"/>
           <w:sz w:val="24"/>
           <w:szCs w:val="24"/>
@@ -4681,7 +4715,7 @@
       </w:r>
       <w:r>
         <w:rPr>
-          <w:rFonts w:ascii="宋体" w:eastAsia="宋体" w:hAnsi="宋体" w:cs="宋体" w:hint="eastAsia"/>
+          <w:rFonts w:hint="eastAsia" w:ascii="宋体" w:hAnsi="宋体" w:eastAsia="宋体" w:cs="宋体"/>
           <w:spacing w:val="2"/>
           <w:sz w:val="24"/>
           <w:szCs w:val="24"/>
@@ -4691,7 +4725,7 @@
       </w:r>
       <w:r>
         <w:rPr>
-          <w:rFonts w:ascii="宋体" w:eastAsia="宋体" w:hAnsi="宋体" w:cs="宋体" w:hint="eastAsia"/>
+          <w:rFonts w:hint="eastAsia" w:ascii="宋体" w:hAnsi="宋体" w:eastAsia="宋体" w:cs="宋体"/>
           <w:spacing w:val="2"/>
           <w:sz w:val="24"/>
           <w:szCs w:val="24"/>
@@ -4701,7 +4735,7 @@
       </w:r>
       <w:r>
         <w:rPr>
-          <w:rFonts w:ascii="宋体" w:eastAsia="宋体" w:hAnsi="宋体" w:cs="宋体" w:hint="eastAsia"/>
+          <w:rFonts w:hint="eastAsia" w:ascii="宋体" w:hAnsi="宋体" w:eastAsia="宋体" w:cs="宋体"/>
           <w:spacing w:val="2"/>
           <w:sz w:val="24"/>
           <w:szCs w:val="24"/>
@@ -4711,7 +4745,7 @@
       </w:r>
       <w:r>
         <w:rPr>
-          <w:rFonts w:ascii="宋体" w:eastAsia="宋体" w:hAnsi="宋体" w:cs="宋体" w:hint="eastAsia"/>
+          <w:rFonts w:hint="eastAsia" w:ascii="宋体" w:hAnsi="宋体" w:eastAsia="宋体" w:cs="宋体"/>
           <w:spacing w:val="2"/>
           <w:sz w:val="24"/>
           <w:szCs w:val="24"/>
@@ -4721,7 +4755,7 @@
       </w:r>
       <w:r>
         <w:rPr>
-          <w:rFonts w:ascii="宋体" w:eastAsia="宋体" w:hAnsi="宋体" w:cs="宋体" w:hint="eastAsia"/>
+          <w:rFonts w:hint="eastAsia" w:ascii="宋体" w:hAnsi="宋体" w:eastAsia="宋体" w:cs="宋体"/>
           <w:spacing w:val="2"/>
           <w:sz w:val="24"/>
           <w:szCs w:val="24"/>
@@ -4731,7 +4765,7 @@
       </w:r>
       <w:r>
         <w:rPr>
-          <w:rFonts w:ascii="宋体" w:eastAsia="宋体" w:hAnsi="宋体" w:cs="宋体"/>
+          <w:rFonts w:ascii="宋体" w:hAnsi="宋体" w:eastAsia="宋体" w:cs="宋体"/>
           <w:spacing w:val="2"/>
           <w:sz w:val="24"/>
           <w:szCs w:val="24"/>
@@ -4759,17 +4793,17 @@
         <w:adjustRightInd w:val="0"/>
         <w:snapToGrid w:val="0"/>
         <w:spacing w:line="360" w:lineRule="auto"/>
-        <w:ind w:left="425" w:hanging="425" w:leftChars="0" w:firstLineChars="0"/>
+        <w:ind w:left="425" w:leftChars="0" w:hanging="425" w:firstLineChars="0"/>
         <w:textAlignment w:val="baseline"/>
         <w:rPr>
-          <w:rFonts w:ascii="宋体" w:eastAsia="宋体" w:hAnsi="宋体" w:cs="宋体"/>
-          <w:sz w:val="24"/>
-          <w:szCs w:val="24"/>
-        </w:rPr>
-      </w:pPr>
-      <w:r>
-        <w:rPr>
-          <w:rFonts w:ascii="宋体" w:eastAsia="宋体" w:hAnsi="宋体" w:cs="宋体"/>
+          <w:rFonts w:ascii="宋体" w:hAnsi="宋体" w:eastAsia="宋体" w:cs="宋体"/>
+          <w:sz w:val="24"/>
+          <w:szCs w:val="24"/>
+        </w:rPr>
+      </w:pPr>
+      <w:r>
+        <w:rPr>
+          <w:rFonts w:ascii="宋体" w:hAnsi="宋体" w:eastAsia="宋体" w:cs="宋体"/>
           <w:spacing w:val="-1"/>
           <w:sz w:val="24"/>
           <w:szCs w:val="24"/>
@@ -4778,7 +4812,7 @@
       </w:r>
       <w:r>
         <w:rPr>
-          <w:rFonts w:ascii="宋体" w:eastAsia="宋体" w:hAnsi="宋体" w:cs="宋体" w:hint="eastAsia"/>
+          <w:rFonts w:hint="eastAsia" w:ascii="宋体" w:hAnsi="宋体" w:eastAsia="宋体" w:cs="宋体"/>
           <w:spacing w:val="-1"/>
           <w:sz w:val="24"/>
           <w:szCs w:val="24"/>
@@ -4788,7 +4822,7 @@
       </w:r>
       <w:r>
         <w:rPr>
-          <w:rFonts w:ascii="宋体" w:eastAsia="宋体" w:hAnsi="宋体" w:cs="宋体"/>
+          <w:rFonts w:ascii="宋体" w:hAnsi="宋体" w:eastAsia="宋体" w:cs="宋体"/>
           <w:spacing w:val="-1"/>
           <w:sz w:val="24"/>
           <w:szCs w:val="24"/>
@@ -4816,10 +4850,10 @@
         <w:adjustRightInd w:val="0"/>
         <w:snapToGrid w:val="0"/>
         <w:spacing w:line="360" w:lineRule="auto"/>
-        <w:ind w:left="425" w:hanging="425" w:leftChars="0" w:firstLineChars="0"/>
+        <w:ind w:left="425" w:leftChars="0" w:hanging="425" w:firstLineChars="0"/>
         <w:textAlignment w:val="baseline"/>
         <w:rPr>
-          <w:rFonts w:ascii="宋体" w:eastAsia="宋体" w:hAnsi="宋体" w:cs="宋体"/>
+          <w:rFonts w:ascii="宋体" w:hAnsi="宋体" w:eastAsia="宋体" w:cs="宋体"/>
           <w:spacing w:val="2"/>
           <w:sz w:val="24"/>
           <w:szCs w:val="24"/>
@@ -4827,7 +4861,7 @@
       </w:pPr>
       <w:r>
         <w:rPr>
-          <w:rFonts w:ascii="宋体" w:eastAsia="宋体" w:hAnsi="宋体" w:cs="宋体"/>
+          <w:rFonts w:ascii="宋体" w:hAnsi="宋体" w:eastAsia="宋体" w:cs="宋体"/>
           <w:spacing w:val="-2"/>
           <w:sz w:val="24"/>
           <w:szCs w:val="24"/>
@@ -4837,7 +4871,7 @@
     </w:p>
     <w:p>
       <w:pPr>
-        <w:pStyle w:val="1"/>
+        <w:pStyle w:val="30"/>
         <w:keepLines w:val="0"/>
         <w:pageBreakBefore w:val="0"/>
         <w:widowControl w:val="0"/>
@@ -4845,9 +4879,9 @@
         <w:overflowPunct/>
         <w:bidi w:val="0"/>
       </w:pPr>
-      <w:bookmarkStart w:id="25" w:name="bookmark8"/>
-      <w:bookmarkEnd w:id="25"/>
-      <w:bookmarkStart w:id="26" w:name="_Toc1626"/>
+      <w:bookmarkStart w:id="24" w:name="bookmark8"/>
+      <w:bookmarkEnd w:id="24"/>
+      <w:bookmarkStart w:id="25" w:name="_Toc11884"/>
       <w:r>
         <w:rPr>
           <w:rFonts w:hint="eastAsia"/>
@@ -4855,11 +4889,11 @@
         </w:rPr>
         <w:t>附件</w:t>
       </w:r>
-      <w:bookmarkEnd w:id="26"/>
+      <w:bookmarkEnd w:id="25"/>
     </w:p>
     <w:p>
       <w:pPr>
-        <w:pStyle w:val="a3"/>
+        <w:pStyle w:val="41"/>
         <w:keepLines w:val="0"/>
         <w:pageBreakBefore w:val="0"/>
         <w:widowControl w:val="0"/>
@@ -4873,7 +4907,7 @@
     </w:p>
     <w:p>
       <w:pPr>
-        <w:pStyle w:val="1"/>
+        <w:pStyle w:val="30"/>
         <w:keepLines w:val="0"/>
         <w:pageBreakBefore w:val="0"/>
         <w:widowControl w:val="0"/>
@@ -4881,15 +4915,15 @@
         <w:overflowPunct/>
         <w:bidi w:val="0"/>
       </w:pPr>
-      <w:bookmarkStart w:id="27" w:name="_Toc2010"/>
+      <w:bookmarkStart w:id="26" w:name="_Toc4564"/>
       <w:r>
         <w:t>记录</w:t>
       </w:r>
-      <w:bookmarkEnd w:id="27"/>
+      <w:bookmarkEnd w:id="26"/>
     </w:p>
     <w:p>
       <w:pPr>
-        <w:pStyle w:val="a3"/>
+        <w:pStyle w:val="41"/>
         <w:keepLines w:val="0"/>
         <w:pageBreakBefore w:val="0"/>
         <w:widowControl w:val="0"/>
@@ -4903,7 +4937,7 @@
     </w:p>
     <w:p>
       <w:pPr>
-        <w:pStyle w:val="a3"/>
+        <w:pStyle w:val="41"/>
         <w:keepLines w:val="0"/>
         <w:pageBreakBefore w:val="0"/>
         <w:widowControl w:val="0"/>
@@ -4911,7 +4945,7 @@
         <w:overflowPunct/>
         <w:bidi w:val="0"/>
         <w:rPr>
-          <w:rFonts w:ascii="宋体" w:eastAsia="宋体" w:hAnsi="宋体" w:cs="宋体"/>
+          <w:rFonts w:ascii="宋体" w:hAnsi="宋体" w:eastAsia="宋体" w:cs="宋体"/>
           <w:spacing w:val="-6"/>
           <w:sz w:val="24"/>
           <w:szCs w:val="24"/>
@@ -4919,7 +4953,7 @@
       </w:pPr>
       <w:r>
         <w:rPr>
-          <w:rFonts w:ascii="宋体" w:eastAsia="宋体" w:hAnsi="宋体" w:cs="宋体"/>
+          <w:rFonts w:ascii="宋体" w:hAnsi="宋体" w:eastAsia="宋体" w:cs="宋体"/>
           <w:spacing w:val="-6"/>
           <w:sz w:val="24"/>
           <w:szCs w:val="24"/>
@@ -4929,7 +4963,7 @@
     </w:p>
     <w:p>
       <w:pPr>
-        <w:pStyle w:val="a3"/>
+        <w:pStyle w:val="41"/>
         <w:keepLines w:val="0"/>
         <w:pageBreakBefore w:val="0"/>
         <w:widowControl w:val="0"/>
@@ -4937,7 +4971,7 @@
         <w:overflowPunct/>
         <w:bidi w:val="0"/>
         <w:rPr>
-          <w:rFonts w:ascii="宋体" w:eastAsia="宋体" w:hAnsi="宋体" w:cs="宋体" w:hint="eastAsia"/>
+          <w:rFonts w:hint="eastAsia" w:ascii="宋体" w:hAnsi="宋体" w:eastAsia="宋体" w:cs="宋体"/>
           <w:spacing w:val="-6"/>
           <w:sz w:val="24"/>
           <w:szCs w:val="24"/>
@@ -4946,7 +4980,7 @@
       </w:pPr>
       <w:r>
         <w:rPr>
-          <w:rFonts w:ascii="宋体" w:eastAsia="宋体" w:hAnsi="宋体" w:cs="宋体"/>
+          <w:rFonts w:ascii="宋体" w:hAnsi="宋体" w:eastAsia="宋体" w:cs="宋体"/>
           <w:spacing w:val="-4"/>
           <w:sz w:val="24"/>
           <w:szCs w:val="24"/>
@@ -4955,19 +4989,44 @@
       </w:r>
     </w:p>
     <w:sectPr>
-      <w:headerReference w:type="default" r:id="rId5"/>
+      <w:headerReference r:id="rId5" w:type="default"/>
       <w:pgSz w:w="11906" w:h="16838"/>
       <w:pgMar w:top="1417" w:right="1800" w:bottom="1440" w:left="1800" w:header="1140" w:footer="992" w:gutter="0"/>
-      <w:cols w:num="1" w:space="425"/>
+      <w:cols w:space="425" w:num="1"/>
       <w:docGrid w:type="lines" w:linePitch="312" w:charSpace="0"/>
     </w:sectPr>
   </w:body>
 </w:document>
 </file>
 
+<file path=word/endnotes.xml><?xml version="1.0" encoding="utf-8"?>
+<w:endnotes xmlns:wpc="http://schemas.microsoft.com/office/word/2010/wordprocessingCanvas" xmlns:mc="http://schemas.openxmlformats.org/markup-compatibility/2006" xmlns:o="urn:schemas-microsoft-com:office:office" xmlns:r="http://schemas.openxmlformats.org/officeDocument/2006/relationships" xmlns:m="http://schemas.openxmlformats.org/officeDocument/2006/math" xmlns:v="urn:schemas-microsoft-com:vml" xmlns:wp14="http://schemas.microsoft.com/office/word/2010/wordprocessingDrawing" xmlns:wp="http://schemas.openxmlformats.org/drawingml/2006/wordprocessingDrawing" xmlns:w="http://schemas.openxmlformats.org/wordprocessingml/2006/main" xmlns:w14="http://schemas.microsoft.com/office/word/2010/wordml" xmlns:w15="http://schemas.microsoft.com/office/word/2012/wordml" xmlns:w10="urn:schemas-microsoft-com:office:word" xmlns:wpg="http://schemas.microsoft.com/office/word/2010/wordprocessingGroup" xmlns:wpi="http://schemas.microsoft.com/office/word/2010/wordprocessingInk" xmlns:wne="http://schemas.microsoft.com/office/word/2006/wordml" xmlns:wps="http://schemas.microsoft.com/office/word/2010/wordprocessingShape" xmlns:wpsCustomData="http://www.wps.cn/officeDocument/2013/wpsCustomData" mc:Ignorable="w14 w15 wp14">
+  <w:endnote w:type="separator" w:id="0">
+    <w:p>
+      <w:pPr>
+        <w:spacing w:line="240" w:lineRule="auto"/>
+      </w:pPr>
+      <w:r>
+        <w:separator/>
+      </w:r>
+    </w:p>
+  </w:endnote>
+  <w:endnote w:type="continuationSeparator" w:id="1">
+    <w:p>
+      <w:pPr>
+        <w:spacing w:line="240" w:lineRule="auto"/>
+      </w:pPr>
+      <w:r>
+        <w:continuationSeparator/>
+      </w:r>
+    </w:p>
+  </w:endnote>
+</w:endnotes>
+</file>
+
 <file path=word/footnotes.xml><?xml version="1.0" encoding="utf-8"?>
-<w:footnotes xmlns:wpc="http://schemas.microsoft.com/office/word/2010/wordprocessingCanvas" xmlns:mc="http://schemas.openxmlformats.org/markup-compatibility/2006" xmlns:o="urn:schemas-microsoft-com:office:office" xmlns:r="http://schemas.openxmlformats.org/officeDocument/2006/relationships" xmlns:m="http://schemas.openxmlformats.org/officeDocument/2006/math" xmlns:v="urn:schemas-microsoft-com:vml" xmlns:wp14="http://schemas.microsoft.com/office/word/2010/wordprocessingDrawing" xmlns:wp="http://schemas.openxmlformats.org/drawingml/2006/wordprocessingDrawing" xmlns:w10="urn:schemas-microsoft-com:office:word" xmlns:w="http://schemas.openxmlformats.org/wordprocessingml/2006/main" xmlns:w14="http://schemas.microsoft.com/office/word/2010/wordml" xmlns:w15="http://schemas.microsoft.com/office/word/2012/wordml" xmlns:wne="http://schemas.microsoft.com/office/word/2006/wordml" xmlns:wpg="http://schemas.microsoft.com/office/word/2010/wordprocessingGroup" xmlns:wpi="http://schemas.microsoft.com/office/word/2010/wordprocessingInk" xmlns:wps="http://schemas.microsoft.com/office/word/2010/wordprocessingShape" mc:Ignorable="w14 w15 wp14">
-  <w:footnote w:type="separator" w:id="0">
+<w:footnotes xmlns:wpc="http://schemas.microsoft.com/office/word/2010/wordprocessingCanvas" xmlns:mc="http://schemas.openxmlformats.org/markup-compatibility/2006" xmlns:o="urn:schemas-microsoft-com:office:office" xmlns:r="http://schemas.openxmlformats.org/officeDocument/2006/relationships" xmlns:m="http://schemas.openxmlformats.org/officeDocument/2006/math" xmlns:v="urn:schemas-microsoft-com:vml" xmlns:wp14="http://schemas.microsoft.com/office/word/2010/wordprocessingDrawing" xmlns:wp="http://schemas.openxmlformats.org/drawingml/2006/wordprocessingDrawing" xmlns:w="http://schemas.openxmlformats.org/wordprocessingml/2006/main" xmlns:w14="http://schemas.microsoft.com/office/word/2010/wordml" xmlns:w15="http://schemas.microsoft.com/office/word/2012/wordml" xmlns:w10="urn:schemas-microsoft-com:office:word" xmlns:wpg="http://schemas.microsoft.com/office/word/2010/wordprocessingGroup" xmlns:wpi="http://schemas.microsoft.com/office/word/2010/wordprocessingInk" xmlns:wne="http://schemas.microsoft.com/office/word/2006/wordml" xmlns:wps="http://schemas.microsoft.com/office/word/2010/wordprocessingShape" xmlns:wpsCustomData="http://www.wps.cn/officeDocument/2013/wpsCustomData" mc:Ignorable="w14 w15 wp14">
+  <w:footnote w:type="separator" w:id="4">
     <w:p>
       <w:pPr>
         <w:spacing w:line="360" w:lineRule="auto"/>
@@ -4977,7 +5036,7 @@
       </w:r>
     </w:p>
   </w:footnote>
-  <w:footnote w:type="continuationSeparator" w:id="1">
+  <w:footnote w:type="continuationSeparator" w:id="5">
     <w:p>
       <w:pPr>
         <w:spacing w:line="360" w:lineRule="auto"/>
@@ -4987,52 +5046,52 @@
       </w:r>
     </w:p>
   </w:footnote>
-  <w:footnote w:id="2">
+  <w:footnote w:id="0">
     <w:p>
       <w:pPr>
-        <w:pStyle w:val="FootnoteText"/>
+        <w:pStyle w:val="17"/>
         <w:snapToGrid w:val="0"/>
         <w:rPr>
-          <w:rFonts w:eastAsia="宋体" w:hint="eastAsia"/>
+          <w:rFonts w:hint="eastAsia" w:eastAsia="宋体"/>
           <w:lang w:val="en-US" w:eastAsia="zh-CN"/>
         </w:rPr>
       </w:pPr>
       <w:r>
         <w:rPr>
-          <w:rFonts w:eastAsia="宋体" w:hint="eastAsia"/>
+          <w:rFonts w:hint="eastAsia" w:eastAsia="宋体"/>
           <w:lang w:val="en-US" w:eastAsia="zh-CN"/>
         </w:rPr>
         <w:footnoteRef/>
       </w:r>
       <w:r>
         <w:rPr>
-          <w:rFonts w:eastAsia="宋体" w:hint="eastAsia"/>
+          <w:rFonts w:hint="eastAsia" w:eastAsia="宋体"/>
           <w:lang w:val="en-US" w:eastAsia="zh-CN"/>
         </w:rPr>
         <w:t xml:space="preserve"> 关键岗位是指对公司生产经营业务的稳定运行、公司经营收益的增长有着重要作用的岗位</w:t>
       </w:r>
     </w:p>
   </w:footnote>
-  <w:footnote w:id="3">
+  <w:footnote w:id="1">
     <w:p>
       <w:pPr>
-        <w:pStyle w:val="FootnoteText"/>
+        <w:pStyle w:val="17"/>
         <w:snapToGrid w:val="0"/>
         <w:rPr>
-          <w:rFonts w:eastAsia="宋体" w:hint="eastAsia"/>
+          <w:rFonts w:hint="eastAsia" w:eastAsia="宋体"/>
           <w:lang w:val="en-US" w:eastAsia="zh-CN"/>
         </w:rPr>
       </w:pPr>
       <w:r>
         <w:rPr>
-          <w:rFonts w:eastAsia="宋体" w:hint="eastAsia"/>
+          <w:rFonts w:hint="eastAsia" w:eastAsia="宋体"/>
           <w:lang w:val="en-US" w:eastAsia="zh-CN"/>
         </w:rPr>
         <w:footnoteRef/>
       </w:r>
       <w:r>
         <w:rPr>
-          <w:rFonts w:eastAsia="宋体" w:hint="eastAsia"/>
+          <w:rFonts w:hint="eastAsia" w:eastAsia="宋体"/>
           <w:lang w:val="en-US" w:eastAsia="zh-CN"/>
         </w:rPr>
         <w:t xml:space="preserve"> 有效信息是指符合公司的录用条件但因客观因素没被录用者</w:t>
@@ -5043,22 +5102,22 @@
 </file>
 
 <file path=word/header1.xml><?xml version="1.0" encoding="utf-8"?>
-<w:hdr xmlns:wpc="http://schemas.microsoft.com/office/word/2010/wordprocessingCanvas" xmlns:mc="http://schemas.openxmlformats.org/markup-compatibility/2006" xmlns:o="urn:schemas-microsoft-com:office:office" xmlns:r="http://schemas.openxmlformats.org/officeDocument/2006/relationships" xmlns:m="http://schemas.openxmlformats.org/officeDocument/2006/math" xmlns:v="urn:schemas-microsoft-com:vml" xmlns:wp14="http://schemas.microsoft.com/office/word/2010/wordprocessingDrawing" xmlns:wp="http://schemas.openxmlformats.org/drawingml/2006/wordprocessingDrawing" xmlns:w10="urn:schemas-microsoft-com:office:word" xmlns:w="http://schemas.openxmlformats.org/wordprocessingml/2006/main" xmlns:w14="http://schemas.microsoft.com/office/word/2010/wordml" xmlns:w15="http://schemas.microsoft.com/office/word/2012/wordml" xmlns:wne="http://schemas.microsoft.com/office/word/2006/wordml" xmlns:wpg="http://schemas.microsoft.com/office/word/2010/wordprocessingGroup" xmlns:wpi="http://schemas.microsoft.com/office/word/2010/wordprocessingInk" xmlns:wps="http://schemas.microsoft.com/office/word/2010/wordprocessingShape" mc:Ignorable="w14 w15 wp14">
+<w:hdr xmlns:wpc="http://schemas.microsoft.com/office/word/2010/wordprocessingCanvas" xmlns:mc="http://schemas.openxmlformats.org/markup-compatibility/2006" xmlns:o="urn:schemas-microsoft-com:office:office" xmlns:r="http://schemas.openxmlformats.org/officeDocument/2006/relationships" xmlns:m="http://schemas.openxmlformats.org/officeDocument/2006/math" xmlns:v="urn:schemas-microsoft-com:vml" xmlns:wp14="http://schemas.microsoft.com/office/word/2010/wordprocessingDrawing" xmlns:wp="http://schemas.openxmlformats.org/drawingml/2006/wordprocessingDrawing" xmlns:w10="urn:schemas-microsoft-com:office:word" xmlns:w="http://schemas.openxmlformats.org/wordprocessingml/2006/main" xmlns:w14="http://schemas.microsoft.com/office/word/2010/wordml" xmlns:w15="http://schemas.microsoft.com/office/word/2012/wordml" xmlns:wpg="http://schemas.microsoft.com/office/word/2010/wordprocessingGroup" xmlns:wpi="http://schemas.microsoft.com/office/word/2010/wordprocessingInk" xmlns:wne="http://schemas.microsoft.com/office/word/2006/wordml" xmlns:wps="http://schemas.microsoft.com/office/word/2010/wordprocessingShape" xmlns:wpsCustomData="http://www.wps.cn/officeDocument/2013/wpsCustomData" mc:Ignorable="w14 w15 wp14">
   <w:p>
     <w:pPr>
-      <w:pStyle w:val="Header"/>
+      <w:pStyle w:val="15"/>
       <w:pBdr>
-        <w:bottom w:val="single" w:sz="4" w:space="1" w:color="auto"/>
+        <w:bottom w:val="single" w:color="auto" w:sz="4" w:space="1"/>
       </w:pBdr>
       <w:jc w:val="right"/>
       <w:rPr>
-        <w:rFonts w:eastAsiaTheme="minorEastAsia" w:hint="eastAsia"/>
+        <w:rFonts w:hint="eastAsia" w:eastAsiaTheme="minorEastAsia"/>
         <w:lang w:eastAsia="zh-CN"/>
       </w:rPr>
     </w:pPr>
     <w:r>
       <w:rPr>
-        <w:rFonts w:eastAsiaTheme="minorEastAsia" w:hint="eastAsia"/>
+        <w:rFonts w:hint="eastAsia" w:eastAsiaTheme="minorEastAsia"/>
         <w:lang w:eastAsia="zh-CN"/>
       </w:rPr>
       <w:t>陕西益利德软件科技有限公司</w:t>
@@ -5068,15 +5127,15 @@
 </file>
 
 <file path=word/numbering.xml><?xml version="1.0" encoding="utf-8"?>
-<w:numbering xmlns:wpc="http://schemas.microsoft.com/office/word/2010/wordprocessingCanvas" xmlns:mc="http://schemas.openxmlformats.org/markup-compatibility/2006" xmlns:o="urn:schemas-microsoft-com:office:office" xmlns:r="http://schemas.openxmlformats.org/officeDocument/2006/relationships" xmlns:m="http://schemas.openxmlformats.org/officeDocument/2006/math" xmlns:v="urn:schemas-microsoft-com:vml" xmlns:wp14="http://schemas.microsoft.com/office/word/2010/wordprocessingDrawing" xmlns:wp="http://schemas.openxmlformats.org/drawingml/2006/wordprocessingDrawing" xmlns:w10="urn:schemas-microsoft-com:office:word" xmlns:w="http://schemas.openxmlformats.org/wordprocessingml/2006/main" xmlns:w14="http://schemas.microsoft.com/office/word/2010/wordml" xmlns:w15="http://schemas.microsoft.com/office/word/2012/wordml" xmlns:wne="http://schemas.microsoft.com/office/word/2006/wordml" xmlns:wpg="http://schemas.microsoft.com/office/word/2010/wordprocessingGroup" xmlns:wpi="http://schemas.microsoft.com/office/word/2010/wordprocessingInk" xmlns:wps="http://schemas.microsoft.com/office/word/2010/wordprocessingShape" mc:Ignorable="w14 w15 wp14">
+<w:numbering xmlns:wpc="http://schemas.microsoft.com/office/word/2010/wordprocessingCanvas" xmlns:mc="http://schemas.openxmlformats.org/markup-compatibility/2006" xmlns:o="urn:schemas-microsoft-com:office:office" xmlns:r="http://schemas.openxmlformats.org/officeDocument/2006/relationships" xmlns:m="http://schemas.openxmlformats.org/officeDocument/2006/math" xmlns:v="urn:schemas-microsoft-com:vml" xmlns:wp14="http://schemas.microsoft.com/office/word/2010/wordprocessingDrawing" xmlns:wp="http://schemas.openxmlformats.org/drawingml/2006/wordprocessingDrawing" xmlns:w10="urn:schemas-microsoft-com:office:word" xmlns:w="http://schemas.openxmlformats.org/wordprocessingml/2006/main" xmlns:w14="http://schemas.microsoft.com/office/word/2010/wordml" xmlns:wpg="http://schemas.microsoft.com/office/word/2010/wordprocessingGroup" xmlns:wpi="http://schemas.microsoft.com/office/word/2010/wordprocessingInk" xmlns:wne="http://schemas.microsoft.com/office/word/2006/wordml" xmlns:wps="http://schemas.microsoft.com/office/word/2010/wordprocessingShape" xmlns:wpsCustomData="http://www.wps.cn/officeDocument/2013/wpsCustomData" mc:Ignorable="w14 wp14">
   <w:abstractNum w:abstractNumId="0">
     <w:nsid w:val="8E964DCE"/>
     <w:multiLevelType w:val="multilevel"/>
     <w:tmpl w:val="8E964DCE"/>
-    <w:lvl w:ilvl="0">
+    <w:lvl w:ilvl="0" w:tentative="0">
       <w:start w:val="1"/>
       <w:numFmt w:val="decimal"/>
-      <w:pStyle w:val="Heading1"/>
+      <w:pStyle w:val="2"/>
       <w:lvlText w:val="%1."/>
       <w:lvlJc w:val="left"/>
       <w:pPr>
@@ -5086,10 +5145,10 @@
         <w:rFonts w:hint="default"/>
       </w:rPr>
     </w:lvl>
-    <w:lvl w:ilvl="1">
+    <w:lvl w:ilvl="1" w:tentative="0">
       <w:start w:val="1"/>
       <w:numFmt w:val="decimal"/>
-      <w:pStyle w:val="Heading2"/>
+      <w:pStyle w:val="3"/>
       <w:lvlText w:val="%1.%2."/>
       <w:lvlJc w:val="left"/>
       <w:pPr>
@@ -5099,10 +5158,10 @@
         <w:rFonts w:hint="default"/>
       </w:rPr>
     </w:lvl>
-    <w:lvl w:ilvl="2">
+    <w:lvl w:ilvl="2" w:tentative="0">
       <w:start w:val="1"/>
       <w:numFmt w:val="decimal"/>
-      <w:pStyle w:val="Heading3"/>
+      <w:pStyle w:val="4"/>
       <w:lvlText w:val="%1.%2.%3."/>
       <w:lvlJc w:val="left"/>
       <w:pPr>
@@ -5112,10 +5171,10 @@
         <w:rFonts w:hint="default"/>
       </w:rPr>
     </w:lvl>
-    <w:lvl w:ilvl="3">
+    <w:lvl w:ilvl="3" w:tentative="0">
       <w:start w:val="1"/>
       <w:numFmt w:val="decimal"/>
-      <w:pStyle w:val="Heading4"/>
+      <w:pStyle w:val="5"/>
       <w:lvlText w:val="%1.%2.%3.%4."/>
       <w:lvlJc w:val="left"/>
       <w:pPr>
@@ -5125,10 +5184,10 @@
         <w:rFonts w:hint="default"/>
       </w:rPr>
     </w:lvl>
-    <w:lvl w:ilvl="4">
+    <w:lvl w:ilvl="4" w:tentative="0">
       <w:start w:val="1"/>
       <w:numFmt w:val="decimal"/>
-      <w:pStyle w:val="Heading5"/>
+      <w:pStyle w:val="6"/>
       <w:lvlText w:val="%1.%2.%3.%4.%5."/>
       <w:lvlJc w:val="left"/>
       <w:pPr>
@@ -5138,10 +5197,10 @@
         <w:rFonts w:hint="default"/>
       </w:rPr>
     </w:lvl>
-    <w:lvl w:ilvl="5">
+    <w:lvl w:ilvl="5" w:tentative="0">
       <w:start w:val="1"/>
       <w:numFmt w:val="decimal"/>
-      <w:pStyle w:val="Heading6"/>
+      <w:pStyle w:val="7"/>
       <w:lvlText w:val="%1.%2.%3.%4.%5.%6."/>
       <w:lvlJc w:val="left"/>
       <w:pPr>
@@ -5151,10 +5210,10 @@
         <w:rFonts w:hint="default"/>
       </w:rPr>
     </w:lvl>
-    <w:lvl w:ilvl="6">
+    <w:lvl w:ilvl="6" w:tentative="0">
       <w:start w:val="1"/>
       <w:numFmt w:val="decimal"/>
-      <w:pStyle w:val="Heading7"/>
+      <w:pStyle w:val="8"/>
       <w:lvlText w:val="%1.%2.%3.%4.%5.%6.%7."/>
       <w:lvlJc w:val="left"/>
       <w:pPr>
@@ -5164,10 +5223,10 @@
         <w:rFonts w:hint="default"/>
       </w:rPr>
     </w:lvl>
-    <w:lvl w:ilvl="7">
+    <w:lvl w:ilvl="7" w:tentative="0">
       <w:start w:val="1"/>
       <w:numFmt w:val="decimal"/>
-      <w:pStyle w:val="Heading8"/>
+      <w:pStyle w:val="9"/>
       <w:lvlText w:val="%1.%2.%3.%4.%5.%6.%7.%8."/>
       <w:lvlJc w:val="left"/>
       <w:pPr>
@@ -5177,10 +5236,10 @@
         <w:rFonts w:hint="default"/>
       </w:rPr>
     </w:lvl>
-    <w:lvl w:ilvl="8">
+    <w:lvl w:ilvl="8" w:tentative="0">
       <w:start w:val="1"/>
       <w:numFmt w:val="decimal"/>
-      <w:pStyle w:val="Heading9"/>
+      <w:pStyle w:val="10"/>
       <w:lvlText w:val="%1.%2.%3.%4.%5.%6.%7.%8.%9."/>
       <w:lvlJc w:val="left"/>
       <w:pPr>
@@ -5195,7 +5254,7 @@
     <w:nsid w:val="9216DC8C"/>
     <w:multiLevelType w:val="singleLevel"/>
     <w:tmpl w:val="9216DC8C"/>
-    <w:lvl w:ilvl="0">
+    <w:lvl w:ilvl="0" w:tentative="0">
       <w:start w:val="1"/>
       <w:numFmt w:val="decimal"/>
       <w:lvlText w:val="%1."/>
@@ -5212,7 +5271,7 @@
     <w:nsid w:val="0B6C078D"/>
     <w:multiLevelType w:val="singleLevel"/>
     <w:tmpl w:val="0B6C078D"/>
-    <w:lvl w:ilvl="0">
+    <w:lvl w:ilvl="0" w:tentative="0">
       <w:start w:val="1"/>
       <w:numFmt w:val="decimal"/>
       <w:lvlText w:val="%1."/>
@@ -5229,7 +5288,7 @@
     <w:nsid w:val="16090DDE"/>
     <w:multiLevelType w:val="singleLevel"/>
     <w:tmpl w:val="16090DDE"/>
-    <w:lvl w:ilvl="0">
+    <w:lvl w:ilvl="0" w:tentative="0">
       <w:start w:val="1"/>
       <w:numFmt w:val="decimal"/>
       <w:lvlText w:val="%1."/>
@@ -5246,7 +5305,7 @@
     <w:nsid w:val="62AAB9BE"/>
     <w:multiLevelType w:val="singleLevel"/>
     <w:tmpl w:val="62AAB9BE"/>
-    <w:lvl w:ilvl="0">
+    <w:lvl w:ilvl="0" w:tentative="0">
       <w:start w:val="1"/>
       <w:numFmt w:val="decimal"/>
       <w:lvlText w:val="%1."/>
@@ -5278,267 +5337,269 @@
 </file>
 
 <file path=word/styles.xml><?xml version="1.0" encoding="utf-8"?>
-<w:styles xmlns:mc="http://schemas.openxmlformats.org/markup-compatibility/2006" xmlns:r="http://schemas.openxmlformats.org/officeDocument/2006/relationships" xmlns:w="http://schemas.openxmlformats.org/wordprocessingml/2006/main" xmlns:w14="http://schemas.microsoft.com/office/word/2010/wordml" xmlns:w15="http://schemas.microsoft.com/office/word/2012/wordml" mc:Ignorable="w14 w15">
+<w:styles xmlns:mc="http://schemas.openxmlformats.org/markup-compatibility/2006" xmlns:o="urn:schemas-microsoft-com:office:office" xmlns:r="http://schemas.openxmlformats.org/officeDocument/2006/relationships" xmlns:m="http://schemas.openxmlformats.org/officeDocument/2006/math" xmlns:v="urn:schemas-microsoft-com:vml" xmlns:w="http://schemas.openxmlformats.org/wordprocessingml/2006/main" xmlns:w14="http://schemas.microsoft.com/office/word/2010/wordml" xmlns:w10="urn:schemas-microsoft-com:office:word" xmlns:sl="http://schemas.openxmlformats.org/schemaLibrary/2006/main" xmlns:wpsCustomData="http://www.wps.cn/officeDocument/2013/wpsCustomData" mc:Ignorable="w14">
   <w:docDefaults>
     <w:rPrDefault>
       <w:rPr>
-        <w:rFonts w:ascii="Times New Roman" w:eastAsia="宋体" w:hAnsi="Times New Roman" w:cs="Times New Roman"/>
+        <w:rFonts w:ascii="Times New Roman" w:hAnsi="Times New Roman" w:eastAsia="宋体" w:cs="Times New Roman"/>
       </w:rPr>
     </w:rPrDefault>
     <w:pPrDefault/>
   </w:docDefaults>
-  <w:latentStyles w:defLockedState="0" w:defUIPriority="99" w:defSemiHidden="1" w:defUnhideWhenUsed="1" w:defQFormat="0" w:count="260">
-    <w:lsdException w:name="Normal" w:semiHidden="0" w:uiPriority="0" w:unhideWhenUsed="0" w:qFormat="1"/>
-    <w:lsdException w:name="heading 1" w:semiHidden="0" w:uiPriority="0" w:unhideWhenUsed="0" w:qFormat="1"/>
-    <w:lsdException w:name="heading 2" w:semiHidden="0" w:uiPriority="0" w:qFormat="1"/>
-    <w:lsdException w:name="heading 3" w:uiPriority="0" w:qFormat="1"/>
-    <w:lsdException w:name="heading 4" w:semiHidden="0" w:uiPriority="0" w:qFormat="1"/>
-    <w:lsdException w:name="heading 5" w:uiPriority="0" w:qFormat="1"/>
-    <w:lsdException w:name="heading 6" w:uiPriority="0" w:qFormat="1"/>
-    <w:lsdException w:name="heading 7" w:uiPriority="0" w:qFormat="1"/>
-    <w:lsdException w:name="heading 8" w:uiPriority="0" w:qFormat="1"/>
-    <w:lsdException w:name="heading 9" w:uiPriority="0" w:qFormat="1"/>
-    <w:lsdException w:name="index 1" w:semiHidden="0" w:uiPriority="0" w:unhideWhenUsed="0"/>
-    <w:lsdException w:name="index 2" w:semiHidden="0" w:uiPriority="0" w:unhideWhenUsed="0"/>
-    <w:lsdException w:name="index 3" w:semiHidden="0" w:uiPriority="0" w:unhideWhenUsed="0"/>
-    <w:lsdException w:name="index 4" w:semiHidden="0" w:uiPriority="0" w:unhideWhenUsed="0"/>
-    <w:lsdException w:name="index 5" w:semiHidden="0" w:uiPriority="0" w:unhideWhenUsed="0"/>
-    <w:lsdException w:name="index 6" w:semiHidden="0" w:uiPriority="0" w:unhideWhenUsed="0"/>
-    <w:lsdException w:name="index 7" w:semiHidden="0" w:uiPriority="0" w:unhideWhenUsed="0"/>
-    <w:lsdException w:name="index 8" w:semiHidden="0" w:uiPriority="0" w:unhideWhenUsed="0"/>
-    <w:lsdException w:name="index 9" w:semiHidden="0" w:uiPriority="0" w:unhideWhenUsed="0"/>
-    <w:lsdException w:name="toc 1" w:semiHidden="0" w:uiPriority="0" w:unhideWhenUsed="0" w:qFormat="1"/>
-    <w:lsdException w:name="toc 2" w:semiHidden="0" w:uiPriority="0" w:unhideWhenUsed="0" w:qFormat="1"/>
-    <w:lsdException w:name="toc 3" w:semiHidden="0" w:uiPriority="0" w:unhideWhenUsed="0" w:qFormat="1"/>
-    <w:lsdException w:name="toc 4" w:semiHidden="0" w:uiPriority="0" w:unhideWhenUsed="0"/>
-    <w:lsdException w:name="toc 5" w:semiHidden="0" w:uiPriority="0" w:unhideWhenUsed="0"/>
-    <w:lsdException w:name="toc 6" w:semiHidden="0" w:uiPriority="0" w:unhideWhenUsed="0"/>
-    <w:lsdException w:name="toc 7" w:semiHidden="0" w:uiPriority="0" w:unhideWhenUsed="0"/>
-    <w:lsdException w:name="toc 8" w:semiHidden="0" w:uiPriority="0" w:unhideWhenUsed="0"/>
-    <w:lsdException w:name="toc 9" w:semiHidden="0" w:uiPriority="0" w:unhideWhenUsed="0"/>
-    <w:lsdException w:name="Normal Indent" w:semiHidden="0" w:uiPriority="0" w:unhideWhenUsed="0"/>
-    <w:lsdException w:name="footnote text" w:semiHidden="0" w:uiPriority="0" w:unhideWhenUsed="0" w:qFormat="1"/>
-    <w:lsdException w:name="annotation text" w:semiHidden="0" w:uiPriority="0" w:unhideWhenUsed="0" w:qFormat="1"/>
-    <w:lsdException w:name="header" w:semiHidden="0" w:uiPriority="0" w:unhideWhenUsed="0" w:qFormat="1"/>
-    <w:lsdException w:name="footer" w:semiHidden="0" w:uiPriority="0" w:unhideWhenUsed="0" w:qFormat="1"/>
-    <w:lsdException w:name="index heading" w:semiHidden="0" w:uiPriority="0" w:unhideWhenUsed="0"/>
-    <w:lsdException w:name="caption" w:uiPriority="0" w:qFormat="1"/>
-    <w:lsdException w:name="table of figures" w:semiHidden="0" w:uiPriority="0" w:unhideWhenUsed="0"/>
-    <w:lsdException w:name="envelope address" w:semiHidden="0" w:uiPriority="0" w:unhideWhenUsed="0"/>
-    <w:lsdException w:name="envelope return" w:semiHidden="0" w:uiPriority="0" w:unhideWhenUsed="0"/>
-    <w:lsdException w:name="footnote reference" w:semiHidden="0" w:uiPriority="0" w:unhideWhenUsed="0" w:qFormat="1"/>
-    <w:lsdException w:name="annotation reference" w:semiHidden="0" w:uiPriority="0" w:unhideWhenUsed="0"/>
-    <w:lsdException w:name="line number" w:semiHidden="0" w:uiPriority="0" w:unhideWhenUsed="0"/>
-    <w:lsdException w:name="page number" w:semiHidden="0" w:uiPriority="0" w:unhideWhenUsed="0"/>
-    <w:lsdException w:name="endnote reference" w:semiHidden="0" w:uiPriority="0" w:unhideWhenUsed="0"/>
-    <w:lsdException w:name="endnote text" w:semiHidden="0" w:uiPriority="0" w:unhideWhenUsed="0"/>
-    <w:lsdException w:name="table of authorities" w:semiHidden="0" w:uiPriority="0" w:unhideWhenUsed="0"/>
-    <w:lsdException w:name="macro" w:semiHidden="0" w:uiPriority="0" w:unhideWhenUsed="0"/>
-    <w:lsdException w:name="toa heading" w:semiHidden="0" w:uiPriority="0" w:unhideWhenUsed="0"/>
-    <w:lsdException w:name="List" w:semiHidden="0" w:uiPriority="0" w:unhideWhenUsed="0"/>
-    <w:lsdException w:name="List Bullet" w:semiHidden="0" w:uiPriority="0" w:unhideWhenUsed="0"/>
-    <w:lsdException w:name="List Number" w:semiHidden="0" w:uiPriority="0" w:unhideWhenUsed="0"/>
-    <w:lsdException w:name="List 2" w:semiHidden="0" w:uiPriority="0" w:unhideWhenUsed="0"/>
-    <w:lsdException w:name="List 3" w:semiHidden="0" w:uiPriority="0" w:unhideWhenUsed="0"/>
-    <w:lsdException w:name="List 4" w:semiHidden="0" w:uiPriority="0" w:unhideWhenUsed="0"/>
-    <w:lsdException w:name="List 5" w:semiHidden="0" w:uiPriority="0" w:unhideWhenUsed="0"/>
-    <w:lsdException w:name="List Bullet 2" w:semiHidden="0" w:uiPriority="0" w:unhideWhenUsed="0"/>
-    <w:lsdException w:name="List Bullet 3" w:semiHidden="0" w:uiPriority="0" w:unhideWhenUsed="0"/>
-    <w:lsdException w:name="List Bullet 4" w:semiHidden="0" w:uiPriority="0" w:unhideWhenUsed="0"/>
-    <w:lsdException w:name="List Bullet 5" w:semiHidden="0" w:uiPriority="0" w:unhideWhenUsed="0"/>
-    <w:lsdException w:name="List Number 2" w:semiHidden="0" w:uiPriority="0" w:unhideWhenUsed="0"/>
-    <w:lsdException w:name="List Number 3" w:semiHidden="0" w:uiPriority="0" w:unhideWhenUsed="0"/>
-    <w:lsdException w:name="List Number 4" w:semiHidden="0" w:uiPriority="0" w:unhideWhenUsed="0"/>
-    <w:lsdException w:name="List Number 5" w:semiHidden="0" w:uiPriority="0" w:unhideWhenUsed="0"/>
-    <w:lsdException w:name="Title" w:semiHidden="0" w:uiPriority="0" w:unhideWhenUsed="0" w:qFormat="1"/>
-    <w:lsdException w:name="Closing" w:semiHidden="0" w:uiPriority="0" w:unhideWhenUsed="0"/>
-    <w:lsdException w:name="Signature" w:semiHidden="0" w:uiPriority="0" w:unhideWhenUsed="0"/>
-    <w:lsdException w:name="Default Paragraph Font" w:uiPriority="0" w:unhideWhenUsed="0" w:qFormat="1"/>
-    <w:lsdException w:name="Body Text" w:uiPriority="0" w:unhideWhenUsed="0" w:qFormat="1"/>
-    <w:lsdException w:name="Body Text Indent" w:semiHidden="0" w:uiPriority="0" w:unhideWhenUsed="0"/>
-    <w:lsdException w:name="List Continue" w:semiHidden="0" w:uiPriority="0" w:unhideWhenUsed="0"/>
-    <w:lsdException w:name="List Continue 2" w:semiHidden="0" w:uiPriority="0" w:unhideWhenUsed="0"/>
-    <w:lsdException w:name="List Continue 3" w:semiHidden="0" w:uiPriority="0" w:unhideWhenUsed="0"/>
-    <w:lsdException w:name="List Continue 4" w:semiHidden="0" w:uiPriority="0" w:unhideWhenUsed="0"/>
-    <w:lsdException w:name="List Continue 5" w:semiHidden="0" w:uiPriority="0" w:unhideWhenUsed="0"/>
-    <w:lsdException w:name="Message Header" w:semiHidden="0" w:uiPriority="0" w:unhideWhenUsed="0"/>
-    <w:lsdException w:name="Subtitle" w:semiHidden="0" w:uiPriority="0" w:unhideWhenUsed="0" w:qFormat="1"/>
-    <w:lsdException w:name="Salutation" w:semiHidden="0" w:uiPriority="0" w:unhideWhenUsed="0"/>
-    <w:lsdException w:name="Date" w:semiHidden="0" w:uiPriority="0" w:unhideWhenUsed="0"/>
-    <w:lsdException w:name="Body Text First Indent" w:semiHidden="0" w:uiPriority="0" w:unhideWhenUsed="0"/>
-    <w:lsdException w:name="Body Text First Indent 2" w:semiHidden="0" w:uiPriority="0" w:unhideWhenUsed="0"/>
-    <w:lsdException w:name="Body Text 2" w:semiHidden="0" w:uiPriority="0" w:unhideWhenUsed="0"/>
-    <w:lsdException w:name="Body Text 3" w:semiHidden="0" w:uiPriority="0" w:unhideWhenUsed="0"/>
-    <w:lsdException w:name="Body Text Indent 2" w:semiHidden="0" w:uiPriority="0" w:unhideWhenUsed="0"/>
-    <w:lsdException w:name="Body Text Indent 3" w:semiHidden="0" w:uiPriority="0" w:unhideWhenUsed="0"/>
-    <w:lsdException w:name="Block Text" w:semiHidden="0" w:uiPriority="0" w:unhideWhenUsed="0"/>
-    <w:lsdException w:name="Hyperlink" w:semiHidden="0" w:uiPriority="0" w:unhideWhenUsed="0"/>
-    <w:lsdException w:name="FollowedHyperlink" w:semiHidden="0" w:uiPriority="0" w:unhideWhenUsed="0"/>
-    <w:lsdException w:name="Strong" w:semiHidden="0" w:uiPriority="0" w:unhideWhenUsed="0" w:qFormat="1"/>
-    <w:lsdException w:name="Emphasis" w:semiHidden="0" w:uiPriority="0" w:unhideWhenUsed="0" w:qFormat="1"/>
-    <w:lsdException w:name="Document Map" w:semiHidden="0" w:uiPriority="0" w:unhideWhenUsed="0"/>
-    <w:lsdException w:name="Plain Text" w:semiHidden="0" w:uiPriority="0" w:unhideWhenUsed="0"/>
-    <w:lsdException w:name="E-mail Signature" w:semiHidden="0" w:uiPriority="0" w:unhideWhenUsed="0"/>
-    <w:lsdException w:name="Normal (Web)" w:semiHidden="0" w:uiPriority="0" w:unhideWhenUsed="0" w:qFormat="1"/>
-    <w:lsdException w:name="HTML Acronym" w:semiHidden="0" w:uiPriority="0" w:unhideWhenUsed="0"/>
-    <w:lsdException w:name="HTML Address" w:semiHidden="0" w:uiPriority="0" w:unhideWhenUsed="0"/>
-    <w:lsdException w:name="HTML Cite" w:semiHidden="0" w:uiPriority="0" w:unhideWhenUsed="0"/>
-    <w:lsdException w:name="HTML Code" w:semiHidden="0" w:uiPriority="0" w:unhideWhenUsed="0"/>
-    <w:lsdException w:name="HTML Definition" w:semiHidden="0" w:uiPriority="0" w:unhideWhenUsed="0"/>
-    <w:lsdException w:name="HTML Keyboard" w:semiHidden="0" w:uiPriority="0" w:unhideWhenUsed="0"/>
-    <w:lsdException w:name="HTML Preformatted" w:semiHidden="0" w:uiPriority="0" w:unhideWhenUsed="0"/>
-    <w:lsdException w:name="HTML Sample" w:semiHidden="0" w:uiPriority="0" w:unhideWhenUsed="0"/>
-    <w:lsdException w:name="HTML Typewriter" w:semiHidden="0" w:uiPriority="0" w:unhideWhenUsed="0"/>
-    <w:lsdException w:name="HTML Variable" w:semiHidden="0" w:uiPriority="0" w:unhideWhenUsed="0"/>
-    <w:lsdException w:name="Normal Table" w:uiPriority="0" w:unhideWhenUsed="0" w:qFormat="1"/>
-    <w:lsdException w:name="annotation subject" w:semiHidden="0" w:uiPriority="0" w:unhideWhenUsed="0"/>
-    <w:lsdException w:name="Table Simple 1" w:semiHidden="0" w:uiPriority="0" w:unhideWhenUsed="0"/>
-    <w:lsdException w:name="Table Simple 2" w:semiHidden="0" w:uiPriority="0" w:unhideWhenUsed="0"/>
-    <w:lsdException w:name="Table Simple 3" w:semiHidden="0" w:uiPriority="0" w:unhideWhenUsed="0"/>
-    <w:lsdException w:name="Table Classic 1" w:semiHidden="0" w:uiPriority="0" w:unhideWhenUsed="0"/>
-    <w:lsdException w:name="Table Classic 2" w:semiHidden="0" w:uiPriority="0" w:unhideWhenUsed="0"/>
-    <w:lsdException w:name="Table Classic 3" w:semiHidden="0" w:uiPriority="0" w:unhideWhenUsed="0"/>
-    <w:lsdException w:name="Table Classic 4" w:semiHidden="0" w:uiPriority="0" w:unhideWhenUsed="0"/>
-    <w:lsdException w:name="Table Colorful 1" w:semiHidden="0" w:uiPriority="0" w:unhideWhenUsed="0"/>
-    <w:lsdException w:name="Table Colorful 2" w:semiHidden="0" w:uiPriority="0" w:unhideWhenUsed="0"/>
-    <w:lsdException w:name="Table Colorful 3" w:semiHidden="0" w:uiPriority="0" w:unhideWhenUsed="0"/>
-    <w:lsdException w:name="Table Columns 1" w:semiHidden="0" w:uiPriority="0" w:unhideWhenUsed="0"/>
-    <w:lsdException w:name="Table Columns 2" w:semiHidden="0" w:uiPriority="0" w:unhideWhenUsed="0"/>
-    <w:lsdException w:name="Table Columns 3" w:semiHidden="0" w:uiPriority="0" w:unhideWhenUsed="0"/>
-    <w:lsdException w:name="Table Columns 4" w:semiHidden="0" w:uiPriority="0" w:unhideWhenUsed="0"/>
-    <w:lsdException w:name="Table Columns 5" w:semiHidden="0" w:uiPriority="0" w:unhideWhenUsed="0"/>
-    <w:lsdException w:name="Table Grid 1" w:semiHidden="0" w:uiPriority="0" w:unhideWhenUsed="0"/>
-    <w:lsdException w:name="Table Grid 2" w:semiHidden="0" w:uiPriority="0" w:unhideWhenUsed="0"/>
-    <w:lsdException w:name="Table Grid 3" w:semiHidden="0" w:uiPriority="0" w:unhideWhenUsed="0"/>
-    <w:lsdException w:name="Table Grid 4" w:semiHidden="0" w:uiPriority="0" w:unhideWhenUsed="0"/>
-    <w:lsdException w:name="Table Grid 5" w:semiHidden="0" w:uiPriority="0" w:unhideWhenUsed="0"/>
-    <w:lsdException w:name="Table Grid 6" w:semiHidden="0" w:uiPriority="0" w:unhideWhenUsed="0"/>
-    <w:lsdException w:name="Table Grid 7" w:semiHidden="0" w:uiPriority="0" w:unhideWhenUsed="0"/>
-    <w:lsdException w:name="Table Grid 8" w:semiHidden="0" w:uiPriority="0" w:unhideWhenUsed="0"/>
-    <w:lsdException w:name="Table List 1" w:semiHidden="0" w:uiPriority="0" w:unhideWhenUsed="0"/>
-    <w:lsdException w:name="Table List 2" w:semiHidden="0" w:uiPriority="0" w:unhideWhenUsed="0"/>
-    <w:lsdException w:name="Table List 3" w:semiHidden="0" w:uiPriority="0" w:unhideWhenUsed="0"/>
-    <w:lsdException w:name="Table List 4" w:semiHidden="0" w:uiPriority="0" w:unhideWhenUsed="0"/>
-    <w:lsdException w:name="Table List 5" w:semiHidden="0" w:uiPriority="0" w:unhideWhenUsed="0"/>
-    <w:lsdException w:name="Table List 6" w:semiHidden="0" w:uiPriority="0" w:unhideWhenUsed="0"/>
-    <w:lsdException w:name="Table List 7" w:semiHidden="0" w:uiPriority="0" w:unhideWhenUsed="0"/>
-    <w:lsdException w:name="Table List 8" w:semiHidden="0" w:uiPriority="0" w:unhideWhenUsed="0"/>
-    <w:lsdException w:name="Table 3D effects 1" w:semiHidden="0" w:uiPriority="0" w:unhideWhenUsed="0"/>
-    <w:lsdException w:name="Table 3D effects 2" w:semiHidden="0" w:uiPriority="0" w:unhideWhenUsed="0"/>
-    <w:lsdException w:name="Table 3D effects 3" w:semiHidden="0" w:uiPriority="0" w:unhideWhenUsed="0"/>
-    <w:lsdException w:name="Table Contemporary" w:semiHidden="0" w:uiPriority="0" w:unhideWhenUsed="0"/>
-    <w:lsdException w:name="Table Elegant" w:semiHidden="0" w:uiPriority="0" w:unhideWhenUsed="0"/>
-    <w:lsdException w:name="Table Professional" w:semiHidden="0" w:uiPriority="0" w:unhideWhenUsed="0"/>
-    <w:lsdException w:name="Table Subtle 1" w:semiHidden="0" w:uiPriority="0" w:unhideWhenUsed="0"/>
-    <w:lsdException w:name="Table Subtle 2" w:semiHidden="0" w:uiPriority="0" w:unhideWhenUsed="0"/>
-    <w:lsdException w:name="Table Web 1" w:semiHidden="0" w:uiPriority="0" w:unhideWhenUsed="0"/>
-    <w:lsdException w:name="Table Web 2" w:semiHidden="0" w:uiPriority="0" w:unhideWhenUsed="0"/>
-    <w:lsdException w:name="Table Web 3" w:semiHidden="0" w:uiPriority="0" w:unhideWhenUsed="0"/>
-    <w:lsdException w:name="Balloon Text" w:semiHidden="0" w:uiPriority="0" w:unhideWhenUsed="0"/>
-    <w:lsdException w:name="Table Grid" w:semiHidden="0" w:uiPriority="0" w:unhideWhenUsed="0" w:qFormat="1"/>
-    <w:lsdException w:name="Table Theme" w:semiHidden="0" w:uiPriority="0" w:unhideWhenUsed="0"/>
-    <w:lsdException w:name="Light Shading" w:semiHidden="0" w:uiPriority="60" w:unhideWhenUsed="0"/>
-    <w:lsdException w:name="Light List" w:semiHidden="0" w:uiPriority="61" w:unhideWhenUsed="0"/>
-    <w:lsdException w:name="Light Grid" w:semiHidden="0" w:uiPriority="62" w:unhideWhenUsed="0"/>
-    <w:lsdException w:name="Medium Shading 1" w:semiHidden="0" w:uiPriority="63" w:unhideWhenUsed="0"/>
-    <w:lsdException w:name="Medium Shading 2" w:semiHidden="0" w:uiPriority="64" w:unhideWhenUsed="0"/>
-    <w:lsdException w:name="Medium List 1" w:semiHidden="0" w:uiPriority="65" w:unhideWhenUsed="0"/>
-    <w:lsdException w:name="Medium List 2" w:semiHidden="0" w:uiPriority="66" w:unhideWhenUsed="0"/>
-    <w:lsdException w:name="Medium Grid 1" w:semiHidden="0" w:uiPriority="67" w:unhideWhenUsed="0"/>
-    <w:lsdException w:name="Medium Grid 2" w:semiHidden="0" w:uiPriority="68" w:unhideWhenUsed="0"/>
-    <w:lsdException w:name="Medium Grid 3" w:semiHidden="0" w:uiPriority="69" w:unhideWhenUsed="0"/>
-    <w:lsdException w:name="Dark List" w:semiHidden="0" w:uiPriority="70" w:unhideWhenUsed="0"/>
-    <w:lsdException w:name="Colorful Shading" w:semiHidden="0" w:uiPriority="71" w:unhideWhenUsed="0"/>
-    <w:lsdException w:name="Colorful List" w:semiHidden="0" w:uiPriority="72" w:unhideWhenUsed="0"/>
-    <w:lsdException w:name="Colorful Grid" w:semiHidden="0" w:uiPriority="73" w:unhideWhenUsed="0"/>
-    <w:lsdException w:name="Light Shading Accent 1" w:semiHidden="0" w:uiPriority="60" w:unhideWhenUsed="0"/>
-    <w:lsdException w:name="Light List Accent 1" w:semiHidden="0" w:uiPriority="61" w:unhideWhenUsed="0"/>
-    <w:lsdException w:name="Light Grid Accent 1" w:semiHidden="0" w:uiPriority="62" w:unhideWhenUsed="0"/>
-    <w:lsdException w:name="Medium Shading 1 Accent 1" w:semiHidden="0" w:uiPriority="63" w:unhideWhenUsed="0"/>
-    <w:lsdException w:name="Medium Shading 2 Accent 1" w:semiHidden="0" w:uiPriority="64" w:unhideWhenUsed="0"/>
-    <w:lsdException w:name="Medium List 1 Accent 1" w:semiHidden="0" w:uiPriority="65" w:unhideWhenUsed="0"/>
-    <w:lsdException w:name="Medium List 2 Accent 1" w:semiHidden="0" w:uiPriority="66" w:unhideWhenUsed="0"/>
-    <w:lsdException w:name="Medium Grid 1 Accent 1" w:semiHidden="0" w:uiPriority="67" w:unhideWhenUsed="0"/>
-    <w:lsdException w:name="Medium Grid 2 Accent 1" w:semiHidden="0" w:uiPriority="68" w:unhideWhenUsed="0"/>
-    <w:lsdException w:name="Medium Grid 3 Accent 1" w:semiHidden="0" w:uiPriority="69" w:unhideWhenUsed="0"/>
-    <w:lsdException w:name="Dark List Accent 1" w:semiHidden="0" w:uiPriority="70" w:unhideWhenUsed="0"/>
-    <w:lsdException w:name="Colorful Shading Accent 1" w:semiHidden="0" w:uiPriority="71" w:unhideWhenUsed="0"/>
-    <w:lsdException w:name="Colorful List Accent 1" w:semiHidden="0" w:uiPriority="72" w:unhideWhenUsed="0"/>
-    <w:lsdException w:name="Colorful Grid Accent 1" w:semiHidden="0" w:uiPriority="73" w:unhideWhenUsed="0"/>
-    <w:lsdException w:name="Light Shading Accent 2" w:semiHidden="0" w:uiPriority="60" w:unhideWhenUsed="0"/>
-    <w:lsdException w:name="Light List Accent 2" w:semiHidden="0" w:uiPriority="61" w:unhideWhenUsed="0"/>
-    <w:lsdException w:name="Light Grid Accent 2" w:semiHidden="0" w:uiPriority="62" w:unhideWhenUsed="0"/>
-    <w:lsdException w:name="Medium Shading 1 Accent 2" w:semiHidden="0" w:uiPriority="63" w:unhideWhenUsed="0"/>
-    <w:lsdException w:name="Medium Shading 2 Accent 2" w:semiHidden="0" w:uiPriority="64" w:unhideWhenUsed="0"/>
-    <w:lsdException w:name="Medium List 1 Accent 2" w:semiHidden="0" w:uiPriority="65" w:unhideWhenUsed="0"/>
-    <w:lsdException w:name="Medium List 2 Accent 2" w:semiHidden="0" w:uiPriority="66" w:unhideWhenUsed="0"/>
-    <w:lsdException w:name="Medium Grid 1 Accent 2" w:semiHidden="0" w:uiPriority="67" w:unhideWhenUsed="0"/>
-    <w:lsdException w:name="Medium Grid 2 Accent 2" w:semiHidden="0" w:uiPriority="68" w:unhideWhenUsed="0"/>
-    <w:lsdException w:name="Medium Grid 3 Accent 2" w:semiHidden="0" w:uiPriority="69" w:unhideWhenUsed="0"/>
-    <w:lsdException w:name="Dark List Accent 2" w:semiHidden="0" w:uiPriority="70" w:unhideWhenUsed="0"/>
-    <w:lsdException w:name="Colorful Shading Accent 2" w:semiHidden="0" w:uiPriority="71" w:unhideWhenUsed="0"/>
-    <w:lsdException w:name="Colorful List Accent 2" w:semiHidden="0" w:uiPriority="72" w:unhideWhenUsed="0"/>
-    <w:lsdException w:name="Colorful Grid Accent 2" w:semiHidden="0" w:uiPriority="73" w:unhideWhenUsed="0"/>
-    <w:lsdException w:name="Light Shading Accent 3" w:semiHidden="0" w:uiPriority="60" w:unhideWhenUsed="0"/>
-    <w:lsdException w:name="Light List Accent 3" w:semiHidden="0" w:uiPriority="61" w:unhideWhenUsed="0"/>
-    <w:lsdException w:name="Light Grid Accent 3" w:semiHidden="0" w:uiPriority="62" w:unhideWhenUsed="0"/>
-    <w:lsdException w:name="Medium Shading 1 Accent 3" w:semiHidden="0" w:uiPriority="63" w:unhideWhenUsed="0"/>
-    <w:lsdException w:name="Medium Shading 2 Accent 3" w:semiHidden="0" w:uiPriority="64" w:unhideWhenUsed="0"/>
-    <w:lsdException w:name="Medium List 1 Accent 3" w:semiHidden="0" w:uiPriority="65" w:unhideWhenUsed="0"/>
-    <w:lsdException w:name="Medium List 2 Accent 3" w:semiHidden="0" w:uiPriority="66" w:unhideWhenUsed="0"/>
-    <w:lsdException w:name="Medium Grid 1 Accent 3" w:semiHidden="0" w:uiPriority="67" w:unhideWhenUsed="0"/>
-    <w:lsdException w:name="Medium Grid 2 Accent 3" w:semiHidden="0" w:uiPriority="68" w:unhideWhenUsed="0"/>
-    <w:lsdException w:name="Medium Grid 3 Accent 3" w:semiHidden="0" w:uiPriority="69" w:unhideWhenUsed="0"/>
-    <w:lsdException w:name="Dark List Accent 3" w:semiHidden="0" w:uiPriority="70" w:unhideWhenUsed="0"/>
-    <w:lsdException w:name="Colorful Shading Accent 3" w:semiHidden="0" w:uiPriority="71" w:unhideWhenUsed="0"/>
-    <w:lsdException w:name="Colorful List Accent 3" w:semiHidden="0" w:uiPriority="72" w:unhideWhenUsed="0"/>
-    <w:lsdException w:name="Colorful Grid Accent 3" w:semiHidden="0" w:uiPriority="73" w:unhideWhenUsed="0"/>
-    <w:lsdException w:name="Light Shading Accent 4" w:semiHidden="0" w:uiPriority="60" w:unhideWhenUsed="0"/>
-    <w:lsdException w:name="Light List Accent 4" w:semiHidden="0" w:uiPriority="61" w:unhideWhenUsed="0"/>
-    <w:lsdException w:name="Light Grid Accent 4" w:semiHidden="0" w:uiPriority="62" w:unhideWhenUsed="0"/>
-    <w:lsdException w:name="Medium Shading 1 Accent 4" w:semiHidden="0" w:uiPriority="63" w:unhideWhenUsed="0"/>
-    <w:lsdException w:name="Medium Shading 2 Accent 4" w:semiHidden="0" w:uiPriority="64" w:unhideWhenUsed="0"/>
-    <w:lsdException w:name="Medium List 1 Accent 4" w:semiHidden="0" w:uiPriority="65" w:unhideWhenUsed="0"/>
-    <w:lsdException w:name="Medium List 2 Accent 4" w:semiHidden="0" w:uiPriority="66" w:unhideWhenUsed="0"/>
-    <w:lsdException w:name="Medium Grid 1 Accent 4" w:semiHidden="0" w:uiPriority="67" w:unhideWhenUsed="0"/>
-    <w:lsdException w:name="Medium Grid 2 Accent 4" w:semiHidden="0" w:uiPriority="68" w:unhideWhenUsed="0"/>
-    <w:lsdException w:name="Medium Grid 3 Accent 4" w:semiHidden="0" w:uiPriority="69" w:unhideWhenUsed="0"/>
-    <w:lsdException w:name="Dark List Accent 4" w:semiHidden="0" w:uiPriority="70" w:unhideWhenUsed="0"/>
-    <w:lsdException w:name="Colorful Shading Accent 4" w:semiHidden="0" w:uiPriority="71" w:unhideWhenUsed="0"/>
-    <w:lsdException w:name="Colorful List Accent 4" w:semiHidden="0" w:uiPriority="72" w:unhideWhenUsed="0"/>
-    <w:lsdException w:name="Colorful Grid Accent 4" w:semiHidden="0" w:uiPriority="73" w:unhideWhenUsed="0"/>
-    <w:lsdException w:name="Light Shading Accent 5" w:semiHidden="0" w:uiPriority="60" w:unhideWhenUsed="0"/>
-    <w:lsdException w:name="Light List Accent 5" w:semiHidden="0" w:uiPriority="61" w:unhideWhenUsed="0"/>
-    <w:lsdException w:name="Light Grid Accent 5" w:semiHidden="0" w:uiPriority="62" w:unhideWhenUsed="0"/>
-    <w:lsdException w:name="Medium Shading 1 Accent 5" w:semiHidden="0" w:uiPriority="63" w:unhideWhenUsed="0"/>
-    <w:lsdException w:name="Medium Shading 2 Accent 5" w:semiHidden="0" w:uiPriority="64" w:unhideWhenUsed="0"/>
-    <w:lsdException w:name="Medium List 1 Accent 5" w:semiHidden="0" w:uiPriority="65" w:unhideWhenUsed="0"/>
-    <w:lsdException w:name="Medium List 2 Accent 5" w:semiHidden="0" w:uiPriority="66" w:unhideWhenUsed="0"/>
-    <w:lsdException w:name="Medium Grid 1 Accent 5" w:semiHidden="0" w:uiPriority="67" w:unhideWhenUsed="0"/>
-    <w:lsdException w:name="Medium Grid 2 Accent 5" w:semiHidden="0" w:uiPriority="68" w:unhideWhenUsed="0"/>
-    <w:lsdException w:name="Medium Grid 3 Accent 5" w:semiHidden="0" w:uiPriority="69" w:unhideWhenUsed="0"/>
-    <w:lsdException w:name="Dark List Accent 5" w:semiHidden="0" w:uiPriority="70" w:unhideWhenUsed="0"/>
-    <w:lsdException w:name="Colorful Shading Accent 5" w:semiHidden="0" w:uiPriority="71" w:unhideWhenUsed="0"/>
-    <w:lsdException w:name="Colorful List Accent 5" w:semiHidden="0" w:uiPriority="72" w:unhideWhenUsed="0"/>
-    <w:lsdException w:name="Colorful Grid Accent 5" w:semiHidden="0" w:uiPriority="73" w:unhideWhenUsed="0"/>
-    <w:lsdException w:name="Light Shading Accent 6" w:semiHidden="0" w:uiPriority="60" w:unhideWhenUsed="0"/>
-    <w:lsdException w:name="Light List Accent 6" w:semiHidden="0" w:uiPriority="61" w:unhideWhenUsed="0"/>
-    <w:lsdException w:name="Light Grid Accent 6" w:semiHidden="0" w:uiPriority="62" w:unhideWhenUsed="0"/>
-    <w:lsdException w:name="Medium Shading 1 Accent 6" w:semiHidden="0" w:uiPriority="63" w:unhideWhenUsed="0"/>
-    <w:lsdException w:name="Medium Shading 2 Accent 6" w:semiHidden="0" w:uiPriority="64" w:unhideWhenUsed="0"/>
-    <w:lsdException w:name="Medium List 1 Accent 6" w:semiHidden="0" w:uiPriority="65" w:unhideWhenUsed="0"/>
-    <w:lsdException w:name="Medium List 2 Accent 6" w:semiHidden="0" w:uiPriority="66" w:unhideWhenUsed="0"/>
-    <w:lsdException w:name="Medium Grid 1 Accent 6" w:semiHidden="0" w:uiPriority="67" w:unhideWhenUsed="0"/>
-    <w:lsdException w:name="Medium Grid 2 Accent 6" w:semiHidden="0" w:uiPriority="68" w:unhideWhenUsed="0"/>
-    <w:lsdException w:name="Medium Grid 3 Accent 6" w:semiHidden="0" w:uiPriority="69" w:unhideWhenUsed="0"/>
-    <w:lsdException w:name="Dark List Accent 6" w:semiHidden="0" w:uiPriority="70" w:unhideWhenUsed="0"/>
-    <w:lsdException w:name="Colorful Shading Accent 6" w:semiHidden="0" w:uiPriority="71" w:unhideWhenUsed="0"/>
-    <w:lsdException w:name="Colorful List Accent 6" w:semiHidden="0" w:uiPriority="72" w:unhideWhenUsed="0"/>
-    <w:lsdException w:name="Colorful Grid Accent 6" w:semiHidden="0" w:uiPriority="73" w:unhideWhenUsed="0"/>
+  <w:latentStyles w:count="260" w:defQFormat="0" w:defUnhideWhenUsed="1" w:defSemiHidden="1" w:defUIPriority="99" w:defLockedState="0">
+    <w:lsdException w:qFormat="1" w:unhideWhenUsed="0" w:uiPriority="0" w:semiHidden="0" w:name="Normal"/>
+    <w:lsdException w:qFormat="1" w:unhideWhenUsed="0" w:uiPriority="0" w:semiHidden="0" w:name="heading 1"/>
+    <w:lsdException w:qFormat="1" w:uiPriority="0" w:semiHidden="0" w:name="heading 2"/>
+    <w:lsdException w:qFormat="1" w:uiPriority="0" w:name="heading 3"/>
+    <w:lsdException w:qFormat="1" w:uiPriority="0" w:semiHidden="0" w:name="heading 4"/>
+    <w:lsdException w:qFormat="1" w:uiPriority="0" w:name="heading 5"/>
+    <w:lsdException w:qFormat="1" w:uiPriority="0" w:name="heading 6"/>
+    <w:lsdException w:qFormat="1" w:uiPriority="0" w:name="heading 7"/>
+    <w:lsdException w:qFormat="1" w:uiPriority="0" w:name="heading 8"/>
+    <w:lsdException w:qFormat="1" w:uiPriority="0" w:name="heading 9"/>
+    <w:lsdException w:unhideWhenUsed="0" w:uiPriority="0" w:semiHidden="0" w:name="index 1"/>
+    <w:lsdException w:unhideWhenUsed="0" w:uiPriority="0" w:semiHidden="0" w:name="index 2"/>
+    <w:lsdException w:unhideWhenUsed="0" w:uiPriority="0" w:semiHidden="0" w:name="index 3"/>
+    <w:lsdException w:unhideWhenUsed="0" w:uiPriority="0" w:semiHidden="0" w:name="index 4"/>
+    <w:lsdException w:unhideWhenUsed="0" w:uiPriority="0" w:semiHidden="0" w:name="index 5"/>
+    <w:lsdException w:unhideWhenUsed="0" w:uiPriority="0" w:semiHidden="0" w:name="index 6"/>
+    <w:lsdException w:unhideWhenUsed="0" w:uiPriority="0" w:semiHidden="0" w:name="index 7"/>
+    <w:lsdException w:unhideWhenUsed="0" w:uiPriority="0" w:semiHidden="0" w:name="index 8"/>
+    <w:lsdException w:unhideWhenUsed="0" w:uiPriority="0" w:semiHidden="0" w:name="index 9"/>
+    <w:lsdException w:qFormat="1" w:unhideWhenUsed="0" w:uiPriority="0" w:semiHidden="0" w:name="toc 1"/>
+    <w:lsdException w:qFormat="1" w:unhideWhenUsed="0" w:uiPriority="0" w:semiHidden="0" w:name="toc 2"/>
+    <w:lsdException w:qFormat="1" w:unhideWhenUsed="0" w:uiPriority="0" w:semiHidden="0" w:name="toc 3"/>
+    <w:lsdException w:unhideWhenUsed="0" w:uiPriority="0" w:semiHidden="0" w:name="toc 4"/>
+    <w:lsdException w:unhideWhenUsed="0" w:uiPriority="0" w:semiHidden="0" w:name="toc 5"/>
+    <w:lsdException w:unhideWhenUsed="0" w:uiPriority="0" w:semiHidden="0" w:name="toc 6"/>
+    <w:lsdException w:unhideWhenUsed="0" w:uiPriority="0" w:semiHidden="0" w:name="toc 7"/>
+    <w:lsdException w:unhideWhenUsed="0" w:uiPriority="0" w:semiHidden="0" w:name="toc 8"/>
+    <w:lsdException w:unhideWhenUsed="0" w:uiPriority="0" w:semiHidden="0" w:name="toc 9"/>
+    <w:lsdException w:unhideWhenUsed="0" w:uiPriority="0" w:semiHidden="0" w:name="Normal Indent"/>
+    <w:lsdException w:qFormat="1" w:unhideWhenUsed="0" w:uiPriority="0" w:semiHidden="0" w:name="footnote text"/>
+    <w:lsdException w:qFormat="1" w:unhideWhenUsed="0" w:uiPriority="0" w:semiHidden="0" w:name="annotation text"/>
+    <w:lsdException w:qFormat="1" w:unhideWhenUsed="0" w:uiPriority="0" w:semiHidden="0" w:name="header"/>
+    <w:lsdException w:qFormat="1" w:unhideWhenUsed="0" w:uiPriority="0" w:semiHidden="0" w:name="footer"/>
+    <w:lsdException w:unhideWhenUsed="0" w:uiPriority="0" w:semiHidden="0" w:name="index heading"/>
+    <w:lsdException w:qFormat="1" w:uiPriority="0" w:name="caption"/>
+    <w:lsdException w:unhideWhenUsed="0" w:uiPriority="0" w:semiHidden="0" w:name="table of figures"/>
+    <w:lsdException w:unhideWhenUsed="0" w:uiPriority="0" w:semiHidden="0" w:name="envelope address"/>
+    <w:lsdException w:unhideWhenUsed="0" w:uiPriority="0" w:semiHidden="0" w:name="envelope return"/>
+    <w:lsdException w:qFormat="1" w:unhideWhenUsed="0" w:uiPriority="0" w:semiHidden="0" w:name="footnote reference"/>
+    <w:lsdException w:unhideWhenUsed="0" w:uiPriority="0" w:semiHidden="0" w:name="annotation reference"/>
+    <w:lsdException w:unhideWhenUsed="0" w:uiPriority="0" w:semiHidden="0" w:name="line number"/>
+    <w:lsdException w:unhideWhenUsed="0" w:uiPriority="0" w:semiHidden="0" w:name="page number"/>
+    <w:lsdException w:unhideWhenUsed="0" w:uiPriority="0" w:semiHidden="0" w:name="endnote reference"/>
+    <w:lsdException w:unhideWhenUsed="0" w:uiPriority="0" w:semiHidden="0" w:name="endnote text"/>
+    <w:lsdException w:unhideWhenUsed="0" w:uiPriority="0" w:semiHidden="0" w:name="table of authorities"/>
+    <w:lsdException w:unhideWhenUsed="0" w:uiPriority="0" w:semiHidden="0" w:name="macro"/>
+    <w:lsdException w:unhideWhenUsed="0" w:uiPriority="0" w:semiHidden="0" w:name="toa heading"/>
+    <w:lsdException w:unhideWhenUsed="0" w:uiPriority="0" w:semiHidden="0" w:name="List"/>
+    <w:lsdException w:unhideWhenUsed="0" w:uiPriority="0" w:semiHidden="0" w:name="List Bullet"/>
+    <w:lsdException w:unhideWhenUsed="0" w:uiPriority="0" w:semiHidden="0" w:name="List Number"/>
+    <w:lsdException w:unhideWhenUsed="0" w:uiPriority="0" w:semiHidden="0" w:name="List 2"/>
+    <w:lsdException w:unhideWhenUsed="0" w:uiPriority="0" w:semiHidden="0" w:name="List 3"/>
+    <w:lsdException w:unhideWhenUsed="0" w:uiPriority="0" w:semiHidden="0" w:name="List 4"/>
+    <w:lsdException w:unhideWhenUsed="0" w:uiPriority="0" w:semiHidden="0" w:name="List 5"/>
+    <w:lsdException w:unhideWhenUsed="0" w:uiPriority="0" w:semiHidden="0" w:name="List Bullet 2"/>
+    <w:lsdException w:unhideWhenUsed="0" w:uiPriority="0" w:semiHidden="0" w:name="List Bullet 3"/>
+    <w:lsdException w:unhideWhenUsed="0" w:uiPriority="0" w:semiHidden="0" w:name="List Bullet 4"/>
+    <w:lsdException w:unhideWhenUsed="0" w:uiPriority="0" w:semiHidden="0" w:name="List Bullet 5"/>
+    <w:lsdException w:unhideWhenUsed="0" w:uiPriority="0" w:semiHidden="0" w:name="List Number 2"/>
+    <w:lsdException w:unhideWhenUsed="0" w:uiPriority="0" w:semiHidden="0" w:name="List Number 3"/>
+    <w:lsdException w:unhideWhenUsed="0" w:uiPriority="0" w:semiHidden="0" w:name="List Number 4"/>
+    <w:lsdException w:unhideWhenUsed="0" w:uiPriority="0" w:semiHidden="0" w:name="List Number 5"/>
+    <w:lsdException w:qFormat="1" w:unhideWhenUsed="0" w:uiPriority="0" w:semiHidden="0" w:name="Title"/>
+    <w:lsdException w:unhideWhenUsed="0" w:uiPriority="0" w:semiHidden="0" w:name="Closing"/>
+    <w:lsdException w:unhideWhenUsed="0" w:uiPriority="0" w:semiHidden="0" w:name="Signature"/>
+    <w:lsdException w:qFormat="1" w:unhideWhenUsed="0" w:uiPriority="0" w:name="Default Paragraph Font"/>
+    <w:lsdException w:qFormat="1" w:unhideWhenUsed="0" w:uiPriority="0" w:name="Body Text"/>
+    <w:lsdException w:unhideWhenUsed="0" w:uiPriority="0" w:semiHidden="0" w:name="Body Text Indent"/>
+    <w:lsdException w:unhideWhenUsed="0" w:uiPriority="0" w:semiHidden="0" w:name="List Continue"/>
+    <w:lsdException w:unhideWhenUsed="0" w:uiPriority="0" w:semiHidden="0" w:name="List Continue 2"/>
+    <w:lsdException w:unhideWhenUsed="0" w:uiPriority="0" w:semiHidden="0" w:name="List Continue 3"/>
+    <w:lsdException w:unhideWhenUsed="0" w:uiPriority="0" w:semiHidden="0" w:name="List Continue 4"/>
+    <w:lsdException w:unhideWhenUsed="0" w:uiPriority="0" w:semiHidden="0" w:name="List Continue 5"/>
+    <w:lsdException w:unhideWhenUsed="0" w:uiPriority="0" w:semiHidden="0" w:name="Message Header"/>
+    <w:lsdException w:qFormat="1" w:unhideWhenUsed="0" w:uiPriority="0" w:semiHidden="0" w:name="Subtitle"/>
+    <w:lsdException w:unhideWhenUsed="0" w:uiPriority="0" w:semiHidden="0" w:name="Salutation"/>
+    <w:lsdException w:unhideWhenUsed="0" w:uiPriority="0" w:semiHidden="0" w:name="Date"/>
+    <w:lsdException w:unhideWhenUsed="0" w:uiPriority="0" w:semiHidden="0" w:name="Body Text First Indent"/>
+    <w:lsdException w:unhideWhenUsed="0" w:uiPriority="0" w:semiHidden="0" w:name="Body Text First Indent 2"/>
+    <w:lsdException w:uiPriority="99" w:name="Note Heading"/>
+    <w:lsdException w:unhideWhenUsed="0" w:uiPriority="0" w:semiHidden="0" w:name="Body Text 2"/>
+    <w:lsdException w:unhideWhenUsed="0" w:uiPriority="0" w:semiHidden="0" w:name="Body Text 3"/>
+    <w:lsdException w:unhideWhenUsed="0" w:uiPriority="0" w:semiHidden="0" w:name="Body Text Indent 2"/>
+    <w:lsdException w:unhideWhenUsed="0" w:uiPriority="0" w:semiHidden="0" w:name="Body Text Indent 3"/>
+    <w:lsdException w:unhideWhenUsed="0" w:uiPriority="0" w:semiHidden="0" w:name="Block Text"/>
+    <w:lsdException w:unhideWhenUsed="0" w:uiPriority="0" w:semiHidden="0" w:name="Hyperlink"/>
+    <w:lsdException w:unhideWhenUsed="0" w:uiPriority="0" w:semiHidden="0" w:name="FollowedHyperlink"/>
+    <w:lsdException w:qFormat="1" w:unhideWhenUsed="0" w:uiPriority="0" w:semiHidden="0" w:name="Strong"/>
+    <w:lsdException w:qFormat="1" w:unhideWhenUsed="0" w:uiPriority="0" w:semiHidden="0" w:name="Emphasis"/>
+    <w:lsdException w:unhideWhenUsed="0" w:uiPriority="0" w:semiHidden="0" w:name="Document Map"/>
+    <w:lsdException w:unhideWhenUsed="0" w:uiPriority="0" w:semiHidden="0" w:name="Plain Text"/>
+    <w:lsdException w:unhideWhenUsed="0" w:uiPriority="0" w:semiHidden="0" w:name="E-mail Signature"/>
+    <w:lsdException w:qFormat="1" w:unhideWhenUsed="0" w:uiPriority="0" w:semiHidden="0" w:name="Normal (Web)"/>
+    <w:lsdException w:unhideWhenUsed="0" w:uiPriority="0" w:semiHidden="0" w:name="HTML Acronym"/>
+    <w:lsdException w:unhideWhenUsed="0" w:uiPriority="0" w:semiHidden="0" w:name="HTML Address"/>
+    <w:lsdException w:unhideWhenUsed="0" w:uiPriority="0" w:semiHidden="0" w:name="HTML Cite"/>
+    <w:lsdException w:unhideWhenUsed="0" w:uiPriority="0" w:semiHidden="0" w:name="HTML Code"/>
+    <w:lsdException w:unhideWhenUsed="0" w:uiPriority="0" w:semiHidden="0" w:name="HTML Definition"/>
+    <w:lsdException w:unhideWhenUsed="0" w:uiPriority="0" w:semiHidden="0" w:name="HTML Keyboard"/>
+    <w:lsdException w:unhideWhenUsed="0" w:uiPriority="0" w:semiHidden="0" w:name="HTML Preformatted"/>
+    <w:lsdException w:unhideWhenUsed="0" w:uiPriority="0" w:semiHidden="0" w:name="HTML Sample"/>
+    <w:lsdException w:unhideWhenUsed="0" w:uiPriority="0" w:semiHidden="0" w:name="HTML Typewriter"/>
+    <w:lsdException w:unhideWhenUsed="0" w:uiPriority="0" w:semiHidden="0" w:name="HTML Variable"/>
+    <w:lsdException w:qFormat="1" w:unhideWhenUsed="0" w:uiPriority="0" w:name="Normal Table"/>
+    <w:lsdException w:unhideWhenUsed="0" w:uiPriority="0" w:semiHidden="0" w:name="annotation subject"/>
+    <w:lsdException w:unhideWhenUsed="0" w:uiPriority="0" w:semiHidden="0" w:name="Table Simple 1"/>
+    <w:lsdException w:unhideWhenUsed="0" w:uiPriority="0" w:semiHidden="0" w:name="Table Simple 2"/>
+    <w:lsdException w:unhideWhenUsed="0" w:uiPriority="0" w:semiHidden="0" w:name="Table Simple 3"/>
+    <w:lsdException w:unhideWhenUsed="0" w:uiPriority="0" w:semiHidden="0" w:name="Table Classic 1"/>
+    <w:lsdException w:unhideWhenUsed="0" w:uiPriority="0" w:semiHidden="0" w:name="Table Classic 2"/>
+    <w:lsdException w:unhideWhenUsed="0" w:uiPriority="0" w:semiHidden="0" w:name="Table Classic 3"/>
+    <w:lsdException w:unhideWhenUsed="0" w:uiPriority="0" w:semiHidden="0" w:name="Table Classic 4"/>
+    <w:lsdException w:unhideWhenUsed="0" w:uiPriority="0" w:semiHidden="0" w:name="Table Colorful 1"/>
+    <w:lsdException w:unhideWhenUsed="0" w:uiPriority="0" w:semiHidden="0" w:name="Table Colorful 2"/>
+    <w:lsdException w:unhideWhenUsed="0" w:uiPriority="0" w:semiHidden="0" w:name="Table Colorful 3"/>
+    <w:lsdException w:unhideWhenUsed="0" w:uiPriority="0" w:semiHidden="0" w:name="Table Columns 1"/>
+    <w:lsdException w:unhideWhenUsed="0" w:uiPriority="0" w:semiHidden="0" w:name="Table Columns 2"/>
+    <w:lsdException w:unhideWhenUsed="0" w:uiPriority="0" w:semiHidden="0" w:name="Table Columns 3"/>
+    <w:lsdException w:unhideWhenUsed="0" w:uiPriority="0" w:semiHidden="0" w:name="Table Columns 4"/>
+    <w:lsdException w:unhideWhenUsed="0" w:uiPriority="0" w:semiHidden="0" w:name="Table Columns 5"/>
+    <w:lsdException w:unhideWhenUsed="0" w:uiPriority="0" w:semiHidden="0" w:name="Table Grid 1"/>
+    <w:lsdException w:unhideWhenUsed="0" w:uiPriority="0" w:semiHidden="0" w:name="Table Grid 2"/>
+    <w:lsdException w:unhideWhenUsed="0" w:uiPriority="0" w:semiHidden="0" w:name="Table Grid 3"/>
+    <w:lsdException w:unhideWhenUsed="0" w:uiPriority="0" w:semiHidden="0" w:name="Table Grid 4"/>
+    <w:lsdException w:unhideWhenUsed="0" w:uiPriority="0" w:semiHidden="0" w:name="Table Grid 5"/>
+    <w:lsdException w:unhideWhenUsed="0" w:uiPriority="0" w:semiHidden="0" w:name="Table Grid 6"/>
+    <w:lsdException w:unhideWhenUsed="0" w:uiPriority="0" w:semiHidden="0" w:name="Table Grid 7"/>
+    <w:lsdException w:unhideWhenUsed="0" w:uiPriority="0" w:semiHidden="0" w:name="Table Grid 8"/>
+    <w:lsdException w:unhideWhenUsed="0" w:uiPriority="0" w:semiHidden="0" w:name="Table List 1"/>
+    <w:lsdException w:unhideWhenUsed="0" w:uiPriority="0" w:semiHidden="0" w:name="Table List 2"/>
+    <w:lsdException w:unhideWhenUsed="0" w:uiPriority="0" w:semiHidden="0" w:name="Table List 3"/>
+    <w:lsdException w:unhideWhenUsed="0" w:uiPriority="0" w:semiHidden="0" w:name="Table List 4"/>
+    <w:lsdException w:unhideWhenUsed="0" w:uiPriority="0" w:semiHidden="0" w:name="Table List 5"/>
+    <w:lsdException w:unhideWhenUsed="0" w:uiPriority="0" w:semiHidden="0" w:name="Table List 6"/>
+    <w:lsdException w:unhideWhenUsed="0" w:uiPriority="0" w:semiHidden="0" w:name="Table List 7"/>
+    <w:lsdException w:unhideWhenUsed="0" w:uiPriority="0" w:semiHidden="0" w:name="Table List 8"/>
+    <w:lsdException w:unhideWhenUsed="0" w:uiPriority="0" w:semiHidden="0" w:name="Table 3D effects 1"/>
+    <w:lsdException w:unhideWhenUsed="0" w:uiPriority="0" w:semiHidden="0" w:name="Table 3D effects 2"/>
+    <w:lsdException w:unhideWhenUsed="0" w:uiPriority="0" w:semiHidden="0" w:name="Table 3D effects 3"/>
+    <w:lsdException w:unhideWhenUsed="0" w:uiPriority="0" w:semiHidden="0" w:name="Table Contemporary"/>
+    <w:lsdException w:unhideWhenUsed="0" w:uiPriority="0" w:semiHidden="0" w:name="Table Elegant"/>
+    <w:lsdException w:unhideWhenUsed="0" w:uiPriority="0" w:semiHidden="0" w:name="Table Professional"/>
+    <w:lsdException w:unhideWhenUsed="0" w:uiPriority="0" w:semiHidden="0" w:name="Table Subtle 1"/>
+    <w:lsdException w:unhideWhenUsed="0" w:uiPriority="0" w:semiHidden="0" w:name="Table Subtle 2"/>
+    <w:lsdException w:unhideWhenUsed="0" w:uiPriority="0" w:semiHidden="0" w:name="Table Web 1"/>
+    <w:lsdException w:unhideWhenUsed="0" w:uiPriority="0" w:semiHidden="0" w:name="Table Web 2"/>
+    <w:lsdException w:unhideWhenUsed="0" w:uiPriority="0" w:semiHidden="0" w:name="Table Web 3"/>
+    <w:lsdException w:unhideWhenUsed="0" w:uiPriority="0" w:semiHidden="0" w:name="Balloon Text"/>
+    <w:lsdException w:qFormat="1" w:unhideWhenUsed="0" w:uiPriority="0" w:semiHidden="0" w:name="Table Grid"/>
+    <w:lsdException w:unhideWhenUsed="0" w:uiPriority="0" w:semiHidden="0" w:name="Table Theme"/>
+    <w:lsdException w:unhideWhenUsed="0" w:uiPriority="60" w:semiHidden="0" w:name="Light Shading"/>
+    <w:lsdException w:unhideWhenUsed="0" w:uiPriority="61" w:semiHidden="0" w:name="Light List"/>
+    <w:lsdException w:unhideWhenUsed="0" w:uiPriority="62" w:semiHidden="0" w:name="Light Grid"/>
+    <w:lsdException w:unhideWhenUsed="0" w:uiPriority="63" w:semiHidden="0" w:name="Medium Shading 1"/>
+    <w:lsdException w:unhideWhenUsed="0" w:uiPriority="64" w:semiHidden="0" w:name="Medium Shading 2"/>
+    <w:lsdException w:unhideWhenUsed="0" w:uiPriority="65" w:semiHidden="0" w:name="Medium List 1"/>
+    <w:lsdException w:unhideWhenUsed="0" w:uiPriority="66" w:semiHidden="0" w:name="Medium List 2"/>
+    <w:lsdException w:unhideWhenUsed="0" w:uiPriority="67" w:semiHidden="0" w:name="Medium Grid 1"/>
+    <w:lsdException w:unhideWhenUsed="0" w:uiPriority="68" w:semiHidden="0" w:name="Medium Grid 2"/>
+    <w:lsdException w:unhideWhenUsed="0" w:uiPriority="69" w:semiHidden="0" w:name="Medium Grid 3"/>
+    <w:lsdException w:unhideWhenUsed="0" w:uiPriority="70" w:semiHidden="0" w:name="Dark List"/>
+    <w:lsdException w:unhideWhenUsed="0" w:uiPriority="71" w:semiHidden="0" w:name="Colorful Shading"/>
+    <w:lsdException w:unhideWhenUsed="0" w:uiPriority="72" w:semiHidden="0" w:name="Colorful List"/>
+    <w:lsdException w:unhideWhenUsed="0" w:uiPriority="73" w:semiHidden="0" w:name="Colorful Grid"/>
+    <w:lsdException w:unhideWhenUsed="0" w:uiPriority="60" w:semiHidden="0" w:name="Light Shading Accent 1"/>
+    <w:lsdException w:unhideWhenUsed="0" w:uiPriority="61" w:semiHidden="0" w:name="Light List Accent 1"/>
+    <w:lsdException w:unhideWhenUsed="0" w:uiPriority="62" w:semiHidden="0" w:name="Light Grid Accent 1"/>
+    <w:lsdException w:unhideWhenUsed="0" w:uiPriority="63" w:semiHidden="0" w:name="Medium Shading 1 Accent 1"/>
+    <w:lsdException w:unhideWhenUsed="0" w:uiPriority="64" w:semiHidden="0" w:name="Medium Shading 2 Accent 1"/>
+    <w:lsdException w:unhideWhenUsed="0" w:uiPriority="65" w:semiHidden="0" w:name="Medium List 1 Accent 1"/>
+    <w:lsdException w:unhideWhenUsed="0" w:uiPriority="66" w:semiHidden="0" w:name="Medium List 2 Accent 1"/>
+    <w:lsdException w:unhideWhenUsed="0" w:uiPriority="67" w:semiHidden="0" w:name="Medium Grid 1 Accent 1"/>
+    <w:lsdException w:unhideWhenUsed="0" w:uiPriority="68" w:semiHidden="0" w:name="Medium Grid 2 Accent 1"/>
+    <w:lsdException w:unhideWhenUsed="0" w:uiPriority="69" w:semiHidden="0" w:name="Medium Grid 3 Accent 1"/>
+    <w:lsdException w:unhideWhenUsed="0" w:uiPriority="70" w:semiHidden="0" w:name="Dark List Accent 1"/>
+    <w:lsdException w:unhideWhenUsed="0" w:uiPriority="71" w:semiHidden="0" w:name="Colorful Shading Accent 1"/>
+    <w:lsdException w:unhideWhenUsed="0" w:uiPriority="72" w:semiHidden="0" w:name="Colorful List Accent 1"/>
+    <w:lsdException w:unhideWhenUsed="0" w:uiPriority="73" w:semiHidden="0" w:name="Colorful Grid Accent 1"/>
+    <w:lsdException w:unhideWhenUsed="0" w:uiPriority="60" w:semiHidden="0" w:name="Light Shading Accent 2"/>
+    <w:lsdException w:unhideWhenUsed="0" w:uiPriority="61" w:semiHidden="0" w:name="Light List Accent 2"/>
+    <w:lsdException w:unhideWhenUsed="0" w:uiPriority="62" w:semiHidden="0" w:name="Light Grid Accent 2"/>
+    <w:lsdException w:unhideWhenUsed="0" w:uiPriority="63" w:semiHidden="0" w:name="Medium Shading 1 Accent 2"/>
+    <w:lsdException w:unhideWhenUsed="0" w:uiPriority="64" w:semiHidden="0" w:name="Medium Shading 2 Accent 2"/>
+    <w:lsdException w:unhideWhenUsed="0" w:uiPriority="65" w:semiHidden="0" w:name="Medium List 1 Accent 2"/>
+    <w:lsdException w:unhideWhenUsed="0" w:uiPriority="66" w:semiHidden="0" w:name="Medium List 2 Accent 2"/>
+    <w:lsdException w:unhideWhenUsed="0" w:uiPriority="67" w:semiHidden="0" w:name="Medium Grid 1 Accent 2"/>
+    <w:lsdException w:unhideWhenUsed="0" w:uiPriority="68" w:semiHidden="0" w:name="Medium Grid 2 Accent 2"/>
+    <w:lsdException w:unhideWhenUsed="0" w:uiPriority="69" w:semiHidden="0" w:name="Medium Grid 3 Accent 2"/>
+    <w:lsdException w:unhideWhenUsed="0" w:uiPriority="70" w:semiHidden="0" w:name="Dark List Accent 2"/>
+    <w:lsdException w:unhideWhenUsed="0" w:uiPriority="71" w:semiHidden="0" w:name="Colorful Shading Accent 2"/>
+    <w:lsdException w:unhideWhenUsed="0" w:uiPriority="72" w:semiHidden="0" w:name="Colorful List Accent 2"/>
+    <w:lsdException w:unhideWhenUsed="0" w:uiPriority="73" w:semiHidden="0" w:name="Colorful Grid Accent 2"/>
+    <w:lsdException w:unhideWhenUsed="0" w:uiPriority="60" w:semiHidden="0" w:name="Light Shading Accent 3"/>
+    <w:lsdException w:unhideWhenUsed="0" w:uiPriority="61" w:semiHidden="0" w:name="Light List Accent 3"/>
+    <w:lsdException w:unhideWhenUsed="0" w:uiPriority="62" w:semiHidden="0" w:name="Light Grid Accent 3"/>
+    <w:lsdException w:unhideWhenUsed="0" w:uiPriority="63" w:semiHidden="0" w:name="Medium Shading 1 Accent 3"/>
+    <w:lsdException w:unhideWhenUsed="0" w:uiPriority="64" w:semiHidden="0" w:name="Medium Shading 2 Accent 3"/>
+    <w:lsdException w:unhideWhenUsed="0" w:uiPriority="65" w:semiHidden="0" w:name="Medium List 1 Accent 3"/>
+    <w:lsdException w:unhideWhenUsed="0" w:uiPriority="66" w:semiHidden="0" w:name="Medium List 2 Accent 3"/>
+    <w:lsdException w:unhideWhenUsed="0" w:uiPriority="67" w:semiHidden="0" w:name="Medium Grid 1 Accent 3"/>
+    <w:lsdException w:unhideWhenUsed="0" w:uiPriority="68" w:semiHidden="0" w:name="Medium Grid 2 Accent 3"/>
+    <w:lsdException w:unhideWhenUsed="0" w:uiPriority="69" w:semiHidden="0" w:name="Medium Grid 3 Accent 3"/>
+    <w:lsdException w:unhideWhenUsed="0" w:uiPriority="70" w:semiHidden="0" w:name="Dark List Accent 3"/>
+    <w:lsdException w:unhideWhenUsed="0" w:uiPriority="71" w:semiHidden="0" w:name="Colorful Shading Accent 3"/>
+    <w:lsdException w:unhideWhenUsed="0" w:uiPriority="72" w:semiHidden="0" w:name="Colorful List Accent 3"/>
+    <w:lsdException w:unhideWhenUsed="0" w:uiPriority="73" w:semiHidden="0" w:name="Colorful Grid Accent 3"/>
+    <w:lsdException w:unhideWhenUsed="0" w:uiPriority="60" w:semiHidden="0" w:name="Light Shading Accent 4"/>
+    <w:lsdException w:unhideWhenUsed="0" w:uiPriority="61" w:semiHidden="0" w:name="Light List Accent 4"/>
+    <w:lsdException w:unhideWhenUsed="0" w:uiPriority="62" w:semiHidden="0" w:name="Light Grid Accent 4"/>
+    <w:lsdException w:unhideWhenUsed="0" w:uiPriority="63" w:semiHidden="0" w:name="Medium Shading 1 Accent 4"/>
+    <w:lsdException w:unhideWhenUsed="0" w:uiPriority="64" w:semiHidden="0" w:name="Medium Shading 2 Accent 4"/>
+    <w:lsdException w:unhideWhenUsed="0" w:uiPriority="65" w:semiHidden="0" w:name="Medium List 1 Accent 4"/>
+    <w:lsdException w:unhideWhenUsed="0" w:uiPriority="66" w:semiHidden="0" w:name="Medium List 2 Accent 4"/>
+    <w:lsdException w:unhideWhenUsed="0" w:uiPriority="67" w:semiHidden="0" w:name="Medium Grid 1 Accent 4"/>
+    <w:lsdException w:unhideWhenUsed="0" w:uiPriority="68" w:semiHidden="0" w:name="Medium Grid 2 Accent 4"/>
+    <w:lsdException w:unhideWhenUsed="0" w:uiPriority="69" w:semiHidden="0" w:name="Medium Grid 3 Accent 4"/>
+    <w:lsdException w:unhideWhenUsed="0" w:uiPriority="70" w:semiHidden="0" w:name="Dark List Accent 4"/>
+    <w:lsdException w:unhideWhenUsed="0" w:uiPriority="71" w:semiHidden="0" w:name="Colorful Shading Accent 4"/>
+    <w:lsdException w:unhideWhenUsed="0" w:uiPriority="72" w:semiHidden="0" w:name="Colorful List Accent 4"/>
+    <w:lsdException w:unhideWhenUsed="0" w:uiPriority="73" w:semiHidden="0" w:name="Colorful Grid Accent 4"/>
+    <w:lsdException w:unhideWhenUsed="0" w:uiPriority="60" w:semiHidden="0" w:name="Light Shading Accent 5"/>
+    <w:lsdException w:unhideWhenUsed="0" w:uiPriority="61" w:semiHidden="0" w:name="Light List Accent 5"/>
+    <w:lsdException w:unhideWhenUsed="0" w:uiPriority="62" w:semiHidden="0" w:name="Light Grid Accent 5"/>
+    <w:lsdException w:unhideWhenUsed="0" w:uiPriority="63" w:semiHidden="0" w:name="Medium Shading 1 Accent 5"/>
+    <w:lsdException w:unhideWhenUsed="0" w:uiPriority="64" w:semiHidden="0" w:name="Medium Shading 2 Accent 5"/>
+    <w:lsdException w:unhideWhenUsed="0" w:uiPriority="65" w:semiHidden="0" w:name="Medium List 1 Accent 5"/>
+    <w:lsdException w:unhideWhenUsed="0" w:uiPriority="66" w:semiHidden="0" w:name="Medium List 2 Accent 5"/>
+    <w:lsdException w:unhideWhenUsed="0" w:uiPriority="67" w:semiHidden="0" w:name="Medium Grid 1 Accent 5"/>
+    <w:lsdException w:unhideWhenUsed="0" w:uiPriority="68" w:semiHidden="0" w:name="Medium Grid 2 Accent 5"/>
+    <w:lsdException w:unhideWhenUsed="0" w:uiPriority="69" w:semiHidden="0" w:name="Medium Grid 3 Accent 5"/>
+    <w:lsdException w:unhideWhenUsed="0" w:uiPriority="70" w:semiHidden="0" w:name="Dark List Accent 5"/>
+    <w:lsdException w:unhideWhenUsed="0" w:uiPriority="71" w:semiHidden="0" w:name="Colorful Shading Accent 5"/>
+    <w:lsdException w:unhideWhenUsed="0" w:uiPriority="72" w:semiHidden="0" w:name="Colorful List Accent 5"/>
+    <w:lsdException w:unhideWhenUsed="0" w:uiPriority="73" w:semiHidden="0" w:name="Colorful Grid Accent 5"/>
+    <w:lsdException w:unhideWhenUsed="0" w:uiPriority="60" w:semiHidden="0" w:name="Light Shading Accent 6"/>
+    <w:lsdException w:unhideWhenUsed="0" w:uiPriority="61" w:semiHidden="0" w:name="Light List Accent 6"/>
+    <w:lsdException w:unhideWhenUsed="0" w:uiPriority="62" w:semiHidden="0" w:name="Light Grid Accent 6"/>
+    <w:lsdException w:unhideWhenUsed="0" w:uiPriority="63" w:semiHidden="0" w:name="Medium Shading 1 Accent 6"/>
+    <w:lsdException w:unhideWhenUsed="0" w:uiPriority="64" w:semiHidden="0" w:name="Medium Shading 2 Accent 6"/>
+    <w:lsdException w:unhideWhenUsed="0" w:uiPriority="65" w:semiHidden="0" w:name="Medium List 1 Accent 6"/>
+    <w:lsdException w:unhideWhenUsed="0" w:uiPriority="66" w:semiHidden="0" w:name="Medium List 2 Accent 6"/>
+    <w:lsdException w:unhideWhenUsed="0" w:uiPriority="67" w:semiHidden="0" w:name="Medium Grid 1 Accent 6"/>
+    <w:lsdException w:unhideWhenUsed="0" w:uiPriority="68" w:semiHidden="0" w:name="Medium Grid 2 Accent 6"/>
+    <w:lsdException w:unhideWhenUsed="0" w:uiPriority="69" w:semiHidden="0" w:name="Medium Grid 3 Accent 6"/>
+    <w:lsdException w:unhideWhenUsed="0" w:uiPriority="70" w:semiHidden="0" w:name="Dark List Accent 6"/>
+    <w:lsdException w:unhideWhenUsed="0" w:uiPriority="71" w:semiHidden="0" w:name="Colorful Shading Accent 6"/>
+    <w:lsdException w:unhideWhenUsed="0" w:uiPriority="72" w:semiHidden="0" w:name="Colorful List Accent 6"/>
+    <w:lsdException w:unhideWhenUsed="0" w:uiPriority="73" w:semiHidden="0" w:name="Colorful Grid Accent 6"/>
   </w:latentStyles>
-  <w:style w:type="paragraph" w:default="1" w:styleId="Normal">
+  <w:style w:type="paragraph" w:default="1" w:styleId="1">
     <w:name w:val="Normal"/>
     <w:qFormat/>
+    <w:uiPriority w:val="0"/>
     <w:pPr>
       <w:kinsoku w:val="0"/>
       <w:autoSpaceDE w:val="0"/>
@@ -5550,7 +5611,7 @@
       <w:textAlignment w:val="baseline"/>
     </w:pPr>
     <w:rPr>
-      <w:rFonts w:ascii="Arial" w:eastAsia="宋体" w:hAnsi="Arial" w:cs="Arial"/>
+      <w:rFonts w:ascii="Arial" w:hAnsi="Arial" w:eastAsia="宋体" w:cs="Arial"/>
       <w:snapToGrid w:val="0"/>
       <w:color w:val="000000"/>
       <w:kern w:val="0"/>
@@ -5559,11 +5620,12 @@
       <w:lang w:val="en-US" w:eastAsia="en-US" w:bidi="ar-SA"/>
     </w:rPr>
   </w:style>
-  <w:style w:type="paragraph" w:styleId="Heading1">
+  <w:style w:type="paragraph" w:styleId="2">
     <w:name w:val="heading 1"/>
-    <w:basedOn w:val="Normal"/>
-    <w:next w:val="Normal"/>
+    <w:basedOn w:val="1"/>
+    <w:next w:val="1"/>
     <w:qFormat/>
+    <w:uiPriority w:val="0"/>
     <w:pPr>
       <w:keepNext/>
       <w:keepLines/>
@@ -5581,12 +5643,13 @@
       <w:sz w:val="44"/>
     </w:rPr>
   </w:style>
-  <w:style w:type="paragraph" w:styleId="Heading2">
+  <w:style w:type="paragraph" w:styleId="3">
     <w:name w:val="heading 2"/>
-    <w:basedOn w:val="Normal"/>
-    <w:next w:val="Normal"/>
+    <w:basedOn w:val="1"/>
+    <w:next w:val="1"/>
     <w:unhideWhenUsed/>
     <w:qFormat/>
+    <w:uiPriority w:val="0"/>
     <w:pPr>
       <w:keepNext/>
       <w:keepLines/>
@@ -5599,18 +5662,19 @@
       <w:outlineLvl w:val="1"/>
     </w:pPr>
     <w:rPr>
-      <w:rFonts w:ascii="Arial" w:eastAsia="黑体" w:hAnsi="Arial"/>
+      <w:rFonts w:ascii="Arial" w:hAnsi="Arial" w:eastAsia="黑体"/>
       <w:b/>
       <w:sz w:val="32"/>
     </w:rPr>
   </w:style>
-  <w:style w:type="paragraph" w:styleId="Heading3">
+  <w:style w:type="paragraph" w:styleId="4">
     <w:name w:val="heading 3"/>
-    <w:basedOn w:val="Normal"/>
-    <w:next w:val="Normal"/>
+    <w:basedOn w:val="1"/>
+    <w:next w:val="1"/>
     <w:semiHidden/>
     <w:unhideWhenUsed/>
     <w:qFormat/>
+    <w:uiPriority w:val="0"/>
     <w:pPr>
       <w:keepNext/>
       <w:keepLines/>
@@ -5627,12 +5691,13 @@
       <w:sz w:val="32"/>
     </w:rPr>
   </w:style>
-  <w:style w:type="paragraph" w:styleId="Heading4">
+  <w:style w:type="paragraph" w:styleId="5">
     <w:name w:val="heading 4"/>
-    <w:basedOn w:val="Normal"/>
-    <w:next w:val="Normal"/>
+    <w:basedOn w:val="1"/>
+    <w:next w:val="1"/>
     <w:unhideWhenUsed/>
     <w:qFormat/>
+    <w:uiPriority w:val="0"/>
     <w:pPr>
       <w:keepNext/>
       <w:keepLines/>
@@ -5645,18 +5710,19 @@
       <w:outlineLvl w:val="3"/>
     </w:pPr>
     <w:rPr>
-      <w:rFonts w:ascii="Arial" w:eastAsia="黑体" w:hAnsi="Arial"/>
+      <w:rFonts w:ascii="Arial" w:hAnsi="Arial" w:eastAsia="黑体"/>
       <w:b/>
       <w:sz w:val="28"/>
     </w:rPr>
   </w:style>
-  <w:style w:type="paragraph" w:styleId="Heading5">
+  <w:style w:type="paragraph" w:styleId="6">
     <w:name w:val="heading 5"/>
-    <w:basedOn w:val="Normal"/>
-    <w:next w:val="Normal"/>
+    <w:basedOn w:val="1"/>
+    <w:next w:val="1"/>
     <w:semiHidden/>
     <w:unhideWhenUsed/>
     <w:qFormat/>
+    <w:uiPriority w:val="0"/>
     <w:pPr>
       <w:keepNext/>
       <w:keepLines/>
@@ -5673,13 +5739,14 @@
       <w:sz w:val="28"/>
     </w:rPr>
   </w:style>
-  <w:style w:type="paragraph" w:styleId="Heading6">
+  <w:style w:type="paragraph" w:styleId="7">
     <w:name w:val="heading 6"/>
-    <w:basedOn w:val="Normal"/>
-    <w:next w:val="Normal"/>
+    <w:basedOn w:val="1"/>
+    <w:next w:val="1"/>
     <w:semiHidden/>
     <w:unhideWhenUsed/>
     <w:qFormat/>
+    <w:uiPriority w:val="0"/>
     <w:pPr>
       <w:keepNext/>
       <w:keepLines/>
@@ -5692,18 +5759,19 @@
       <w:outlineLvl w:val="5"/>
     </w:pPr>
     <w:rPr>
-      <w:rFonts w:ascii="Arial" w:eastAsia="黑体" w:hAnsi="Arial"/>
+      <w:rFonts w:ascii="Arial" w:hAnsi="Arial" w:eastAsia="黑体"/>
       <w:b/>
       <w:sz w:val="24"/>
     </w:rPr>
   </w:style>
-  <w:style w:type="paragraph" w:styleId="Heading7">
+  <w:style w:type="paragraph" w:styleId="8">
     <w:name w:val="heading 7"/>
-    <w:basedOn w:val="Normal"/>
-    <w:next w:val="Normal"/>
+    <w:basedOn w:val="1"/>
+    <w:next w:val="1"/>
     <w:semiHidden/>
     <w:unhideWhenUsed/>
     <w:qFormat/>
+    <w:uiPriority w:val="0"/>
     <w:pPr>
       <w:keepNext/>
       <w:keepLines/>
@@ -5720,13 +5788,14 @@
       <w:sz w:val="24"/>
     </w:rPr>
   </w:style>
-  <w:style w:type="paragraph" w:styleId="Heading8">
+  <w:style w:type="paragraph" w:styleId="9">
     <w:name w:val="heading 8"/>
-    <w:basedOn w:val="Normal"/>
-    <w:next w:val="Normal"/>
+    <w:basedOn w:val="1"/>
+    <w:next w:val="1"/>
     <w:semiHidden/>
     <w:unhideWhenUsed/>
     <w:qFormat/>
+    <w:uiPriority w:val="0"/>
     <w:pPr>
       <w:keepNext/>
       <w:keepLines/>
@@ -5739,17 +5808,18 @@
       <w:outlineLvl w:val="7"/>
     </w:pPr>
     <w:rPr>
-      <w:rFonts w:ascii="Arial" w:eastAsia="黑体" w:hAnsi="Arial"/>
+      <w:rFonts w:ascii="Arial" w:hAnsi="Arial" w:eastAsia="黑体"/>
       <w:sz w:val="24"/>
     </w:rPr>
   </w:style>
-  <w:style w:type="paragraph" w:styleId="Heading9">
+  <w:style w:type="paragraph" w:styleId="10">
     <w:name w:val="heading 9"/>
-    <w:basedOn w:val="Normal"/>
-    <w:next w:val="Normal"/>
+    <w:basedOn w:val="1"/>
+    <w:next w:val="1"/>
     <w:semiHidden/>
     <w:unhideWhenUsed/>
     <w:qFormat/>
+    <w:uiPriority w:val="0"/>
     <w:pPr>
       <w:keepNext/>
       <w:keepLines/>
@@ -5762,19 +5832,21 @@
       <w:outlineLvl w:val="8"/>
     </w:pPr>
     <w:rPr>
-      <w:rFonts w:ascii="Arial" w:eastAsia="黑体" w:hAnsi="Arial"/>
+      <w:rFonts w:ascii="Arial" w:hAnsi="Arial" w:eastAsia="黑体"/>
       <w:sz w:val="21"/>
     </w:rPr>
   </w:style>
-  <w:style w:type="character" w:default="1" w:styleId="DefaultParagraphFont">
+  <w:style w:type="character" w:default="1" w:styleId="23">
     <w:name w:val="Default Paragraph Font"/>
     <w:semiHidden/>
     <w:qFormat/>
+    <w:uiPriority w:val="0"/>
   </w:style>
-  <w:style w:type="table" w:default="1" w:styleId="TableNormal">
+  <w:style w:type="table" w:default="1" w:styleId="21">
     <w:name w:val="Normal Table"/>
     <w:semiHidden/>
     <w:qFormat/>
+    <w:uiPriority w:val="0"/>
     <w:tblPr>
       <w:tblCellMar>
         <w:top w:w="0" w:type="dxa"/>
@@ -5784,39 +5856,43 @@
       </w:tblCellMar>
     </w:tblPr>
   </w:style>
-  <w:style w:type="paragraph" w:styleId="CommentText">
+  <w:style w:type="paragraph" w:styleId="11">
     <w:name w:val="annotation text"/>
-    <w:basedOn w:val="Normal"/>
+    <w:basedOn w:val="1"/>
     <w:qFormat/>
+    <w:uiPriority w:val="0"/>
     <w:pPr>
       <w:jc w:val="left"/>
     </w:pPr>
   </w:style>
-  <w:style w:type="paragraph" w:styleId="BodyText">
+  <w:style w:type="paragraph" w:styleId="12">
     <w:name w:val="Body Text"/>
-    <w:basedOn w:val="Normal"/>
+    <w:basedOn w:val="1"/>
     <w:semiHidden/>
     <w:qFormat/>
+    <w:uiPriority w:val="0"/>
     <w:rPr>
-      <w:rFonts w:ascii="Arial" w:eastAsia="Arial" w:hAnsi="Arial" w:cs="Arial"/>
+      <w:rFonts w:ascii="Arial" w:hAnsi="Arial" w:eastAsia="Arial" w:cs="Arial"/>
       <w:sz w:val="21"/>
       <w:szCs w:val="21"/>
       <w:lang w:val="en-US" w:eastAsia="en-US" w:bidi="ar-SA"/>
     </w:rPr>
   </w:style>
-  <w:style w:type="paragraph" w:styleId="TOC3">
+  <w:style w:type="paragraph" w:styleId="13">
     <w:name w:val="toc 3"/>
-    <w:basedOn w:val="Normal"/>
-    <w:next w:val="Normal"/>
+    <w:basedOn w:val="1"/>
+    <w:next w:val="1"/>
     <w:qFormat/>
+    <w:uiPriority w:val="0"/>
     <w:pPr>
       <w:ind w:left="840" w:leftChars="400"/>
     </w:pPr>
   </w:style>
-  <w:style w:type="paragraph" w:styleId="Footer">
+  <w:style w:type="paragraph" w:styleId="14">
     <w:name w:val="footer"/>
-    <w:basedOn w:val="Normal"/>
+    <w:basedOn w:val="1"/>
     <w:qFormat/>
+    <w:uiPriority w:val="0"/>
     <w:pPr>
       <w:tabs>
         <w:tab w:val="center" w:pos="4153"/>
@@ -5829,16 +5905,17 @@
       <w:sz w:val="18"/>
     </w:rPr>
   </w:style>
-  <w:style w:type="paragraph" w:styleId="Header">
+  <w:style w:type="paragraph" w:styleId="15">
     <w:name w:val="header"/>
-    <w:basedOn w:val="Normal"/>
+    <w:basedOn w:val="1"/>
     <w:qFormat/>
+    <w:uiPriority w:val="0"/>
     <w:pPr>
       <w:pBdr>
-        <w:top w:val="nil"/>
-        <w:left w:val="nil"/>
-        <w:bottom w:val="nil"/>
-        <w:right w:val="nil"/>
+        <w:top w:val="none" w:color="auto" w:sz="0" w:space="0"/>
+        <w:left w:val="none" w:color="auto" w:sz="0" w:space="0"/>
+        <w:bottom w:val="none" w:color="auto" w:sz="0" w:space="0"/>
+        <w:right w:val="none" w:color="auto" w:sz="0" w:space="0"/>
       </w:pBdr>
       <w:tabs>
         <w:tab w:val="center" w:pos="4153"/>
@@ -5853,20 +5930,22 @@
       <w:sz w:val="18"/>
     </w:rPr>
   </w:style>
-  <w:style w:type="paragraph" w:styleId="TOC1">
+  <w:style w:type="paragraph" w:styleId="16">
     <w:name w:val="toc 1"/>
-    <w:basedOn w:val="Normal"/>
-    <w:next w:val="Normal"/>
+    <w:basedOn w:val="1"/>
+    <w:next w:val="1"/>
     <w:qFormat/>
+    <w:uiPriority w:val="0"/>
     <w:rPr>
-      <w:rFonts w:ascii="Arial" w:eastAsia="Microsoft JhengHei" w:hAnsi="Arial"/>
+      <w:rFonts w:ascii="Arial" w:hAnsi="Arial" w:eastAsia="Microsoft JhengHei"/>
       <w:sz w:val="24"/>
     </w:rPr>
   </w:style>
-  <w:style w:type="paragraph" w:styleId="FootnoteText">
+  <w:style w:type="paragraph" w:styleId="17">
     <w:name w:val="footnote text"/>
-    <w:basedOn w:val="Normal"/>
+    <w:basedOn w:val="1"/>
     <w:qFormat/>
+    <w:uiPriority w:val="0"/>
     <w:pPr>
       <w:snapToGrid w:val="0"/>
       <w:jc w:val="left"/>
@@ -5875,27 +5954,30 @@
       <w:sz w:val="18"/>
     </w:rPr>
   </w:style>
-  <w:style w:type="paragraph" w:styleId="TOC2">
+  <w:style w:type="paragraph" w:styleId="18">
     <w:name w:val="toc 2"/>
-    <w:basedOn w:val="Normal"/>
-    <w:next w:val="Normal"/>
+    <w:basedOn w:val="1"/>
+    <w:next w:val="1"/>
     <w:qFormat/>
+    <w:uiPriority w:val="0"/>
     <w:pPr>
       <w:ind w:left="420" w:leftChars="200"/>
     </w:pPr>
   </w:style>
-  <w:style w:type="paragraph" w:styleId="NormalWeb">
+  <w:style w:type="paragraph" w:styleId="19">
     <w:name w:val="Normal (Web)"/>
-    <w:basedOn w:val="Normal"/>
+    <w:basedOn w:val="1"/>
     <w:qFormat/>
+    <w:uiPriority w:val="0"/>
     <w:rPr>
       <w:sz w:val="24"/>
     </w:rPr>
   </w:style>
-  <w:style w:type="paragraph" w:styleId="Title">
+  <w:style w:type="paragraph" w:styleId="20">
     <w:name w:val="Title"/>
-    <w:basedOn w:val="Normal"/>
+    <w:basedOn w:val="1"/>
     <w:qFormat/>
+    <w:uiPriority w:val="0"/>
     <w:pPr>
       <w:spacing w:before="240" w:beforeLines="0" w:beforeAutospacing="0" w:after="60" w:afterLines="0" w:afterAutospacing="0"/>
       <w:jc w:val="center"/>
@@ -5907,76 +5989,82 @@
       <w:sz w:val="32"/>
     </w:rPr>
   </w:style>
-  <w:style w:type="table" w:styleId="TableGrid">
+  <w:style w:type="table" w:styleId="22">
     <w:name w:val="Table Grid"/>
-    <w:basedOn w:val="TableNormal"/>
+    <w:basedOn w:val="21"/>
     <w:qFormat/>
+    <w:uiPriority w:val="0"/>
     <w:pPr>
       <w:widowControl w:val="0"/>
       <w:jc w:val="both"/>
     </w:pPr>
     <w:tblPr>
       <w:tblBorders>
-        <w:top w:val="single" w:sz="4" w:space="0" w:color="auto"/>
-        <w:left w:val="single" w:sz="4" w:space="0" w:color="auto"/>
-        <w:bottom w:val="single" w:sz="4" w:space="0" w:color="auto"/>
-        <w:right w:val="single" w:sz="4" w:space="0" w:color="auto"/>
-        <w:insideH w:val="single" w:sz="4" w:space="0" w:color="auto"/>
-        <w:insideV w:val="single" w:sz="4" w:space="0" w:color="auto"/>
+        <w:top w:val="single" w:color="auto" w:sz="4" w:space="0"/>
+        <w:left w:val="single" w:color="auto" w:sz="4" w:space="0"/>
+        <w:bottom w:val="single" w:color="auto" w:sz="4" w:space="0"/>
+        <w:right w:val="single" w:color="auto" w:sz="4" w:space="0"/>
+        <w:insideH w:val="single" w:color="auto" w:sz="4" w:space="0"/>
+        <w:insideV w:val="single" w:color="auto" w:sz="4" w:space="0"/>
       </w:tblBorders>
     </w:tblPr>
   </w:style>
-  <w:style w:type="character" w:styleId="Strong">
+  <w:style w:type="character" w:styleId="24">
     <w:name w:val="Strong"/>
-    <w:basedOn w:val="DefaultParagraphFont"/>
+    <w:basedOn w:val="23"/>
     <w:qFormat/>
+    <w:uiPriority w:val="0"/>
     <w:rPr>
       <w:b/>
     </w:rPr>
   </w:style>
-  <w:style w:type="character" w:styleId="FootnoteReference">
+  <w:style w:type="character" w:styleId="25">
     <w:name w:val="footnote reference"/>
-    <w:basedOn w:val="DefaultParagraphFont"/>
+    <w:basedOn w:val="23"/>
     <w:qFormat/>
+    <w:uiPriority w:val="0"/>
     <w:rPr>
       <w:vertAlign w:val="superscript"/>
     </w:rPr>
   </w:style>
-  <w:style w:type="paragraph" w:customStyle="1" w:styleId="a">
+  <w:style w:type="paragraph" w:customStyle="1" w:styleId="26">
     <w:name w:val="柴_公司名"/>
-    <w:basedOn w:val="Title"/>
+    <w:basedOn w:val="20"/>
     <w:qFormat/>
+    <w:uiPriority w:val="0"/>
     <w:pPr>
       <w:spacing w:after="600" w:afterLines="600"/>
     </w:pPr>
     <w:rPr>
-      <w:rFonts w:ascii="宋体" w:eastAsia="宋体" w:hAnsi="宋体" w:cs="宋体" w:hint="eastAsia"/>
+      <w:rFonts w:hint="eastAsia" w:ascii="宋体" w:hAnsi="宋体" w:eastAsia="宋体" w:cs="宋体"/>
       <w:bCs/>
       <w:spacing w:val="-6"/>
       <w:sz w:val="52"/>
       <w:szCs w:val="52"/>
     </w:rPr>
   </w:style>
-  <w:style w:type="paragraph" w:customStyle="1" w:styleId="a0">
+  <w:style w:type="paragraph" w:customStyle="1" w:styleId="27">
     <w:name w:val="柴_文档名"/>
-    <w:basedOn w:val="Title"/>
+    <w:basedOn w:val="20"/>
     <w:qFormat/>
+    <w:uiPriority w:val="0"/>
     <w:pPr>
       <w:spacing w:after="900" w:afterLines="900"/>
     </w:pPr>
     <w:rPr>
-      <w:rFonts w:ascii="黑体" w:eastAsia="黑体" w:hAnsi="黑体" w:cs="黑体"/>
+      <w:rFonts w:ascii="黑体" w:hAnsi="黑体" w:eastAsia="黑体" w:cs="黑体"/>
       <w:bCs/>
       <w:spacing w:val="-7"/>
       <w:sz w:val="52"/>
       <w:szCs w:val="52"/>
     </w:rPr>
   </w:style>
-  <w:style w:type="table" w:customStyle="1" w:styleId="TableNormal0">
+  <w:style w:type="table" w:customStyle="1" w:styleId="28">
     <w:name w:val="Table Normal_0"/>
     <w:semiHidden/>
     <w:unhideWhenUsed/>
     <w:qFormat/>
+    <w:uiPriority w:val="0"/>
     <w:tblPr>
       <w:tblCellMar>
         <w:top w:w="0" w:type="dxa"/>
@@ -5986,81 +6074,87 @@
       </w:tblCellMar>
     </w:tblPr>
   </w:style>
-  <w:style w:type="paragraph" w:customStyle="1" w:styleId="TableText">
+  <w:style w:type="paragraph" w:customStyle="1" w:styleId="29">
     <w:name w:val="Table Text"/>
-    <w:basedOn w:val="Normal"/>
+    <w:basedOn w:val="1"/>
     <w:semiHidden/>
     <w:qFormat/>
+    <w:uiPriority w:val="0"/>
     <w:rPr>
-      <w:rFonts w:ascii="宋体" w:eastAsia="宋体" w:hAnsi="宋体" w:cs="宋体"/>
+      <w:rFonts w:ascii="宋体" w:hAnsi="宋体" w:eastAsia="宋体" w:cs="宋体"/>
       <w:sz w:val="21"/>
       <w:szCs w:val="21"/>
       <w:lang w:val="en-US" w:eastAsia="en-US" w:bidi="ar-SA"/>
     </w:rPr>
   </w:style>
-  <w:style w:type="paragraph" w:customStyle="1" w:styleId="1">
+  <w:style w:type="paragraph" w:customStyle="1" w:styleId="30">
     <w:name w:val="柴_标题1"/>
-    <w:basedOn w:val="Heading1"/>
-    <w:next w:val="a1"/>
-    <w:link w:val="1Char"/>
+    <w:basedOn w:val="2"/>
+    <w:next w:val="31"/>
+    <w:link w:val="40"/>
     <w:qFormat/>
+    <w:uiPriority w:val="0"/>
     <w:pPr>
       <w:spacing w:before="100" w:after="90" w:line="360" w:lineRule="auto"/>
     </w:pPr>
     <w:rPr>
-      <w:rFonts w:ascii="Arial" w:eastAsia="宋体" w:hAnsi="Arial"/>
+      <w:rFonts w:ascii="Arial" w:hAnsi="Arial" w:eastAsia="宋体"/>
       <w:sz w:val="32"/>
     </w:rPr>
   </w:style>
-  <w:style w:type="paragraph" w:customStyle="1" w:styleId="a1">
+  <w:style w:type="paragraph" w:customStyle="1" w:styleId="31">
     <w:name w:val="柴_正文"/>
-    <w:basedOn w:val="BodyText"/>
-    <w:link w:val="Char"/>
+    <w:basedOn w:val="12"/>
+    <w:link w:val="43"/>
     <w:qFormat/>
+    <w:uiPriority w:val="0"/>
     <w:pPr>
       <w:spacing w:line="360" w:lineRule="auto"/>
       <w:ind w:firstLine="470" w:firstLineChars="200"/>
     </w:pPr>
     <w:rPr>
-      <w:rFonts w:ascii="Arial" w:eastAsia="宋体" w:hAnsi="Arial"/>
+      <w:rFonts w:ascii="Arial" w:hAnsi="Arial" w:eastAsia="宋体"/>
       <w:sz w:val="24"/>
       <w:lang w:eastAsia="zh-CN"/>
     </w:rPr>
   </w:style>
-  <w:style w:type="paragraph" w:customStyle="1" w:styleId="2">
+  <w:style w:type="paragraph" w:customStyle="1" w:styleId="32">
     <w:name w:val="柴_标题2"/>
-    <w:basedOn w:val="Heading2"/>
-    <w:next w:val="a1"/>
+    <w:basedOn w:val="3"/>
+    <w:next w:val="31"/>
     <w:qFormat/>
+    <w:uiPriority w:val="0"/>
     <w:pPr>
       <w:spacing w:line="360" w:lineRule="auto"/>
     </w:pPr>
     <w:rPr>
-      <w:rFonts w:ascii="Arial" w:eastAsia="宋体" w:hAnsi="Arial"/>
+      <w:rFonts w:ascii="Arial" w:hAnsi="Arial" w:eastAsia="宋体"/>
       <w:sz w:val="28"/>
     </w:rPr>
   </w:style>
-  <w:style w:type="paragraph" w:customStyle="1" w:styleId="3">
+  <w:style w:type="paragraph" w:customStyle="1" w:styleId="33">
     <w:name w:val="柴_标题3"/>
-    <w:basedOn w:val="Heading3"/>
-    <w:next w:val="a1"/>
+    <w:basedOn w:val="4"/>
+    <w:next w:val="31"/>
     <w:qFormat/>
+    <w:uiPriority w:val="0"/>
     <w:pPr>
       <w:spacing w:line="360" w:lineRule="auto"/>
       <w:ind w:left="0" w:firstLine="472" w:firstLineChars="200"/>
     </w:pPr>
     <w:rPr>
-      <w:rFonts w:ascii="宋体" w:eastAsia="宋体" w:hAnsi="宋体" w:cs="宋体"/>
+      <w:rFonts w:ascii="宋体" w:hAnsi="宋体" w:eastAsia="宋体" w:cs="宋体"/>
       <w:spacing w:val="-2"/>
       <w:sz w:val="24"/>
       <w:szCs w:val="24"/>
     </w:rPr>
   </w:style>
-  <w:style w:type="paragraph" w:customStyle="1" w:styleId="a2">
+  <w:style w:type="paragraph" w:customStyle="1" w:styleId="34">
     <w:name w:val="柴_目录"/>
-    <w:basedOn w:val="Normal"/>
-    <w:next w:val="BodyText"/>
+    <w:basedOn w:val="1"/>
+    <w:next w:val="12"/>
     <w:qFormat/>
+    <w:uiPriority w:val="0"/>
     <w:pPr>
       <w:tabs>
         <w:tab w:val="right" w:leader="dot" w:pos="8442"/>
@@ -6068,59 +6162,64 @@
       <w:ind w:left="0" w:leftChars="0"/>
     </w:pPr>
     <w:rPr>
-      <w:rFonts w:ascii="Arial" w:eastAsia="Microsoft JhengHei" w:hAnsi="Arial"/>
+      <w:rFonts w:ascii="Arial" w:hAnsi="Arial" w:eastAsia="Microsoft JhengHei"/>
       <w:sz w:val="24"/>
     </w:rPr>
   </w:style>
-  <w:style w:type="paragraph" w:customStyle="1" w:styleId="WPSOffice1">
+  <w:style w:type="paragraph" w:customStyle="1" w:styleId="35">
     <w:name w:val="WPSOffice手动目录 1"/>
     <w:qFormat/>
+    <w:uiPriority w:val="0"/>
     <w:pPr>
       <w:ind w:leftChars="0"/>
     </w:pPr>
     <w:rPr>
-      <w:rFonts w:ascii="Times New Roman" w:eastAsia="宋体" w:hAnsi="Times New Roman" w:cs="Times New Roman"/>
+      <w:rFonts w:ascii="Times New Roman" w:hAnsi="Times New Roman" w:eastAsia="宋体" w:cs="Times New Roman"/>
       <w:sz w:val="20"/>
       <w:szCs w:val="20"/>
     </w:rPr>
   </w:style>
-  <w:style w:type="paragraph" w:customStyle="1" w:styleId="WPSOffice2">
+  <w:style w:type="paragraph" w:customStyle="1" w:styleId="36">
     <w:name w:val="WPSOffice手动目录 2"/>
     <w:qFormat/>
+    <w:uiPriority w:val="0"/>
     <w:pPr>
       <w:ind w:leftChars="200"/>
     </w:pPr>
     <w:rPr>
-      <w:rFonts w:ascii="Times New Roman" w:eastAsia="宋体" w:hAnsi="Times New Roman" w:cs="Times New Roman"/>
+      <w:rFonts w:ascii="Times New Roman" w:hAnsi="Times New Roman" w:eastAsia="宋体" w:cs="Times New Roman"/>
       <w:sz w:val="20"/>
       <w:szCs w:val="20"/>
     </w:rPr>
   </w:style>
-  <w:style w:type="paragraph" w:customStyle="1" w:styleId="WPSOffice3">
+  <w:style w:type="paragraph" w:customStyle="1" w:styleId="37">
     <w:name w:val="WPSOffice手动目录 3"/>
     <w:qFormat/>
+    <w:uiPriority w:val="0"/>
     <w:pPr>
       <w:ind w:leftChars="400"/>
     </w:pPr>
     <w:rPr>
-      <w:rFonts w:ascii="Times New Roman" w:eastAsia="宋体" w:hAnsi="Times New Roman" w:cs="Times New Roman"/>
+      <w:rFonts w:ascii="Times New Roman" w:hAnsi="Times New Roman" w:eastAsia="宋体" w:cs="Times New Roman"/>
       <w:sz w:val="20"/>
       <w:szCs w:val="20"/>
     </w:rPr>
   </w:style>
-  <w:style w:type="paragraph" w:customStyle="1" w:styleId="Compact">
+  <w:style w:type="paragraph" w:customStyle="1" w:styleId="38">
     <w:name w:val="Compact"/>
-    <w:basedOn w:val="BodyText"/>
+    <w:basedOn w:val="12"/>
     <w:qFormat/>
+    <w:uiPriority w:val="0"/>
     <w:pPr>
       <w:spacing w:before="36" w:after="36"/>
     </w:pPr>
   </w:style>
-  <w:style w:type="table" w:customStyle="1" w:styleId="Table">
+  <w:style w:type="table" w:customStyle="1" w:styleId="39">
     <w:name w:val="Table"/>
     <w:semiHidden/>
     <w:unhideWhenUsed/>
     <w:qFormat/>
+    <w:uiPriority w:val="0"/>
     <w:tblPr>
       <w:tblCellMar>
         <w:top w:w="0" w:type="dxa"/>
@@ -6132,25 +6231,27 @@
     <w:tblStylePr w:type="firstRow">
       <w:tcPr>
         <w:tcBorders>
-          <w:bottom w:val="single" w:sz="0" w:space="0" w:color="auto"/>
+          <w:bottom w:val="single" w:color="auto" w:sz="0" w:space="0"/>
         </w:tcBorders>
         <w:vAlign w:val="bottom"/>
       </w:tcPr>
     </w:tblStylePr>
   </w:style>
-  <w:style w:type="character" w:customStyle="1" w:styleId="1Char">
+  <w:style w:type="character" w:customStyle="1" w:styleId="40">
     <w:name w:val="柴_标题1 Char"/>
-    <w:link w:val="1"/>
+    <w:link w:val="30"/>
     <w:qFormat/>
+    <w:uiPriority w:val="0"/>
     <w:rPr>
-      <w:rFonts w:ascii="Arial" w:eastAsia="宋体" w:hAnsi="Arial"/>
+      <w:rFonts w:ascii="Arial" w:hAnsi="Arial" w:eastAsia="宋体"/>
       <w:sz w:val="32"/>
     </w:rPr>
   </w:style>
-  <w:style w:type="paragraph" w:customStyle="1" w:styleId="a3">
+  <w:style w:type="paragraph" w:customStyle="1" w:styleId="41">
     <w:name w:val="柴_正文_无缩进"/>
-    <w:basedOn w:val="Normal"/>
+    <w:basedOn w:val="1"/>
     <w:qFormat/>
+    <w:uiPriority w:val="0"/>
     <w:pPr>
       <w:ind w:firstLine="0" w:firstLineChars="0"/>
     </w:pPr>
@@ -6160,29 +6261,31 @@
       <w:lang w:eastAsia="zh-CN"/>
     </w:rPr>
   </w:style>
-  <w:style w:type="paragraph" w:customStyle="1" w:styleId="4">
+  <w:style w:type="paragraph" w:customStyle="1" w:styleId="42">
     <w:name w:val="柴_标题4"/>
-    <w:basedOn w:val="Heading4"/>
-    <w:next w:val="Normal"/>
+    <w:basedOn w:val="5"/>
+    <w:next w:val="1"/>
     <w:qFormat/>
+    <w:uiPriority w:val="0"/>
     <w:pPr>
       <w:widowControl w:val="0"/>
       <w:spacing w:before="160" w:line="360" w:lineRule="auto"/>
-      <w:ind w:left="981" w:hanging="862" w:leftChars="300"/>
+      <w:ind w:left="981" w:leftChars="300" w:hanging="862"/>
     </w:pPr>
     <w:rPr>
-      <w:rFonts w:ascii="Calibri" w:eastAsia="宋体" w:hAnsi="Calibri" w:cs="宋体" w:hint="eastAsia"/>
+      <w:rFonts w:hint="eastAsia" w:ascii="Calibri" w:hAnsi="Calibri" w:eastAsia="宋体" w:cs="宋体"/>
       <w:sz w:val="24"/>
       <w:szCs w:val="24"/>
       <w:lang w:eastAsia="zh-CN" w:bidi="zh-CN"/>
     </w:rPr>
   </w:style>
-  <w:style w:type="character" w:customStyle="1" w:styleId="Char">
+  <w:style w:type="character" w:customStyle="1" w:styleId="43">
     <w:name w:val="柴_正文 Char"/>
-    <w:link w:val="a1"/>
+    <w:link w:val="31"/>
     <w:qFormat/>
+    <w:uiPriority w:val="0"/>
     <w:rPr>
-      <w:rFonts w:ascii="Arial" w:eastAsia="宋体" w:hAnsi="Arial"/>
+      <w:rFonts w:ascii="Arial" w:hAnsi="Arial" w:eastAsia="宋体"/>
       <w:sz w:val="24"/>
       <w:lang w:eastAsia="zh-CN"/>
     </w:rPr>

--- a/5-人员管理/流程制度规范类文件/050101-人员储备管理制度.docx
+++ b/5-人员管理/流程制度规范类文件/050101-人员储备管理制度.docx
@@ -136,7 +136,7 @@
         <w:overflowPunct/>
         <w:bidi w:val="0"/>
       </w:pPr>
-      <w:bookmarkStart w:id="0" w:name="_Toc31489"/>
+      <w:bookmarkStart w:id="0" w:name="_Toc25170"/>
       <w:r>
         <w:rPr>
           <w:rFonts w:hint="eastAsia"/>
@@ -160,7 +160,7 @@
           <w:lang w:val="en-US"/>
         </w:rPr>
       </w:pPr>
-      <w:bookmarkStart w:id="1" w:name="_Toc32357"/>
+      <w:bookmarkStart w:id="1" w:name="_Toc25594"/>
       <w:r>
         <w:rPr>
           <w:rFonts w:hint="eastAsia"/>
@@ -1745,7 +1745,7 @@
               <w:rFonts w:hint="eastAsia" w:ascii="宋体" w:hAnsi="宋体" w:eastAsia="宋体" w:cs="宋体"/>
               <w:szCs w:val="24"/>
             </w:rPr>
-            <w:instrText xml:space="preserve"> HYPERLINK \l _Toc31489 </w:instrText>
+            <w:instrText xml:space="preserve"> HYPERLINK \l _Toc25170 </w:instrText>
           </w:r>
           <w:r>
             <w:rPr>
@@ -1768,7 +1768,7 @@
             <w:fldChar w:fldCharType="begin"/>
           </w:r>
           <w:r>
-            <w:instrText xml:space="preserve"> PAGEREF _Toc31489 \h </w:instrText>
+            <w:instrText xml:space="preserve"> PAGEREF _Toc25170 \h </w:instrText>
           </w:r>
           <w:r>
             <w:fldChar w:fldCharType="separate"/>
@@ -1806,7 +1806,7 @@
               <w:rFonts w:hint="eastAsia" w:ascii="宋体" w:hAnsi="宋体" w:eastAsia="宋体" w:cs="宋体"/>
               <w:szCs w:val="24"/>
             </w:rPr>
-            <w:instrText xml:space="preserve"> HYPERLINK \l _Toc32357 </w:instrText>
+            <w:instrText xml:space="preserve"> HYPERLINK \l _Toc25594 </w:instrText>
           </w:r>
           <w:r>
             <w:rPr>
@@ -1829,7 +1829,7 @@
             <w:fldChar w:fldCharType="begin"/>
           </w:r>
           <w:r>
-            <w:instrText xml:space="preserve"> PAGEREF _Toc32357 \h </w:instrText>
+            <w:instrText xml:space="preserve"> PAGEREF _Toc25594 \h </w:instrText>
           </w:r>
           <w:r>
             <w:fldChar w:fldCharType="separate"/>
@@ -1867,7 +1867,7 @@
               <w:rFonts w:hint="eastAsia" w:ascii="宋体" w:hAnsi="宋体" w:eastAsia="宋体" w:cs="宋体"/>
               <w:szCs w:val="24"/>
             </w:rPr>
-            <w:instrText xml:space="preserve"> HYPERLINK \l _Toc32662 </w:instrText>
+            <w:instrText xml:space="preserve"> HYPERLINK \l _Toc24676 </w:instrText>
           </w:r>
           <w:r>
             <w:rPr>
@@ -1892,7 +1892,7 @@
             <w:fldChar w:fldCharType="begin"/>
           </w:r>
           <w:r>
-            <w:instrText xml:space="preserve"> PAGEREF _Toc32662 \h </w:instrText>
+            <w:instrText xml:space="preserve"> PAGEREF _Toc24676 \h </w:instrText>
           </w:r>
           <w:r>
             <w:fldChar w:fldCharType="separate"/>
@@ -1930,7 +1930,7 @@
               <w:rFonts w:hint="eastAsia" w:ascii="宋体" w:hAnsi="宋体" w:eastAsia="宋体" w:cs="宋体"/>
               <w:szCs w:val="24"/>
             </w:rPr>
-            <w:instrText xml:space="preserve"> HYPERLINK \l _Toc23640 </w:instrText>
+            <w:instrText xml:space="preserve"> HYPERLINK \l _Toc6325 </w:instrText>
           </w:r>
           <w:r>
             <w:rPr>
@@ -1955,7 +1955,7 @@
             <w:fldChar w:fldCharType="begin"/>
           </w:r>
           <w:r>
-            <w:instrText xml:space="preserve"> PAGEREF _Toc23640 \h </w:instrText>
+            <w:instrText xml:space="preserve"> PAGEREF _Toc6325 \h </w:instrText>
           </w:r>
           <w:r>
             <w:fldChar w:fldCharType="separate"/>
@@ -1993,7 +1993,7 @@
               <w:rFonts w:hint="eastAsia" w:ascii="宋体" w:hAnsi="宋体" w:eastAsia="宋体" w:cs="宋体"/>
               <w:szCs w:val="24"/>
             </w:rPr>
-            <w:instrText xml:space="preserve"> HYPERLINK \l _Toc23999 </w:instrText>
+            <w:instrText xml:space="preserve"> HYPERLINK \l _Toc4616 </w:instrText>
           </w:r>
           <w:r>
             <w:rPr>
@@ -2018,7 +2018,7 @@
             <w:fldChar w:fldCharType="begin"/>
           </w:r>
           <w:r>
-            <w:instrText xml:space="preserve"> PAGEREF _Toc23999 \h </w:instrText>
+            <w:instrText xml:space="preserve"> PAGEREF _Toc4616 \h </w:instrText>
           </w:r>
           <w:r>
             <w:fldChar w:fldCharType="separate"/>
@@ -2056,7 +2056,7 @@
               <w:rFonts w:hint="eastAsia" w:ascii="宋体" w:hAnsi="宋体" w:eastAsia="宋体" w:cs="宋体"/>
               <w:szCs w:val="24"/>
             </w:rPr>
-            <w:instrText xml:space="preserve"> HYPERLINK \l _Toc10358 </w:instrText>
+            <w:instrText xml:space="preserve"> HYPERLINK \l _Toc32364 </w:instrText>
           </w:r>
           <w:r>
             <w:rPr>
@@ -2085,7 +2085,7 @@
             <w:fldChar w:fldCharType="begin"/>
           </w:r>
           <w:r>
-            <w:instrText xml:space="preserve"> PAGEREF _Toc10358 \h </w:instrText>
+            <w:instrText xml:space="preserve"> PAGEREF _Toc32364 \h </w:instrText>
           </w:r>
           <w:r>
             <w:fldChar w:fldCharType="separate"/>
@@ -2123,7 +2123,7 @@
               <w:rFonts w:hint="eastAsia" w:ascii="宋体" w:hAnsi="宋体" w:eastAsia="宋体" w:cs="宋体"/>
               <w:szCs w:val="24"/>
             </w:rPr>
-            <w:instrText xml:space="preserve"> HYPERLINK \l _Toc22979 </w:instrText>
+            <w:instrText xml:space="preserve"> HYPERLINK \l _Toc12951 </w:instrText>
           </w:r>
           <w:r>
             <w:rPr>
@@ -2153,7 +2153,7 @@
             <w:fldChar w:fldCharType="begin"/>
           </w:r>
           <w:r>
-            <w:instrText xml:space="preserve"> PAGEREF _Toc22979 \h </w:instrText>
+            <w:instrText xml:space="preserve"> PAGEREF _Toc12951 \h </w:instrText>
           </w:r>
           <w:r>
             <w:fldChar w:fldCharType="separate"/>
@@ -2191,7 +2191,7 @@
               <w:rFonts w:hint="eastAsia" w:ascii="宋体" w:hAnsi="宋体" w:eastAsia="宋体" w:cs="宋体"/>
               <w:szCs w:val="24"/>
             </w:rPr>
-            <w:instrText xml:space="preserve"> HYPERLINK \l _Toc22259 </w:instrText>
+            <w:instrText xml:space="preserve"> HYPERLINK \l _Toc25282 </w:instrText>
           </w:r>
           <w:r>
             <w:rPr>
@@ -2221,7 +2221,7 @@
             <w:fldChar w:fldCharType="begin"/>
           </w:r>
           <w:r>
-            <w:instrText xml:space="preserve"> PAGEREF _Toc22259 \h </w:instrText>
+            <w:instrText xml:space="preserve"> PAGEREF _Toc25282 \h </w:instrText>
           </w:r>
           <w:r>
             <w:fldChar w:fldCharType="separate"/>
@@ -2259,7 +2259,7 @@
               <w:rFonts w:hint="eastAsia" w:ascii="宋体" w:hAnsi="宋体" w:eastAsia="宋体" w:cs="宋体"/>
               <w:szCs w:val="24"/>
             </w:rPr>
-            <w:instrText xml:space="preserve"> HYPERLINK \l _Toc7113 </w:instrText>
+            <w:instrText xml:space="preserve"> HYPERLINK \l _Toc556 </w:instrText>
           </w:r>
           <w:r>
             <w:rPr>
@@ -2288,7 +2288,7 @@
             <w:fldChar w:fldCharType="begin"/>
           </w:r>
           <w:r>
-            <w:instrText xml:space="preserve"> PAGEREF _Toc7113 \h </w:instrText>
+            <w:instrText xml:space="preserve"> PAGEREF _Toc556 \h </w:instrText>
           </w:r>
           <w:r>
             <w:fldChar w:fldCharType="separate"/>
@@ -2326,7 +2326,7 @@
               <w:rFonts w:hint="eastAsia" w:ascii="宋体" w:hAnsi="宋体" w:eastAsia="宋体" w:cs="宋体"/>
               <w:szCs w:val="24"/>
             </w:rPr>
-            <w:instrText xml:space="preserve"> HYPERLINK \l _Toc2306 </w:instrText>
+            <w:instrText xml:space="preserve"> HYPERLINK \l _Toc4704 </w:instrText>
           </w:r>
           <w:r>
             <w:rPr>
@@ -2351,7 +2351,7 @@
             <w:fldChar w:fldCharType="begin"/>
           </w:r>
           <w:r>
-            <w:instrText xml:space="preserve"> PAGEREF _Toc2306 \h </w:instrText>
+            <w:instrText xml:space="preserve"> PAGEREF _Toc4704 \h </w:instrText>
           </w:r>
           <w:r>
             <w:fldChar w:fldCharType="separate"/>
@@ -2389,7 +2389,7 @@
               <w:rFonts w:hint="eastAsia" w:ascii="宋体" w:hAnsi="宋体" w:eastAsia="宋体" w:cs="宋体"/>
               <w:szCs w:val="24"/>
             </w:rPr>
-            <w:instrText xml:space="preserve"> HYPERLINK \l _Toc31579 </w:instrText>
+            <w:instrText xml:space="preserve"> HYPERLINK \l _Toc23517 </w:instrText>
           </w:r>
           <w:r>
             <w:rPr>
@@ -2419,7 +2419,7 @@
             <w:fldChar w:fldCharType="begin"/>
           </w:r>
           <w:r>
-            <w:instrText xml:space="preserve"> PAGEREF _Toc31579 \h </w:instrText>
+            <w:instrText xml:space="preserve"> PAGEREF _Toc23517 \h </w:instrText>
           </w:r>
           <w:r>
             <w:fldChar w:fldCharType="separate"/>
@@ -2457,7 +2457,7 @@
               <w:rFonts w:hint="eastAsia" w:ascii="宋体" w:hAnsi="宋体" w:eastAsia="宋体" w:cs="宋体"/>
               <w:szCs w:val="24"/>
             </w:rPr>
-            <w:instrText xml:space="preserve"> HYPERLINK \l _Toc28340 </w:instrText>
+            <w:instrText xml:space="preserve"> HYPERLINK \l _Toc203 </w:instrText>
           </w:r>
           <w:r>
             <w:rPr>
@@ -2487,7 +2487,7 @@
             <w:fldChar w:fldCharType="begin"/>
           </w:r>
           <w:r>
-            <w:instrText xml:space="preserve"> PAGEREF _Toc28340 \h </w:instrText>
+            <w:instrText xml:space="preserve"> PAGEREF _Toc203 \h </w:instrText>
           </w:r>
           <w:r>
             <w:fldChar w:fldCharType="separate"/>
@@ -2525,7 +2525,7 @@
               <w:rFonts w:hint="eastAsia" w:ascii="宋体" w:hAnsi="宋体" w:eastAsia="宋体" w:cs="宋体"/>
               <w:szCs w:val="24"/>
             </w:rPr>
-            <w:instrText xml:space="preserve"> HYPERLINK \l _Toc3112 </w:instrText>
+            <w:instrText xml:space="preserve"> HYPERLINK \l _Toc32443 </w:instrText>
           </w:r>
           <w:r>
             <w:rPr>
@@ -2555,7 +2555,7 @@
             <w:fldChar w:fldCharType="begin"/>
           </w:r>
           <w:r>
-            <w:instrText xml:space="preserve"> PAGEREF _Toc3112 \h </w:instrText>
+            <w:instrText xml:space="preserve"> PAGEREF _Toc32443 \h </w:instrText>
           </w:r>
           <w:r>
             <w:fldChar w:fldCharType="separate"/>
@@ -2593,7 +2593,7 @@
               <w:rFonts w:hint="eastAsia" w:ascii="宋体" w:hAnsi="宋体" w:eastAsia="宋体" w:cs="宋体"/>
               <w:szCs w:val="24"/>
             </w:rPr>
-            <w:instrText xml:space="preserve"> HYPERLINK \l _Toc2371 </w:instrText>
+            <w:instrText xml:space="preserve"> HYPERLINK \l _Toc11247 </w:instrText>
           </w:r>
           <w:r>
             <w:rPr>
@@ -2618,7 +2618,7 @@
             <w:fldChar w:fldCharType="begin"/>
           </w:r>
           <w:r>
-            <w:instrText xml:space="preserve"> PAGEREF _Toc2371 \h </w:instrText>
+            <w:instrText xml:space="preserve"> PAGEREF _Toc11247 \h </w:instrText>
           </w:r>
           <w:r>
             <w:fldChar w:fldCharType="separate"/>
@@ -2656,7 +2656,7 @@
               <w:rFonts w:hint="eastAsia" w:ascii="宋体" w:hAnsi="宋体" w:eastAsia="宋体" w:cs="宋体"/>
               <w:szCs w:val="24"/>
             </w:rPr>
-            <w:instrText xml:space="preserve"> HYPERLINK \l _Toc7618 </w:instrText>
+            <w:instrText xml:space="preserve"> HYPERLINK \l _Toc10169 </w:instrText>
           </w:r>
           <w:r>
             <w:rPr>
@@ -2685,7 +2685,7 @@
             <w:fldChar w:fldCharType="begin"/>
           </w:r>
           <w:r>
-            <w:instrText xml:space="preserve"> PAGEREF _Toc7618 \h </w:instrText>
+            <w:instrText xml:space="preserve"> PAGEREF _Toc10169 \h </w:instrText>
           </w:r>
           <w:r>
             <w:fldChar w:fldCharType="separate"/>
@@ -2723,7 +2723,7 @@
               <w:rFonts w:hint="eastAsia" w:ascii="宋体" w:hAnsi="宋体" w:eastAsia="宋体" w:cs="宋体"/>
               <w:szCs w:val="24"/>
             </w:rPr>
-            <w:instrText xml:space="preserve"> HYPERLINK \l _Toc22597 </w:instrText>
+            <w:instrText xml:space="preserve"> HYPERLINK \l _Toc217 </w:instrText>
           </w:r>
           <w:r>
             <w:rPr>
@@ -2748,7 +2748,7 @@
             <w:fldChar w:fldCharType="begin"/>
           </w:r>
           <w:r>
-            <w:instrText xml:space="preserve"> PAGEREF _Toc22597 \h </w:instrText>
+            <w:instrText xml:space="preserve"> PAGEREF _Toc217 \h </w:instrText>
           </w:r>
           <w:r>
             <w:fldChar w:fldCharType="separate"/>
@@ -2786,7 +2786,7 @@
               <w:rFonts w:hint="eastAsia" w:ascii="宋体" w:hAnsi="宋体" w:eastAsia="宋体" w:cs="宋体"/>
               <w:szCs w:val="24"/>
             </w:rPr>
-            <w:instrText xml:space="preserve"> HYPERLINK \l _Toc11884 </w:instrText>
+            <w:instrText xml:space="preserve"> HYPERLINK \l _Toc19439 </w:instrText>
           </w:r>
           <w:r>
             <w:rPr>
@@ -2815,7 +2815,7 @@
             <w:fldChar w:fldCharType="begin"/>
           </w:r>
           <w:r>
-            <w:instrText xml:space="preserve"> PAGEREF _Toc11884 \h </w:instrText>
+            <w:instrText xml:space="preserve"> PAGEREF _Toc19439 \h </w:instrText>
           </w:r>
           <w:r>
             <w:fldChar w:fldCharType="separate"/>
@@ -2853,7 +2853,7 @@
               <w:rFonts w:hint="eastAsia" w:ascii="宋体" w:hAnsi="宋体" w:eastAsia="宋体" w:cs="宋体"/>
               <w:szCs w:val="24"/>
             </w:rPr>
-            <w:instrText xml:space="preserve"> HYPERLINK \l _Toc4564 </w:instrText>
+            <w:instrText xml:space="preserve"> HYPERLINK \l _Toc29564 </w:instrText>
           </w:r>
           <w:r>
             <w:rPr>
@@ -2878,7 +2878,7 @@
             <w:fldChar w:fldCharType="begin"/>
           </w:r>
           <w:r>
-            <w:instrText xml:space="preserve"> PAGEREF _Toc4564 \h </w:instrText>
+            <w:instrText xml:space="preserve"> PAGEREF _Toc29564 \h </w:instrText>
           </w:r>
           <w:r>
             <w:fldChar w:fldCharType="separate"/>
@@ -2939,7 +2939,7 @@
         <w:overflowPunct/>
         <w:bidi w:val="0"/>
       </w:pPr>
-      <w:bookmarkStart w:id="2" w:name="_Toc32662"/>
+      <w:bookmarkStart w:id="2" w:name="_Toc24676"/>
       <w:r>
         <w:t>目的</w:t>
       </w:r>
@@ -2947,71 +2947,20 @@
     </w:p>
     <w:p>
       <w:pPr>
-        <w:keepNext w:val="0"/>
-        <w:keepLines w:val="0"/>
-        <w:pageBreakBefore w:val="0"/>
-        <w:widowControl w:val="0"/>
-        <w:kinsoku w:val="0"/>
-        <w:wordWrap/>
-        <w:overflowPunct/>
-        <w:topLinePunct w:val="0"/>
-        <w:autoSpaceDE w:val="0"/>
-        <w:autoSpaceDN w:val="0"/>
+        <w:pStyle w:val="31"/>
         <w:bidi w:val="0"/>
-        <w:adjustRightInd w:val="0"/>
-        <w:snapToGrid w:val="0"/>
-        <w:spacing w:line="360" w:lineRule="auto"/>
-        <w:ind w:left="0" w:right="0" w:firstLine="480" w:firstLineChars="200"/>
-        <w:textAlignment w:val="baseline"/>
-        <w:rPr>
-          <w:rFonts w:ascii="宋体" w:hAnsi="宋体" w:eastAsia="宋体" w:cs="宋体"/>
-          <w:sz w:val="24"/>
-          <w:szCs w:val="24"/>
-        </w:rPr>
-      </w:pPr>
-      <w:r>
-        <w:rPr>
-          <w:rFonts w:ascii="宋体" w:hAnsi="宋体" w:eastAsia="宋体" w:cs="宋体"/>
-          <w:sz w:val="24"/>
-          <w:szCs w:val="24"/>
-        </w:rPr>
-        <w:t>为加强公司的人力资源管理,完善公司用人机制,提高招聘</w:t>
-      </w:r>
-      <w:r>
-        <w:rPr>
-          <w:rFonts w:ascii="宋体" w:hAnsi="宋体" w:eastAsia="宋体" w:cs="宋体"/>
-          <w:spacing w:val="-1"/>
-          <w:sz w:val="24"/>
-          <w:szCs w:val="24"/>
-        </w:rPr>
-        <w:t>质量,降低招聘成本,特制定本</w:t>
-      </w:r>
-      <w:r>
-        <w:rPr>
-          <w:rFonts w:ascii="宋体" w:hAnsi="宋体" w:eastAsia="宋体" w:cs="宋体"/>
-          <w:spacing w:val="-4"/>
-          <w:sz w:val="24"/>
-          <w:szCs w:val="24"/>
-        </w:rPr>
-        <w:t>管理</w:t>
-      </w:r>
-      <w:r>
-        <w:rPr>
-          <w:rFonts w:hint="eastAsia" w:ascii="宋体" w:hAnsi="宋体" w:eastAsia="宋体" w:cs="宋体"/>
-          <w:spacing w:val="-4"/>
-          <w:sz w:val="24"/>
-          <w:szCs w:val="24"/>
+      </w:pPr>
+      <w:r>
+        <w:t>为加强公司的人力资源管理,完善公司用人机制,提高招聘质量,降低招聘成本,特制定本管理</w:t>
+      </w:r>
+      <w:r>
+        <w:rPr>
+          <w:rFonts w:hint="eastAsia"/>
           <w:lang w:val="en-US" w:eastAsia="zh-CN"/>
         </w:rPr>
         <w:t>制度</w:t>
       </w:r>
       <w:r>
-        <w:rPr>
-          <w:rFonts w:ascii="宋体" w:hAnsi="宋体" w:eastAsia="宋体" w:cs="宋体"/>
-          <w:spacing w:val="-4"/>
-          <w:sz w:val="24"/>
-          <w:szCs w:val="24"/>
-        </w:rPr>
         <w:t>。</w:t>
       </w:r>
     </w:p>
@@ -3027,7 +2976,7 @@
       </w:pPr>
       <w:bookmarkStart w:id="3" w:name="bookmark2"/>
       <w:bookmarkEnd w:id="3"/>
-      <w:bookmarkStart w:id="4" w:name="_Toc23640"/>
+      <w:bookmarkStart w:id="4" w:name="_Toc6325"/>
       <w:r>
         <w:t>原则</w:t>
       </w:r>
@@ -3035,42 +2984,19 @@
     </w:p>
     <w:p>
       <w:pPr>
-        <w:keepNext w:val="0"/>
-        <w:keepLines w:val="0"/>
-        <w:pageBreakBefore w:val="0"/>
-        <w:widowControl w:val="0"/>
-        <w:kinsoku w:val="0"/>
-        <w:wordWrap/>
-        <w:overflowPunct/>
-        <w:topLinePunct w:val="0"/>
-        <w:autoSpaceDE w:val="0"/>
-        <w:autoSpaceDN w:val="0"/>
+        <w:pStyle w:val="31"/>
         <w:bidi w:val="0"/>
-        <w:adjustRightInd w:val="0"/>
-        <w:snapToGrid w:val="0"/>
-        <w:spacing w:line="360" w:lineRule="auto"/>
-        <w:ind w:left="0" w:right="0" w:firstLine="480" w:firstLineChars="200"/>
-        <w:textAlignment w:val="baseline"/>
-        <w:rPr>
-          <w:rFonts w:hint="eastAsia" w:ascii="宋体" w:hAnsi="宋体" w:eastAsia="宋体" w:cs="宋体"/>
-          <w:sz w:val="24"/>
-          <w:szCs w:val="24"/>
-          <w:lang w:val="en-US" w:eastAsia="zh-CN"/>
-        </w:rPr>
-      </w:pPr>
-      <w:r>
-        <w:rPr>
-          <w:rFonts w:ascii="宋体" w:hAnsi="宋体" w:eastAsia="宋体" w:cs="宋体"/>
-          <w:sz w:val="24"/>
-          <w:szCs w:val="24"/>
-        </w:rPr>
+        <w:rPr>
+          <w:rFonts w:hint="eastAsia"/>
+          <w:lang w:val="en-US" w:eastAsia="zh-CN"/>
+        </w:rPr>
+      </w:pPr>
+      <w:r>
         <w:t>人才储备适度的原则</w:t>
       </w:r>
       <w:r>
         <w:rPr>
-          <w:rFonts w:hint="eastAsia" w:ascii="宋体" w:hAnsi="宋体" w:eastAsia="宋体" w:cs="宋体"/>
-          <w:sz w:val="24"/>
-          <w:szCs w:val="24"/>
+          <w:rFonts w:hint="eastAsia"/>
           <w:lang w:eastAsia="zh-CN"/>
         </w:rPr>
         <w:t>。</w:t>
@@ -3088,7 +3014,7 @@
       </w:pPr>
       <w:bookmarkStart w:id="5" w:name="bookmark3"/>
       <w:bookmarkEnd w:id="5"/>
-      <w:bookmarkStart w:id="6" w:name="_Toc23999"/>
+      <w:bookmarkStart w:id="6" w:name="_Toc4616"/>
       <w:r>
         <w:t>适用范围</w:t>
       </w:r>
@@ -3096,33 +3022,17 @@
     </w:p>
     <w:p>
       <w:pPr>
-        <w:keepNext w:val="0"/>
-        <w:keepLines w:val="0"/>
-        <w:pageBreakBefore w:val="0"/>
-        <w:widowControl w:val="0"/>
-        <w:kinsoku w:val="0"/>
-        <w:wordWrap/>
-        <w:overflowPunct/>
-        <w:topLinePunct w:val="0"/>
-        <w:autoSpaceDE w:val="0"/>
-        <w:autoSpaceDN w:val="0"/>
+        <w:pStyle w:val="31"/>
         <w:bidi w:val="0"/>
-        <w:adjustRightInd w:val="0"/>
-        <w:snapToGrid w:val="0"/>
-        <w:spacing w:line="360" w:lineRule="auto"/>
-        <w:ind w:left="0" w:right="0" w:firstLine="480" w:firstLineChars="200"/>
-        <w:textAlignment w:val="baseline"/>
-        <w:rPr>
-          <w:rFonts w:ascii="宋体" w:hAnsi="宋体" w:eastAsia="宋体" w:cs="宋体"/>
-          <w:sz w:val="24"/>
-          <w:szCs w:val="24"/>
-        </w:rPr>
-      </w:pPr>
-      <w:r>
-        <w:rPr>
-          <w:rFonts w:ascii="宋体" w:hAnsi="宋体" w:eastAsia="宋体" w:cs="宋体"/>
-          <w:sz w:val="24"/>
-          <w:szCs w:val="24"/>
+        <w:rPr>
+          <w:rFonts w:hint="eastAsia"/>
+          <w:lang w:val="en-US" w:eastAsia="zh-CN"/>
+        </w:rPr>
+      </w:pPr>
+      <w:r>
+        <w:rPr>
+          <w:rFonts w:hint="eastAsia"/>
+          <w:lang w:val="en-US" w:eastAsia="zh-CN"/>
         </w:rPr>
         <w:t>适应于符合公司录用、培训、调迁、晋升条件的所有人员。</w:t>
       </w:r>
@@ -3137,7 +3047,7 @@
         <w:overflowPunct/>
         <w:bidi w:val="0"/>
       </w:pPr>
-      <w:bookmarkStart w:id="7" w:name="_Toc10358"/>
+      <w:bookmarkStart w:id="7" w:name="_Toc32364"/>
       <w:r>
         <w:rPr>
           <w:rFonts w:hint="eastAsia"/>
@@ -3161,7 +3071,7 @@
           <w:lang w:val="en-US" w:eastAsia="zh-CN"/>
         </w:rPr>
       </w:pPr>
-      <w:bookmarkStart w:id="8" w:name="_Toc22979"/>
+      <w:bookmarkStart w:id="8" w:name="_Toc12951"/>
       <w:r>
         <w:rPr>
           <w:rFonts w:hint="eastAsia"/>
@@ -3347,7 +3257,7 @@
           <w:lang w:val="en-US" w:eastAsia="zh-CN"/>
         </w:rPr>
       </w:pPr>
-      <w:bookmarkStart w:id="9" w:name="_Toc22259"/>
+      <w:bookmarkStart w:id="9" w:name="_Toc25282"/>
       <w:r>
         <w:rPr>
           <w:rFonts w:hint="eastAsia"/>
@@ -3435,7 +3345,7 @@
       </w:pPr>
       <w:bookmarkStart w:id="11" w:name="bookmark5"/>
       <w:bookmarkEnd w:id="11"/>
-      <w:bookmarkStart w:id="12" w:name="_Toc7113"/>
+      <w:bookmarkStart w:id="12" w:name="_Toc556"/>
       <w:r>
         <w:rPr>
           <w:rFonts w:hint="eastAsia"/>
@@ -3462,7 +3372,7 @@
         <w:snapToGrid w:val="0"/>
         <w:textAlignment w:val="baseline"/>
       </w:pPr>
-      <w:bookmarkStart w:id="13" w:name="_Toc2306"/>
+      <w:bookmarkStart w:id="13" w:name="_Toc4704"/>
       <w:r>
         <w:t>内部人才储备</w:t>
       </w:r>
@@ -3489,7 +3399,7 @@
           <w:lang w:val="en-US" w:eastAsia="zh-CN"/>
         </w:rPr>
       </w:pPr>
-      <w:bookmarkStart w:id="14" w:name="_Toc31579"/>
+      <w:bookmarkStart w:id="14" w:name="_Toc23517"/>
       <w:r>
         <w:rPr>
           <w:rFonts w:hint="eastAsia"/>
@@ -3501,100 +3411,33 @@
     </w:p>
     <w:p>
       <w:pPr>
-        <w:keepNext w:val="0"/>
-        <w:keepLines w:val="0"/>
-        <w:pageBreakBefore w:val="0"/>
-        <w:widowControl w:val="0"/>
-        <w:kinsoku w:val="0"/>
-        <w:wordWrap/>
-        <w:overflowPunct/>
-        <w:topLinePunct w:val="0"/>
-        <w:autoSpaceDE w:val="0"/>
-        <w:autoSpaceDN w:val="0"/>
+        <w:pStyle w:val="31"/>
         <w:bidi w:val="0"/>
-        <w:adjustRightInd w:val="0"/>
-        <w:snapToGrid w:val="0"/>
-        <w:spacing w:line="360" w:lineRule="auto"/>
-        <w:ind w:left="0" w:right="0" w:firstLine="488" w:firstLineChars="200"/>
-        <w:textAlignment w:val="baseline"/>
-        <w:rPr>
-          <w:rFonts w:ascii="宋体" w:hAnsi="宋体" w:eastAsia="宋体" w:cs="宋体"/>
-          <w:spacing w:val="-1"/>
-          <w:sz w:val="24"/>
-          <w:szCs w:val="24"/>
-        </w:rPr>
-      </w:pPr>
-      <w:r>
-        <w:rPr>
-          <w:rFonts w:ascii="宋体" w:hAnsi="宋体" w:eastAsia="宋体" w:cs="宋体"/>
-          <w:spacing w:val="2"/>
-          <w:sz w:val="24"/>
-          <w:szCs w:val="24"/>
-        </w:rPr>
-        <w:t>根据公司年度经营发展需要，对本公司所有人才状</w:t>
-      </w:r>
-      <w:r>
-        <w:rPr>
-          <w:rFonts w:ascii="宋体" w:hAnsi="宋体" w:eastAsia="宋体" w:cs="宋体"/>
-          <w:spacing w:val="1"/>
-          <w:sz w:val="24"/>
-          <w:szCs w:val="24"/>
-        </w:rPr>
-        <w:t>况进行盘点，确定本公司各岗</w:t>
-      </w:r>
-      <w:r>
-        <w:rPr>
-          <w:rFonts w:ascii="宋体" w:hAnsi="宋体" w:eastAsia="宋体" w:cs="宋体"/>
-          <w:spacing w:val="-6"/>
-          <w:sz w:val="24"/>
-          <w:szCs w:val="24"/>
-        </w:rPr>
-        <w:t>位的定编人数及需要储备后备人才的关键岗位</w:t>
-      </w:r>
-      <w:r>
-        <w:rPr>
-          <w:rStyle w:val="25"/>
-          <w:rFonts w:ascii="宋体" w:hAnsi="宋体" w:eastAsia="宋体" w:cs="宋体"/>
-          <w:spacing w:val="-6"/>
-          <w:sz w:val="24"/>
-          <w:szCs w:val="24"/>
+        <w:rPr>
+          <w:rFonts w:hint="eastAsia"/>
+          <w:lang w:val="en-US" w:eastAsia="zh-CN"/>
+        </w:rPr>
+      </w:pPr>
+      <w:r>
+        <w:rPr>
+          <w:rFonts w:hint="eastAsia"/>
+          <w:lang w:val="en-US" w:eastAsia="zh-CN"/>
+        </w:rPr>
+        <w:t>根据公司年度经营发展需要，对本公司所有人才状况进行盘点，确定本公司各岗位的定编人数及需要储备后备人才的关键岗位</w:t>
+      </w:r>
+      <w:r>
+        <w:rPr>
+          <w:rFonts w:hint="eastAsia"/>
+          <w:lang w:val="en-US" w:eastAsia="zh-CN"/>
         </w:rPr>
         <w:footnoteReference w:id="0"/>
       </w:r>
       <w:r>
         <w:rPr>
-          <w:rFonts w:ascii="宋体" w:hAnsi="宋体" w:eastAsia="宋体" w:cs="宋体"/>
-          <w:spacing w:val="-6"/>
-          <w:sz w:val="24"/>
-          <w:szCs w:val="24"/>
-        </w:rPr>
-        <w:t>，并填写《人才盘点表》，《人才盘点表》</w:t>
-      </w:r>
-      <w:r>
-        <w:rPr>
-          <w:rFonts w:ascii="宋体" w:hAnsi="宋体" w:eastAsia="宋体" w:cs="宋体"/>
-          <w:spacing w:val="1"/>
-          <w:sz w:val="24"/>
-          <w:szCs w:val="24"/>
-        </w:rPr>
-        <w:t>应包括岗位定编人数、关键岗位、关键岗位任</w:t>
-      </w:r>
-      <w:r>
-        <w:rPr>
-          <w:rFonts w:ascii="宋体" w:hAnsi="宋体" w:eastAsia="宋体" w:cs="宋体"/>
-          <w:sz w:val="24"/>
-          <w:szCs w:val="24"/>
-        </w:rPr>
-        <w:t>职要求。关键岗位的范围包括公司业</w:t>
-      </w:r>
-      <w:r>
-        <w:rPr>
-          <w:rFonts w:ascii="宋体" w:hAnsi="宋体" w:eastAsia="宋体" w:cs="宋体"/>
-          <w:spacing w:val="-1"/>
-          <w:sz w:val="24"/>
-          <w:szCs w:val="24"/>
-        </w:rPr>
-        <w:t>务管理人员、各技术骨干。</w:t>
+          <w:rFonts w:hint="eastAsia"/>
+          <w:lang w:val="en-US" w:eastAsia="zh-CN"/>
+        </w:rPr>
+        <w:t>，并填写《人才盘点表》，《人才盘点表》应包括岗位定编人数、关键岗位、关键岗位任职要求。关键岗位的范围包括公司业务管理人员、各技术骨干。</w:t>
       </w:r>
     </w:p>
     <w:p>
@@ -3611,7 +3454,7 @@
           <w:lang w:val="en-US" w:eastAsia="zh-CN"/>
         </w:rPr>
       </w:pPr>
-      <w:bookmarkStart w:id="15" w:name="_Toc28340"/>
+      <w:bookmarkStart w:id="15" w:name="_Toc203"/>
       <w:r>
         <w:rPr>
           <w:rFonts w:hint="eastAsia"/>
@@ -3623,113 +3466,19 @@
     </w:p>
     <w:p>
       <w:pPr>
-        <w:keepNext w:val="0"/>
-        <w:keepLines w:val="0"/>
-        <w:pageBreakBefore w:val="0"/>
-        <w:widowControl w:val="0"/>
-        <w:kinsoku w:val="0"/>
-        <w:wordWrap/>
-        <w:overflowPunct/>
-        <w:topLinePunct w:val="0"/>
-        <w:autoSpaceDE w:val="0"/>
-        <w:autoSpaceDN w:val="0"/>
+        <w:pStyle w:val="31"/>
         <w:bidi w:val="0"/>
-        <w:adjustRightInd w:val="0"/>
-        <w:snapToGrid w:val="0"/>
-        <w:spacing w:line="360" w:lineRule="auto"/>
-        <w:ind w:left="0" w:right="0" w:firstLine="488" w:firstLineChars="200"/>
-        <w:textAlignment w:val="baseline"/>
-        <w:rPr>
-          <w:rFonts w:hint="eastAsia" w:ascii="宋体" w:hAnsi="宋体" w:eastAsia="宋体" w:cs="宋体"/>
-          <w:spacing w:val="-6"/>
-          <w:sz w:val="24"/>
-          <w:szCs w:val="24"/>
-          <w:lang w:eastAsia="zh-CN"/>
-        </w:rPr>
-      </w:pPr>
-      <w:r>
-        <w:rPr>
-          <w:rFonts w:ascii="宋体" w:hAnsi="宋体" w:eastAsia="宋体" w:cs="宋体"/>
-          <w:spacing w:val="2"/>
-          <w:sz w:val="24"/>
-          <w:szCs w:val="24"/>
-        </w:rPr>
-        <w:t>关键岗位确定后，</w:t>
-      </w:r>
-      <w:r>
-        <w:rPr>
-          <w:rFonts w:hint="eastAsia" w:ascii="宋体" w:hAnsi="宋体" w:eastAsia="宋体" w:cs="宋体"/>
-          <w:spacing w:val="2"/>
-          <w:sz w:val="24"/>
-          <w:szCs w:val="24"/>
-          <w:lang w:val="en-US" w:eastAsia="zh-CN"/>
-        </w:rPr>
-        <w:t>综合部</w:t>
-      </w:r>
-      <w:r>
-        <w:rPr>
-          <w:rFonts w:ascii="宋体" w:hAnsi="宋体" w:eastAsia="宋体" w:cs="宋体"/>
-          <w:spacing w:val="2"/>
-          <w:sz w:val="24"/>
-          <w:szCs w:val="24"/>
-        </w:rPr>
-        <w:t>负责建立关键岗位人员</w:t>
-      </w:r>
-      <w:r>
-        <w:rPr>
-          <w:rFonts w:ascii="宋体" w:hAnsi="宋体" w:eastAsia="宋体" w:cs="宋体"/>
-          <w:spacing w:val="1"/>
-          <w:sz w:val="24"/>
-          <w:szCs w:val="24"/>
-        </w:rPr>
-        <w:t>的发展档案，记录关键岗位人员</w:t>
-      </w:r>
-      <w:r>
-        <w:rPr>
-          <w:rFonts w:ascii="宋体" w:hAnsi="宋体" w:eastAsia="宋体" w:cs="宋体"/>
-          <w:spacing w:val="-3"/>
-          <w:sz w:val="24"/>
-          <w:szCs w:val="24"/>
-        </w:rPr>
-        <w:t>的基本信息、考核情况、培训和其他数据资料,由</w:t>
-      </w:r>
-      <w:r>
-        <w:rPr>
-          <w:rFonts w:hint="eastAsia" w:ascii="宋体" w:hAnsi="宋体" w:eastAsia="宋体" w:cs="宋体"/>
-          <w:spacing w:val="-3"/>
-          <w:sz w:val="24"/>
-          <w:szCs w:val="24"/>
-          <w:lang w:val="en-US" w:eastAsia="zh-CN"/>
-        </w:rPr>
-        <w:t>综合部</w:t>
-      </w:r>
-      <w:r>
-        <w:rPr>
-          <w:rFonts w:ascii="宋体" w:hAnsi="宋体" w:eastAsia="宋体" w:cs="宋体"/>
-          <w:spacing w:val="-3"/>
-          <w:sz w:val="24"/>
-          <w:szCs w:val="24"/>
-        </w:rPr>
-        <w:t>经理审核后入人才储备库并制成</w:t>
-      </w:r>
-      <w:r>
-        <w:rPr>
-          <w:rFonts w:ascii="宋体" w:hAnsi="宋体" w:eastAsia="宋体" w:cs="宋体"/>
-          <w:spacing w:val="-6"/>
-          <w:sz w:val="24"/>
-          <w:szCs w:val="24"/>
-        </w:rPr>
-        <w:t>电子档案</w:t>
-      </w:r>
-      <w:r>
-        <w:rPr>
-          <w:rFonts w:hint="eastAsia" w:ascii="宋体" w:hAnsi="宋体" w:eastAsia="宋体" w:cs="宋体"/>
-          <w:spacing w:val="-6"/>
-          <w:sz w:val="24"/>
-          <w:szCs w:val="24"/>
-          <w:lang w:eastAsia="zh-CN"/>
-        </w:rPr>
-        <w:t>。</w:t>
+        <w:rPr>
+          <w:rFonts w:hint="eastAsia"/>
+          <w:lang w:val="en-US" w:eastAsia="zh-CN"/>
+        </w:rPr>
+      </w:pPr>
+      <w:r>
+        <w:rPr>
+          <w:rFonts w:hint="eastAsia"/>
+          <w:lang w:val="en-US" w:eastAsia="zh-CN"/>
+        </w:rPr>
+        <w:t>关键岗位确定后，综合部负责建立关键岗位人员的发展档案，记录关键岗位人员的基本信息、考核情况、培训和其他数据资料,由综合部经理审核后入人才储备库并制成电子档案。</w:t>
       </w:r>
     </w:p>
     <w:p>
@@ -3747,7 +3496,7 @@
         </w:rPr>
       </w:pPr>
       <w:bookmarkStart w:id="16" w:name="_Toc17080"/>
-      <w:bookmarkStart w:id="17" w:name="_Toc3112"/>
+      <w:bookmarkStart w:id="17" w:name="_Toc32443"/>
       <w:r>
         <w:rPr>
           <w:rFonts w:hint="eastAsia"/>
@@ -3760,214 +3509,36 @@
     </w:p>
     <w:p>
       <w:pPr>
-        <w:keepNext w:val="0"/>
-        <w:keepLines w:val="0"/>
-        <w:pageBreakBefore w:val="0"/>
-        <w:widowControl w:val="0"/>
-        <w:kinsoku w:val="0"/>
-        <w:wordWrap/>
-        <w:overflowPunct/>
-        <w:topLinePunct w:val="0"/>
-        <w:autoSpaceDE w:val="0"/>
-        <w:autoSpaceDN w:val="0"/>
+        <w:pStyle w:val="31"/>
         <w:bidi w:val="0"/>
-        <w:adjustRightInd w:val="0"/>
-        <w:snapToGrid w:val="0"/>
-        <w:spacing w:line="360" w:lineRule="auto"/>
-        <w:ind w:left="0" w:right="0" w:firstLine="464" w:firstLineChars="200"/>
-        <w:textAlignment w:val="baseline"/>
-        <w:rPr>
-          <w:rFonts w:ascii="宋体" w:hAnsi="宋体" w:eastAsia="宋体" w:cs="宋体"/>
-          <w:sz w:val="24"/>
-          <w:szCs w:val="24"/>
-        </w:rPr>
-      </w:pPr>
-      <w:r>
-        <w:rPr>
-          <w:rFonts w:ascii="宋体" w:hAnsi="宋体" w:eastAsia="宋体" w:cs="宋体"/>
-          <w:spacing w:val="-4"/>
-          <w:sz w:val="24"/>
-          <w:szCs w:val="24"/>
-        </w:rPr>
-        <w:t>根据人才盘点结果，对各级后备人才进行选拔评估，填写《后备人才评估表》，主</w:t>
-      </w:r>
-      <w:r>
-        <w:rPr>
-          <w:rFonts w:ascii="宋体" w:hAnsi="宋体" w:eastAsia="宋体" w:cs="宋体"/>
-          <w:spacing w:val="1"/>
-          <w:sz w:val="24"/>
-          <w:szCs w:val="24"/>
-        </w:rPr>
-        <w:t>要为沟通协调能力、管理能力、学习能力、专业</w:t>
-      </w:r>
-      <w:r>
-        <w:rPr>
-          <w:rFonts w:ascii="宋体" w:hAnsi="宋体" w:eastAsia="宋体" w:cs="宋体"/>
-          <w:sz w:val="24"/>
-          <w:szCs w:val="24"/>
-        </w:rPr>
-        <w:t>技能、待任岗位的认知度的考核。评估</w:t>
-      </w:r>
-      <w:r>
-        <w:rPr>
-          <w:rFonts w:ascii="宋体" w:hAnsi="宋体" w:eastAsia="宋体" w:cs="宋体"/>
-          <w:spacing w:val="1"/>
-          <w:sz w:val="24"/>
-          <w:szCs w:val="24"/>
-        </w:rPr>
-        <w:t>合格者将正式成为公司后备人才，纳入人才培养计划，并由</w:t>
-      </w:r>
-      <w:r>
-        <w:rPr>
-          <w:rFonts w:hint="eastAsia" w:ascii="宋体" w:hAnsi="宋体" w:eastAsia="宋体" w:cs="宋体"/>
-          <w:spacing w:val="1"/>
-          <w:sz w:val="24"/>
-          <w:szCs w:val="24"/>
-          <w:lang w:val="en-US" w:eastAsia="zh-CN"/>
-        </w:rPr>
-        <w:t>综合部</w:t>
-      </w:r>
-      <w:r>
-        <w:rPr>
-          <w:rFonts w:ascii="宋体" w:hAnsi="宋体" w:eastAsia="宋体" w:cs="宋体"/>
-          <w:sz w:val="24"/>
-          <w:szCs w:val="24"/>
-        </w:rPr>
-        <w:t>最终形成公司关键岗</w:t>
-      </w:r>
-      <w:r>
-        <w:rPr>
-          <w:rFonts w:ascii="宋体" w:hAnsi="宋体" w:eastAsia="宋体" w:cs="宋体"/>
-          <w:spacing w:val="1"/>
-          <w:sz w:val="24"/>
-          <w:szCs w:val="24"/>
-        </w:rPr>
-        <w:t>位和后备人选汇总表，经总经理审批后,由</w:t>
-      </w:r>
-      <w:r>
-        <w:rPr>
-          <w:rFonts w:hint="eastAsia" w:ascii="宋体" w:hAnsi="宋体" w:eastAsia="宋体" w:cs="宋体"/>
-          <w:spacing w:val="1"/>
-          <w:sz w:val="24"/>
-          <w:szCs w:val="24"/>
-          <w:lang w:val="en-US" w:eastAsia="zh-CN"/>
-        </w:rPr>
-        <w:t>综合部</w:t>
-      </w:r>
-      <w:r>
-        <w:rPr>
-          <w:rFonts w:ascii="宋体" w:hAnsi="宋体" w:eastAsia="宋体" w:cs="宋体"/>
-          <w:spacing w:val="1"/>
-          <w:sz w:val="24"/>
-          <w:szCs w:val="24"/>
-        </w:rPr>
-        <w:t>备案,做为人</w:t>
-      </w:r>
-      <w:r>
-        <w:rPr>
-          <w:rFonts w:ascii="宋体" w:hAnsi="宋体" w:eastAsia="宋体" w:cs="宋体"/>
-          <w:sz w:val="24"/>
-          <w:szCs w:val="24"/>
-        </w:rPr>
-        <w:t>员增补、调迁、晋升的依</w:t>
-      </w:r>
-      <w:r>
-        <w:rPr>
-          <w:rFonts w:ascii="宋体" w:hAnsi="宋体" w:eastAsia="宋体" w:cs="宋体"/>
-          <w:spacing w:val="-5"/>
-          <w:sz w:val="24"/>
-          <w:szCs w:val="24"/>
-        </w:rPr>
-        <w:t>据。</w:t>
+        <w:rPr>
+          <w:rFonts w:hint="eastAsia"/>
+          <w:lang w:val="en-US" w:eastAsia="zh-CN"/>
+        </w:rPr>
+      </w:pPr>
+      <w:r>
+        <w:rPr>
+          <w:rFonts w:hint="eastAsia"/>
+          <w:lang w:val="en-US" w:eastAsia="zh-CN"/>
+        </w:rPr>
+        <w:t>根据人才盘点结果，对各级后备人才进行选拔评估，填写《后备人才评估表》，主要为沟通协调能力、管理能力、学习能力、专业技能、待任岗位的认知度的考核。评估合格者将正式成为公司后备人才，纳入人才培养计划，并由综合部最终形成公司关键岗位和后备人选汇总表，经总经理审批后,由综合部备案,做为人员增补、调迁、晋升的依据。</w:t>
       </w:r>
     </w:p>
     <w:p>
       <w:pPr>
-        <w:keepNext w:val="0"/>
-        <w:keepLines w:val="0"/>
-        <w:pageBreakBefore w:val="0"/>
-        <w:widowControl w:val="0"/>
-        <w:kinsoku w:val="0"/>
-        <w:wordWrap/>
-        <w:overflowPunct/>
-        <w:topLinePunct w:val="0"/>
-        <w:autoSpaceDE w:val="0"/>
-        <w:autoSpaceDN w:val="0"/>
+        <w:pStyle w:val="31"/>
         <w:bidi w:val="0"/>
-        <w:adjustRightInd w:val="0"/>
-        <w:snapToGrid w:val="0"/>
-        <w:spacing w:line="360" w:lineRule="auto"/>
-        <w:ind w:left="0" w:right="0" w:firstLine="488" w:firstLineChars="200"/>
-        <w:textAlignment w:val="baseline"/>
-        <w:rPr>
-          <w:rFonts w:ascii="宋体" w:hAnsi="宋体" w:eastAsia="宋体" w:cs="宋体"/>
-          <w:sz w:val="24"/>
-          <w:szCs w:val="24"/>
-        </w:rPr>
-      </w:pPr>
-      <w:r>
-        <w:rPr>
-          <w:rFonts w:ascii="宋体" w:hAnsi="宋体" w:eastAsia="宋体" w:cs="宋体"/>
-          <w:spacing w:val="2"/>
-          <w:sz w:val="24"/>
-          <w:szCs w:val="24"/>
-        </w:rPr>
-        <w:t>公司根据后备人才名单，为其指定</w:t>
-      </w:r>
-      <w:r>
-        <w:rPr>
-          <w:rFonts w:ascii="宋体" w:hAnsi="宋体" w:eastAsia="宋体" w:cs="宋体"/>
-          <w:spacing w:val="1"/>
-          <w:sz w:val="24"/>
-          <w:szCs w:val="24"/>
-        </w:rPr>
-        <w:t>具有针对性的提升培养方案，培养方式包括培</w:t>
-      </w:r>
-      <w:r>
-        <w:rPr>
-          <w:rFonts w:ascii="宋体" w:hAnsi="宋体" w:eastAsia="宋体" w:cs="宋体"/>
-          <w:spacing w:val="-3"/>
-          <w:sz w:val="24"/>
-          <w:szCs w:val="24"/>
-        </w:rPr>
-        <w:t>训课程、轮岗计划、继续教育、参与新项目建设等，</w:t>
-      </w:r>
-      <w:r>
-        <w:rPr>
-          <w:rFonts w:hint="eastAsia" w:ascii="宋体" w:hAnsi="宋体" w:eastAsia="宋体" w:cs="宋体"/>
-          <w:spacing w:val="-3"/>
-          <w:sz w:val="24"/>
-          <w:szCs w:val="24"/>
-          <w:lang w:val="en-US" w:eastAsia="zh-CN"/>
-        </w:rPr>
-        <w:t>综合部</w:t>
-      </w:r>
-      <w:r>
-        <w:rPr>
-          <w:rFonts w:ascii="宋体" w:hAnsi="宋体" w:eastAsia="宋体" w:cs="宋体"/>
-          <w:spacing w:val="-3"/>
-          <w:sz w:val="24"/>
-          <w:szCs w:val="24"/>
-        </w:rPr>
-        <w:t>负责培养计</w:t>
-      </w:r>
-      <w:r>
-        <w:rPr>
-          <w:rFonts w:ascii="宋体" w:hAnsi="宋体" w:eastAsia="宋体" w:cs="宋体"/>
-          <w:spacing w:val="-4"/>
-          <w:sz w:val="24"/>
-          <w:szCs w:val="24"/>
-        </w:rPr>
-        <w:t>划的报批、实施、</w:t>
-      </w:r>
-      <w:r>
-        <w:rPr>
-          <w:rFonts w:ascii="宋体" w:hAnsi="宋体" w:eastAsia="宋体" w:cs="宋体"/>
-          <w:spacing w:val="-1"/>
-          <w:sz w:val="24"/>
-          <w:szCs w:val="24"/>
-        </w:rPr>
-        <w:t>跟踪和反馈工作。</w:t>
+        <w:rPr>
+          <w:rFonts w:hint="eastAsia"/>
+          <w:lang w:val="en-US" w:eastAsia="zh-CN"/>
+        </w:rPr>
+      </w:pPr>
+      <w:r>
+        <w:rPr>
+          <w:rFonts w:hint="eastAsia"/>
+          <w:lang w:val="en-US" w:eastAsia="zh-CN"/>
+        </w:rPr>
+        <w:t>公司根据后备人才名单，为其指定具有针对性的提升培养方案，培养方式包括培训课程、轮岗计划、继续教育、参与新项目建设等，综合部负责培养计划的报批、实施、跟踪和反馈工作。</w:t>
       </w:r>
     </w:p>
     <w:p>
@@ -3982,8 +3553,8 @@
       </w:pPr>
       <w:bookmarkStart w:id="18" w:name="bookmark6"/>
       <w:bookmarkEnd w:id="18"/>
-      <w:bookmarkStart w:id="19" w:name="_Toc10958"/>
-      <w:bookmarkStart w:id="20" w:name="_Toc2371"/>
+      <w:bookmarkStart w:id="19" w:name="_Toc11247"/>
+      <w:bookmarkStart w:id="20" w:name="_Toc10958"/>
       <w:r>
         <w:t>外部人才储备</w:t>
       </w:r>
@@ -3992,291 +3563,113 @@
     </w:p>
     <w:p>
       <w:pPr>
-        <w:keepNext w:val="0"/>
-        <w:keepLines w:val="0"/>
-        <w:pageBreakBefore w:val="0"/>
-        <w:widowControl w:val="0"/>
-        <w:kinsoku w:val="0"/>
-        <w:wordWrap/>
-        <w:overflowPunct/>
-        <w:topLinePunct w:val="0"/>
-        <w:autoSpaceDE w:val="0"/>
-        <w:autoSpaceDN w:val="0"/>
+        <w:pStyle w:val="31"/>
         <w:bidi w:val="0"/>
-        <w:adjustRightInd w:val="0"/>
-        <w:snapToGrid w:val="0"/>
-        <w:spacing w:line="360" w:lineRule="auto"/>
-        <w:ind w:left="0" w:right="0" w:firstLine="488" w:firstLineChars="200"/>
-        <w:textAlignment w:val="baseline"/>
-        <w:rPr>
-          <w:rFonts w:ascii="宋体" w:hAnsi="宋体" w:eastAsia="宋体" w:cs="宋体"/>
-          <w:spacing w:val="2"/>
-          <w:sz w:val="24"/>
-          <w:szCs w:val="24"/>
-        </w:rPr>
-      </w:pPr>
-      <w:r>
-        <w:rPr>
-          <w:rFonts w:ascii="宋体" w:hAnsi="宋体" w:eastAsia="宋体" w:cs="宋体"/>
-          <w:spacing w:val="2"/>
-          <w:sz w:val="24"/>
-          <w:szCs w:val="24"/>
+        <w:rPr>
+          <w:rFonts w:hint="eastAsia"/>
+          <w:lang w:val="en-US" w:eastAsia="zh-CN"/>
+        </w:rPr>
+      </w:pPr>
+      <w:r>
+        <w:rPr>
+          <w:rFonts w:hint="eastAsia"/>
+          <w:lang w:val="en-US" w:eastAsia="zh-CN"/>
         </w:rPr>
         <w:t>符合下列条款之一的，可列入公司人才储备库：</w:t>
       </w:r>
     </w:p>
     <w:p>
       <w:pPr>
-        <w:keepNext w:val="0"/>
-        <w:keepLines w:val="0"/>
-        <w:pageBreakBefore w:val="0"/>
-        <w:widowControl w:val="0"/>
+        <w:pStyle w:val="41"/>
         <w:numPr>
           <w:ilvl w:val="0"/>
           <w:numId w:val="4"/>
         </w:numPr>
-        <w:kinsoku w:val="0"/>
-        <w:wordWrap/>
-        <w:overflowPunct/>
-        <w:topLinePunct w:val="0"/>
-        <w:autoSpaceDE w:val="0"/>
-        <w:autoSpaceDN w:val="0"/>
         <w:bidi w:val="0"/>
-        <w:adjustRightInd w:val="0"/>
-        <w:snapToGrid w:val="0"/>
-        <w:spacing w:line="360" w:lineRule="auto"/>
-        <w:ind w:left="425" w:leftChars="0" w:right="0" w:hanging="425" w:firstLineChars="0"/>
-        <w:textAlignment w:val="baseline"/>
-        <w:rPr>
-          <w:rFonts w:ascii="宋体" w:hAnsi="宋体" w:eastAsia="宋体" w:cs="宋体"/>
-          <w:spacing w:val="2"/>
-          <w:sz w:val="24"/>
-          <w:szCs w:val="24"/>
-        </w:rPr>
-      </w:pPr>
-      <w:r>
-        <w:rPr>
-          <w:rFonts w:ascii="宋体" w:hAnsi="宋体" w:eastAsia="宋体" w:cs="宋体"/>
-          <w:spacing w:val="2"/>
-          <w:sz w:val="24"/>
-          <w:szCs w:val="24"/>
-        </w:rPr>
+      </w:pPr>
+      <w:r>
         <w:t>公司离职人员的的储备:主要针对已按《劳动合同管理制度》与公司正常解除劳动关系且在公司表现较好者。</w:t>
       </w:r>
     </w:p>
     <w:p>
       <w:pPr>
-        <w:keepNext w:val="0"/>
-        <w:keepLines w:val="0"/>
-        <w:pageBreakBefore w:val="0"/>
-        <w:widowControl w:val="0"/>
+        <w:pStyle w:val="41"/>
         <w:numPr>
           <w:ilvl w:val="0"/>
           <w:numId w:val="4"/>
         </w:numPr>
-        <w:kinsoku w:val="0"/>
-        <w:wordWrap/>
-        <w:overflowPunct/>
-        <w:topLinePunct w:val="0"/>
-        <w:autoSpaceDE w:val="0"/>
-        <w:autoSpaceDN w:val="0"/>
         <w:bidi w:val="0"/>
-        <w:adjustRightInd w:val="0"/>
-        <w:snapToGrid w:val="0"/>
-        <w:spacing w:line="360" w:lineRule="auto"/>
-        <w:ind w:left="425" w:leftChars="0" w:right="0" w:hanging="425" w:firstLineChars="0"/>
-        <w:textAlignment w:val="baseline"/>
-        <w:rPr>
-          <w:rFonts w:ascii="宋体" w:hAnsi="宋体" w:eastAsia="宋体" w:cs="宋体"/>
-          <w:spacing w:val="2"/>
-          <w:sz w:val="24"/>
-          <w:szCs w:val="24"/>
-        </w:rPr>
-      </w:pPr>
-      <w:r>
-        <w:rPr>
-          <w:rFonts w:ascii="宋体" w:hAnsi="宋体" w:eastAsia="宋体" w:cs="宋体"/>
-          <w:spacing w:val="2"/>
-          <w:sz w:val="24"/>
-          <w:szCs w:val="24"/>
-        </w:rPr>
+      </w:pPr>
+      <w:r>
         <w:t>参加过公司面试且表现较好，但因客观因素没被录用者。</w:t>
       </w:r>
     </w:p>
     <w:p>
       <w:pPr>
-        <w:keepNext w:val="0"/>
-        <w:keepLines w:val="0"/>
-        <w:pageBreakBefore w:val="0"/>
-        <w:widowControl w:val="0"/>
+        <w:pStyle w:val="41"/>
         <w:numPr>
           <w:ilvl w:val="0"/>
           <w:numId w:val="4"/>
         </w:numPr>
-        <w:kinsoku w:val="0"/>
-        <w:wordWrap/>
-        <w:overflowPunct/>
-        <w:topLinePunct w:val="0"/>
-        <w:autoSpaceDE w:val="0"/>
-        <w:autoSpaceDN w:val="0"/>
         <w:bidi w:val="0"/>
-        <w:adjustRightInd w:val="0"/>
-        <w:snapToGrid w:val="0"/>
-        <w:spacing w:line="360" w:lineRule="auto"/>
-        <w:ind w:left="425" w:leftChars="0" w:right="0" w:hanging="425" w:firstLineChars="0"/>
-        <w:textAlignment w:val="baseline"/>
-        <w:rPr>
-          <w:rFonts w:ascii="宋体" w:hAnsi="宋体" w:eastAsia="宋体" w:cs="宋体"/>
-          <w:spacing w:val="2"/>
-          <w:sz w:val="24"/>
-          <w:szCs w:val="24"/>
-        </w:rPr>
-      </w:pPr>
-      <w:r>
-        <w:rPr>
-          <w:rFonts w:ascii="宋体" w:hAnsi="宋体" w:eastAsia="宋体" w:cs="宋体"/>
-          <w:spacing w:val="2"/>
-          <w:sz w:val="24"/>
-          <w:szCs w:val="24"/>
-        </w:rPr>
-        <w:t>在各人才市场或人才招聘网站收集到的</w:t>
-      </w:r>
-      <w:bookmarkStart w:id="27" w:name="_GoBack"/>
-      <w:r>
-        <w:rPr>
-          <w:rFonts w:ascii="宋体" w:hAnsi="宋体" w:eastAsia="宋体" w:cs="宋体"/>
-          <w:spacing w:val="2"/>
-          <w:sz w:val="24"/>
-          <w:szCs w:val="24"/>
-        </w:rPr>
-        <w:t>有效信息</w:t>
-      </w:r>
-      <w:bookmarkEnd w:id="27"/>
+      </w:pPr>
+      <w:r>
+        <w:t>在各人才市场或人才招聘网站收集到的有效信息</w:t>
+      </w:r>
       <w:r>
         <w:rPr>
           <w:rStyle w:val="25"/>
           <w:rFonts w:ascii="宋体" w:hAnsi="宋体" w:eastAsia="宋体" w:cs="宋体"/>
           <w:spacing w:val="2"/>
-          <w:sz w:val="24"/>
           <w:szCs w:val="24"/>
         </w:rPr>
         <w:footnoteReference w:id="1"/>
       </w:r>
       <w:r>
-        <w:rPr>
-          <w:rFonts w:ascii="宋体" w:hAnsi="宋体" w:eastAsia="宋体" w:cs="宋体"/>
-          <w:spacing w:val="2"/>
-          <w:sz w:val="24"/>
-          <w:szCs w:val="24"/>
-        </w:rPr>
         <w:t>。</w:t>
       </w:r>
     </w:p>
     <w:p>
       <w:pPr>
-        <w:keepNext w:val="0"/>
-        <w:keepLines w:val="0"/>
-        <w:pageBreakBefore w:val="0"/>
-        <w:widowControl w:val="0"/>
-        <w:kinsoku w:val="0"/>
-        <w:wordWrap/>
-        <w:overflowPunct/>
-        <w:topLinePunct w:val="0"/>
-        <w:autoSpaceDE w:val="0"/>
-        <w:autoSpaceDN w:val="0"/>
+        <w:pStyle w:val="31"/>
         <w:bidi w:val="0"/>
-        <w:adjustRightInd w:val="0"/>
-        <w:snapToGrid w:val="0"/>
-        <w:spacing w:line="360" w:lineRule="auto"/>
-        <w:ind w:left="0" w:right="0" w:firstLine="488" w:firstLineChars="200"/>
-        <w:textAlignment w:val="baseline"/>
-        <w:rPr>
-          <w:rFonts w:ascii="宋体" w:hAnsi="宋体" w:eastAsia="宋体" w:cs="宋体"/>
-          <w:spacing w:val="2"/>
-          <w:sz w:val="24"/>
-          <w:szCs w:val="24"/>
-        </w:rPr>
-      </w:pPr>
-      <w:r>
-        <w:rPr>
-          <w:rFonts w:ascii="宋体" w:hAnsi="宋体" w:eastAsia="宋体" w:cs="宋体"/>
-          <w:spacing w:val="2"/>
-          <w:sz w:val="24"/>
-          <w:szCs w:val="24"/>
-        </w:rPr>
+      </w:pPr>
+      <w:r>
         <w:t>人才储备的管理及运作由</w:t>
       </w:r>
       <w:r>
         <w:rPr>
-          <w:rFonts w:hint="eastAsia" w:ascii="宋体" w:hAnsi="宋体" w:eastAsia="宋体" w:cs="宋体"/>
-          <w:spacing w:val="2"/>
-          <w:sz w:val="24"/>
-          <w:szCs w:val="24"/>
+          <w:rFonts w:hint="eastAsia"/>
           <w:lang w:val="en-US" w:eastAsia="zh-CN"/>
         </w:rPr>
         <w:t>综合部</w:t>
       </w:r>
       <w:r>
-        <w:rPr>
-          <w:rFonts w:ascii="宋体" w:hAnsi="宋体" w:eastAsia="宋体" w:cs="宋体"/>
-          <w:spacing w:val="2"/>
-          <w:sz w:val="24"/>
-          <w:szCs w:val="24"/>
-        </w:rPr>
         <w:t>主导，各部门应全力配合，及时做好人才储备信息的更新工作。</w:t>
       </w:r>
     </w:p>
     <w:p>
       <w:pPr>
-        <w:keepNext w:val="0"/>
-        <w:keepLines w:val="0"/>
-        <w:pageBreakBefore w:val="0"/>
-        <w:widowControl w:val="0"/>
-        <w:kinsoku w:val="0"/>
-        <w:wordWrap/>
-        <w:overflowPunct/>
-        <w:topLinePunct w:val="0"/>
-        <w:autoSpaceDE w:val="0"/>
-        <w:autoSpaceDN w:val="0"/>
+        <w:pStyle w:val="31"/>
         <w:bidi w:val="0"/>
-        <w:adjustRightInd w:val="0"/>
-        <w:snapToGrid w:val="0"/>
-        <w:spacing w:line="360" w:lineRule="auto"/>
-        <w:ind w:left="0" w:right="0" w:firstLine="488" w:firstLineChars="200"/>
-        <w:textAlignment w:val="baseline"/>
-        <w:rPr>
-          <w:rFonts w:ascii="宋体" w:hAnsi="宋体" w:eastAsia="宋体" w:cs="宋体"/>
-          <w:spacing w:val="2"/>
-          <w:sz w:val="24"/>
-          <w:szCs w:val="24"/>
-        </w:rPr>
-      </w:pPr>
-      <w:r>
-        <w:rPr>
-          <w:rFonts w:ascii="宋体" w:hAnsi="宋体" w:eastAsia="宋体" w:cs="宋体"/>
-          <w:spacing w:val="2"/>
-          <w:sz w:val="24"/>
-          <w:szCs w:val="24"/>
-        </w:rPr>
-        <w:t>每年年底</w:t>
-      </w:r>
-      <w:r>
-        <w:rPr>
-          <w:rFonts w:hint="eastAsia" w:ascii="宋体" w:hAnsi="宋体" w:eastAsia="宋体" w:cs="宋体"/>
-          <w:spacing w:val="2"/>
-          <w:sz w:val="24"/>
-          <w:szCs w:val="24"/>
+      </w:pPr>
+      <w:r>
+        <w:rPr>
+          <w:rFonts w:hint="eastAsia"/>
+          <w:lang w:val="en-US" w:eastAsia="zh-CN"/>
+        </w:rPr>
+        <w:t>每年度</w:t>
+      </w:r>
+      <w:bookmarkStart w:id="27" w:name="_GoBack"/>
+      <w:bookmarkEnd w:id="27"/>
+      <w:r>
+        <w:rPr>
+          <w:rFonts w:hint="eastAsia"/>
           <w:lang w:val="en-US" w:eastAsia="zh-CN"/>
         </w:rPr>
         <w:t>综合部</w:t>
       </w:r>
       <w:r>
-        <w:rPr>
-          <w:rFonts w:ascii="宋体" w:hAnsi="宋体" w:eastAsia="宋体" w:cs="宋体"/>
-          <w:spacing w:val="2"/>
-          <w:sz w:val="24"/>
-          <w:szCs w:val="24"/>
-        </w:rPr>
         <w:t>负责对人才储备库进行盘点，核实人才储备信息的有效性和准确性，并对失效的信息经确认审核后删除。</w:t>
       </w:r>
     </w:p>
@@ -4290,7 +3683,7 @@
         <w:overflowPunct/>
         <w:bidi w:val="0"/>
       </w:pPr>
-      <w:bookmarkStart w:id="21" w:name="_Toc7618"/>
+      <w:bookmarkStart w:id="21" w:name="_Toc10169"/>
       <w:r>
         <w:rPr>
           <w:rFonts w:hint="eastAsia"/>
@@ -4623,7 +4016,7 @@
                 <w:kern w:val="0"/>
                 <w:sz w:val="18"/>
                 <w:szCs w:val="18"/>
-                <w:lang w:val="en-US" w:eastAsia="en-US" w:bidi="ar-SA"/>
+                <w:lang w:val="en-US" w:eastAsia="zh-CN" w:bidi="ar-SA"/>
               </w:rPr>
             </w:pPr>
             <w:r>
@@ -4633,6 +4026,15 @@
                 <w:szCs w:val="18"/>
               </w:rPr>
               <w:t>每年</w:t>
+            </w:r>
+            <w:r>
+              <w:rPr>
+                <w:rFonts w:hint="eastAsia" w:ascii="宋体" w:hAnsi="宋体" w:cs="宋体"/>
+                <w:sz w:val="18"/>
+                <w:szCs w:val="18"/>
+                <w:lang w:val="en-US" w:eastAsia="zh-CN"/>
+              </w:rPr>
+              <w:t>度</w:t>
             </w:r>
           </w:p>
         </w:tc>
@@ -4650,7 +4052,7 @@
       </w:pPr>
       <w:bookmarkStart w:id="22" w:name="bookmark7"/>
       <w:bookmarkEnd w:id="22"/>
-      <w:bookmarkStart w:id="23" w:name="_Toc22597"/>
+      <w:bookmarkStart w:id="23" w:name="_Toc217"/>
       <w:r>
         <w:t>附则</w:t>
       </w:r>
@@ -4658,214 +4060,98 @@
     </w:p>
     <w:p>
       <w:pPr>
-        <w:keepNext w:val="0"/>
-        <w:keepLines w:val="0"/>
-        <w:pageBreakBefore w:val="0"/>
-        <w:widowControl w:val="0"/>
+        <w:pStyle w:val="41"/>
         <w:numPr>
           <w:ilvl w:val="0"/>
           <w:numId w:val="5"/>
         </w:numPr>
-        <w:kinsoku w:val="0"/>
-        <w:wordWrap/>
-        <w:overflowPunct/>
-        <w:topLinePunct w:val="0"/>
-        <w:autoSpaceDE w:val="0"/>
-        <w:autoSpaceDN w:val="0"/>
         <w:bidi w:val="0"/>
-        <w:adjustRightInd w:val="0"/>
-        <w:snapToGrid w:val="0"/>
-        <w:spacing w:line="360" w:lineRule="auto"/>
-        <w:ind w:left="425" w:leftChars="0" w:right="0" w:hanging="425" w:firstLineChars="0"/>
-        <w:textAlignment w:val="baseline"/>
-        <w:rPr>
-          <w:rFonts w:ascii="宋体" w:hAnsi="宋体" w:eastAsia="宋体" w:cs="宋体"/>
-          <w:spacing w:val="2"/>
-          <w:sz w:val="24"/>
-          <w:szCs w:val="24"/>
-        </w:rPr>
-      </w:pPr>
-      <w:r>
-        <w:rPr>
-          <w:rFonts w:ascii="宋体" w:hAnsi="宋体" w:eastAsia="宋体" w:cs="宋体"/>
-          <w:spacing w:val="2"/>
-          <w:sz w:val="24"/>
-          <w:szCs w:val="24"/>
-        </w:rPr>
+      </w:pPr>
+      <w:r>
         <w:t>本规定结合公司《人员招聘管理制度》、《</w:t>
       </w:r>
       <w:r>
         <w:rPr>
-          <w:rFonts w:hint="eastAsia" w:ascii="宋体" w:hAnsi="宋体" w:eastAsia="宋体" w:cs="宋体"/>
-          <w:spacing w:val="2"/>
-          <w:sz w:val="24"/>
-          <w:szCs w:val="24"/>
+          <w:rFonts w:hint="eastAsia"/>
           <w:lang w:val="en-US" w:eastAsia="zh-CN"/>
         </w:rPr>
         <w:t>人员</w:t>
       </w:r>
       <w:r>
-        <w:rPr>
-          <w:rFonts w:ascii="宋体" w:hAnsi="宋体" w:eastAsia="宋体" w:cs="宋体"/>
-          <w:spacing w:val="2"/>
-          <w:sz w:val="24"/>
-          <w:szCs w:val="24"/>
-        </w:rPr>
         <w:t>培训管理制度》</w:t>
       </w:r>
       <w:r>
         <w:rPr>
-          <w:rFonts w:hint="eastAsia" w:ascii="宋体" w:hAnsi="宋体" w:eastAsia="宋体" w:cs="宋体"/>
-          <w:spacing w:val="2"/>
-          <w:sz w:val="24"/>
-          <w:szCs w:val="24"/>
+          <w:rFonts w:hint="eastAsia"/>
           <w:lang w:eastAsia="zh-CN"/>
         </w:rPr>
         <w:t>、《</w:t>
       </w:r>
       <w:r>
         <w:rPr>
-          <w:rFonts w:hint="eastAsia" w:ascii="宋体" w:hAnsi="宋体" w:eastAsia="宋体" w:cs="宋体"/>
-          <w:spacing w:val="2"/>
-          <w:sz w:val="24"/>
-          <w:szCs w:val="24"/>
+          <w:rFonts w:hint="eastAsia"/>
           <w:lang w:val="en-US" w:eastAsia="zh-CN"/>
         </w:rPr>
         <w:t>人员技能评定管理制度</w:t>
       </w:r>
       <w:r>
         <w:rPr>
-          <w:rFonts w:hint="eastAsia" w:ascii="宋体" w:hAnsi="宋体" w:eastAsia="宋体" w:cs="宋体"/>
-          <w:spacing w:val="2"/>
-          <w:sz w:val="24"/>
-          <w:szCs w:val="24"/>
+          <w:rFonts w:hint="eastAsia"/>
           <w:lang w:eastAsia="zh-CN"/>
         </w:rPr>
         <w:t>》、《</w:t>
       </w:r>
       <w:r>
         <w:rPr>
-          <w:rFonts w:hint="eastAsia" w:ascii="宋体" w:hAnsi="宋体" w:eastAsia="宋体" w:cs="宋体"/>
-          <w:spacing w:val="2"/>
-          <w:sz w:val="24"/>
-          <w:szCs w:val="24"/>
+          <w:rFonts w:hint="eastAsia"/>
           <w:lang w:val="en-US" w:eastAsia="zh-CN"/>
         </w:rPr>
         <w:t>人员绩效考核管理制度</w:t>
       </w:r>
       <w:r>
         <w:rPr>
-          <w:rFonts w:hint="eastAsia" w:ascii="宋体" w:hAnsi="宋体" w:eastAsia="宋体" w:cs="宋体"/>
-          <w:spacing w:val="2"/>
-          <w:sz w:val="24"/>
-          <w:szCs w:val="24"/>
+          <w:rFonts w:hint="eastAsia"/>
           <w:lang w:eastAsia="zh-CN"/>
         </w:rPr>
         <w:t>》</w:t>
       </w:r>
       <w:r>
-        <w:rPr>
-          <w:rFonts w:ascii="宋体" w:hAnsi="宋体" w:eastAsia="宋体" w:cs="宋体"/>
-          <w:spacing w:val="2"/>
-          <w:sz w:val="24"/>
-          <w:szCs w:val="24"/>
-        </w:rPr>
         <w:t>一并实施执行。</w:t>
       </w:r>
     </w:p>
     <w:p>
       <w:pPr>
-        <w:keepNext w:val="0"/>
-        <w:keepLines w:val="0"/>
-        <w:pageBreakBefore w:val="0"/>
-        <w:widowControl w:val="0"/>
+        <w:pStyle w:val="41"/>
         <w:numPr>
           <w:ilvl w:val="0"/>
           <w:numId w:val="5"/>
         </w:numPr>
-        <w:kinsoku w:val="0"/>
-        <w:wordWrap/>
-        <w:overflowPunct/>
-        <w:topLinePunct/>
-        <w:autoSpaceDE w:val="0"/>
-        <w:autoSpaceDN w:val="0"/>
         <w:bidi w:val="0"/>
-        <w:adjustRightInd w:val="0"/>
-        <w:snapToGrid w:val="0"/>
-        <w:spacing w:line="360" w:lineRule="auto"/>
-        <w:ind w:left="425" w:leftChars="0" w:hanging="425" w:firstLineChars="0"/>
-        <w:textAlignment w:val="baseline"/>
-        <w:rPr>
-          <w:rFonts w:ascii="宋体" w:hAnsi="宋体" w:eastAsia="宋体" w:cs="宋体"/>
-          <w:sz w:val="24"/>
-          <w:szCs w:val="24"/>
-        </w:rPr>
-      </w:pPr>
-      <w:r>
-        <w:rPr>
-          <w:rFonts w:ascii="宋体" w:hAnsi="宋体" w:eastAsia="宋体" w:cs="宋体"/>
-          <w:spacing w:val="-1"/>
-          <w:sz w:val="24"/>
-          <w:szCs w:val="24"/>
-        </w:rPr>
+      </w:pPr>
+      <w:r>
         <w:t>本制度最终解释权和修订权归</w:t>
       </w:r>
       <w:r>
         <w:rPr>
-          <w:rFonts w:hint="eastAsia" w:ascii="宋体" w:hAnsi="宋体" w:eastAsia="宋体" w:cs="宋体"/>
-          <w:spacing w:val="-1"/>
-          <w:sz w:val="24"/>
-          <w:szCs w:val="24"/>
+          <w:rFonts w:hint="eastAsia"/>
           <w:lang w:eastAsia="zh-CN"/>
         </w:rPr>
         <w:t>综合部</w:t>
       </w:r>
       <w:r>
-        <w:rPr>
-          <w:rFonts w:ascii="宋体" w:hAnsi="宋体" w:eastAsia="宋体" w:cs="宋体"/>
-          <w:spacing w:val="-1"/>
-          <w:sz w:val="24"/>
-          <w:szCs w:val="24"/>
-        </w:rPr>
         <w:t>。</w:t>
       </w:r>
     </w:p>
     <w:p>
       <w:pPr>
-        <w:keepNext w:val="0"/>
-        <w:keepLines w:val="0"/>
-        <w:pageBreakBefore w:val="0"/>
-        <w:widowControl w:val="0"/>
+        <w:pStyle w:val="41"/>
         <w:numPr>
           <w:ilvl w:val="0"/>
           <w:numId w:val="5"/>
         </w:numPr>
-        <w:kinsoku w:val="0"/>
-        <w:wordWrap/>
-        <w:overflowPunct/>
-        <w:topLinePunct/>
-        <w:autoSpaceDE w:val="0"/>
-        <w:autoSpaceDN w:val="0"/>
         <w:bidi w:val="0"/>
-        <w:adjustRightInd w:val="0"/>
-        <w:snapToGrid w:val="0"/>
-        <w:spacing w:line="360" w:lineRule="auto"/>
-        <w:ind w:left="425" w:leftChars="0" w:hanging="425" w:firstLineChars="0"/>
-        <w:textAlignment w:val="baseline"/>
-        <w:rPr>
-          <w:rFonts w:ascii="宋体" w:hAnsi="宋体" w:eastAsia="宋体" w:cs="宋体"/>
-          <w:spacing w:val="2"/>
-          <w:sz w:val="24"/>
-          <w:szCs w:val="24"/>
-        </w:rPr>
-      </w:pPr>
-      <w:r>
-        <w:rPr>
-          <w:rFonts w:ascii="宋体" w:hAnsi="宋体" w:eastAsia="宋体" w:cs="宋体"/>
-          <w:spacing w:val="-2"/>
-          <w:sz w:val="24"/>
-          <w:szCs w:val="24"/>
-        </w:rPr>
+      </w:pPr>
+      <w:r>
         <w:t>本制度自颁布之日起施行。</w:t>
       </w:r>
     </w:p>
@@ -4881,7 +4167,7 @@
       </w:pPr>
       <w:bookmarkStart w:id="24" w:name="bookmark8"/>
       <w:bookmarkEnd w:id="24"/>
-      <w:bookmarkStart w:id="25" w:name="_Toc11884"/>
+      <w:bookmarkStart w:id="25" w:name="_Toc19439"/>
       <w:r>
         <w:rPr>
           <w:rFonts w:hint="eastAsia"/>
@@ -4893,15 +4179,18 @@
     </w:p>
     <w:p>
       <w:pPr>
-        <w:pStyle w:val="41"/>
-        <w:keepLines w:val="0"/>
-        <w:pageBreakBefore w:val="0"/>
-        <w:widowControl w:val="0"/>
-        <w:wordWrap/>
-        <w:overflowPunct/>
+        <w:pStyle w:val="31"/>
         <w:bidi w:val="0"/>
-      </w:pPr>
-      <w:r>
+        <w:rPr>
+          <w:rFonts w:hint="eastAsia"/>
+          <w:lang w:val="en-US" w:eastAsia="zh-CN"/>
+        </w:rPr>
+      </w:pPr>
+      <w:r>
+        <w:rPr>
+          <w:rFonts w:hint="eastAsia"/>
+          <w:lang w:val="en-US" w:eastAsia="zh-CN"/>
+        </w:rPr>
         <w:t>《劳动合同管理制度》</w:t>
       </w:r>
     </w:p>
@@ -4915,7 +4204,7 @@
         <w:overflowPunct/>
         <w:bidi w:val="0"/>
       </w:pPr>
-      <w:bookmarkStart w:id="26" w:name="_Toc4564"/>
+      <w:bookmarkStart w:id="26" w:name="_Toc29564"/>
       <w:r>
         <w:t>记录</w:t>
       </w:r>
@@ -4924,39 +4213,33 @@
     <w:p>
       <w:pPr>
         <w:pStyle w:val="41"/>
-        <w:keepLines w:val="0"/>
-        <w:pageBreakBefore w:val="0"/>
-        <w:widowControl w:val="0"/>
-        <w:wordWrap/>
-        <w:overflowPunct/>
         <w:bidi w:val="0"/>
-      </w:pPr>
-      <w:r>
+        <w:rPr>
+          <w:rFonts w:hint="eastAsia"/>
+          <w:lang w:val="en-US" w:eastAsia="zh-CN"/>
+        </w:rPr>
+      </w:pPr>
+      <w:r>
+        <w:rPr>
+          <w:rFonts w:hint="eastAsia"/>
+          <w:lang w:val="en-US" w:eastAsia="zh-CN"/>
+        </w:rPr>
         <w:t>《人员储备计划》</w:t>
       </w:r>
     </w:p>
     <w:p>
       <w:pPr>
         <w:pStyle w:val="41"/>
-        <w:keepLines w:val="0"/>
-        <w:pageBreakBefore w:val="0"/>
-        <w:widowControl w:val="0"/>
-        <w:wordWrap/>
-        <w:overflowPunct/>
         <w:bidi w:val="0"/>
         <w:rPr>
-          <w:rFonts w:ascii="宋体" w:hAnsi="宋体" w:eastAsia="宋体" w:cs="宋体"/>
-          <w:spacing w:val="-6"/>
-          <w:sz w:val="24"/>
-          <w:szCs w:val="24"/>
-        </w:rPr>
-      </w:pPr>
-      <w:r>
-        <w:rPr>
-          <w:rFonts w:ascii="宋体" w:hAnsi="宋体" w:eastAsia="宋体" w:cs="宋体"/>
-          <w:spacing w:val="-6"/>
-          <w:sz w:val="24"/>
-          <w:szCs w:val="24"/>
+          <w:rFonts w:hint="eastAsia"/>
+          <w:lang w:val="en-US" w:eastAsia="zh-CN"/>
+        </w:rPr>
+      </w:pPr>
+      <w:r>
+        <w:rPr>
+          <w:rFonts w:hint="eastAsia"/>
+          <w:lang w:val="en-US" w:eastAsia="zh-CN"/>
         </w:rPr>
         <w:t>《人才盘点表》</w:t>
       </w:r>
@@ -4964,26 +4247,16 @@
     <w:p>
       <w:pPr>
         <w:pStyle w:val="41"/>
-        <w:keepLines w:val="0"/>
-        <w:pageBreakBefore w:val="0"/>
-        <w:widowControl w:val="0"/>
-        <w:wordWrap/>
-        <w:overflowPunct/>
         <w:bidi w:val="0"/>
         <w:rPr>
-          <w:rFonts w:hint="eastAsia" w:ascii="宋体" w:hAnsi="宋体" w:eastAsia="宋体" w:cs="宋体"/>
-          <w:spacing w:val="-6"/>
-          <w:sz w:val="24"/>
-          <w:szCs w:val="24"/>
-          <w:lang w:eastAsia="zh-CN"/>
-        </w:rPr>
-      </w:pPr>
-      <w:r>
-        <w:rPr>
-          <w:rFonts w:ascii="宋体" w:hAnsi="宋体" w:eastAsia="宋体" w:cs="宋体"/>
-          <w:spacing w:val="-4"/>
-          <w:sz w:val="24"/>
-          <w:szCs w:val="24"/>
+          <w:rFonts w:hint="eastAsia"/>
+          <w:lang w:val="en-US" w:eastAsia="zh-CN"/>
+        </w:rPr>
+      </w:pPr>
+      <w:r>
+        <w:rPr>
+          <w:rFonts w:hint="eastAsia"/>
+          <w:lang w:val="en-US" w:eastAsia="zh-CN"/>
         </w:rPr>
         <w:t>《后备人才评估表》</w:t>
       </w:r>
